--- a/documents/Secutity Spec.docx
+++ b/documents/Secutity Spec.docx
@@ -451,7 +451,7 @@
         <w:pStyle w:val="ListParagraph"/>
         <w:numPr>
           <w:ilvl w:val="0"/>
-          <w:numId w:val="22"/>
+          <w:numId w:val="1"/>
         </w:numPr>
       </w:pPr>
       <w:r>
@@ -463,7 +463,7 @@
         <w:pStyle w:val="ListParagraph"/>
         <w:numPr>
           <w:ilvl w:val="0"/>
-          <w:numId w:val="22"/>
+          <w:numId w:val="1"/>
         </w:numPr>
       </w:pPr>
       <w:r>
@@ -475,7 +475,7 @@
         <w:pStyle w:val="ListParagraph"/>
         <w:numPr>
           <w:ilvl w:val="0"/>
-          <w:numId w:val="22"/>
+          <w:numId w:val="1"/>
         </w:numPr>
       </w:pPr>
       <w:r>
@@ -526,7 +526,7 @@
         <w:pStyle w:val="ListParagraph"/>
         <w:numPr>
           <w:ilvl w:val="0"/>
-          <w:numId w:val="23"/>
+          <w:numId w:val="2"/>
         </w:numPr>
       </w:pPr>
       <w:r>
@@ -538,7 +538,7 @@
         <w:pStyle w:val="ListParagraph"/>
         <w:numPr>
           <w:ilvl w:val="0"/>
-          <w:numId w:val="23"/>
+          <w:numId w:val="2"/>
         </w:numPr>
       </w:pPr>
       <w:r>
@@ -550,7 +550,7 @@
         <w:pStyle w:val="ListParagraph"/>
         <w:numPr>
           <w:ilvl w:val="0"/>
-          <w:numId w:val="23"/>
+          <w:numId w:val="2"/>
         </w:numPr>
       </w:pPr>
       <w:r>
@@ -578,7 +578,7 @@
         <w:pStyle w:val="ListParagraph"/>
         <w:numPr>
           <w:ilvl w:val="0"/>
-          <w:numId w:val="24"/>
+          <w:numId w:val="3"/>
         </w:numPr>
       </w:pPr>
       <w:r>
@@ -590,7 +590,7 @@
         <w:pStyle w:val="ListParagraph"/>
         <w:numPr>
           <w:ilvl w:val="0"/>
-          <w:numId w:val="24"/>
+          <w:numId w:val="3"/>
         </w:numPr>
       </w:pPr>
       <w:r>
@@ -602,7 +602,7 @@
         <w:pStyle w:val="ListParagraph"/>
         <w:numPr>
           <w:ilvl w:val="0"/>
-          <w:numId w:val="24"/>
+          <w:numId w:val="3"/>
         </w:numPr>
       </w:pPr>
       <w:r>
@@ -630,7 +630,7 @@
         <w:pStyle w:val="ListParagraph"/>
         <w:numPr>
           <w:ilvl w:val="0"/>
-          <w:numId w:val="25"/>
+          <w:numId w:val="4"/>
         </w:numPr>
       </w:pPr>
       <w:r>
@@ -642,7 +642,7 @@
         <w:pStyle w:val="ListParagraph"/>
         <w:numPr>
           <w:ilvl w:val="0"/>
-          <w:numId w:val="25"/>
+          <w:numId w:val="4"/>
         </w:numPr>
       </w:pPr>
       <w:r>
@@ -744,7 +744,7 @@
         <w:pStyle w:val="ListParagraph"/>
         <w:numPr>
           <w:ilvl w:val="0"/>
-          <w:numId w:val="27"/>
+          <w:numId w:val="5"/>
         </w:numPr>
       </w:pPr>
       <w:r>
@@ -756,7 +756,7 @@
         <w:pStyle w:val="ListParagraph"/>
         <w:numPr>
           <w:ilvl w:val="0"/>
-          <w:numId w:val="27"/>
+          <w:numId w:val="5"/>
         </w:numPr>
       </w:pPr>
       <w:r>
@@ -768,7 +768,7 @@
         <w:pStyle w:val="ListParagraph"/>
         <w:numPr>
           <w:ilvl w:val="0"/>
-          <w:numId w:val="27"/>
+          <w:numId w:val="5"/>
         </w:numPr>
       </w:pPr>
       <w:r>
@@ -780,7 +780,7 @@
         <w:pStyle w:val="ListParagraph"/>
         <w:numPr>
           <w:ilvl w:val="0"/>
-          <w:numId w:val="27"/>
+          <w:numId w:val="5"/>
         </w:numPr>
       </w:pPr>
       <w:r>
@@ -792,7 +792,7 @@
         <w:pStyle w:val="ListParagraph"/>
         <w:numPr>
           <w:ilvl w:val="0"/>
-          <w:numId w:val="27"/>
+          <w:numId w:val="5"/>
         </w:numPr>
       </w:pPr>
       <w:r>
@@ -804,7 +804,7 @@
         <w:pStyle w:val="ListParagraph"/>
         <w:numPr>
           <w:ilvl w:val="0"/>
-          <w:numId w:val="27"/>
+          <w:numId w:val="5"/>
         </w:numPr>
       </w:pPr>
       <w:r>
@@ -880,7 +880,7 @@
         <w:pStyle w:val="ListParagraph"/>
         <w:numPr>
           <w:ilvl w:val="0"/>
-          <w:numId w:val="28"/>
+          <w:numId w:val="6"/>
         </w:numPr>
       </w:pPr>
       <w:proofErr w:type="spellStart"/>
@@ -897,7 +897,7 @@
         <w:pStyle w:val="ListParagraph"/>
         <w:numPr>
           <w:ilvl w:val="0"/>
-          <w:numId w:val="28"/>
+          <w:numId w:val="6"/>
         </w:numPr>
       </w:pPr>
       <w:proofErr w:type="spellStart"/>
@@ -911,7 +911,7 @@
         <w:pStyle w:val="ListParagraph"/>
         <w:numPr>
           <w:ilvl w:val="0"/>
-          <w:numId w:val="28"/>
+          <w:numId w:val="6"/>
         </w:numPr>
       </w:pPr>
       <w:proofErr w:type="spellStart"/>
@@ -925,7 +925,7 @@
         <w:pStyle w:val="ListParagraph"/>
         <w:numPr>
           <w:ilvl w:val="0"/>
-          <w:numId w:val="28"/>
+          <w:numId w:val="6"/>
         </w:numPr>
       </w:pPr>
       <w:proofErr w:type="spellStart"/>
@@ -939,7 +939,7 @@
         <w:pStyle w:val="ListParagraph"/>
         <w:numPr>
           <w:ilvl w:val="0"/>
-          <w:numId w:val="28"/>
+          <w:numId w:val="6"/>
         </w:numPr>
       </w:pPr>
       <w:proofErr w:type="spellStart"/>
@@ -953,7 +953,7 @@
         <w:pStyle w:val="ListParagraph"/>
         <w:numPr>
           <w:ilvl w:val="0"/>
-          <w:numId w:val="28"/>
+          <w:numId w:val="6"/>
         </w:numPr>
       </w:pPr>
       <w:proofErr w:type="spellStart"/>
@@ -967,7 +967,7 @@
         <w:pStyle w:val="ListParagraph"/>
         <w:numPr>
           <w:ilvl w:val="0"/>
-          <w:numId w:val="28"/>
+          <w:numId w:val="6"/>
         </w:numPr>
       </w:pPr>
       <w:proofErr w:type="spellStart"/>
@@ -981,7 +981,7 @@
         <w:pStyle w:val="ListParagraph"/>
         <w:numPr>
           <w:ilvl w:val="0"/>
-          <w:numId w:val="28"/>
+          <w:numId w:val="6"/>
         </w:numPr>
       </w:pPr>
       <w:r>
@@ -1031,7 +1031,7 @@
         <w:pStyle w:val="ListParagraph"/>
         <w:numPr>
           <w:ilvl w:val="0"/>
-          <w:numId w:val="29"/>
+          <w:numId w:val="7"/>
         </w:numPr>
       </w:pPr>
       <w:r>
@@ -1043,7 +1043,7 @@
         <w:pStyle w:val="ListParagraph"/>
         <w:numPr>
           <w:ilvl w:val="0"/>
-          <w:numId w:val="29"/>
+          <w:numId w:val="7"/>
         </w:numPr>
       </w:pPr>
       <w:r>
@@ -1055,7 +1055,7 @@
         <w:pStyle w:val="ListParagraph"/>
         <w:numPr>
           <w:ilvl w:val="0"/>
-          <w:numId w:val="29"/>
+          <w:numId w:val="7"/>
         </w:numPr>
       </w:pPr>
       <w:r>
@@ -1067,7 +1067,7 @@
         <w:pStyle w:val="ListParagraph"/>
         <w:numPr>
           <w:ilvl w:val="0"/>
-          <w:numId w:val="29"/>
+          <w:numId w:val="7"/>
         </w:numPr>
       </w:pPr>
       <w:r>
@@ -1079,7 +1079,7 @@
         <w:pStyle w:val="ListParagraph"/>
         <w:numPr>
           <w:ilvl w:val="0"/>
-          <w:numId w:val="29"/>
+          <w:numId w:val="7"/>
         </w:numPr>
       </w:pPr>
       <w:r>
@@ -1091,7 +1091,7 @@
         <w:pStyle w:val="ListParagraph"/>
         <w:numPr>
           <w:ilvl w:val="0"/>
-          <w:numId w:val="29"/>
+          <w:numId w:val="7"/>
         </w:numPr>
       </w:pPr>
       <w:r>
@@ -1103,7 +1103,7 @@
         <w:pStyle w:val="ListParagraph"/>
         <w:numPr>
           <w:ilvl w:val="0"/>
-          <w:numId w:val="29"/>
+          <w:numId w:val="7"/>
         </w:numPr>
       </w:pPr>
       <w:r>
@@ -1115,7 +1115,7 @@
         <w:pStyle w:val="ListParagraph"/>
         <w:numPr>
           <w:ilvl w:val="0"/>
-          <w:numId w:val="29"/>
+          <w:numId w:val="7"/>
         </w:numPr>
       </w:pPr>
       <w:r>
@@ -1144,7 +1144,7 @@
         <w:pStyle w:val="ListParagraph"/>
         <w:numPr>
           <w:ilvl w:val="0"/>
-          <w:numId w:val="30"/>
+          <w:numId w:val="8"/>
         </w:numPr>
       </w:pPr>
       <w:r>
@@ -1163,7 +1163,7 @@
         <w:pStyle w:val="ListParagraph"/>
         <w:numPr>
           <w:ilvl w:val="0"/>
-          <w:numId w:val="30"/>
+          <w:numId w:val="8"/>
         </w:numPr>
       </w:pPr>
       <w:r>
@@ -1182,7 +1182,7 @@
         <w:pStyle w:val="ListParagraph"/>
         <w:numPr>
           <w:ilvl w:val="0"/>
-          <w:numId w:val="30"/>
+          <w:numId w:val="8"/>
         </w:numPr>
       </w:pPr>
       <w:r>
@@ -1201,7 +1201,7 @@
         <w:pStyle w:val="ListParagraph"/>
         <w:numPr>
           <w:ilvl w:val="0"/>
-          <w:numId w:val="30"/>
+          <w:numId w:val="8"/>
         </w:numPr>
       </w:pPr>
       <w:r>
@@ -1278,7 +1278,7 @@
         <w:pStyle w:val="ListParagraph"/>
         <w:numPr>
           <w:ilvl w:val="0"/>
-          <w:numId w:val="31"/>
+          <w:numId w:val="9"/>
         </w:numPr>
       </w:pPr>
       <w:r>
@@ -1290,7 +1290,7 @@
         <w:pStyle w:val="ListParagraph"/>
         <w:numPr>
           <w:ilvl w:val="0"/>
-          <w:numId w:val="31"/>
+          <w:numId w:val="9"/>
         </w:numPr>
       </w:pPr>
       <w:r>
@@ -1302,7 +1302,7 @@
         <w:pStyle w:val="ListParagraph"/>
         <w:numPr>
           <w:ilvl w:val="0"/>
-          <w:numId w:val="31"/>
+          <w:numId w:val="9"/>
         </w:numPr>
       </w:pPr>
       <w:r>
@@ -1315,7 +1315,7 @@
         <w:pStyle w:val="ListParagraph"/>
         <w:numPr>
           <w:ilvl w:val="0"/>
-          <w:numId w:val="31"/>
+          <w:numId w:val="9"/>
         </w:numPr>
       </w:pPr>
       <w:r>
@@ -1327,7 +1327,7 @@
         <w:pStyle w:val="ListParagraph"/>
         <w:numPr>
           <w:ilvl w:val="0"/>
-          <w:numId w:val="31"/>
+          <w:numId w:val="9"/>
         </w:numPr>
       </w:pPr>
       <w:r>
@@ -1339,7 +1339,7 @@
         <w:pStyle w:val="ListParagraph"/>
         <w:numPr>
           <w:ilvl w:val="0"/>
-          <w:numId w:val="31"/>
+          <w:numId w:val="9"/>
         </w:numPr>
       </w:pPr>
       <w:r>
@@ -1351,7 +1351,7 @@
         <w:pStyle w:val="ListParagraph"/>
         <w:numPr>
           <w:ilvl w:val="0"/>
-          <w:numId w:val="31"/>
+          <w:numId w:val="9"/>
         </w:numPr>
       </w:pPr>
       <w:r>
@@ -1405,7 +1405,7 @@
         <w:pStyle w:val="ListParagraph"/>
         <w:numPr>
           <w:ilvl w:val="0"/>
-          <w:numId w:val="32"/>
+          <w:numId w:val="10"/>
         </w:numPr>
       </w:pPr>
       <w:r>
@@ -1417,7 +1417,7 @@
         <w:pStyle w:val="ListParagraph"/>
         <w:numPr>
           <w:ilvl w:val="0"/>
-          <w:numId w:val="32"/>
+          <w:numId w:val="10"/>
         </w:numPr>
       </w:pPr>
       <w:r>
@@ -1429,7 +1429,7 @@
         <w:pStyle w:val="ListParagraph"/>
         <w:numPr>
           <w:ilvl w:val="0"/>
-          <w:numId w:val="32"/>
+          <w:numId w:val="10"/>
         </w:numPr>
       </w:pPr>
       <w:r>
@@ -1441,7 +1441,7 @@
         <w:pStyle w:val="ListParagraph"/>
         <w:numPr>
           <w:ilvl w:val="0"/>
-          <w:numId w:val="32"/>
+          <w:numId w:val="10"/>
         </w:numPr>
       </w:pPr>
       <w:r>
@@ -1453,7 +1453,7 @@
         <w:pStyle w:val="ListParagraph"/>
         <w:numPr>
           <w:ilvl w:val="0"/>
-          <w:numId w:val="32"/>
+          <w:numId w:val="10"/>
         </w:numPr>
       </w:pPr>
       <w:r>
@@ -1497,7 +1497,7 @@
         <w:pStyle w:val="ListParagraph"/>
         <w:numPr>
           <w:ilvl w:val="0"/>
-          <w:numId w:val="33"/>
+          <w:numId w:val="11"/>
         </w:numPr>
       </w:pPr>
       <w:r>
@@ -1509,7 +1509,7 @@
         <w:pStyle w:val="ListParagraph"/>
         <w:numPr>
           <w:ilvl w:val="0"/>
-          <w:numId w:val="33"/>
+          <w:numId w:val="11"/>
         </w:numPr>
       </w:pPr>
       <w:r>
@@ -1521,7 +1521,7 @@
         <w:pStyle w:val="ListParagraph"/>
         <w:numPr>
           <w:ilvl w:val="0"/>
-          <w:numId w:val="33"/>
+          <w:numId w:val="11"/>
         </w:numPr>
       </w:pPr>
       <w:r>
@@ -1533,7 +1533,7 @@
         <w:pStyle w:val="ListParagraph"/>
         <w:numPr>
           <w:ilvl w:val="0"/>
-          <w:numId w:val="33"/>
+          <w:numId w:val="11"/>
         </w:numPr>
       </w:pPr>
       <w:r>
@@ -1545,7 +1545,7 @@
         <w:pStyle w:val="ListParagraph"/>
         <w:numPr>
           <w:ilvl w:val="0"/>
-          <w:numId w:val="33"/>
+          <w:numId w:val="11"/>
         </w:numPr>
       </w:pPr>
       <w:r>
@@ -1564,7 +1564,7 @@
         <w:pStyle w:val="ListParagraph"/>
         <w:numPr>
           <w:ilvl w:val="0"/>
-          <w:numId w:val="33"/>
+          <w:numId w:val="11"/>
         </w:numPr>
       </w:pPr>
       <w:r>
@@ -1583,7 +1583,7 @@
         <w:pStyle w:val="ListParagraph"/>
         <w:numPr>
           <w:ilvl w:val="0"/>
-          <w:numId w:val="33"/>
+          <w:numId w:val="11"/>
         </w:numPr>
       </w:pPr>
       <w:r>
@@ -1600,7 +1600,7 @@
         <w:pStyle w:val="ListParagraph"/>
         <w:numPr>
           <w:ilvl w:val="0"/>
-          <w:numId w:val="33"/>
+          <w:numId w:val="11"/>
         </w:numPr>
       </w:pPr>
       <w:r>
@@ -2511,7 +2511,7 @@
         <w:pStyle w:val="ListParagraph"/>
         <w:numPr>
           <w:ilvl w:val="0"/>
-          <w:numId w:val="34"/>
+          <w:numId w:val="12"/>
         </w:numPr>
       </w:pPr>
       <w:r>
@@ -2523,7 +2523,7 @@
         <w:pStyle w:val="ListParagraph"/>
         <w:numPr>
           <w:ilvl w:val="0"/>
-          <w:numId w:val="34"/>
+          <w:numId w:val="12"/>
         </w:numPr>
       </w:pPr>
       <w:r>
@@ -2535,7 +2535,7 @@
         <w:pStyle w:val="ListParagraph"/>
         <w:numPr>
           <w:ilvl w:val="0"/>
-          <w:numId w:val="34"/>
+          <w:numId w:val="12"/>
         </w:numPr>
       </w:pPr>
       <w:r>
@@ -2547,7 +2547,7 @@
         <w:pStyle w:val="ListParagraph"/>
         <w:numPr>
           <w:ilvl w:val="0"/>
-          <w:numId w:val="34"/>
+          <w:numId w:val="12"/>
         </w:numPr>
       </w:pPr>
       <w:r>
@@ -2582,7 +2582,7 @@
         <w:pStyle w:val="ListParagraph"/>
         <w:numPr>
           <w:ilvl w:val="0"/>
-          <w:numId w:val="35"/>
+          <w:numId w:val="13"/>
         </w:numPr>
       </w:pPr>
       <w:r>
@@ -2594,7 +2594,7 @@
         <w:pStyle w:val="ListParagraph"/>
         <w:numPr>
           <w:ilvl w:val="0"/>
-          <w:numId w:val="35"/>
+          <w:numId w:val="13"/>
         </w:numPr>
       </w:pPr>
       <w:r>
@@ -2606,7 +2606,7 @@
         <w:pStyle w:val="ListParagraph"/>
         <w:numPr>
           <w:ilvl w:val="0"/>
-          <w:numId w:val="35"/>
+          <w:numId w:val="13"/>
         </w:numPr>
       </w:pPr>
       <w:r>
@@ -2618,7 +2618,7 @@
         <w:pStyle w:val="ListParagraph"/>
         <w:numPr>
           <w:ilvl w:val="0"/>
-          <w:numId w:val="35"/>
+          <w:numId w:val="13"/>
         </w:numPr>
       </w:pPr>
       <w:r>
@@ -2635,7 +2635,7 @@
         <w:pStyle w:val="ListParagraph"/>
         <w:numPr>
           <w:ilvl w:val="0"/>
-          <w:numId w:val="36"/>
+          <w:numId w:val="14"/>
         </w:numPr>
       </w:pPr>
       <w:r>
@@ -2657,7 +2657,7 @@
         <w:pStyle w:val="ListParagraph"/>
         <w:numPr>
           <w:ilvl w:val="0"/>
-          <w:numId w:val="36"/>
+          <w:numId w:val="14"/>
         </w:numPr>
       </w:pPr>
       <w:r>
@@ -2673,7 +2673,7 @@
         <w:pStyle w:val="ListParagraph"/>
         <w:numPr>
           <w:ilvl w:val="0"/>
-          <w:numId w:val="36"/>
+          <w:numId w:val="14"/>
         </w:numPr>
       </w:pPr>
       <w:r>
@@ -2685,7 +2685,7 @@
         <w:pStyle w:val="ListParagraph"/>
         <w:numPr>
           <w:ilvl w:val="0"/>
-          <w:numId w:val="36"/>
+          <w:numId w:val="14"/>
         </w:numPr>
       </w:pPr>
       <w:r>
@@ -2744,7 +2744,7 @@
         <w:pStyle w:val="ListParagraph"/>
         <w:numPr>
           <w:ilvl w:val="0"/>
-          <w:numId w:val="37"/>
+          <w:numId w:val="15"/>
         </w:numPr>
       </w:pPr>
       <w:r>
@@ -2780,7 +2780,7 @@
         <w:pStyle w:val="ListParagraph"/>
         <w:numPr>
           <w:ilvl w:val="0"/>
-          <w:numId w:val="37"/>
+          <w:numId w:val="15"/>
         </w:numPr>
       </w:pPr>
       <w:r>
@@ -2811,7 +2811,7 @@
         <w:pStyle w:val="ListParagraph"/>
         <w:numPr>
           <w:ilvl w:val="0"/>
-          <w:numId w:val="37"/>
+          <w:numId w:val="15"/>
         </w:numPr>
       </w:pPr>
       <w:r>
@@ -2847,7 +2847,7 @@
         <w:pStyle w:val="ListParagraph"/>
         <w:numPr>
           <w:ilvl w:val="0"/>
-          <w:numId w:val="37"/>
+          <w:numId w:val="15"/>
         </w:numPr>
       </w:pPr>
       <w:r>
@@ -2883,7 +2883,7 @@
         <w:pStyle w:val="ListParagraph"/>
         <w:numPr>
           <w:ilvl w:val="0"/>
-          <w:numId w:val="37"/>
+          <w:numId w:val="15"/>
         </w:numPr>
       </w:pPr>
       <w:r>
@@ -2911,7 +2911,7 @@
         <w:pStyle w:val="ListParagraph"/>
         <w:numPr>
           <w:ilvl w:val="0"/>
-          <w:numId w:val="37"/>
+          <w:numId w:val="15"/>
         </w:numPr>
         <w:rPr>
           <w:b/>
@@ -2955,7 +2955,7 @@
         <w:pStyle w:val="ListParagraph"/>
         <w:numPr>
           <w:ilvl w:val="0"/>
-          <w:numId w:val="38"/>
+          <w:numId w:val="16"/>
         </w:numPr>
       </w:pPr>
       <w:r>
@@ -2967,7 +2967,7 @@
         <w:pStyle w:val="ListParagraph"/>
         <w:numPr>
           <w:ilvl w:val="0"/>
-          <w:numId w:val="38"/>
+          <w:numId w:val="16"/>
         </w:numPr>
       </w:pPr>
       <w:r>
@@ -2979,7 +2979,7 @@
         <w:pStyle w:val="ListParagraph"/>
         <w:numPr>
           <w:ilvl w:val="0"/>
-          <w:numId w:val="38"/>
+          <w:numId w:val="16"/>
         </w:numPr>
       </w:pPr>
       <w:r>
@@ -2991,7 +2991,7 @@
         <w:pStyle w:val="ListParagraph"/>
         <w:numPr>
           <w:ilvl w:val="0"/>
-          <w:numId w:val="38"/>
+          <w:numId w:val="16"/>
         </w:numPr>
       </w:pPr>
       <w:r>
@@ -3003,7 +3003,7 @@
         <w:pStyle w:val="ListParagraph"/>
         <w:numPr>
           <w:ilvl w:val="0"/>
-          <w:numId w:val="38"/>
+          <w:numId w:val="16"/>
         </w:numPr>
       </w:pPr>
       <w:r>
@@ -3015,7 +3015,7 @@
         <w:pStyle w:val="ListParagraph"/>
         <w:numPr>
           <w:ilvl w:val="0"/>
-          <w:numId w:val="38"/>
+          <w:numId w:val="16"/>
         </w:numPr>
       </w:pPr>
       <w:r>
@@ -3042,7 +3042,7 @@
         <w:pStyle w:val="ListParagraph"/>
         <w:numPr>
           <w:ilvl w:val="0"/>
-          <w:numId w:val="39"/>
+          <w:numId w:val="17"/>
         </w:numPr>
       </w:pPr>
       <w:r>
@@ -3054,7 +3054,7 @@
         <w:pStyle w:val="ListParagraph"/>
         <w:numPr>
           <w:ilvl w:val="0"/>
-          <w:numId w:val="39"/>
+          <w:numId w:val="17"/>
         </w:numPr>
       </w:pPr>
       <w:r>
@@ -3066,7 +3066,7 @@
         <w:pStyle w:val="ListParagraph"/>
         <w:numPr>
           <w:ilvl w:val="0"/>
-          <w:numId w:val="39"/>
+          <w:numId w:val="17"/>
         </w:numPr>
       </w:pPr>
       <w:r>
@@ -3104,7 +3104,7 @@
         <w:pStyle w:val="ListParagraph"/>
         <w:numPr>
           <w:ilvl w:val="0"/>
-          <w:numId w:val="40"/>
+          <w:numId w:val="18"/>
         </w:numPr>
       </w:pPr>
       <w:r>
@@ -3116,7 +3116,7 @@
         <w:pStyle w:val="ListParagraph"/>
         <w:numPr>
           <w:ilvl w:val="0"/>
-          <w:numId w:val="40"/>
+          <w:numId w:val="18"/>
         </w:numPr>
       </w:pPr>
       <w:r>
@@ -3128,7 +3128,7 @@
         <w:pStyle w:val="ListParagraph"/>
         <w:numPr>
           <w:ilvl w:val="0"/>
-          <w:numId w:val="40"/>
+          <w:numId w:val="18"/>
         </w:numPr>
       </w:pPr>
       <w:r>
@@ -3140,7 +3140,7 @@
         <w:pStyle w:val="ListParagraph"/>
         <w:numPr>
           <w:ilvl w:val="0"/>
-          <w:numId w:val="40"/>
+          <w:numId w:val="18"/>
         </w:numPr>
       </w:pPr>
       <w:r>
@@ -3152,7 +3152,7 @@
         <w:pStyle w:val="ListParagraph"/>
         <w:numPr>
           <w:ilvl w:val="0"/>
-          <w:numId w:val="40"/>
+          <w:numId w:val="18"/>
         </w:numPr>
       </w:pPr>
       <w:r>
@@ -3428,7 +3428,7 @@
         <w:pStyle w:val="ListParagraph"/>
         <w:numPr>
           <w:ilvl w:val="0"/>
-          <w:numId w:val="37"/>
+          <w:numId w:val="15"/>
         </w:numPr>
       </w:pPr>
       <w:r>
@@ -3440,7 +3440,7 @@
         <w:pStyle w:val="ListParagraph"/>
         <w:numPr>
           <w:ilvl w:val="0"/>
-          <w:numId w:val="37"/>
+          <w:numId w:val="15"/>
         </w:numPr>
       </w:pPr>
       <w:r>
@@ -3456,7 +3456,7 @@
         <w:pStyle w:val="ListParagraph"/>
         <w:numPr>
           <w:ilvl w:val="0"/>
-          <w:numId w:val="37"/>
+          <w:numId w:val="15"/>
         </w:numPr>
       </w:pPr>
       <w:r>
@@ -3468,7 +3468,7 @@
         <w:pStyle w:val="ListParagraph"/>
         <w:numPr>
           <w:ilvl w:val="0"/>
-          <w:numId w:val="37"/>
+          <w:numId w:val="15"/>
         </w:numPr>
       </w:pPr>
       <w:r>
@@ -3484,7 +3484,7 @@
         <w:pStyle w:val="ListParagraph"/>
         <w:numPr>
           <w:ilvl w:val="0"/>
-          <w:numId w:val="37"/>
+          <w:numId w:val="15"/>
         </w:numPr>
       </w:pPr>
       <w:r>
@@ -3495,6 +3495,2181 @@
         <w:t>trust folder access tokens</w:t>
       </w:r>
     </w:p>
+    <w:p/>
+    <w:p/>
+    <w:p/>
+    <w:p>
+      <w:pPr>
+        <w:pBdr>
+          <w:bottom w:val="double" w:sz="6" w:space="1" w:color="auto"/>
+        </w:pBdr>
+      </w:pPr>
+    </w:p>
+    <w:p>
+      <w:pPr>
+        <w:rPr>
+          <w:color w:val="000000" w:themeColor="text1"/>
+          <w:sz w:val="28"/>
+          <w:szCs w:val="28"/>
+        </w:rPr>
+      </w:pPr>
+    </w:p>
+    <w:p>
+      <w:pPr>
+        <w:jc w:val="center"/>
+        <w:rPr>
+          <w:b/>
+          <w:bCs/>
+          <w:color w:val="000000" w:themeColor="text1"/>
+          <w:sz w:val="28"/>
+          <w:szCs w:val="28"/>
+        </w:rPr>
+      </w:pPr>
+      <w:proofErr w:type="spellStart"/>
+      <w:r>
+        <w:rPr>
+          <w:b/>
+          <w:bCs/>
+          <w:color w:val="000000" w:themeColor="text1"/>
+          <w:sz w:val="28"/>
+          <w:szCs w:val="28"/>
+        </w:rPr>
+        <w:t>SemGrep</w:t>
+      </w:r>
+      <w:proofErr w:type="spellEnd"/>
+      <w:r>
+        <w:rPr>
+          <w:b/>
+          <w:bCs/>
+          <w:color w:val="000000" w:themeColor="text1"/>
+          <w:sz w:val="28"/>
+          <w:szCs w:val="28"/>
+        </w:rPr>
+        <w:t xml:space="preserve"> </w:t>
+      </w:r>
+      <w:proofErr w:type="spellStart"/>
+      <w:r>
+        <w:rPr>
+          <w:b/>
+          <w:bCs/>
+          <w:color w:val="000000" w:themeColor="text1"/>
+          <w:sz w:val="28"/>
+          <w:szCs w:val="28"/>
+        </w:rPr>
+        <w:t>Implimentation</w:t>
+      </w:r>
+      <w:proofErr w:type="spellEnd"/>
+    </w:p>
+    <w:p/>
+    <w:p>
+      <w:pPr>
+        <w:rPr>
+          <w:b/>
+          <w:bCs/>
+          <w:sz w:val="28"/>
+          <w:szCs w:val="28"/>
+        </w:rPr>
+      </w:pPr>
+      <w:r>
+        <w:rPr>
+          <w:b/>
+          <w:bCs/>
+          <w:sz w:val="28"/>
+          <w:szCs w:val="28"/>
+        </w:rPr>
+        <w:t xml:space="preserve">What is </w:t>
+      </w:r>
+      <w:proofErr w:type="spellStart"/>
+      <w:proofErr w:type="gramStart"/>
+      <w:r>
+        <w:rPr>
+          <w:b/>
+          <w:bCs/>
+          <w:sz w:val="28"/>
+          <w:szCs w:val="28"/>
+        </w:rPr>
+        <w:t>Semgrep</w:t>
+      </w:r>
+      <w:proofErr w:type="spellEnd"/>
+      <w:r>
+        <w:rPr>
+          <w:b/>
+          <w:bCs/>
+          <w:sz w:val="28"/>
+          <w:szCs w:val="28"/>
+        </w:rPr>
+        <w:t xml:space="preserve"> </w:t>
+      </w:r>
+      <w:r>
+        <w:rPr>
+          <w:b/>
+          <w:bCs/>
+          <w:sz w:val="28"/>
+          <w:szCs w:val="28"/>
+        </w:rPr>
+        <w:t>?</w:t>
+      </w:r>
+      <w:proofErr w:type="gramEnd"/>
+    </w:p>
+    <w:p>
+      <w:proofErr w:type="spellStart"/>
+      <w:r>
+        <w:t>Semgrep</w:t>
+      </w:r>
+      <w:proofErr w:type="spellEnd"/>
+      <w:r>
+        <w:t xml:space="preserve"> is a lightweight static analysis engine that scans our code for:</w:t>
+      </w:r>
+    </w:p>
+    <w:p>
+      <w:pPr>
+        <w:pStyle w:val="NoSpacing"/>
+        <w:numPr>
+          <w:ilvl w:val="0"/>
+          <w:numId w:val="19"/>
+        </w:numPr>
+      </w:pPr>
+      <w:r>
+        <w:lastRenderedPageBreak/>
+        <w:t>security vulnerabilities</w:t>
+      </w:r>
+    </w:p>
+    <w:p>
+      <w:pPr>
+        <w:pStyle w:val="NoSpacing"/>
+        <w:numPr>
+          <w:ilvl w:val="0"/>
+          <w:numId w:val="19"/>
+        </w:numPr>
+      </w:pPr>
+      <w:r>
+        <w:t>unsafe patterns</w:t>
+      </w:r>
+    </w:p>
+    <w:p>
+      <w:pPr>
+        <w:pStyle w:val="NoSpacing"/>
+        <w:numPr>
+          <w:ilvl w:val="0"/>
+          <w:numId w:val="19"/>
+        </w:numPr>
+      </w:pPr>
+      <w:r>
+        <w:t>bad API usage</w:t>
+      </w:r>
+    </w:p>
+    <w:p>
+      <w:pPr>
+        <w:pStyle w:val="NoSpacing"/>
+        <w:numPr>
+          <w:ilvl w:val="0"/>
+          <w:numId w:val="19"/>
+        </w:numPr>
+      </w:pPr>
+      <w:r>
+        <w:t>hardcoded secrets</w:t>
+      </w:r>
+    </w:p>
+    <w:p>
+      <w:pPr>
+        <w:pStyle w:val="NoSpacing"/>
+        <w:numPr>
+          <w:ilvl w:val="0"/>
+          <w:numId w:val="19"/>
+        </w:numPr>
+      </w:pPr>
+      <w:r>
+        <w:t>insecure file operations</w:t>
+      </w:r>
+    </w:p>
+    <w:p>
+      <w:pPr>
+        <w:pStyle w:val="NoSpacing"/>
+        <w:numPr>
+          <w:ilvl w:val="0"/>
+          <w:numId w:val="19"/>
+        </w:numPr>
+      </w:pPr>
+      <w:r>
+        <w:t>dangerous subprocess calls</w:t>
+      </w:r>
+    </w:p>
+    <w:p>
+      <w:pPr>
+        <w:pStyle w:val="NoSpacing"/>
+        <w:numPr>
+          <w:ilvl w:val="0"/>
+          <w:numId w:val="19"/>
+        </w:numPr>
+      </w:pPr>
+      <w:r>
+        <w:t>unsafe path handling</w:t>
+      </w:r>
+    </w:p>
+    <w:p>
+      <w:pPr>
+        <w:pStyle w:val="NoSpacing"/>
+        <w:numPr>
+          <w:ilvl w:val="0"/>
+          <w:numId w:val="19"/>
+        </w:numPr>
+      </w:pPr>
+      <w:r>
+        <w:t>ANY custom rule you define</w:t>
+      </w:r>
+    </w:p>
+    <w:p/>
+    <w:p>
+      <w:r>
+        <w:t>Mental Model:</w:t>
+      </w:r>
+      <w:proofErr w:type="gramStart"/>
+      <w:r>
+        <w:t xml:space="preserve">   </w:t>
+      </w:r>
+      <w:r>
+        <w:t>“</w:t>
+      </w:r>
+      <w:proofErr w:type="gramEnd"/>
+      <w:r>
+        <w:t xml:space="preserve">grep + AST + security </w:t>
+      </w:r>
+      <w:proofErr w:type="gramStart"/>
+      <w:r>
+        <w:t>brain”  that</w:t>
+      </w:r>
+      <w:proofErr w:type="gramEnd"/>
+      <w:r>
+        <w:t xml:space="preserve"> </w:t>
+      </w:r>
+      <w:r>
+        <w:t>we</w:t>
+      </w:r>
+      <w:r>
+        <w:t xml:space="preserve"> can program with your own rules.</w:t>
+      </w:r>
+    </w:p>
+    <w:p>
+      <w:r>
+        <w:t>It’s fast, local, and perfect for agentic codebases where safety must be enforced before execution.</w:t>
+      </w:r>
+    </w:p>
+    <w:p/>
+    <w:p>
+      <w:pPr>
+        <w:rPr>
+          <w:b/>
+          <w:bCs/>
+        </w:rPr>
+      </w:pPr>
+      <w:r>
+        <w:rPr>
+          <w:b/>
+          <w:bCs/>
+        </w:rPr>
+        <w:t>Implementing</w:t>
+      </w:r>
+      <w:r>
+        <w:rPr>
+          <w:b/>
+          <w:bCs/>
+        </w:rPr>
+        <w:t xml:space="preserve"> </w:t>
+      </w:r>
+      <w:proofErr w:type="spellStart"/>
+      <w:r>
+        <w:rPr>
+          <w:b/>
+          <w:bCs/>
+        </w:rPr>
+        <w:t>Semgrep</w:t>
+      </w:r>
+      <w:proofErr w:type="spellEnd"/>
+      <w:r>
+        <w:rPr>
+          <w:b/>
+          <w:bCs/>
+        </w:rPr>
+        <w:t xml:space="preserve"> in </w:t>
+      </w:r>
+      <w:proofErr w:type="spellStart"/>
+      <w:r>
+        <w:rPr>
+          <w:b/>
+          <w:bCs/>
+        </w:rPr>
+        <w:t>CleanSlateAI</w:t>
+      </w:r>
+      <w:proofErr w:type="spellEnd"/>
+      <w:r>
+        <w:rPr>
+          <w:b/>
+          <w:bCs/>
+        </w:rPr>
+        <w:t xml:space="preserve"> - My PC Assistant</w:t>
+      </w:r>
+    </w:p>
+    <w:p>
+      <w:pPr>
+        <w:rPr>
+          <w:b/>
+          <w:bCs/>
+        </w:rPr>
+      </w:pPr>
+      <w:r>
+        <w:rPr>
+          <w:b/>
+          <w:bCs/>
+        </w:rPr>
+        <w:t xml:space="preserve">   </w:t>
+      </w:r>
+      <w:r>
+        <w:t xml:space="preserve"> </w:t>
+      </w:r>
+      <w:r>
+        <w:t>Because</w:t>
+      </w:r>
+      <w:r>
+        <w:rPr>
+          <w:b/>
+          <w:bCs/>
+        </w:rPr>
+        <w:t xml:space="preserve"> runtime safety ≠ static safety.</w:t>
+      </w:r>
+    </w:p>
+    <w:p>
+      <w:pPr>
+        <w:rPr>
+          <w:b/>
+          <w:bCs/>
+        </w:rPr>
+      </w:pPr>
+      <w:proofErr w:type="spellStart"/>
+      <w:r>
+        <w:rPr>
+          <w:b/>
+          <w:bCs/>
+        </w:rPr>
+        <w:t>Semgrep</w:t>
+      </w:r>
+      <w:proofErr w:type="spellEnd"/>
+      <w:r>
+        <w:rPr>
+          <w:b/>
+          <w:bCs/>
+        </w:rPr>
+        <w:t xml:space="preserve"> </w:t>
+      </w:r>
+      <w:r>
+        <w:t>guarantee that</w:t>
+      </w:r>
+      <w:r>
+        <w:rPr>
+          <w:b/>
+          <w:bCs/>
+        </w:rPr>
+        <w:t xml:space="preserve"> </w:t>
+      </w:r>
+      <w:r>
+        <w:rPr>
+          <w:b/>
+          <w:bCs/>
+        </w:rPr>
+        <w:t>`</w:t>
+      </w:r>
+      <w:r>
+        <w:rPr>
+          <w:b/>
+          <w:bCs/>
+        </w:rPr>
+        <w:t>unsafe code can never enter our repo</w:t>
+      </w:r>
+      <w:r>
+        <w:rPr>
+          <w:b/>
+          <w:bCs/>
+        </w:rPr>
+        <w:t>`</w:t>
+      </w:r>
+      <w:r>
+        <w:rPr>
+          <w:b/>
+          <w:bCs/>
+        </w:rPr>
+        <w:t xml:space="preserve"> </w:t>
+      </w:r>
+      <w:r>
+        <w:t>in the first place.</w:t>
+      </w:r>
+    </w:p>
+    <w:p>
+      <w:pPr>
+        <w:rPr>
+          <w:b/>
+          <w:bCs/>
+        </w:rPr>
+      </w:pPr>
+      <w:r>
+        <w:rPr>
+          <w:b/>
+          <w:bCs/>
+        </w:rPr>
+        <w:t>Analysis:</w:t>
+      </w:r>
+    </w:p>
+    <w:p>
+      <w:pPr>
+        <w:rPr>
+          <w:b/>
+          <w:bCs/>
+        </w:rPr>
+      </w:pPr>
+      <w:r>
+        <w:rPr>
+          <w:b/>
+          <w:bCs/>
+        </w:rPr>
+        <w:t xml:space="preserve"> Since </w:t>
+      </w:r>
+      <w:proofErr w:type="spellStart"/>
+      <w:proofErr w:type="gramStart"/>
+      <w:r>
+        <w:rPr>
+          <w:b/>
+          <w:bCs/>
+        </w:rPr>
+        <w:t>CleanSlateAI</w:t>
+      </w:r>
+      <w:proofErr w:type="spellEnd"/>
+      <w:r>
+        <w:rPr>
+          <w:b/>
+          <w:bCs/>
+        </w:rPr>
+        <w:t xml:space="preserve"> </w:t>
+      </w:r>
+      <w:r>
+        <w:rPr>
+          <w:b/>
+          <w:bCs/>
+        </w:rPr>
+        <w:t>:</w:t>
+      </w:r>
+      <w:proofErr w:type="gramEnd"/>
+    </w:p>
+    <w:p>
+      <w:pPr>
+        <w:pStyle w:val="NoSpacing"/>
+        <w:numPr>
+          <w:ilvl w:val="0"/>
+          <w:numId w:val="20"/>
+        </w:numPr>
+      </w:pPr>
+      <w:r>
+        <w:t>moves files</w:t>
+      </w:r>
+    </w:p>
+    <w:p>
+      <w:pPr>
+        <w:pStyle w:val="NoSpacing"/>
+        <w:numPr>
+          <w:ilvl w:val="0"/>
+          <w:numId w:val="20"/>
+        </w:numPr>
+      </w:pPr>
+      <w:r>
+        <w:t>deletes files</w:t>
+      </w:r>
+    </w:p>
+    <w:p>
+      <w:pPr>
+        <w:pStyle w:val="NoSpacing"/>
+        <w:numPr>
+          <w:ilvl w:val="0"/>
+          <w:numId w:val="20"/>
+        </w:numPr>
+      </w:pPr>
+      <w:r>
+        <w:t>touches user directories</w:t>
+      </w:r>
+    </w:p>
+    <w:p>
+      <w:pPr>
+        <w:pStyle w:val="NoSpacing"/>
+        <w:numPr>
+          <w:ilvl w:val="0"/>
+          <w:numId w:val="20"/>
+        </w:numPr>
+      </w:pPr>
+      <w:r>
+        <w:t>handles sensitive data</w:t>
+      </w:r>
+    </w:p>
+    <w:p>
+      <w:pPr>
+        <w:pStyle w:val="NoSpacing"/>
+        <w:numPr>
+          <w:ilvl w:val="0"/>
+          <w:numId w:val="20"/>
+        </w:numPr>
+      </w:pPr>
+      <w:r>
+        <w:t>uses Gemini API keys</w:t>
+      </w:r>
+    </w:p>
+    <w:p>
+      <w:pPr>
+        <w:pStyle w:val="NoSpacing"/>
+        <w:numPr>
+          <w:ilvl w:val="0"/>
+          <w:numId w:val="20"/>
+        </w:numPr>
+      </w:pPr>
+      <w:r>
+        <w:t>runs automated weekly tasks</w:t>
+      </w:r>
+    </w:p>
+    <w:p>
+      <w:pPr>
+        <w:pStyle w:val="NoSpacing"/>
+        <w:numPr>
+          <w:ilvl w:val="0"/>
+          <w:numId w:val="20"/>
+        </w:numPr>
+      </w:pPr>
+      <w:r>
+        <w:t>performs rollback</w:t>
+      </w:r>
+    </w:p>
+    <w:p>
+      <w:pPr>
+        <w:pStyle w:val="NoSpacing"/>
+        <w:numPr>
+          <w:ilvl w:val="0"/>
+          <w:numId w:val="20"/>
+        </w:numPr>
+      </w:pPr>
+      <w:r>
+        <w:t>executes actions on the filesystem</w:t>
+      </w:r>
+    </w:p>
+    <w:p>
+      <w:pPr>
+        <w:pStyle w:val="NoSpacing"/>
+      </w:pPr>
+      <w:r>
+        <w:t xml:space="preserve">a simple </w:t>
+      </w:r>
+      <w:proofErr w:type="gramStart"/>
+      <w:r>
+        <w:t>code  `</w:t>
+      </w:r>
+      <w:proofErr w:type="gramEnd"/>
+      <w:r>
+        <w:rPr>
+          <w:rFonts w:ascii="Courier New" w:eastAsia="Times New Roman" w:hAnsi="Courier New" w:cs="Courier New"/>
+          <w:kern w:val="0"/>
+          <w:sz w:val="20"/>
+          <w:szCs w:val="20"/>
+          <w14:ligatures w14:val="none"/>
+        </w:rPr>
+        <w:t xml:space="preserve"> </w:t>
+      </w:r>
+      <w:proofErr w:type="spellStart"/>
+      <w:proofErr w:type="gramStart"/>
+      <w:r>
+        <w:rPr>
+          <w:b/>
+          <w:bCs/>
+        </w:rPr>
+        <w:t>os.remove</w:t>
+      </w:r>
+      <w:proofErr w:type="spellEnd"/>
+      <w:proofErr w:type="gramEnd"/>
+      <w:r>
+        <w:rPr>
+          <w:b/>
+          <w:bCs/>
+        </w:rPr>
+        <w:t>(path)</w:t>
+      </w:r>
+      <w:r>
+        <w:rPr>
+          <w:b/>
+          <w:bCs/>
+        </w:rPr>
+        <w:t>`</w:t>
+      </w:r>
+      <w:r>
+        <w:t xml:space="preserve"> </w:t>
+      </w:r>
+      <w:r>
+        <w:t>could bypass:</w:t>
+      </w:r>
+    </w:p>
+    <w:p>
+      <w:pPr>
+        <w:pStyle w:val="NoSpacing"/>
+        <w:numPr>
+          <w:ilvl w:val="0"/>
+          <w:numId w:val="21"/>
+        </w:numPr>
+      </w:pPr>
+      <w:r>
+        <w:t>HITL</w:t>
+      </w:r>
+    </w:p>
+    <w:p>
+      <w:pPr>
+        <w:pStyle w:val="NoSpacing"/>
+        <w:numPr>
+          <w:ilvl w:val="0"/>
+          <w:numId w:val="21"/>
+        </w:numPr>
+      </w:pPr>
+      <w:proofErr w:type="spellStart"/>
+      <w:r>
+        <w:t>safe_mode</w:t>
+      </w:r>
+      <w:proofErr w:type="spellEnd"/>
+    </w:p>
+    <w:p>
+      <w:pPr>
+        <w:pStyle w:val="NoSpacing"/>
+        <w:numPr>
+          <w:ilvl w:val="0"/>
+          <w:numId w:val="21"/>
+        </w:numPr>
+      </w:pPr>
+      <w:r>
+        <w:t>rollback</w:t>
+      </w:r>
+    </w:p>
+    <w:p>
+      <w:pPr>
+        <w:pStyle w:val="NoSpacing"/>
+        <w:numPr>
+          <w:ilvl w:val="0"/>
+          <w:numId w:val="21"/>
+        </w:numPr>
+      </w:pPr>
+      <w:r>
+        <w:t>sensitive file protection</w:t>
+      </w:r>
+    </w:p>
+    <w:p>
+      <w:pPr>
+        <w:pStyle w:val="NoSpacing"/>
+        <w:numPr>
+          <w:ilvl w:val="0"/>
+          <w:numId w:val="21"/>
+        </w:numPr>
+      </w:pPr>
+      <w:r>
+        <w:t xml:space="preserve">folder </w:t>
+      </w:r>
+      <w:proofErr w:type="gramStart"/>
+      <w:r>
+        <w:t>scope</w:t>
+      </w:r>
+      <w:r>
+        <w:t xml:space="preserve">  </w:t>
+      </w:r>
+      <w:r>
+        <w:t>And</w:t>
+      </w:r>
+      <w:proofErr w:type="gramEnd"/>
+      <w:r>
+        <w:t xml:space="preserve"> you’d never know until a user loses data.</w:t>
+      </w:r>
+    </w:p>
+    <w:p>
+      <w:pPr>
+        <w:pStyle w:val="NoSpacing"/>
+      </w:pPr>
+    </w:p>
+    <w:p>
+      <w:pPr>
+        <w:pStyle w:val="NoSpacing"/>
+        <w:rPr>
+          <w:b/>
+          <w:bCs/>
+        </w:rPr>
+      </w:pPr>
+      <w:proofErr w:type="spellStart"/>
+      <w:r>
+        <w:rPr>
+          <w:b/>
+          <w:bCs/>
+        </w:rPr>
+        <w:t>Semgrep</w:t>
+      </w:r>
+      <w:proofErr w:type="spellEnd"/>
+      <w:r>
+        <w:t xml:space="preserve"> </w:t>
+      </w:r>
+      <w:r>
+        <w:t xml:space="preserve">prevents that with </w:t>
+      </w:r>
+      <w:r>
+        <w:rPr>
+          <w:b/>
+          <w:bCs/>
+        </w:rPr>
+        <w:t>static safety</w:t>
+      </w:r>
+      <w:r>
+        <w:rPr>
+          <w:b/>
+          <w:bCs/>
+        </w:rPr>
+        <w:t xml:space="preserve">. </w:t>
+      </w:r>
+      <w:proofErr w:type="spellStart"/>
+      <w:r>
+        <w:rPr>
+          <w:b/>
+          <w:bCs/>
+        </w:rPr>
+        <w:t>Semgrep</w:t>
+      </w:r>
+      <w:proofErr w:type="spellEnd"/>
+      <w:r>
+        <w:rPr>
+          <w:b/>
+          <w:bCs/>
+        </w:rPr>
+        <w:t xml:space="preserve"> </w:t>
+      </w:r>
+      <w:r>
+        <w:rPr>
+          <w:b/>
+          <w:bCs/>
+        </w:rPr>
+        <w:t>enforce</w:t>
+      </w:r>
+      <w:r>
+        <w:rPr>
+          <w:b/>
+          <w:bCs/>
+        </w:rPr>
+        <w:t>s</w:t>
+      </w:r>
+      <w:r>
+        <w:rPr>
+          <w:b/>
+          <w:bCs/>
+        </w:rPr>
+        <w:t xml:space="preserve"> rules like:</w:t>
+      </w:r>
+    </w:p>
+    <w:p>
+      <w:pPr>
+        <w:pStyle w:val="NoSpacing"/>
+        <w:rPr>
+          <w:b/>
+          <w:bCs/>
+        </w:rPr>
+      </w:pPr>
+    </w:p>
+    <w:p>
+      <w:pPr>
+        <w:pStyle w:val="NoSpacing"/>
+      </w:pPr>
+      <w:r>
+        <w:rPr>
+          <w:rFonts w:ascii="Segoe UI Emoji" w:hAnsi="Segoe UI Emoji" w:cs="Segoe UI Emoji"/>
+        </w:rPr>
+        <w:t>❌</w:t>
+      </w:r>
+      <w:r>
+        <w:t xml:space="preserve"> No hardcoded API keys</w:t>
+      </w:r>
+    </w:p>
+    <w:p>
+      <w:pPr>
+        <w:pStyle w:val="NoSpacing"/>
+      </w:pPr>
+      <w:r>
+        <w:rPr>
+          <w:rFonts w:ascii="Segoe UI Emoji" w:hAnsi="Segoe UI Emoji" w:cs="Segoe UI Emoji"/>
+        </w:rPr>
+        <w:lastRenderedPageBreak/>
+        <w:t>❌</w:t>
+      </w:r>
+      <w:r>
+        <w:t xml:space="preserve"> No direct </w:t>
+      </w:r>
+      <w:proofErr w:type="spellStart"/>
+      <w:proofErr w:type="gramStart"/>
+      <w:r>
+        <w:t>os.remove</w:t>
+      </w:r>
+      <w:proofErr w:type="spellEnd"/>
+      <w:proofErr w:type="gramEnd"/>
+      <w:r>
+        <w:t>() without safety wrapper</w:t>
+      </w:r>
+    </w:p>
+    <w:p>
+      <w:pPr>
+        <w:pStyle w:val="NoSpacing"/>
+      </w:pPr>
+      <w:r>
+        <w:rPr>
+          <w:rFonts w:ascii="Segoe UI Emoji" w:hAnsi="Segoe UI Emoji" w:cs="Segoe UI Emoji"/>
+        </w:rPr>
+        <w:t>❌</w:t>
+      </w:r>
+      <w:r>
+        <w:t xml:space="preserve"> No direct </w:t>
+      </w:r>
+      <w:proofErr w:type="spellStart"/>
+      <w:proofErr w:type="gramStart"/>
+      <w:r>
+        <w:t>shutil.rmtree</w:t>
+      </w:r>
+      <w:proofErr w:type="spellEnd"/>
+      <w:proofErr w:type="gramEnd"/>
+      <w:r>
+        <w:t>()</w:t>
+      </w:r>
+    </w:p>
+    <w:p>
+      <w:pPr>
+        <w:pStyle w:val="NoSpacing"/>
+      </w:pPr>
+      <w:r>
+        <w:rPr>
+          <w:rFonts w:ascii="Segoe UI Emoji" w:hAnsi="Segoe UI Emoji" w:cs="Segoe UI Emoji"/>
+        </w:rPr>
+        <w:t>❌</w:t>
+      </w:r>
+      <w:r>
+        <w:t xml:space="preserve"> No writing outside </w:t>
+      </w:r>
+      <w:proofErr w:type="spellStart"/>
+      <w:r>
+        <w:t>allowed_paths</w:t>
+      </w:r>
+      <w:proofErr w:type="spellEnd"/>
+    </w:p>
+    <w:p>
+      <w:pPr>
+        <w:pStyle w:val="NoSpacing"/>
+      </w:pPr>
+      <w:r>
+        <w:rPr>
+          <w:rFonts w:ascii="Segoe UI Emoji" w:hAnsi="Segoe UI Emoji" w:cs="Segoe UI Emoji"/>
+        </w:rPr>
+        <w:t>❌</w:t>
+      </w:r>
+      <w:r>
+        <w:t xml:space="preserve"> No unvalidated user input passed to file operations</w:t>
+      </w:r>
+    </w:p>
+    <w:p>
+      <w:pPr>
+        <w:pStyle w:val="NoSpacing"/>
+      </w:pPr>
+      <w:r>
+        <w:rPr>
+          <w:rFonts w:ascii="Segoe UI Emoji" w:hAnsi="Segoe UI Emoji" w:cs="Segoe UI Emoji"/>
+        </w:rPr>
+        <w:t>❌</w:t>
+      </w:r>
+      <w:r>
+        <w:t xml:space="preserve"> No direct subprocess calls</w:t>
+      </w:r>
+    </w:p>
+    <w:p>
+      <w:pPr>
+        <w:pStyle w:val="NoSpacing"/>
+      </w:pPr>
+      <w:r>
+        <w:rPr>
+          <w:rFonts w:ascii="Segoe UI Emoji" w:hAnsi="Segoe UI Emoji" w:cs="Segoe UI Emoji"/>
+        </w:rPr>
+        <w:t>❌</w:t>
+      </w:r>
+      <w:r>
+        <w:t xml:space="preserve"> No unsafe path joins</w:t>
+      </w:r>
+    </w:p>
+    <w:p>
+      <w:pPr>
+        <w:pStyle w:val="NoSpacing"/>
+      </w:pPr>
+      <w:r>
+        <w:rPr>
+          <w:rFonts w:ascii="Segoe UI Emoji" w:hAnsi="Segoe UI Emoji" w:cs="Segoe UI Emoji"/>
+        </w:rPr>
+        <w:t>❌</w:t>
+      </w:r>
+      <w:r>
+        <w:t xml:space="preserve"> No absolute paths in logs</w:t>
+      </w:r>
+    </w:p>
+    <w:p>
+      <w:pPr>
+        <w:pStyle w:val="NoSpacing"/>
+      </w:pPr>
+    </w:p>
+    <w:p>
+      <w:pPr>
+        <w:pStyle w:val="NoSpacing"/>
+      </w:pPr>
+      <w:r>
+        <w:t xml:space="preserve">And </w:t>
+      </w:r>
+      <w:r>
+        <w:t>we</w:t>
+      </w:r>
+      <w:r>
+        <w:t xml:space="preserve"> can enforce:</w:t>
+      </w:r>
+    </w:p>
+    <w:p>
+      <w:pPr>
+        <w:pStyle w:val="NoSpacing"/>
+      </w:pPr>
+    </w:p>
+    <w:p>
+      <w:pPr>
+        <w:pStyle w:val="NoSpacing"/>
+      </w:pPr>
+      <w:r>
+        <w:rPr>
+          <w:rFonts w:ascii="Segoe UI Symbol" w:hAnsi="Segoe UI Symbol" w:cs="Segoe UI Symbol"/>
+        </w:rPr>
+        <w:t>✔</w:t>
+      </w:r>
+      <w:r>
+        <w:t xml:space="preserve"> All file operations must go through </w:t>
+      </w:r>
+      <w:proofErr w:type="spellStart"/>
+      <w:r>
+        <w:t>ExecutionNode</w:t>
+      </w:r>
+      <w:proofErr w:type="spellEnd"/>
+    </w:p>
+    <w:p>
+      <w:pPr>
+        <w:pStyle w:val="NoSpacing"/>
+      </w:pPr>
+      <w:r>
+        <w:rPr>
+          <w:rFonts w:ascii="Segoe UI Symbol" w:hAnsi="Segoe UI Symbol" w:cs="Segoe UI Symbol"/>
+        </w:rPr>
+        <w:t>✔</w:t>
+      </w:r>
+      <w:r>
+        <w:t xml:space="preserve"> All sensitive files must be routed to Authenticated folder</w:t>
+      </w:r>
+    </w:p>
+    <w:p>
+      <w:pPr>
+        <w:pStyle w:val="NoSpacing"/>
+      </w:pPr>
+      <w:r>
+        <w:rPr>
+          <w:rFonts w:ascii="Segoe UI Symbol" w:hAnsi="Segoe UI Symbol" w:cs="Segoe UI Symbol"/>
+        </w:rPr>
+        <w:t>✔</w:t>
+      </w:r>
+      <w:r>
+        <w:t xml:space="preserve"> All deletes must be guarded by HITL</w:t>
+      </w:r>
+    </w:p>
+    <w:p>
+      <w:pPr>
+        <w:pStyle w:val="NoSpacing"/>
+      </w:pPr>
+      <w:r>
+        <w:rPr>
+          <w:rFonts w:ascii="Segoe UI Symbol" w:hAnsi="Segoe UI Symbol" w:cs="Segoe UI Symbol"/>
+        </w:rPr>
+        <w:t>✔</w:t>
+      </w:r>
+      <w:r>
+        <w:t xml:space="preserve"> All planner actions must include rollback metadata</w:t>
+      </w:r>
+    </w:p>
+    <w:p>
+      <w:pPr>
+        <w:pStyle w:val="NoSpacing"/>
+      </w:pPr>
+      <w:proofErr w:type="spellStart"/>
+      <w:r>
+        <w:t>Semgrep</w:t>
+      </w:r>
+      <w:proofErr w:type="spellEnd"/>
+      <w:r>
+        <w:t xml:space="preserve"> is the perfect companion to our </w:t>
+      </w:r>
+      <w:r>
+        <w:rPr>
+          <w:b/>
+          <w:bCs/>
+        </w:rPr>
+        <w:t>ADK + Antigravity + TDD workflow.</w:t>
+      </w:r>
+    </w:p>
+    <w:p>
+      <w:pPr>
+        <w:pStyle w:val="NoSpacing"/>
+      </w:pPr>
+    </w:p>
+    <w:p>
+      <w:pPr>
+        <w:pStyle w:val="NoSpacing"/>
+        <w:rPr>
+          <w:b/>
+          <w:bCs/>
+          <w:sz w:val="28"/>
+          <w:szCs w:val="28"/>
+        </w:rPr>
+      </w:pPr>
+    </w:p>
+    <w:p>
+      <w:pPr>
+        <w:pStyle w:val="NoSpacing"/>
+        <w:rPr>
+          <w:b/>
+          <w:bCs/>
+          <w:sz w:val="28"/>
+          <w:szCs w:val="28"/>
+        </w:rPr>
+      </w:pPr>
+      <w:r>
+        <w:rPr>
+          <w:b/>
+          <w:bCs/>
+          <w:sz w:val="28"/>
+          <w:szCs w:val="28"/>
+        </w:rPr>
+        <w:t xml:space="preserve">How do we implement </w:t>
+      </w:r>
+      <w:proofErr w:type="spellStart"/>
+      <w:r>
+        <w:rPr>
+          <w:b/>
+          <w:bCs/>
+          <w:sz w:val="28"/>
+          <w:szCs w:val="28"/>
+        </w:rPr>
+        <w:t>Semgrep</w:t>
+      </w:r>
+      <w:proofErr w:type="spellEnd"/>
+      <w:r>
+        <w:rPr>
+          <w:b/>
+          <w:bCs/>
+          <w:sz w:val="28"/>
+          <w:szCs w:val="28"/>
+        </w:rPr>
+        <w:t xml:space="preserve"> in this project?</w:t>
+      </w:r>
+    </w:p>
+    <w:p>
+      <w:pPr>
+        <w:pStyle w:val="NoSpacing"/>
+      </w:pPr>
+    </w:p>
+    <w:p>
+      <w:pPr>
+        <w:pStyle w:val="NoSpacing"/>
+      </w:pPr>
+      <w:r>
+        <w:t>Our project already uses:</w:t>
+      </w:r>
+    </w:p>
+    <w:p>
+      <w:pPr>
+        <w:pStyle w:val="NoSpacing"/>
+        <w:numPr>
+          <w:ilvl w:val="0"/>
+          <w:numId w:val="22"/>
+        </w:numPr>
+      </w:pPr>
+      <w:r>
+        <w:t>TDD</w:t>
+      </w:r>
+    </w:p>
+    <w:p>
+      <w:pPr>
+        <w:pStyle w:val="NoSpacing"/>
+        <w:numPr>
+          <w:ilvl w:val="0"/>
+          <w:numId w:val="22"/>
+        </w:numPr>
+      </w:pPr>
+      <w:r>
+        <w:t>Pre</w:t>
+      </w:r>
+      <w:r>
+        <w:noBreakHyphen/>
+        <w:t>commit hooks</w:t>
+      </w:r>
+    </w:p>
+    <w:p>
+      <w:pPr>
+        <w:pStyle w:val="NoSpacing"/>
+        <w:numPr>
+          <w:ilvl w:val="0"/>
+          <w:numId w:val="22"/>
+        </w:numPr>
+      </w:pPr>
+      <w:r>
+        <w:t>Secure agent lifecycle</w:t>
+      </w:r>
+    </w:p>
+    <w:p>
+      <w:pPr>
+        <w:pStyle w:val="NoSpacing"/>
+        <w:numPr>
+          <w:ilvl w:val="0"/>
+          <w:numId w:val="22"/>
+        </w:numPr>
+      </w:pPr>
+      <w:r>
+        <w:t>Antigravity remediation loops</w:t>
+      </w:r>
+    </w:p>
+    <w:p>
+      <w:pPr>
+        <w:pStyle w:val="NoSpacing"/>
+        <w:numPr>
+          <w:ilvl w:val="0"/>
+          <w:numId w:val="22"/>
+        </w:numPr>
+      </w:pPr>
+      <w:proofErr w:type="spellStart"/>
+      <w:r>
+        <w:t>Semgrep</w:t>
+      </w:r>
+      <w:proofErr w:type="spellEnd"/>
+      <w:r>
+        <w:t xml:space="preserve"> fits directly into this pipeline.</w:t>
+      </w:r>
+    </w:p>
+    <w:p>
+      <w:pPr>
+        <w:pStyle w:val="NoSpacing"/>
+      </w:pPr>
+    </w:p>
+    <w:p>
+      <w:pPr>
+        <w:pStyle w:val="NoSpacing"/>
+        <w:rPr>
+          <w:b/>
+          <w:bCs/>
+        </w:rPr>
+      </w:pPr>
+      <w:r>
+        <w:rPr>
+          <w:b/>
+          <w:bCs/>
+        </w:rPr>
+        <w:t>We</w:t>
+      </w:r>
+      <w:r>
+        <w:rPr>
+          <w:b/>
+          <w:bCs/>
+        </w:rPr>
+        <w:t xml:space="preserve"> can enforce </w:t>
+      </w:r>
+      <w:proofErr w:type="spellStart"/>
+      <w:r>
+        <w:rPr>
+          <w:b/>
+          <w:bCs/>
+        </w:rPr>
+        <w:t>Semgrep</w:t>
+      </w:r>
+      <w:proofErr w:type="spellEnd"/>
+      <w:r>
+        <w:rPr>
+          <w:b/>
+          <w:bCs/>
+        </w:rPr>
+        <w:t xml:space="preserve"> at:</w:t>
+      </w:r>
+    </w:p>
+    <w:p>
+      <w:pPr>
+        <w:pStyle w:val="NoSpacing"/>
+      </w:pPr>
+    </w:p>
+    <w:p>
+      <w:pPr>
+        <w:pStyle w:val="NoSpacing"/>
+        <w:rPr>
+          <w:b/>
+          <w:bCs/>
+        </w:rPr>
+      </w:pPr>
+      <w:r>
+        <w:rPr>
+          <w:b/>
+          <w:bCs/>
+        </w:rPr>
+        <w:t>1. Pre</w:t>
+      </w:r>
+      <w:r>
+        <w:rPr>
+          <w:b/>
+          <w:bCs/>
+        </w:rPr>
+        <w:noBreakHyphen/>
+        <w:t>commit (local gate)</w:t>
+      </w:r>
+    </w:p>
+    <w:p>
+      <w:pPr>
+        <w:pStyle w:val="NoSpacing"/>
+      </w:pPr>
+      <w:r>
+        <w:t>Block insecure code before it ever leaves your machine.</w:t>
+      </w:r>
+    </w:p>
+    <w:p>
+      <w:pPr>
+        <w:pStyle w:val="NoSpacing"/>
+      </w:pPr>
+    </w:p>
+    <w:p>
+      <w:pPr>
+        <w:pStyle w:val="NoSpacing"/>
+        <w:rPr>
+          <w:b/>
+          <w:bCs/>
+        </w:rPr>
+      </w:pPr>
+      <w:r>
+        <w:rPr>
+          <w:b/>
+          <w:bCs/>
+        </w:rPr>
+        <w:t>2. Antigravity remediation loop</w:t>
+      </w:r>
+    </w:p>
+    <w:p>
+      <w:pPr>
+        <w:pStyle w:val="NoSpacing"/>
+      </w:pPr>
+      <w:r>
+        <w:t xml:space="preserve">When </w:t>
+      </w:r>
+      <w:proofErr w:type="spellStart"/>
+      <w:r>
+        <w:t>Semgrep</w:t>
+      </w:r>
+      <w:proofErr w:type="spellEnd"/>
+      <w:r>
+        <w:t xml:space="preserve"> fails, Antigravity can:</w:t>
+      </w:r>
+    </w:p>
+    <w:p>
+      <w:pPr>
+        <w:pStyle w:val="NoSpacing"/>
+        <w:numPr>
+          <w:ilvl w:val="0"/>
+          <w:numId w:val="23"/>
+        </w:numPr>
+      </w:pPr>
+      <w:r>
+        <w:t>read the failure</w:t>
+      </w:r>
+    </w:p>
+    <w:p>
+      <w:pPr>
+        <w:pStyle w:val="NoSpacing"/>
+        <w:numPr>
+          <w:ilvl w:val="0"/>
+          <w:numId w:val="23"/>
+        </w:numPr>
+      </w:pPr>
+      <w:r>
+        <w:t>fix the code</w:t>
+      </w:r>
+    </w:p>
+    <w:p>
+      <w:pPr>
+        <w:pStyle w:val="NoSpacing"/>
+        <w:numPr>
+          <w:ilvl w:val="0"/>
+          <w:numId w:val="23"/>
+        </w:numPr>
+      </w:pPr>
+      <w:r>
+        <w:t>re-run tests</w:t>
+      </w:r>
+    </w:p>
+    <w:p>
+      <w:pPr>
+        <w:pStyle w:val="NoSpacing"/>
+        <w:numPr>
+          <w:ilvl w:val="0"/>
+          <w:numId w:val="23"/>
+        </w:numPr>
+      </w:pPr>
+      <w:r>
+        <w:t xml:space="preserve">re-run </w:t>
+      </w:r>
+      <w:proofErr w:type="spellStart"/>
+      <w:r>
+        <w:t>Semgrep</w:t>
+      </w:r>
+      <w:proofErr w:type="spellEnd"/>
+    </w:p>
+    <w:p>
+      <w:pPr>
+        <w:pStyle w:val="NoSpacing"/>
+        <w:numPr>
+          <w:ilvl w:val="0"/>
+          <w:numId w:val="23"/>
+        </w:numPr>
+      </w:pPr>
+      <w:r>
+        <w:t>retry the commit</w:t>
+      </w:r>
+    </w:p>
+    <w:p>
+      <w:pPr>
+        <w:pStyle w:val="NoSpacing"/>
+      </w:pPr>
+    </w:p>
+    <w:p>
+      <w:pPr>
+        <w:pStyle w:val="NoSpacing"/>
+        <w:rPr>
+          <w:b/>
+          <w:bCs/>
+        </w:rPr>
+      </w:pPr>
+      <w:r>
+        <w:rPr>
+          <w:b/>
+          <w:bCs/>
+        </w:rPr>
+        <w:t>3. CI/CD (optional)</w:t>
+      </w:r>
+    </w:p>
+    <w:p>
+      <w:pPr>
+        <w:pStyle w:val="NoSpacing"/>
+      </w:pPr>
+      <w:r>
+        <w:t>We</w:t>
+      </w:r>
+      <w:r>
+        <w:t xml:space="preserve"> can run </w:t>
+      </w:r>
+      <w:proofErr w:type="spellStart"/>
+      <w:r>
+        <w:t>Semgrep</w:t>
+      </w:r>
+      <w:proofErr w:type="spellEnd"/>
+      <w:r>
+        <w:t xml:space="preserve"> in GitHub Actions or Kaggle Notebook CI.</w:t>
+      </w:r>
+    </w:p>
+    <w:p>
+      <w:pPr>
+        <w:pStyle w:val="NoSpacing"/>
+      </w:pPr>
+    </w:p>
+    <w:p>
+      <w:pPr>
+        <w:pStyle w:val="NoSpacing"/>
+        <w:rPr>
+          <w:b/>
+          <w:bCs/>
+          <w:sz w:val="28"/>
+          <w:szCs w:val="28"/>
+        </w:rPr>
+      </w:pPr>
+      <w:r>
+        <w:rPr>
+          <w:b/>
+          <w:bCs/>
+          <w:sz w:val="28"/>
+          <w:szCs w:val="28"/>
+        </w:rPr>
+        <w:lastRenderedPageBreak/>
+        <w:t xml:space="preserve">What rules should </w:t>
+      </w:r>
+      <w:r>
+        <w:rPr>
+          <w:b/>
+          <w:bCs/>
+          <w:sz w:val="28"/>
+          <w:szCs w:val="28"/>
+        </w:rPr>
+        <w:t>we</w:t>
+      </w:r>
+      <w:r>
+        <w:rPr>
+          <w:b/>
+          <w:bCs/>
+          <w:sz w:val="28"/>
+          <w:szCs w:val="28"/>
+        </w:rPr>
+        <w:t xml:space="preserve"> add for this project?</w:t>
+      </w:r>
+    </w:p>
+    <w:p>
+      <w:pPr>
+        <w:pStyle w:val="NoSpacing"/>
+      </w:pPr>
+      <w:r>
+        <w:rPr>
+          <w:b/>
+          <w:bCs/>
+          <w:sz w:val="28"/>
+          <w:szCs w:val="28"/>
+        </w:rPr>
+        <w:t>M</w:t>
+      </w:r>
+      <w:r>
+        <w:t>ust</w:t>
+      </w:r>
+      <w:r>
+        <w:noBreakHyphen/>
+        <w:t>have rules for our ADK agent:</w:t>
+      </w:r>
+    </w:p>
+    <w:p>
+      <w:pPr>
+        <w:pStyle w:val="NoSpacing"/>
+      </w:pPr>
+    </w:p>
+    <w:p>
+      <w:pPr>
+        <w:pStyle w:val="NoSpacing"/>
+        <w:rPr>
+          <w:rFonts w:ascii="Segoe UI Emoji" w:hAnsi="Segoe UI Emoji" w:cs="Segoe UI Emoji"/>
+          <w:b/>
+          <w:bCs/>
+        </w:rPr>
+      </w:pPr>
+      <w:r>
+        <w:rPr>
+          <w:rFonts w:ascii="Segoe UI Emoji" w:hAnsi="Segoe UI Emoji" w:cs="Segoe UI Emoji"/>
+          <w:b/>
+          <w:bCs/>
+        </w:rPr>
+        <w:t>1.</w:t>
+      </w:r>
+      <w:r>
+        <w:rPr>
+          <w:rFonts w:ascii="Segoe UI Emoji" w:hAnsi="Segoe UI Emoji" w:cs="Segoe UI Emoji"/>
+          <w:b/>
+          <w:bCs/>
+        </w:rPr>
+        <w:t>Hardcoded secrets</w:t>
+      </w:r>
+    </w:p>
+    <w:p>
+      <w:pPr>
+        <w:pStyle w:val="NoSpacing"/>
+        <w:ind w:left="720"/>
+        <w:rPr>
+          <w:rFonts w:ascii="Segoe UI Emoji" w:hAnsi="Segoe UI Emoji" w:cs="Segoe UI Emoji"/>
+          <w:b/>
+          <w:bCs/>
+        </w:rPr>
+      </w:pPr>
+    </w:p>
+    <w:p>
+      <w:pPr>
+        <w:pStyle w:val="NoSpacing"/>
+        <w:rPr>
+          <w:rFonts w:ascii="Segoe UI Emoji" w:hAnsi="Segoe UI Emoji" w:cs="Segoe UI Emoji"/>
+          <w:b/>
+          <w:bCs/>
+          <w:i/>
+          <w:iCs/>
+        </w:rPr>
+      </w:pPr>
+      <w:r>
+        <w:rPr>
+          <w:rFonts w:ascii="Segoe UI Emoji" w:hAnsi="Segoe UI Emoji" w:cs="Segoe UI Emoji"/>
+          <w:b/>
+          <w:bCs/>
+        </w:rPr>
+        <w:t>Detect</w:t>
+      </w:r>
+      <w:r>
+        <w:rPr>
+          <w:rFonts w:ascii="Segoe UI Emoji" w:hAnsi="Segoe UI Emoji" w:cs="Segoe UI Emoji"/>
+          <w:b/>
+          <w:bCs/>
+          <w:i/>
+          <w:iCs/>
+        </w:rPr>
+        <w:t>:</w:t>
+      </w:r>
+      <w:r>
+        <w:rPr>
+          <w:rFonts w:ascii="Segoe UI Emoji" w:hAnsi="Segoe UI Emoji" w:cs="Segoe UI Emoji"/>
+          <w:b/>
+          <w:bCs/>
+          <w:i/>
+          <w:iCs/>
+        </w:rPr>
+        <w:t xml:space="preserve"> </w:t>
+      </w:r>
+      <w:r>
+        <w:rPr>
+          <w:rFonts w:ascii="Segoe UI Emoji" w:hAnsi="Segoe UI Emoji" w:cs="Segoe UI Emoji"/>
+          <w:b/>
+          <w:bCs/>
+          <w:i/>
+          <w:iCs/>
+        </w:rPr>
+        <w:t xml:space="preserve"> </w:t>
+      </w:r>
+      <w:proofErr w:type="spellStart"/>
+      <w:r>
+        <w:rPr>
+          <w:rFonts w:ascii="Segoe UI Emoji" w:hAnsi="Segoe UI Emoji" w:cs="Segoe UI Emoji"/>
+          <w:i/>
+          <w:iCs/>
+        </w:rPr>
+        <w:t>AIzaSy</w:t>
+      </w:r>
+      <w:proofErr w:type="spellEnd"/>
+      <w:r>
+        <w:rPr>
+          <w:rFonts w:ascii="Segoe UI Emoji" w:hAnsi="Segoe UI Emoji" w:cs="Segoe UI Emoji"/>
+          <w:i/>
+          <w:iCs/>
+        </w:rPr>
+        <w:t>[A-Za-z0-9_</w:t>
+      </w:r>
+      <w:proofErr w:type="gramStart"/>
+      <w:r>
+        <w:rPr>
+          <w:rFonts w:ascii="Segoe UI Emoji" w:hAnsi="Segoe UI Emoji" w:cs="Segoe UI Emoji"/>
+          <w:i/>
+          <w:iCs/>
+        </w:rPr>
+        <w:t>-]+</w:t>
+      </w:r>
+      <w:proofErr w:type="gramEnd"/>
+    </w:p>
+    <w:p>
+      <w:pPr>
+        <w:pStyle w:val="NoSpacing"/>
+        <w:rPr>
+          <w:rFonts w:ascii="Segoe UI Emoji" w:hAnsi="Segoe UI Emoji" w:cs="Segoe UI Emoji"/>
+        </w:rPr>
+      </w:pPr>
+    </w:p>
+    <w:p>
+      <w:pPr>
+        <w:pStyle w:val="NoSpacing"/>
+        <w:rPr>
+          <w:rFonts w:ascii="Segoe UI Emoji" w:hAnsi="Segoe UI Emoji" w:cs="Segoe UI Emoji"/>
+          <w:b/>
+          <w:bCs/>
+        </w:rPr>
+      </w:pPr>
+      <w:r>
+        <w:rPr>
+          <w:rFonts w:ascii="Segoe UI Emoji" w:hAnsi="Segoe UI Emoji" w:cs="Segoe UI Emoji"/>
+          <w:b/>
+          <w:bCs/>
+        </w:rPr>
+        <w:t>2. Unsafe file operations</w:t>
+      </w:r>
+    </w:p>
+    <w:p>
+      <w:pPr>
+        <w:pStyle w:val="NoSpacing"/>
+        <w:rPr>
+          <w:rFonts w:ascii="Segoe UI Emoji" w:hAnsi="Segoe UI Emoji" w:cs="Segoe UI Emoji"/>
+        </w:rPr>
+      </w:pPr>
+    </w:p>
+    <w:p>
+      <w:pPr>
+        <w:pStyle w:val="NoSpacing"/>
+        <w:rPr>
+          <w:rFonts w:ascii="Segoe UI Emoji" w:hAnsi="Segoe UI Emoji" w:cs="Segoe UI Emoji"/>
+          <w:b/>
+          <w:bCs/>
+        </w:rPr>
+      </w:pPr>
+      <w:r>
+        <w:rPr>
+          <w:rFonts w:ascii="Segoe UI Emoji" w:hAnsi="Segoe UI Emoji" w:cs="Segoe UI Emoji"/>
+          <w:b/>
+          <w:bCs/>
+        </w:rPr>
+        <w:t>Block:</w:t>
+      </w:r>
+    </w:p>
+    <w:p>
+      <w:pPr>
+        <w:pStyle w:val="NoSpacing"/>
+        <w:rPr>
+          <w:rFonts w:ascii="Segoe UI Emoji" w:hAnsi="Segoe UI Emoji" w:cs="Segoe UI Emoji"/>
+        </w:rPr>
+      </w:pPr>
+    </w:p>
+    <w:p>
+      <w:pPr>
+        <w:pStyle w:val="NoSpacing"/>
+        <w:numPr>
+          <w:ilvl w:val="0"/>
+          <w:numId w:val="24"/>
+        </w:numPr>
+      </w:pPr>
+      <w:proofErr w:type="spellStart"/>
+      <w:proofErr w:type="gramStart"/>
+      <w:r>
+        <w:t>os.remove</w:t>
+      </w:r>
+      <w:proofErr w:type="spellEnd"/>
+      <w:proofErr w:type="gramEnd"/>
+    </w:p>
+    <w:p>
+      <w:pPr>
+        <w:pStyle w:val="NoSpacing"/>
+        <w:numPr>
+          <w:ilvl w:val="0"/>
+          <w:numId w:val="24"/>
+        </w:numPr>
+      </w:pPr>
+      <w:proofErr w:type="spellStart"/>
+      <w:proofErr w:type="gramStart"/>
+      <w:r>
+        <w:t>os.rmdir</w:t>
+      </w:r>
+      <w:proofErr w:type="spellEnd"/>
+      <w:proofErr w:type="gramEnd"/>
+    </w:p>
+    <w:p>
+      <w:pPr>
+        <w:pStyle w:val="NoSpacing"/>
+        <w:numPr>
+          <w:ilvl w:val="0"/>
+          <w:numId w:val="24"/>
+        </w:numPr>
+      </w:pPr>
+      <w:proofErr w:type="spellStart"/>
+      <w:proofErr w:type="gramStart"/>
+      <w:r>
+        <w:t>shutil.rmtree</w:t>
+      </w:r>
+      <w:proofErr w:type="spellEnd"/>
+      <w:proofErr w:type="gramEnd"/>
+    </w:p>
+    <w:p>
+      <w:pPr>
+        <w:pStyle w:val="NoSpacing"/>
+        <w:numPr>
+          <w:ilvl w:val="0"/>
+          <w:numId w:val="24"/>
+        </w:numPr>
+      </w:pPr>
+      <w:proofErr w:type="gramStart"/>
+      <w:r>
+        <w:rPr>
+          <w:rFonts w:ascii="Segoe UI Emoji" w:hAnsi="Segoe UI Emoji" w:cs="Segoe UI Emoji"/>
+        </w:rPr>
+        <w:t>open(</w:t>
+      </w:r>
+      <w:proofErr w:type="gramEnd"/>
+      <w:r>
+        <w:rPr>
+          <w:rFonts w:ascii="Segoe UI Emoji" w:hAnsi="Segoe UI Emoji" w:cs="Segoe UI Emoji"/>
+        </w:rPr>
+        <w:t>..., "w") outside allowed paths</w:t>
+      </w:r>
+    </w:p>
+    <w:p>
+      <w:pPr>
+        <w:pStyle w:val="NoSpacing"/>
+        <w:rPr>
+          <w:rFonts w:ascii="Segoe UI Emoji" w:hAnsi="Segoe UI Emoji" w:cs="Segoe UI Emoji"/>
+        </w:rPr>
+      </w:pPr>
+    </w:p>
+    <w:p>
+      <w:pPr>
+        <w:pStyle w:val="NoSpacing"/>
+        <w:rPr>
+          <w:rFonts w:ascii="Segoe UI Emoji" w:hAnsi="Segoe UI Emoji" w:cs="Segoe UI Emoji"/>
+        </w:rPr>
+      </w:pPr>
+      <w:r>
+        <w:rPr>
+          <w:rFonts w:ascii="Segoe UI Emoji" w:hAnsi="Segoe UI Emoji" w:cs="Segoe UI Emoji"/>
+          <w:b/>
+          <w:bCs/>
+        </w:rPr>
+        <w:t>3. Sensitive file mishandling</w:t>
+      </w:r>
+    </w:p>
+    <w:p>
+      <w:pPr>
+        <w:pStyle w:val="NoSpacing"/>
+        <w:rPr>
+          <w:rFonts w:ascii="Segoe UI Emoji" w:hAnsi="Segoe UI Emoji" w:cs="Segoe UI Emoji"/>
+        </w:rPr>
+      </w:pPr>
+      <w:r>
+        <w:rPr>
+          <w:rFonts w:ascii="Segoe UI Emoji" w:hAnsi="Segoe UI Emoji" w:cs="Segoe UI Emoji"/>
+          <w:b/>
+          <w:bCs/>
+        </w:rPr>
+        <w:t>Ensure:</w:t>
+      </w:r>
+    </w:p>
+    <w:p>
+      <w:pPr>
+        <w:pStyle w:val="NoSpacing"/>
+        <w:numPr>
+          <w:ilvl w:val="0"/>
+          <w:numId w:val="25"/>
+        </w:numPr>
+      </w:pPr>
+      <w:r>
+        <w:t>sensitive files are only moved to Authenticated folder</w:t>
+      </w:r>
+    </w:p>
+    <w:p>
+      <w:pPr>
+        <w:pStyle w:val="NoSpacing"/>
+        <w:numPr>
+          <w:ilvl w:val="0"/>
+          <w:numId w:val="25"/>
+        </w:numPr>
+      </w:pPr>
+      <w:r>
+        <w:t>never deleted</w:t>
+      </w:r>
+    </w:p>
+    <w:p>
+      <w:pPr>
+        <w:pStyle w:val="NoSpacing"/>
+        <w:numPr>
+          <w:ilvl w:val="0"/>
+          <w:numId w:val="25"/>
+        </w:numPr>
+      </w:pPr>
+      <w:r>
+        <w:t>never compressed</w:t>
+      </w:r>
+    </w:p>
+    <w:p>
+      <w:pPr>
+        <w:pStyle w:val="NoSpacing"/>
+        <w:numPr>
+          <w:ilvl w:val="0"/>
+          <w:numId w:val="25"/>
+        </w:numPr>
+      </w:pPr>
+      <w:r>
+        <w:t>never logged with full path</w:t>
+      </w:r>
+    </w:p>
+    <w:p>
+      <w:pPr>
+        <w:pStyle w:val="NoSpacing"/>
+      </w:pPr>
+    </w:p>
+    <w:p>
+      <w:pPr>
+        <w:pStyle w:val="NoSpacing"/>
+        <w:rPr>
+          <w:b/>
+          <w:bCs/>
+        </w:rPr>
+      </w:pPr>
+      <w:r>
+        <w:rPr>
+          <w:b/>
+          <w:bCs/>
+        </w:rPr>
+        <w:t>4. Path traversal</w:t>
+      </w:r>
+    </w:p>
+    <w:p>
+      <w:pPr>
+        <w:pStyle w:val="NoSpacing"/>
+      </w:pPr>
+      <w:r>
+        <w:rPr>
+          <w:b/>
+          <w:bCs/>
+        </w:rPr>
+        <w:t>Block:</w:t>
+      </w:r>
+    </w:p>
+    <w:p>
+      <w:pPr>
+        <w:pStyle w:val="NoSpacing"/>
+        <w:numPr>
+          <w:ilvl w:val="0"/>
+          <w:numId w:val="26"/>
+        </w:numPr>
+      </w:pPr>
+      <w:r>
+        <w:t>../</w:t>
+      </w:r>
+    </w:p>
+    <w:p>
+      <w:pPr>
+        <w:pStyle w:val="NoSpacing"/>
+        <w:numPr>
+          <w:ilvl w:val="0"/>
+          <w:numId w:val="26"/>
+        </w:numPr>
+      </w:pPr>
+      <w:r>
+        <w:t xml:space="preserve">absolute paths outside </w:t>
+      </w:r>
+      <w:proofErr w:type="spellStart"/>
+      <w:r>
+        <w:t>allowed_paths</w:t>
+      </w:r>
+      <w:proofErr w:type="spellEnd"/>
+    </w:p>
+    <w:p>
+      <w:pPr>
+        <w:pStyle w:val="NoSpacing"/>
+        <w:numPr>
+          <w:ilvl w:val="0"/>
+          <w:numId w:val="26"/>
+        </w:numPr>
+      </w:pPr>
+      <w:r>
+        <w:t>unvalidated user input in path joins</w:t>
+      </w:r>
+    </w:p>
+    <w:p>
+      <w:pPr>
+        <w:pStyle w:val="NoSpacing"/>
+      </w:pPr>
+    </w:p>
+    <w:p>
+      <w:pPr>
+        <w:pStyle w:val="NoSpacing"/>
+        <w:rPr>
+          <w:b/>
+          <w:bCs/>
+        </w:rPr>
+      </w:pPr>
+      <w:r>
+        <w:rPr>
+          <w:b/>
+          <w:bCs/>
+        </w:rPr>
+        <w:t>5. Subprocess execution</w:t>
+      </w:r>
+    </w:p>
+    <w:p>
+      <w:pPr>
+        <w:pStyle w:val="NoSpacing"/>
+      </w:pPr>
+      <w:r>
+        <w:rPr>
+          <w:b/>
+          <w:bCs/>
+        </w:rPr>
+        <w:t>Block</w:t>
+      </w:r>
+      <w:r>
+        <w:t>:</w:t>
+      </w:r>
+    </w:p>
+    <w:p>
+      <w:pPr>
+        <w:pStyle w:val="NoSpacing"/>
+      </w:pPr>
+    </w:p>
+    <w:p>
+      <w:pPr>
+        <w:pStyle w:val="NoSpacing"/>
+        <w:numPr>
+          <w:ilvl w:val="0"/>
+          <w:numId w:val="27"/>
+        </w:numPr>
+      </w:pPr>
+      <w:proofErr w:type="spellStart"/>
+      <w:r>
+        <w:t>subprocess.run</w:t>
+      </w:r>
+      <w:proofErr w:type="spellEnd"/>
+    </w:p>
+    <w:p>
+      <w:pPr>
+        <w:pStyle w:val="NoSpacing"/>
+        <w:numPr>
+          <w:ilvl w:val="0"/>
+          <w:numId w:val="27"/>
+        </w:numPr>
+      </w:pPr>
+      <w:proofErr w:type="spellStart"/>
+      <w:proofErr w:type="gramStart"/>
+      <w:r>
+        <w:t>os.system</w:t>
+      </w:r>
+      <w:proofErr w:type="spellEnd"/>
+      <w:proofErr w:type="gramEnd"/>
+    </w:p>
+    <w:p>
+      <w:pPr>
+        <w:pStyle w:val="NoSpacing"/>
+        <w:numPr>
+          <w:ilvl w:val="0"/>
+          <w:numId w:val="27"/>
+        </w:numPr>
+      </w:pPr>
+      <w:proofErr w:type="spellStart"/>
+      <w:r>
+        <w:t>Popen</w:t>
+      </w:r>
+      <w:proofErr w:type="spellEnd"/>
+    </w:p>
+    <w:p>
+      <w:pPr>
+        <w:pStyle w:val="NoSpacing"/>
+      </w:pPr>
+    </w:p>
+    <w:p>
+      <w:pPr>
+        <w:pStyle w:val="NoSpacing"/>
+        <w:rPr>
+          <w:b/>
+          <w:bCs/>
+        </w:rPr>
+      </w:pPr>
+      <w:r>
+        <w:t xml:space="preserve"> </w:t>
+      </w:r>
+      <w:r>
+        <w:rPr>
+          <w:b/>
+          <w:bCs/>
+        </w:rPr>
+        <w:t>6. Weekly organizer safety</w:t>
+      </w:r>
+    </w:p>
+    <w:p>
+      <w:pPr>
+        <w:pStyle w:val="NoSpacing"/>
+      </w:pPr>
+      <w:r>
+        <w:rPr>
+          <w:b/>
+          <w:bCs/>
+        </w:rPr>
+        <w:t>Ensure</w:t>
+      </w:r>
+      <w:r>
+        <w:t>:</w:t>
+      </w:r>
+    </w:p>
+    <w:p>
+      <w:pPr>
+        <w:pStyle w:val="NoSpacing"/>
+        <w:numPr>
+          <w:ilvl w:val="0"/>
+          <w:numId w:val="28"/>
+        </w:numPr>
+      </w:pPr>
+      <w:r>
+        <w:t xml:space="preserve">no deletes in </w:t>
+      </w:r>
+      <w:proofErr w:type="spellStart"/>
+      <w:r>
+        <w:t>safe_mode</w:t>
+      </w:r>
+      <w:proofErr w:type="spellEnd"/>
+    </w:p>
+    <w:p>
+      <w:pPr>
+        <w:pStyle w:val="NoSpacing"/>
+        <w:numPr>
+          <w:ilvl w:val="0"/>
+          <w:numId w:val="28"/>
+        </w:numPr>
+      </w:pPr>
+      <w:r>
+        <w:t xml:space="preserve">no compress in </w:t>
+      </w:r>
+      <w:proofErr w:type="spellStart"/>
+      <w:r>
+        <w:t>safe_mode</w:t>
+      </w:r>
+      <w:proofErr w:type="spellEnd"/>
+    </w:p>
+    <w:p>
+      <w:pPr>
+        <w:pStyle w:val="NoSpacing"/>
+        <w:numPr>
+          <w:ilvl w:val="0"/>
+          <w:numId w:val="28"/>
+        </w:numPr>
+      </w:pPr>
+      <w:r>
+        <w:t>only moves/archives allowed</w:t>
+      </w:r>
+    </w:p>
+    <w:p>
+      <w:pPr>
+        <w:pStyle w:val="NoSpacing"/>
+        <w:rPr>
+          <w:b/>
+          <w:bCs/>
+        </w:rPr>
+      </w:pPr>
+      <w:r>
+        <w:rPr>
+          <w:b/>
+          <w:bCs/>
+        </w:rPr>
+        <w:lastRenderedPageBreak/>
+        <w:t>7.</w:t>
+      </w:r>
+      <w:r>
+        <w:rPr>
+          <w:b/>
+          <w:bCs/>
+        </w:rPr>
+        <w:t xml:space="preserve"> Rollback safety</w:t>
+      </w:r>
+    </w:p>
+    <w:p>
+      <w:pPr>
+        <w:pStyle w:val="NoSpacing"/>
+        <w:rPr>
+          <w:b/>
+          <w:bCs/>
+        </w:rPr>
+      </w:pPr>
+      <w:r>
+        <w:rPr>
+          <w:b/>
+          <w:bCs/>
+        </w:rPr>
+        <w:t>Ensure:</w:t>
+      </w:r>
+    </w:p>
+    <w:p>
+      <w:pPr>
+        <w:pStyle w:val="NoSpacing"/>
+      </w:pPr>
+      <w:r>
+        <w:t xml:space="preserve">rollback actions always include </w:t>
+      </w:r>
+      <w:proofErr w:type="spellStart"/>
+      <w:r>
+        <w:t>backup_path</w:t>
+      </w:r>
+      <w:proofErr w:type="spellEnd"/>
+      <w:r>
+        <w:tab/>
+      </w:r>
+    </w:p>
+    <w:p>
+      <w:pPr>
+        <w:pStyle w:val="NoSpacing"/>
+      </w:pPr>
+      <w:r>
+        <w:t>rollback never overwrites existing files</w:t>
+      </w:r>
+    </w:p>
+    <w:p>
+      <w:pPr>
+        <w:pStyle w:val="NoSpacing"/>
+      </w:pPr>
+    </w:p>
+    <w:p>
+      <w:pPr>
+        <w:pStyle w:val="NoSpacing"/>
+      </w:pPr>
+      <w:proofErr w:type="spellStart"/>
+      <w:r>
+        <w:rPr>
+          <w:b/>
+          <w:bCs/>
+        </w:rPr>
+        <w:t>Semgrep</w:t>
+      </w:r>
+      <w:proofErr w:type="spellEnd"/>
+      <w:r>
+        <w:t xml:space="preserve"> becomes our </w:t>
+      </w:r>
+      <w:r>
+        <w:rPr>
+          <w:b/>
+          <w:bCs/>
+        </w:rPr>
+        <w:t>static safety gate</w:t>
+      </w:r>
+      <w:r>
+        <w:t xml:space="preserve">, complementing </w:t>
+      </w:r>
+      <w:r>
+        <w:rPr>
+          <w:b/>
+          <w:bCs/>
+        </w:rPr>
+        <w:t xml:space="preserve">our runtime </w:t>
+      </w:r>
+      <w:r>
+        <w:rPr>
+          <w:b/>
+          <w:bCs/>
+        </w:rPr>
+        <w:t xml:space="preserve">ADK </w:t>
+      </w:r>
+      <w:r>
+        <w:rPr>
+          <w:b/>
+          <w:bCs/>
+        </w:rPr>
+        <w:t>safety gates</w:t>
+      </w:r>
+      <w:r>
+        <w:t>.</w:t>
+      </w:r>
+    </w:p>
+    <w:p>
+      <w:pPr>
+        <w:pStyle w:val="NoSpacing"/>
+      </w:pPr>
+    </w:p>
+    <w:p>
+      <w:pPr>
+        <w:pStyle w:val="NoSpacing"/>
+      </w:pPr>
+    </w:p>
+    <w:p>
+      <w:pPr>
+        <w:pStyle w:val="NoSpacing"/>
+      </w:pPr>
+    </w:p>
+    <w:p>
+      <w:pPr>
+        <w:pStyle w:val="NoSpacing"/>
+      </w:pPr>
+    </w:p>
+    <w:p>
+      <w:pPr>
+        <w:pStyle w:val="NoSpacing"/>
+      </w:pPr>
+    </w:p>
+    <w:p/>
     <w:p/>
     <w:sectPr>
       <w:pgSz w:w="12240" w:h="15840"/>
@@ -3622,268 +5797,6 @@
     </w:lvl>
   </w:abstractNum>
   <w:abstractNum w:abstractNumId="1" w15:restartNumberingAfterBreak="0">
-    <w:nsid w:val="06120327"/>
-    <w:multiLevelType w:val="hybridMultilevel"/>
-    <w:tmpl w:val="4A6EB08C"/>
-    <w:lvl w:ilvl="0" w:tplc="04090001">
-      <w:start w:val="1"/>
-      <w:numFmt w:val="bullet"/>
-      <w:lvlText w:val=""/>
-      <w:lvlJc w:val="left"/>
-      <w:pPr>
-        <w:ind w:left="1080" w:hanging="360"/>
-      </w:pPr>
-      <w:rPr>
-        <w:rFonts w:ascii="Symbol" w:hAnsi="Symbol" w:hint="default"/>
-      </w:rPr>
-    </w:lvl>
-    <w:lvl w:ilvl="1" w:tplc="04090003" w:tentative="1">
-      <w:start w:val="1"/>
-      <w:numFmt w:val="bullet"/>
-      <w:lvlText w:val="o"/>
-      <w:lvlJc w:val="left"/>
-      <w:pPr>
-        <w:ind w:left="1800" w:hanging="360"/>
-      </w:pPr>
-      <w:rPr>
-        <w:rFonts w:ascii="Courier New" w:hAnsi="Courier New" w:cs="Courier New" w:hint="default"/>
-      </w:rPr>
-    </w:lvl>
-    <w:lvl w:ilvl="2" w:tplc="04090005" w:tentative="1">
-      <w:start w:val="1"/>
-      <w:numFmt w:val="bullet"/>
-      <w:lvlText w:val=""/>
-      <w:lvlJc w:val="left"/>
-      <w:pPr>
-        <w:ind w:left="2520" w:hanging="360"/>
-      </w:pPr>
-      <w:rPr>
-        <w:rFonts w:ascii="Wingdings" w:hAnsi="Wingdings" w:hint="default"/>
-      </w:rPr>
-    </w:lvl>
-    <w:lvl w:ilvl="3" w:tplc="04090001" w:tentative="1">
-      <w:start w:val="1"/>
-      <w:numFmt w:val="bullet"/>
-      <w:lvlText w:val=""/>
-      <w:lvlJc w:val="left"/>
-      <w:pPr>
-        <w:ind w:left="3240" w:hanging="360"/>
-      </w:pPr>
-      <w:rPr>
-        <w:rFonts w:ascii="Symbol" w:hAnsi="Symbol" w:hint="default"/>
-      </w:rPr>
-    </w:lvl>
-    <w:lvl w:ilvl="4" w:tplc="04090003" w:tentative="1">
-      <w:start w:val="1"/>
-      <w:numFmt w:val="bullet"/>
-      <w:lvlText w:val="o"/>
-      <w:lvlJc w:val="left"/>
-      <w:pPr>
-        <w:ind w:left="3960" w:hanging="360"/>
-      </w:pPr>
-      <w:rPr>
-        <w:rFonts w:ascii="Courier New" w:hAnsi="Courier New" w:cs="Courier New" w:hint="default"/>
-      </w:rPr>
-    </w:lvl>
-    <w:lvl w:ilvl="5" w:tplc="04090005" w:tentative="1">
-      <w:start w:val="1"/>
-      <w:numFmt w:val="bullet"/>
-      <w:lvlText w:val=""/>
-      <w:lvlJc w:val="left"/>
-      <w:pPr>
-        <w:ind w:left="4680" w:hanging="360"/>
-      </w:pPr>
-      <w:rPr>
-        <w:rFonts w:ascii="Wingdings" w:hAnsi="Wingdings" w:hint="default"/>
-      </w:rPr>
-    </w:lvl>
-    <w:lvl w:ilvl="6" w:tplc="04090001" w:tentative="1">
-      <w:start w:val="1"/>
-      <w:numFmt w:val="bullet"/>
-      <w:lvlText w:val=""/>
-      <w:lvlJc w:val="left"/>
-      <w:pPr>
-        <w:ind w:left="5400" w:hanging="360"/>
-      </w:pPr>
-      <w:rPr>
-        <w:rFonts w:ascii="Symbol" w:hAnsi="Symbol" w:hint="default"/>
-      </w:rPr>
-    </w:lvl>
-    <w:lvl w:ilvl="7" w:tplc="04090003" w:tentative="1">
-      <w:start w:val="1"/>
-      <w:numFmt w:val="bullet"/>
-      <w:lvlText w:val="o"/>
-      <w:lvlJc w:val="left"/>
-      <w:pPr>
-        <w:ind w:left="6120" w:hanging="360"/>
-      </w:pPr>
-      <w:rPr>
-        <w:rFonts w:ascii="Courier New" w:hAnsi="Courier New" w:cs="Courier New" w:hint="default"/>
-      </w:rPr>
-    </w:lvl>
-    <w:lvl w:ilvl="8" w:tplc="04090005" w:tentative="1">
-      <w:start w:val="1"/>
-      <w:numFmt w:val="bullet"/>
-      <w:lvlText w:val=""/>
-      <w:lvlJc w:val="left"/>
-      <w:pPr>
-        <w:ind w:left="6840" w:hanging="360"/>
-      </w:pPr>
-      <w:rPr>
-        <w:rFonts w:ascii="Wingdings" w:hAnsi="Wingdings" w:hint="default"/>
-      </w:rPr>
-    </w:lvl>
-  </w:abstractNum>
-  <w:abstractNum w:abstractNumId="2" w15:restartNumberingAfterBreak="0">
-    <w:nsid w:val="07A56483"/>
-    <w:multiLevelType w:val="multilevel"/>
-    <w:tmpl w:val="8408B7D4"/>
-    <w:lvl w:ilvl="0">
-      <w:start w:val="1"/>
-      <w:numFmt w:val="bullet"/>
-      <w:lvlText w:val=""/>
-      <w:lvlJc w:val="left"/>
-      <w:pPr>
-        <w:tabs>
-          <w:tab w:val="num" w:pos="720"/>
-        </w:tabs>
-        <w:ind w:left="720" w:hanging="360"/>
-      </w:pPr>
-      <w:rPr>
-        <w:rFonts w:ascii="Symbol" w:hAnsi="Symbol" w:hint="default"/>
-        <w:sz w:val="20"/>
-      </w:rPr>
-    </w:lvl>
-    <w:lvl w:ilvl="1" w:tentative="1">
-      <w:start w:val="1"/>
-      <w:numFmt w:val="bullet"/>
-      <w:lvlText w:val="o"/>
-      <w:lvlJc w:val="left"/>
-      <w:pPr>
-        <w:tabs>
-          <w:tab w:val="num" w:pos="1440"/>
-        </w:tabs>
-        <w:ind w:left="1440" w:hanging="360"/>
-      </w:pPr>
-      <w:rPr>
-        <w:rFonts w:ascii="Courier New" w:hAnsi="Courier New" w:hint="default"/>
-        <w:sz w:val="20"/>
-      </w:rPr>
-    </w:lvl>
-    <w:lvl w:ilvl="2" w:tentative="1">
-      <w:start w:val="1"/>
-      <w:numFmt w:val="bullet"/>
-      <w:lvlText w:val=""/>
-      <w:lvlJc w:val="left"/>
-      <w:pPr>
-        <w:tabs>
-          <w:tab w:val="num" w:pos="2160"/>
-        </w:tabs>
-        <w:ind w:left="2160" w:hanging="360"/>
-      </w:pPr>
-      <w:rPr>
-        <w:rFonts w:ascii="Wingdings" w:hAnsi="Wingdings" w:hint="default"/>
-        <w:sz w:val="20"/>
-      </w:rPr>
-    </w:lvl>
-    <w:lvl w:ilvl="3" w:tentative="1">
-      <w:start w:val="1"/>
-      <w:numFmt w:val="bullet"/>
-      <w:lvlText w:val=""/>
-      <w:lvlJc w:val="left"/>
-      <w:pPr>
-        <w:tabs>
-          <w:tab w:val="num" w:pos="2880"/>
-        </w:tabs>
-        <w:ind w:left="2880" w:hanging="360"/>
-      </w:pPr>
-      <w:rPr>
-        <w:rFonts w:ascii="Wingdings" w:hAnsi="Wingdings" w:hint="default"/>
-        <w:sz w:val="20"/>
-      </w:rPr>
-    </w:lvl>
-    <w:lvl w:ilvl="4" w:tentative="1">
-      <w:start w:val="1"/>
-      <w:numFmt w:val="bullet"/>
-      <w:lvlText w:val=""/>
-      <w:lvlJc w:val="left"/>
-      <w:pPr>
-        <w:tabs>
-          <w:tab w:val="num" w:pos="3600"/>
-        </w:tabs>
-        <w:ind w:left="3600" w:hanging="360"/>
-      </w:pPr>
-      <w:rPr>
-        <w:rFonts w:ascii="Wingdings" w:hAnsi="Wingdings" w:hint="default"/>
-        <w:sz w:val="20"/>
-      </w:rPr>
-    </w:lvl>
-    <w:lvl w:ilvl="5" w:tentative="1">
-      <w:start w:val="1"/>
-      <w:numFmt w:val="bullet"/>
-      <w:lvlText w:val=""/>
-      <w:lvlJc w:val="left"/>
-      <w:pPr>
-        <w:tabs>
-          <w:tab w:val="num" w:pos="4320"/>
-        </w:tabs>
-        <w:ind w:left="4320" w:hanging="360"/>
-      </w:pPr>
-      <w:rPr>
-        <w:rFonts w:ascii="Wingdings" w:hAnsi="Wingdings" w:hint="default"/>
-        <w:sz w:val="20"/>
-      </w:rPr>
-    </w:lvl>
-    <w:lvl w:ilvl="6" w:tentative="1">
-      <w:start w:val="1"/>
-      <w:numFmt w:val="bullet"/>
-      <w:lvlText w:val=""/>
-      <w:lvlJc w:val="left"/>
-      <w:pPr>
-        <w:tabs>
-          <w:tab w:val="num" w:pos="5040"/>
-        </w:tabs>
-        <w:ind w:left="5040" w:hanging="360"/>
-      </w:pPr>
-      <w:rPr>
-        <w:rFonts w:ascii="Wingdings" w:hAnsi="Wingdings" w:hint="default"/>
-        <w:sz w:val="20"/>
-      </w:rPr>
-    </w:lvl>
-    <w:lvl w:ilvl="7" w:tentative="1">
-      <w:start w:val="1"/>
-      <w:numFmt w:val="bullet"/>
-      <w:lvlText w:val=""/>
-      <w:lvlJc w:val="left"/>
-      <w:pPr>
-        <w:tabs>
-          <w:tab w:val="num" w:pos="5760"/>
-        </w:tabs>
-        <w:ind w:left="5760" w:hanging="360"/>
-      </w:pPr>
-      <w:rPr>
-        <w:rFonts w:ascii="Wingdings" w:hAnsi="Wingdings" w:hint="default"/>
-        <w:sz w:val="20"/>
-      </w:rPr>
-    </w:lvl>
-    <w:lvl w:ilvl="8" w:tentative="1">
-      <w:start w:val="1"/>
-      <w:numFmt w:val="bullet"/>
-      <w:lvlText w:val=""/>
-      <w:lvlJc w:val="left"/>
-      <w:pPr>
-        <w:tabs>
-          <w:tab w:val="num" w:pos="6480"/>
-        </w:tabs>
-        <w:ind w:left="6480" w:hanging="360"/>
-      </w:pPr>
-      <w:rPr>
-        <w:rFonts w:ascii="Wingdings" w:hAnsi="Wingdings" w:hint="default"/>
-        <w:sz w:val="20"/>
-      </w:rPr>
-    </w:lvl>
-  </w:abstractNum>
-  <w:abstractNum w:abstractNumId="3" w15:restartNumberingAfterBreak="0">
     <w:nsid w:val="087D419C"/>
     <w:multiLevelType w:val="hybridMultilevel"/>
     <w:tmpl w:val="CDD8672E"/>
@@ -3996,7 +5909,7 @@
       </w:rPr>
     </w:lvl>
   </w:abstractNum>
-  <w:abstractNum w:abstractNumId="4" w15:restartNumberingAfterBreak="0">
+  <w:abstractNum w:abstractNumId="2" w15:restartNumberingAfterBreak="0">
     <w:nsid w:val="08901EA6"/>
     <w:multiLevelType w:val="hybridMultilevel"/>
     <w:tmpl w:val="D90C2E14"/>
@@ -4109,603 +6022,120 @@
       </w:rPr>
     </w:lvl>
   </w:abstractNum>
-  <w:abstractNum w:abstractNumId="5" w15:restartNumberingAfterBreak="0">
-    <w:nsid w:val="09610B9C"/>
-    <w:multiLevelType w:val="multilevel"/>
-    <w:tmpl w:val="8408B7D4"/>
-    <w:lvl w:ilvl="0">
+  <w:abstractNum w:abstractNumId="3" w15:restartNumberingAfterBreak="0">
+    <w:nsid w:val="0FBF4729"/>
+    <w:multiLevelType w:val="hybridMultilevel"/>
+    <w:tmpl w:val="4B2ADBFE"/>
+    <w:lvl w:ilvl="0" w:tplc="04090001">
       <w:start w:val="1"/>
       <w:numFmt w:val="bullet"/>
       <w:lvlText w:val=""/>
       <w:lvlJc w:val="left"/>
       <w:pPr>
-        <w:tabs>
-          <w:tab w:val="num" w:pos="720"/>
-        </w:tabs>
         <w:ind w:left="720" w:hanging="360"/>
       </w:pPr>
       <w:rPr>
         <w:rFonts w:ascii="Symbol" w:hAnsi="Symbol" w:hint="default"/>
-        <w:sz w:val="20"/>
-      </w:rPr>
-    </w:lvl>
-    <w:lvl w:ilvl="1" w:tentative="1">
+      </w:rPr>
+    </w:lvl>
+    <w:lvl w:ilvl="1" w:tplc="04090003" w:tentative="1">
       <w:start w:val="1"/>
       <w:numFmt w:val="bullet"/>
       <w:lvlText w:val="o"/>
       <w:lvlJc w:val="left"/>
       <w:pPr>
-        <w:tabs>
-          <w:tab w:val="num" w:pos="1440"/>
-        </w:tabs>
         <w:ind w:left="1440" w:hanging="360"/>
       </w:pPr>
       <w:rPr>
-        <w:rFonts w:ascii="Courier New" w:hAnsi="Courier New" w:hint="default"/>
-        <w:sz w:val="20"/>
-      </w:rPr>
-    </w:lvl>
-    <w:lvl w:ilvl="2" w:tentative="1">
+        <w:rFonts w:ascii="Courier New" w:hAnsi="Courier New" w:cs="Courier New" w:hint="default"/>
+      </w:rPr>
+    </w:lvl>
+    <w:lvl w:ilvl="2" w:tplc="04090005" w:tentative="1">
       <w:start w:val="1"/>
       <w:numFmt w:val="bullet"/>
       <w:lvlText w:val=""/>
       <w:lvlJc w:val="left"/>
       <w:pPr>
-        <w:tabs>
-          <w:tab w:val="num" w:pos="2160"/>
-        </w:tabs>
         <w:ind w:left="2160" w:hanging="360"/>
       </w:pPr>
       <w:rPr>
         <w:rFonts w:ascii="Wingdings" w:hAnsi="Wingdings" w:hint="default"/>
-        <w:sz w:val="20"/>
-      </w:rPr>
-    </w:lvl>
-    <w:lvl w:ilvl="3" w:tentative="1">
+      </w:rPr>
+    </w:lvl>
+    <w:lvl w:ilvl="3" w:tplc="04090001" w:tentative="1">
+      <w:start w:val="1"/>
+      <w:numFmt w:val="bullet"/>
+      <w:lvlText w:val=""/>
+      <w:lvlJc w:val="left"/>
+      <w:pPr>
+        <w:ind w:left="2880" w:hanging="360"/>
+      </w:pPr>
+      <w:rPr>
+        <w:rFonts w:ascii="Symbol" w:hAnsi="Symbol" w:hint="default"/>
+      </w:rPr>
+    </w:lvl>
+    <w:lvl w:ilvl="4" w:tplc="04090003" w:tentative="1">
+      <w:start w:val="1"/>
+      <w:numFmt w:val="bullet"/>
+      <w:lvlText w:val="o"/>
+      <w:lvlJc w:val="left"/>
+      <w:pPr>
+        <w:ind w:left="3600" w:hanging="360"/>
+      </w:pPr>
+      <w:rPr>
+        <w:rFonts w:ascii="Courier New" w:hAnsi="Courier New" w:cs="Courier New" w:hint="default"/>
+      </w:rPr>
+    </w:lvl>
+    <w:lvl w:ilvl="5" w:tplc="04090005" w:tentative="1">
       <w:start w:val="1"/>
       <w:numFmt w:val="bullet"/>
       <w:lvlText w:val=""/>
       <w:lvlJc w:val="left"/>
       <w:pPr>
-        <w:tabs>
-          <w:tab w:val="num" w:pos="2880"/>
-        </w:tabs>
-        <w:ind w:left="2880" w:hanging="360"/>
+        <w:ind w:left="4320" w:hanging="360"/>
       </w:pPr>
       <w:rPr>
         <w:rFonts w:ascii="Wingdings" w:hAnsi="Wingdings" w:hint="default"/>
-        <w:sz w:val="20"/>
-      </w:rPr>
-    </w:lvl>
-    <w:lvl w:ilvl="4" w:tentative="1">
+      </w:rPr>
+    </w:lvl>
+    <w:lvl w:ilvl="6" w:tplc="04090001" w:tentative="1">
+      <w:start w:val="1"/>
+      <w:numFmt w:val="bullet"/>
+      <w:lvlText w:val=""/>
+      <w:lvlJc w:val="left"/>
+      <w:pPr>
+        <w:ind w:left="5040" w:hanging="360"/>
+      </w:pPr>
+      <w:rPr>
+        <w:rFonts w:ascii="Symbol" w:hAnsi="Symbol" w:hint="default"/>
+      </w:rPr>
+    </w:lvl>
+    <w:lvl w:ilvl="7" w:tplc="04090003" w:tentative="1">
+      <w:start w:val="1"/>
+      <w:numFmt w:val="bullet"/>
+      <w:lvlText w:val="o"/>
+      <w:lvlJc w:val="left"/>
+      <w:pPr>
+        <w:ind w:left="5760" w:hanging="360"/>
+      </w:pPr>
+      <w:rPr>
+        <w:rFonts w:ascii="Courier New" w:hAnsi="Courier New" w:cs="Courier New" w:hint="default"/>
+      </w:rPr>
+    </w:lvl>
+    <w:lvl w:ilvl="8" w:tplc="04090005" w:tentative="1">
       <w:start w:val="1"/>
       <w:numFmt w:val="bullet"/>
       <w:lvlText w:val=""/>
       <w:lvlJc w:val="left"/>
       <w:pPr>
-        <w:tabs>
-          <w:tab w:val="num" w:pos="3600"/>
-        </w:tabs>
-        <w:ind w:left="3600" w:hanging="360"/>
+        <w:ind w:left="6480" w:hanging="360"/>
       </w:pPr>
       <w:rPr>
         <w:rFonts w:ascii="Wingdings" w:hAnsi="Wingdings" w:hint="default"/>
-        <w:sz w:val="20"/>
-      </w:rPr>
-    </w:lvl>
-    <w:lvl w:ilvl="5" w:tentative="1">
-      <w:start w:val="1"/>
-      <w:numFmt w:val="bullet"/>
-      <w:lvlText w:val=""/>
-      <w:lvlJc w:val="left"/>
-      <w:pPr>
-        <w:tabs>
-          <w:tab w:val="num" w:pos="4320"/>
-        </w:tabs>
-        <w:ind w:left="4320" w:hanging="360"/>
-      </w:pPr>
-      <w:rPr>
-        <w:rFonts w:ascii="Wingdings" w:hAnsi="Wingdings" w:hint="default"/>
-        <w:sz w:val="20"/>
-      </w:rPr>
-    </w:lvl>
-    <w:lvl w:ilvl="6" w:tentative="1">
-      <w:start w:val="1"/>
-      <w:numFmt w:val="bullet"/>
-      <w:lvlText w:val=""/>
-      <w:lvlJc w:val="left"/>
-      <w:pPr>
-        <w:tabs>
-          <w:tab w:val="num" w:pos="5040"/>
-        </w:tabs>
-        <w:ind w:left="5040" w:hanging="360"/>
-      </w:pPr>
-      <w:rPr>
-        <w:rFonts w:ascii="Wingdings" w:hAnsi="Wingdings" w:hint="default"/>
-        <w:sz w:val="20"/>
-      </w:rPr>
-    </w:lvl>
-    <w:lvl w:ilvl="7" w:tentative="1">
-      <w:start w:val="1"/>
-      <w:numFmt w:val="bullet"/>
-      <w:lvlText w:val=""/>
-      <w:lvlJc w:val="left"/>
-      <w:pPr>
-        <w:tabs>
-          <w:tab w:val="num" w:pos="5760"/>
-        </w:tabs>
-        <w:ind w:left="5760" w:hanging="360"/>
-      </w:pPr>
-      <w:rPr>
-        <w:rFonts w:ascii="Wingdings" w:hAnsi="Wingdings" w:hint="default"/>
-        <w:sz w:val="20"/>
-      </w:rPr>
-    </w:lvl>
-    <w:lvl w:ilvl="8" w:tentative="1">
-      <w:start w:val="1"/>
-      <w:numFmt w:val="bullet"/>
-      <w:lvlText w:val=""/>
-      <w:lvlJc w:val="left"/>
-      <w:pPr>
-        <w:tabs>
-          <w:tab w:val="num" w:pos="6480"/>
-        </w:tabs>
-        <w:ind w:left="6480" w:hanging="360"/>
-      </w:pPr>
-      <w:rPr>
-        <w:rFonts w:ascii="Wingdings" w:hAnsi="Wingdings" w:hint="default"/>
-        <w:sz w:val="20"/>
       </w:rPr>
     </w:lvl>
   </w:abstractNum>
-  <w:abstractNum w:abstractNumId="6" w15:restartNumberingAfterBreak="0">
-    <w:nsid w:val="0D522779"/>
-    <w:multiLevelType w:val="multilevel"/>
-    <w:tmpl w:val="8408B7D4"/>
-    <w:lvl w:ilvl="0">
-      <w:start w:val="1"/>
-      <w:numFmt w:val="bullet"/>
-      <w:lvlText w:val=""/>
-      <w:lvlJc w:val="left"/>
-      <w:pPr>
-        <w:tabs>
-          <w:tab w:val="num" w:pos="720"/>
-        </w:tabs>
-        <w:ind w:left="720" w:hanging="360"/>
-      </w:pPr>
-      <w:rPr>
-        <w:rFonts w:ascii="Symbol" w:hAnsi="Symbol" w:hint="default"/>
-        <w:sz w:val="20"/>
-      </w:rPr>
-    </w:lvl>
-    <w:lvl w:ilvl="1" w:tentative="1">
-      <w:start w:val="1"/>
-      <w:numFmt w:val="bullet"/>
-      <w:lvlText w:val="o"/>
-      <w:lvlJc w:val="left"/>
-      <w:pPr>
-        <w:tabs>
-          <w:tab w:val="num" w:pos="1440"/>
-        </w:tabs>
-        <w:ind w:left="1440" w:hanging="360"/>
-      </w:pPr>
-      <w:rPr>
-        <w:rFonts w:ascii="Courier New" w:hAnsi="Courier New" w:hint="default"/>
-        <w:sz w:val="20"/>
-      </w:rPr>
-    </w:lvl>
-    <w:lvl w:ilvl="2" w:tentative="1">
-      <w:start w:val="1"/>
-      <w:numFmt w:val="bullet"/>
-      <w:lvlText w:val=""/>
-      <w:lvlJc w:val="left"/>
-      <w:pPr>
-        <w:tabs>
-          <w:tab w:val="num" w:pos="2160"/>
-        </w:tabs>
-        <w:ind w:left="2160" w:hanging="360"/>
-      </w:pPr>
-      <w:rPr>
-        <w:rFonts w:ascii="Wingdings" w:hAnsi="Wingdings" w:hint="default"/>
-        <w:sz w:val="20"/>
-      </w:rPr>
-    </w:lvl>
-    <w:lvl w:ilvl="3" w:tentative="1">
-      <w:start w:val="1"/>
-      <w:numFmt w:val="bullet"/>
-      <w:lvlText w:val=""/>
-      <w:lvlJc w:val="left"/>
-      <w:pPr>
-        <w:tabs>
-          <w:tab w:val="num" w:pos="2880"/>
-        </w:tabs>
-        <w:ind w:left="2880" w:hanging="360"/>
-      </w:pPr>
-      <w:rPr>
-        <w:rFonts w:ascii="Wingdings" w:hAnsi="Wingdings" w:hint="default"/>
-        <w:sz w:val="20"/>
-      </w:rPr>
-    </w:lvl>
-    <w:lvl w:ilvl="4" w:tentative="1">
-      <w:start w:val="1"/>
-      <w:numFmt w:val="bullet"/>
-      <w:lvlText w:val=""/>
-      <w:lvlJc w:val="left"/>
-      <w:pPr>
-        <w:tabs>
-          <w:tab w:val="num" w:pos="3600"/>
-        </w:tabs>
-        <w:ind w:left="3600" w:hanging="360"/>
-      </w:pPr>
-      <w:rPr>
-        <w:rFonts w:ascii="Wingdings" w:hAnsi="Wingdings" w:hint="default"/>
-        <w:sz w:val="20"/>
-      </w:rPr>
-    </w:lvl>
-    <w:lvl w:ilvl="5" w:tentative="1">
-      <w:start w:val="1"/>
-      <w:numFmt w:val="bullet"/>
-      <w:lvlText w:val=""/>
-      <w:lvlJc w:val="left"/>
-      <w:pPr>
-        <w:tabs>
-          <w:tab w:val="num" w:pos="4320"/>
-        </w:tabs>
-        <w:ind w:left="4320" w:hanging="360"/>
-      </w:pPr>
-      <w:rPr>
-        <w:rFonts w:ascii="Wingdings" w:hAnsi="Wingdings" w:hint="default"/>
-        <w:sz w:val="20"/>
-      </w:rPr>
-    </w:lvl>
-    <w:lvl w:ilvl="6" w:tentative="1">
-      <w:start w:val="1"/>
-      <w:numFmt w:val="bullet"/>
-      <w:lvlText w:val=""/>
-      <w:lvlJc w:val="left"/>
-      <w:pPr>
-        <w:tabs>
-          <w:tab w:val="num" w:pos="5040"/>
-        </w:tabs>
-        <w:ind w:left="5040" w:hanging="360"/>
-      </w:pPr>
-      <w:rPr>
-        <w:rFonts w:ascii="Wingdings" w:hAnsi="Wingdings" w:hint="default"/>
-        <w:sz w:val="20"/>
-      </w:rPr>
-    </w:lvl>
-    <w:lvl w:ilvl="7" w:tentative="1">
-      <w:start w:val="1"/>
-      <w:numFmt w:val="bullet"/>
-      <w:lvlText w:val=""/>
-      <w:lvlJc w:val="left"/>
-      <w:pPr>
-        <w:tabs>
-          <w:tab w:val="num" w:pos="5760"/>
-        </w:tabs>
-        <w:ind w:left="5760" w:hanging="360"/>
-      </w:pPr>
-      <w:rPr>
-        <w:rFonts w:ascii="Wingdings" w:hAnsi="Wingdings" w:hint="default"/>
-        <w:sz w:val="20"/>
-      </w:rPr>
-    </w:lvl>
-    <w:lvl w:ilvl="8" w:tentative="1">
-      <w:start w:val="1"/>
-      <w:numFmt w:val="bullet"/>
-      <w:lvlText w:val=""/>
-      <w:lvlJc w:val="left"/>
-      <w:pPr>
-        <w:tabs>
-          <w:tab w:val="num" w:pos="6480"/>
-        </w:tabs>
-        <w:ind w:left="6480" w:hanging="360"/>
-      </w:pPr>
-      <w:rPr>
-        <w:rFonts w:ascii="Wingdings" w:hAnsi="Wingdings" w:hint="default"/>
-        <w:sz w:val="20"/>
-      </w:rPr>
-    </w:lvl>
-  </w:abstractNum>
-  <w:abstractNum w:abstractNumId="7" w15:restartNumberingAfterBreak="0">
-    <w:nsid w:val="0D535107"/>
-    <w:multiLevelType w:val="multilevel"/>
-    <w:tmpl w:val="8408B7D4"/>
-    <w:lvl w:ilvl="0">
-      <w:start w:val="1"/>
-      <w:numFmt w:val="bullet"/>
-      <w:lvlText w:val=""/>
-      <w:lvlJc w:val="left"/>
-      <w:pPr>
-        <w:tabs>
-          <w:tab w:val="num" w:pos="720"/>
-        </w:tabs>
-        <w:ind w:left="720" w:hanging="360"/>
-      </w:pPr>
-      <w:rPr>
-        <w:rFonts w:ascii="Symbol" w:hAnsi="Symbol" w:hint="default"/>
-        <w:sz w:val="20"/>
-      </w:rPr>
-    </w:lvl>
-    <w:lvl w:ilvl="1" w:tentative="1">
-      <w:start w:val="1"/>
-      <w:numFmt w:val="bullet"/>
-      <w:lvlText w:val="o"/>
-      <w:lvlJc w:val="left"/>
-      <w:pPr>
-        <w:tabs>
-          <w:tab w:val="num" w:pos="1440"/>
-        </w:tabs>
-        <w:ind w:left="1440" w:hanging="360"/>
-      </w:pPr>
-      <w:rPr>
-        <w:rFonts w:ascii="Courier New" w:hAnsi="Courier New" w:hint="default"/>
-        <w:sz w:val="20"/>
-      </w:rPr>
-    </w:lvl>
-    <w:lvl w:ilvl="2" w:tentative="1">
-      <w:start w:val="1"/>
-      <w:numFmt w:val="bullet"/>
-      <w:lvlText w:val=""/>
-      <w:lvlJc w:val="left"/>
-      <w:pPr>
-        <w:tabs>
-          <w:tab w:val="num" w:pos="2160"/>
-        </w:tabs>
-        <w:ind w:left="2160" w:hanging="360"/>
-      </w:pPr>
-      <w:rPr>
-        <w:rFonts w:ascii="Wingdings" w:hAnsi="Wingdings" w:hint="default"/>
-        <w:sz w:val="20"/>
-      </w:rPr>
-    </w:lvl>
-    <w:lvl w:ilvl="3" w:tentative="1">
-      <w:start w:val="1"/>
-      <w:numFmt w:val="bullet"/>
-      <w:lvlText w:val=""/>
-      <w:lvlJc w:val="left"/>
-      <w:pPr>
-        <w:tabs>
-          <w:tab w:val="num" w:pos="2880"/>
-        </w:tabs>
-        <w:ind w:left="2880" w:hanging="360"/>
-      </w:pPr>
-      <w:rPr>
-        <w:rFonts w:ascii="Wingdings" w:hAnsi="Wingdings" w:hint="default"/>
-        <w:sz w:val="20"/>
-      </w:rPr>
-    </w:lvl>
-    <w:lvl w:ilvl="4" w:tentative="1">
-      <w:start w:val="1"/>
-      <w:numFmt w:val="bullet"/>
-      <w:lvlText w:val=""/>
-      <w:lvlJc w:val="left"/>
-      <w:pPr>
-        <w:tabs>
-          <w:tab w:val="num" w:pos="3600"/>
-        </w:tabs>
-        <w:ind w:left="3600" w:hanging="360"/>
-      </w:pPr>
-      <w:rPr>
-        <w:rFonts w:ascii="Wingdings" w:hAnsi="Wingdings" w:hint="default"/>
-        <w:sz w:val="20"/>
-      </w:rPr>
-    </w:lvl>
-    <w:lvl w:ilvl="5" w:tentative="1">
-      <w:start w:val="1"/>
-      <w:numFmt w:val="bullet"/>
-      <w:lvlText w:val=""/>
-      <w:lvlJc w:val="left"/>
-      <w:pPr>
-        <w:tabs>
-          <w:tab w:val="num" w:pos="4320"/>
-        </w:tabs>
-        <w:ind w:left="4320" w:hanging="360"/>
-      </w:pPr>
-      <w:rPr>
-        <w:rFonts w:ascii="Wingdings" w:hAnsi="Wingdings" w:hint="default"/>
-        <w:sz w:val="20"/>
-      </w:rPr>
-    </w:lvl>
-    <w:lvl w:ilvl="6" w:tentative="1">
-      <w:start w:val="1"/>
-      <w:numFmt w:val="bullet"/>
-      <w:lvlText w:val=""/>
-      <w:lvlJc w:val="left"/>
-      <w:pPr>
-        <w:tabs>
-          <w:tab w:val="num" w:pos="5040"/>
-        </w:tabs>
-        <w:ind w:left="5040" w:hanging="360"/>
-      </w:pPr>
-      <w:rPr>
-        <w:rFonts w:ascii="Wingdings" w:hAnsi="Wingdings" w:hint="default"/>
-        <w:sz w:val="20"/>
-      </w:rPr>
-    </w:lvl>
-    <w:lvl w:ilvl="7" w:tentative="1">
-      <w:start w:val="1"/>
-      <w:numFmt w:val="bullet"/>
-      <w:lvlText w:val=""/>
-      <w:lvlJc w:val="left"/>
-      <w:pPr>
-        <w:tabs>
-          <w:tab w:val="num" w:pos="5760"/>
-        </w:tabs>
-        <w:ind w:left="5760" w:hanging="360"/>
-      </w:pPr>
-      <w:rPr>
-        <w:rFonts w:ascii="Wingdings" w:hAnsi="Wingdings" w:hint="default"/>
-        <w:sz w:val="20"/>
-      </w:rPr>
-    </w:lvl>
-    <w:lvl w:ilvl="8" w:tentative="1">
-      <w:start w:val="1"/>
-      <w:numFmt w:val="bullet"/>
-      <w:lvlText w:val=""/>
-      <w:lvlJc w:val="left"/>
-      <w:pPr>
-        <w:tabs>
-          <w:tab w:val="num" w:pos="6480"/>
-        </w:tabs>
-        <w:ind w:left="6480" w:hanging="360"/>
-      </w:pPr>
-      <w:rPr>
-        <w:rFonts w:ascii="Wingdings" w:hAnsi="Wingdings" w:hint="default"/>
-        <w:sz w:val="20"/>
-      </w:rPr>
-    </w:lvl>
-  </w:abstractNum>
-  <w:abstractNum w:abstractNumId="8" w15:restartNumberingAfterBreak="0">
-    <w:nsid w:val="11923F25"/>
-    <w:multiLevelType w:val="multilevel"/>
-    <w:tmpl w:val="8408B7D4"/>
-    <w:lvl w:ilvl="0">
-      <w:start w:val="1"/>
-      <w:numFmt w:val="bullet"/>
-      <w:lvlText w:val=""/>
-      <w:lvlJc w:val="left"/>
-      <w:pPr>
-        <w:tabs>
-          <w:tab w:val="num" w:pos="720"/>
-        </w:tabs>
-        <w:ind w:left="720" w:hanging="360"/>
-      </w:pPr>
-      <w:rPr>
-        <w:rFonts w:ascii="Symbol" w:hAnsi="Symbol" w:hint="default"/>
-        <w:sz w:val="20"/>
-      </w:rPr>
-    </w:lvl>
-    <w:lvl w:ilvl="1" w:tentative="1">
-      <w:start w:val="1"/>
-      <w:numFmt w:val="bullet"/>
-      <w:lvlText w:val="o"/>
-      <w:lvlJc w:val="left"/>
-      <w:pPr>
-        <w:tabs>
-          <w:tab w:val="num" w:pos="1440"/>
-        </w:tabs>
-        <w:ind w:left="1440" w:hanging="360"/>
-      </w:pPr>
-      <w:rPr>
-        <w:rFonts w:ascii="Courier New" w:hAnsi="Courier New" w:hint="default"/>
-        <w:sz w:val="20"/>
-      </w:rPr>
-    </w:lvl>
-    <w:lvl w:ilvl="2" w:tentative="1">
-      <w:start w:val="1"/>
-      <w:numFmt w:val="bullet"/>
-      <w:lvlText w:val=""/>
-      <w:lvlJc w:val="left"/>
-      <w:pPr>
-        <w:tabs>
-          <w:tab w:val="num" w:pos="2160"/>
-        </w:tabs>
-        <w:ind w:left="2160" w:hanging="360"/>
-      </w:pPr>
-      <w:rPr>
-        <w:rFonts w:ascii="Wingdings" w:hAnsi="Wingdings" w:hint="default"/>
-        <w:sz w:val="20"/>
-      </w:rPr>
-    </w:lvl>
-    <w:lvl w:ilvl="3" w:tentative="1">
-      <w:start w:val="1"/>
-      <w:numFmt w:val="bullet"/>
-      <w:lvlText w:val=""/>
-      <w:lvlJc w:val="left"/>
-      <w:pPr>
-        <w:tabs>
-          <w:tab w:val="num" w:pos="2880"/>
-        </w:tabs>
-        <w:ind w:left="2880" w:hanging="360"/>
-      </w:pPr>
-      <w:rPr>
-        <w:rFonts w:ascii="Wingdings" w:hAnsi="Wingdings" w:hint="default"/>
-        <w:sz w:val="20"/>
-      </w:rPr>
-    </w:lvl>
-    <w:lvl w:ilvl="4" w:tentative="1">
-      <w:start w:val="1"/>
-      <w:numFmt w:val="bullet"/>
-      <w:lvlText w:val=""/>
-      <w:lvlJc w:val="left"/>
-      <w:pPr>
-        <w:tabs>
-          <w:tab w:val="num" w:pos="3600"/>
-        </w:tabs>
-        <w:ind w:left="3600" w:hanging="360"/>
-      </w:pPr>
-      <w:rPr>
-        <w:rFonts w:ascii="Wingdings" w:hAnsi="Wingdings" w:hint="default"/>
-        <w:sz w:val="20"/>
-      </w:rPr>
-    </w:lvl>
-    <w:lvl w:ilvl="5" w:tentative="1">
-      <w:start w:val="1"/>
-      <w:numFmt w:val="bullet"/>
-      <w:lvlText w:val=""/>
-      <w:lvlJc w:val="left"/>
-      <w:pPr>
-        <w:tabs>
-          <w:tab w:val="num" w:pos="4320"/>
-        </w:tabs>
-        <w:ind w:left="4320" w:hanging="360"/>
-      </w:pPr>
-      <w:rPr>
-        <w:rFonts w:ascii="Wingdings" w:hAnsi="Wingdings" w:hint="default"/>
-        <w:sz w:val="20"/>
-      </w:rPr>
-    </w:lvl>
-    <w:lvl w:ilvl="6" w:tentative="1">
-      <w:start w:val="1"/>
-      <w:numFmt w:val="bullet"/>
-      <w:lvlText w:val=""/>
-      <w:lvlJc w:val="left"/>
-      <w:pPr>
-        <w:tabs>
-          <w:tab w:val="num" w:pos="5040"/>
-        </w:tabs>
-        <w:ind w:left="5040" w:hanging="360"/>
-      </w:pPr>
-      <w:rPr>
-        <w:rFonts w:ascii="Wingdings" w:hAnsi="Wingdings" w:hint="default"/>
-        <w:sz w:val="20"/>
-      </w:rPr>
-    </w:lvl>
-    <w:lvl w:ilvl="7" w:tentative="1">
-      <w:start w:val="1"/>
-      <w:numFmt w:val="bullet"/>
-      <w:lvlText w:val=""/>
-      <w:lvlJc w:val="left"/>
-      <w:pPr>
-        <w:tabs>
-          <w:tab w:val="num" w:pos="5760"/>
-        </w:tabs>
-        <w:ind w:left="5760" w:hanging="360"/>
-      </w:pPr>
-      <w:rPr>
-        <w:rFonts w:ascii="Wingdings" w:hAnsi="Wingdings" w:hint="default"/>
-        <w:sz w:val="20"/>
-      </w:rPr>
-    </w:lvl>
-    <w:lvl w:ilvl="8" w:tentative="1">
-      <w:start w:val="1"/>
-      <w:numFmt w:val="bullet"/>
-      <w:lvlText w:val=""/>
-      <w:lvlJc w:val="left"/>
-      <w:pPr>
-        <w:tabs>
-          <w:tab w:val="num" w:pos="6480"/>
-        </w:tabs>
-        <w:ind w:left="6480" w:hanging="360"/>
-      </w:pPr>
-      <w:rPr>
-        <w:rFonts w:ascii="Wingdings" w:hAnsi="Wingdings" w:hint="default"/>
-        <w:sz w:val="20"/>
-      </w:rPr>
-    </w:lvl>
-  </w:abstractNum>
-  <w:abstractNum w:abstractNumId="9" w15:restartNumberingAfterBreak="0">
+  <w:abstractNum w:abstractNumId="4" w15:restartNumberingAfterBreak="0">
     <w:nsid w:val="17320FC7"/>
     <w:multiLevelType w:val="hybridMultilevel"/>
     <w:tmpl w:val="D31C4E98"/>
@@ -4818,156 +6248,120 @@
       </w:rPr>
     </w:lvl>
   </w:abstractNum>
-  <w:abstractNum w:abstractNumId="10" w15:restartNumberingAfterBreak="0">
-    <w:nsid w:val="1EAF4D53"/>
-    <w:multiLevelType w:val="multilevel"/>
-    <w:tmpl w:val="8408B7D4"/>
-    <w:lvl w:ilvl="0">
+  <w:abstractNum w:abstractNumId="5" w15:restartNumberingAfterBreak="0">
+    <w:nsid w:val="1D3C4172"/>
+    <w:multiLevelType w:val="hybridMultilevel"/>
+    <w:tmpl w:val="F5E26134"/>
+    <w:lvl w:ilvl="0" w:tplc="04090001">
       <w:start w:val="1"/>
       <w:numFmt w:val="bullet"/>
       <w:lvlText w:val=""/>
       <w:lvlJc w:val="left"/>
       <w:pPr>
-        <w:tabs>
-          <w:tab w:val="num" w:pos="720"/>
-        </w:tabs>
         <w:ind w:left="720" w:hanging="360"/>
       </w:pPr>
       <w:rPr>
         <w:rFonts w:ascii="Symbol" w:hAnsi="Symbol" w:hint="default"/>
-        <w:sz w:val="20"/>
-      </w:rPr>
-    </w:lvl>
-    <w:lvl w:ilvl="1" w:tentative="1">
+      </w:rPr>
+    </w:lvl>
+    <w:lvl w:ilvl="1" w:tplc="04090003" w:tentative="1">
       <w:start w:val="1"/>
       <w:numFmt w:val="bullet"/>
       <w:lvlText w:val="o"/>
       <w:lvlJc w:val="left"/>
       <w:pPr>
-        <w:tabs>
-          <w:tab w:val="num" w:pos="1440"/>
-        </w:tabs>
         <w:ind w:left="1440" w:hanging="360"/>
       </w:pPr>
       <w:rPr>
-        <w:rFonts w:ascii="Courier New" w:hAnsi="Courier New" w:hint="default"/>
-        <w:sz w:val="20"/>
-      </w:rPr>
-    </w:lvl>
-    <w:lvl w:ilvl="2" w:tentative="1">
+        <w:rFonts w:ascii="Courier New" w:hAnsi="Courier New" w:cs="Courier New" w:hint="default"/>
+      </w:rPr>
+    </w:lvl>
+    <w:lvl w:ilvl="2" w:tplc="04090005" w:tentative="1">
       <w:start w:val="1"/>
       <w:numFmt w:val="bullet"/>
       <w:lvlText w:val=""/>
       <w:lvlJc w:val="left"/>
       <w:pPr>
-        <w:tabs>
-          <w:tab w:val="num" w:pos="2160"/>
-        </w:tabs>
         <w:ind w:left="2160" w:hanging="360"/>
       </w:pPr>
       <w:rPr>
         <w:rFonts w:ascii="Wingdings" w:hAnsi="Wingdings" w:hint="default"/>
-        <w:sz w:val="20"/>
-      </w:rPr>
-    </w:lvl>
-    <w:lvl w:ilvl="3" w:tentative="1">
+      </w:rPr>
+    </w:lvl>
+    <w:lvl w:ilvl="3" w:tplc="04090001" w:tentative="1">
+      <w:start w:val="1"/>
+      <w:numFmt w:val="bullet"/>
+      <w:lvlText w:val=""/>
+      <w:lvlJc w:val="left"/>
+      <w:pPr>
+        <w:ind w:left="2880" w:hanging="360"/>
+      </w:pPr>
+      <w:rPr>
+        <w:rFonts w:ascii="Symbol" w:hAnsi="Symbol" w:hint="default"/>
+      </w:rPr>
+    </w:lvl>
+    <w:lvl w:ilvl="4" w:tplc="04090003" w:tentative="1">
+      <w:start w:val="1"/>
+      <w:numFmt w:val="bullet"/>
+      <w:lvlText w:val="o"/>
+      <w:lvlJc w:val="left"/>
+      <w:pPr>
+        <w:ind w:left="3600" w:hanging="360"/>
+      </w:pPr>
+      <w:rPr>
+        <w:rFonts w:ascii="Courier New" w:hAnsi="Courier New" w:cs="Courier New" w:hint="default"/>
+      </w:rPr>
+    </w:lvl>
+    <w:lvl w:ilvl="5" w:tplc="04090005" w:tentative="1">
       <w:start w:val="1"/>
       <w:numFmt w:val="bullet"/>
       <w:lvlText w:val=""/>
       <w:lvlJc w:val="left"/>
       <w:pPr>
-        <w:tabs>
-          <w:tab w:val="num" w:pos="2880"/>
-        </w:tabs>
-        <w:ind w:left="2880" w:hanging="360"/>
+        <w:ind w:left="4320" w:hanging="360"/>
       </w:pPr>
       <w:rPr>
         <w:rFonts w:ascii="Wingdings" w:hAnsi="Wingdings" w:hint="default"/>
-        <w:sz w:val="20"/>
-      </w:rPr>
-    </w:lvl>
-    <w:lvl w:ilvl="4" w:tentative="1">
+      </w:rPr>
+    </w:lvl>
+    <w:lvl w:ilvl="6" w:tplc="04090001" w:tentative="1">
+      <w:start w:val="1"/>
+      <w:numFmt w:val="bullet"/>
+      <w:lvlText w:val=""/>
+      <w:lvlJc w:val="left"/>
+      <w:pPr>
+        <w:ind w:left="5040" w:hanging="360"/>
+      </w:pPr>
+      <w:rPr>
+        <w:rFonts w:ascii="Symbol" w:hAnsi="Symbol" w:hint="default"/>
+      </w:rPr>
+    </w:lvl>
+    <w:lvl w:ilvl="7" w:tplc="04090003" w:tentative="1">
+      <w:start w:val="1"/>
+      <w:numFmt w:val="bullet"/>
+      <w:lvlText w:val="o"/>
+      <w:lvlJc w:val="left"/>
+      <w:pPr>
+        <w:ind w:left="5760" w:hanging="360"/>
+      </w:pPr>
+      <w:rPr>
+        <w:rFonts w:ascii="Courier New" w:hAnsi="Courier New" w:cs="Courier New" w:hint="default"/>
+      </w:rPr>
+    </w:lvl>
+    <w:lvl w:ilvl="8" w:tplc="04090005" w:tentative="1">
       <w:start w:val="1"/>
       <w:numFmt w:val="bullet"/>
       <w:lvlText w:val=""/>
       <w:lvlJc w:val="left"/>
       <w:pPr>
-        <w:tabs>
-          <w:tab w:val="num" w:pos="3600"/>
-        </w:tabs>
-        <w:ind w:left="3600" w:hanging="360"/>
+        <w:ind w:left="6480" w:hanging="360"/>
       </w:pPr>
       <w:rPr>
         <w:rFonts w:ascii="Wingdings" w:hAnsi="Wingdings" w:hint="default"/>
-        <w:sz w:val="20"/>
-      </w:rPr>
-    </w:lvl>
-    <w:lvl w:ilvl="5" w:tentative="1">
-      <w:start w:val="1"/>
-      <w:numFmt w:val="bullet"/>
-      <w:lvlText w:val=""/>
-      <w:lvlJc w:val="left"/>
-      <w:pPr>
-        <w:tabs>
-          <w:tab w:val="num" w:pos="4320"/>
-        </w:tabs>
-        <w:ind w:left="4320" w:hanging="360"/>
-      </w:pPr>
-      <w:rPr>
-        <w:rFonts w:ascii="Wingdings" w:hAnsi="Wingdings" w:hint="default"/>
-        <w:sz w:val="20"/>
-      </w:rPr>
-    </w:lvl>
-    <w:lvl w:ilvl="6" w:tentative="1">
-      <w:start w:val="1"/>
-      <w:numFmt w:val="bullet"/>
-      <w:lvlText w:val=""/>
-      <w:lvlJc w:val="left"/>
-      <w:pPr>
-        <w:tabs>
-          <w:tab w:val="num" w:pos="5040"/>
-        </w:tabs>
-        <w:ind w:left="5040" w:hanging="360"/>
-      </w:pPr>
-      <w:rPr>
-        <w:rFonts w:ascii="Wingdings" w:hAnsi="Wingdings" w:hint="default"/>
-        <w:sz w:val="20"/>
-      </w:rPr>
-    </w:lvl>
-    <w:lvl w:ilvl="7" w:tentative="1">
-      <w:start w:val="1"/>
-      <w:numFmt w:val="bullet"/>
-      <w:lvlText w:val=""/>
-      <w:lvlJc w:val="left"/>
-      <w:pPr>
-        <w:tabs>
-          <w:tab w:val="num" w:pos="5760"/>
-        </w:tabs>
-        <w:ind w:left="5760" w:hanging="360"/>
-      </w:pPr>
-      <w:rPr>
-        <w:rFonts w:ascii="Wingdings" w:hAnsi="Wingdings" w:hint="default"/>
-        <w:sz w:val="20"/>
-      </w:rPr>
-    </w:lvl>
-    <w:lvl w:ilvl="8" w:tentative="1">
-      <w:start w:val="1"/>
-      <w:numFmt w:val="bullet"/>
-      <w:lvlText w:val=""/>
-      <w:lvlJc w:val="left"/>
-      <w:pPr>
-        <w:tabs>
-          <w:tab w:val="num" w:pos="6480"/>
-        </w:tabs>
-        <w:ind w:left="6480" w:hanging="360"/>
-      </w:pPr>
-      <w:rPr>
-        <w:rFonts w:ascii="Wingdings" w:hAnsi="Wingdings" w:hint="default"/>
-        <w:sz w:val="20"/>
       </w:rPr>
     </w:lvl>
   </w:abstractNum>
-  <w:abstractNum w:abstractNumId="11" w15:restartNumberingAfterBreak="0">
+  <w:abstractNum w:abstractNumId="6" w15:restartNumberingAfterBreak="0">
     <w:nsid w:val="206A3694"/>
     <w:multiLevelType w:val="hybridMultilevel"/>
     <w:tmpl w:val="D3C6F3C6"/>
@@ -5080,7 +6474,7 @@
       </w:rPr>
     </w:lvl>
   </w:abstractNum>
-  <w:abstractNum w:abstractNumId="12" w15:restartNumberingAfterBreak="0">
+  <w:abstractNum w:abstractNumId="7" w15:restartNumberingAfterBreak="0">
     <w:nsid w:val="220A17A3"/>
     <w:multiLevelType w:val="hybridMultilevel"/>
     <w:tmpl w:val="E0A2422E"/>
@@ -5193,10 +6587,1253 @@
       </w:rPr>
     </w:lvl>
   </w:abstractNum>
+  <w:abstractNum w:abstractNumId="8" w15:restartNumberingAfterBreak="0">
+    <w:nsid w:val="285168BA"/>
+    <w:multiLevelType w:val="hybridMultilevel"/>
+    <w:tmpl w:val="EEA4A676"/>
+    <w:lvl w:ilvl="0" w:tplc="04090001">
+      <w:start w:val="1"/>
+      <w:numFmt w:val="bullet"/>
+      <w:lvlText w:val=""/>
+      <w:lvlJc w:val="left"/>
+      <w:pPr>
+        <w:ind w:left="1080" w:hanging="360"/>
+      </w:pPr>
+      <w:rPr>
+        <w:rFonts w:ascii="Symbol" w:hAnsi="Symbol" w:hint="default"/>
+      </w:rPr>
+    </w:lvl>
+    <w:lvl w:ilvl="1" w:tplc="04090003" w:tentative="1">
+      <w:start w:val="1"/>
+      <w:numFmt w:val="bullet"/>
+      <w:lvlText w:val="o"/>
+      <w:lvlJc w:val="left"/>
+      <w:pPr>
+        <w:ind w:left="1800" w:hanging="360"/>
+      </w:pPr>
+      <w:rPr>
+        <w:rFonts w:ascii="Courier New" w:hAnsi="Courier New" w:cs="Courier New" w:hint="default"/>
+      </w:rPr>
+    </w:lvl>
+    <w:lvl w:ilvl="2" w:tplc="04090005" w:tentative="1">
+      <w:start w:val="1"/>
+      <w:numFmt w:val="bullet"/>
+      <w:lvlText w:val=""/>
+      <w:lvlJc w:val="left"/>
+      <w:pPr>
+        <w:ind w:left="2520" w:hanging="360"/>
+      </w:pPr>
+      <w:rPr>
+        <w:rFonts w:ascii="Wingdings" w:hAnsi="Wingdings" w:hint="default"/>
+      </w:rPr>
+    </w:lvl>
+    <w:lvl w:ilvl="3" w:tplc="04090001" w:tentative="1">
+      <w:start w:val="1"/>
+      <w:numFmt w:val="bullet"/>
+      <w:lvlText w:val=""/>
+      <w:lvlJc w:val="left"/>
+      <w:pPr>
+        <w:ind w:left="3240" w:hanging="360"/>
+      </w:pPr>
+      <w:rPr>
+        <w:rFonts w:ascii="Symbol" w:hAnsi="Symbol" w:hint="default"/>
+      </w:rPr>
+    </w:lvl>
+    <w:lvl w:ilvl="4" w:tplc="04090003" w:tentative="1">
+      <w:start w:val="1"/>
+      <w:numFmt w:val="bullet"/>
+      <w:lvlText w:val="o"/>
+      <w:lvlJc w:val="left"/>
+      <w:pPr>
+        <w:ind w:left="3960" w:hanging="360"/>
+      </w:pPr>
+      <w:rPr>
+        <w:rFonts w:ascii="Courier New" w:hAnsi="Courier New" w:cs="Courier New" w:hint="default"/>
+      </w:rPr>
+    </w:lvl>
+    <w:lvl w:ilvl="5" w:tplc="04090005" w:tentative="1">
+      <w:start w:val="1"/>
+      <w:numFmt w:val="bullet"/>
+      <w:lvlText w:val=""/>
+      <w:lvlJc w:val="left"/>
+      <w:pPr>
+        <w:ind w:left="4680" w:hanging="360"/>
+      </w:pPr>
+      <w:rPr>
+        <w:rFonts w:ascii="Wingdings" w:hAnsi="Wingdings" w:hint="default"/>
+      </w:rPr>
+    </w:lvl>
+    <w:lvl w:ilvl="6" w:tplc="04090001" w:tentative="1">
+      <w:start w:val="1"/>
+      <w:numFmt w:val="bullet"/>
+      <w:lvlText w:val=""/>
+      <w:lvlJc w:val="left"/>
+      <w:pPr>
+        <w:ind w:left="5400" w:hanging="360"/>
+      </w:pPr>
+      <w:rPr>
+        <w:rFonts w:ascii="Symbol" w:hAnsi="Symbol" w:hint="default"/>
+      </w:rPr>
+    </w:lvl>
+    <w:lvl w:ilvl="7" w:tplc="04090003" w:tentative="1">
+      <w:start w:val="1"/>
+      <w:numFmt w:val="bullet"/>
+      <w:lvlText w:val="o"/>
+      <w:lvlJc w:val="left"/>
+      <w:pPr>
+        <w:ind w:left="6120" w:hanging="360"/>
+      </w:pPr>
+      <w:rPr>
+        <w:rFonts w:ascii="Courier New" w:hAnsi="Courier New" w:cs="Courier New" w:hint="default"/>
+      </w:rPr>
+    </w:lvl>
+    <w:lvl w:ilvl="8" w:tplc="04090005" w:tentative="1">
+      <w:start w:val="1"/>
+      <w:numFmt w:val="bullet"/>
+      <w:lvlText w:val=""/>
+      <w:lvlJc w:val="left"/>
+      <w:pPr>
+        <w:ind w:left="6840" w:hanging="360"/>
+      </w:pPr>
+      <w:rPr>
+        <w:rFonts w:ascii="Wingdings" w:hAnsi="Wingdings" w:hint="default"/>
+      </w:rPr>
+    </w:lvl>
+  </w:abstractNum>
+  <w:abstractNum w:abstractNumId="9" w15:restartNumberingAfterBreak="0">
+    <w:nsid w:val="2B9C2A0F"/>
+    <w:multiLevelType w:val="hybridMultilevel"/>
+    <w:tmpl w:val="9400680A"/>
+    <w:lvl w:ilvl="0" w:tplc="04090001">
+      <w:start w:val="1"/>
+      <w:numFmt w:val="bullet"/>
+      <w:lvlText w:val=""/>
+      <w:lvlJc w:val="left"/>
+      <w:pPr>
+        <w:ind w:left="720" w:hanging="360"/>
+      </w:pPr>
+      <w:rPr>
+        <w:rFonts w:ascii="Symbol" w:hAnsi="Symbol" w:hint="default"/>
+      </w:rPr>
+    </w:lvl>
+    <w:lvl w:ilvl="1" w:tplc="04090003" w:tentative="1">
+      <w:start w:val="1"/>
+      <w:numFmt w:val="bullet"/>
+      <w:lvlText w:val="o"/>
+      <w:lvlJc w:val="left"/>
+      <w:pPr>
+        <w:ind w:left="1440" w:hanging="360"/>
+      </w:pPr>
+      <w:rPr>
+        <w:rFonts w:ascii="Courier New" w:hAnsi="Courier New" w:cs="Courier New" w:hint="default"/>
+      </w:rPr>
+    </w:lvl>
+    <w:lvl w:ilvl="2" w:tplc="04090005" w:tentative="1">
+      <w:start w:val="1"/>
+      <w:numFmt w:val="bullet"/>
+      <w:lvlText w:val=""/>
+      <w:lvlJc w:val="left"/>
+      <w:pPr>
+        <w:ind w:left="2160" w:hanging="360"/>
+      </w:pPr>
+      <w:rPr>
+        <w:rFonts w:ascii="Wingdings" w:hAnsi="Wingdings" w:hint="default"/>
+      </w:rPr>
+    </w:lvl>
+    <w:lvl w:ilvl="3" w:tplc="04090001" w:tentative="1">
+      <w:start w:val="1"/>
+      <w:numFmt w:val="bullet"/>
+      <w:lvlText w:val=""/>
+      <w:lvlJc w:val="left"/>
+      <w:pPr>
+        <w:ind w:left="2880" w:hanging="360"/>
+      </w:pPr>
+      <w:rPr>
+        <w:rFonts w:ascii="Symbol" w:hAnsi="Symbol" w:hint="default"/>
+      </w:rPr>
+    </w:lvl>
+    <w:lvl w:ilvl="4" w:tplc="04090003" w:tentative="1">
+      <w:start w:val="1"/>
+      <w:numFmt w:val="bullet"/>
+      <w:lvlText w:val="o"/>
+      <w:lvlJc w:val="left"/>
+      <w:pPr>
+        <w:ind w:left="3600" w:hanging="360"/>
+      </w:pPr>
+      <w:rPr>
+        <w:rFonts w:ascii="Courier New" w:hAnsi="Courier New" w:cs="Courier New" w:hint="default"/>
+      </w:rPr>
+    </w:lvl>
+    <w:lvl w:ilvl="5" w:tplc="04090005" w:tentative="1">
+      <w:start w:val="1"/>
+      <w:numFmt w:val="bullet"/>
+      <w:lvlText w:val=""/>
+      <w:lvlJc w:val="left"/>
+      <w:pPr>
+        <w:ind w:left="4320" w:hanging="360"/>
+      </w:pPr>
+      <w:rPr>
+        <w:rFonts w:ascii="Wingdings" w:hAnsi="Wingdings" w:hint="default"/>
+      </w:rPr>
+    </w:lvl>
+    <w:lvl w:ilvl="6" w:tplc="04090001" w:tentative="1">
+      <w:start w:val="1"/>
+      <w:numFmt w:val="bullet"/>
+      <w:lvlText w:val=""/>
+      <w:lvlJc w:val="left"/>
+      <w:pPr>
+        <w:ind w:left="5040" w:hanging="360"/>
+      </w:pPr>
+      <w:rPr>
+        <w:rFonts w:ascii="Symbol" w:hAnsi="Symbol" w:hint="default"/>
+      </w:rPr>
+    </w:lvl>
+    <w:lvl w:ilvl="7" w:tplc="04090003" w:tentative="1">
+      <w:start w:val="1"/>
+      <w:numFmt w:val="bullet"/>
+      <w:lvlText w:val="o"/>
+      <w:lvlJc w:val="left"/>
+      <w:pPr>
+        <w:ind w:left="5760" w:hanging="360"/>
+      </w:pPr>
+      <w:rPr>
+        <w:rFonts w:ascii="Courier New" w:hAnsi="Courier New" w:cs="Courier New" w:hint="default"/>
+      </w:rPr>
+    </w:lvl>
+    <w:lvl w:ilvl="8" w:tplc="04090005" w:tentative="1">
+      <w:start w:val="1"/>
+      <w:numFmt w:val="bullet"/>
+      <w:lvlText w:val=""/>
+      <w:lvlJc w:val="left"/>
+      <w:pPr>
+        <w:ind w:left="6480" w:hanging="360"/>
+      </w:pPr>
+      <w:rPr>
+        <w:rFonts w:ascii="Wingdings" w:hAnsi="Wingdings" w:hint="default"/>
+      </w:rPr>
+    </w:lvl>
+  </w:abstractNum>
+  <w:abstractNum w:abstractNumId="10" w15:restartNumberingAfterBreak="0">
+    <w:nsid w:val="2C24140F"/>
+    <w:multiLevelType w:val="hybridMultilevel"/>
+    <w:tmpl w:val="87C62EE2"/>
+    <w:lvl w:ilvl="0" w:tplc="04090001">
+      <w:start w:val="1"/>
+      <w:numFmt w:val="bullet"/>
+      <w:lvlText w:val=""/>
+      <w:lvlJc w:val="left"/>
+      <w:pPr>
+        <w:ind w:left="720" w:hanging="360"/>
+      </w:pPr>
+      <w:rPr>
+        <w:rFonts w:ascii="Symbol" w:hAnsi="Symbol" w:hint="default"/>
+      </w:rPr>
+    </w:lvl>
+    <w:lvl w:ilvl="1" w:tplc="04090003" w:tentative="1">
+      <w:start w:val="1"/>
+      <w:numFmt w:val="bullet"/>
+      <w:lvlText w:val="o"/>
+      <w:lvlJc w:val="left"/>
+      <w:pPr>
+        <w:ind w:left="1440" w:hanging="360"/>
+      </w:pPr>
+      <w:rPr>
+        <w:rFonts w:ascii="Courier New" w:hAnsi="Courier New" w:cs="Courier New" w:hint="default"/>
+      </w:rPr>
+    </w:lvl>
+    <w:lvl w:ilvl="2" w:tplc="04090005" w:tentative="1">
+      <w:start w:val="1"/>
+      <w:numFmt w:val="bullet"/>
+      <w:lvlText w:val=""/>
+      <w:lvlJc w:val="left"/>
+      <w:pPr>
+        <w:ind w:left="2160" w:hanging="360"/>
+      </w:pPr>
+      <w:rPr>
+        <w:rFonts w:ascii="Wingdings" w:hAnsi="Wingdings" w:hint="default"/>
+      </w:rPr>
+    </w:lvl>
+    <w:lvl w:ilvl="3" w:tplc="04090001" w:tentative="1">
+      <w:start w:val="1"/>
+      <w:numFmt w:val="bullet"/>
+      <w:lvlText w:val=""/>
+      <w:lvlJc w:val="left"/>
+      <w:pPr>
+        <w:ind w:left="2880" w:hanging="360"/>
+      </w:pPr>
+      <w:rPr>
+        <w:rFonts w:ascii="Symbol" w:hAnsi="Symbol" w:hint="default"/>
+      </w:rPr>
+    </w:lvl>
+    <w:lvl w:ilvl="4" w:tplc="04090003" w:tentative="1">
+      <w:start w:val="1"/>
+      <w:numFmt w:val="bullet"/>
+      <w:lvlText w:val="o"/>
+      <w:lvlJc w:val="left"/>
+      <w:pPr>
+        <w:ind w:left="3600" w:hanging="360"/>
+      </w:pPr>
+      <w:rPr>
+        <w:rFonts w:ascii="Courier New" w:hAnsi="Courier New" w:cs="Courier New" w:hint="default"/>
+      </w:rPr>
+    </w:lvl>
+    <w:lvl w:ilvl="5" w:tplc="04090005" w:tentative="1">
+      <w:start w:val="1"/>
+      <w:numFmt w:val="bullet"/>
+      <w:lvlText w:val=""/>
+      <w:lvlJc w:val="left"/>
+      <w:pPr>
+        <w:ind w:left="4320" w:hanging="360"/>
+      </w:pPr>
+      <w:rPr>
+        <w:rFonts w:ascii="Wingdings" w:hAnsi="Wingdings" w:hint="default"/>
+      </w:rPr>
+    </w:lvl>
+    <w:lvl w:ilvl="6" w:tplc="04090001" w:tentative="1">
+      <w:start w:val="1"/>
+      <w:numFmt w:val="bullet"/>
+      <w:lvlText w:val=""/>
+      <w:lvlJc w:val="left"/>
+      <w:pPr>
+        <w:ind w:left="5040" w:hanging="360"/>
+      </w:pPr>
+      <w:rPr>
+        <w:rFonts w:ascii="Symbol" w:hAnsi="Symbol" w:hint="default"/>
+      </w:rPr>
+    </w:lvl>
+    <w:lvl w:ilvl="7" w:tplc="04090003" w:tentative="1">
+      <w:start w:val="1"/>
+      <w:numFmt w:val="bullet"/>
+      <w:lvlText w:val="o"/>
+      <w:lvlJc w:val="left"/>
+      <w:pPr>
+        <w:ind w:left="5760" w:hanging="360"/>
+      </w:pPr>
+      <w:rPr>
+        <w:rFonts w:ascii="Courier New" w:hAnsi="Courier New" w:cs="Courier New" w:hint="default"/>
+      </w:rPr>
+    </w:lvl>
+    <w:lvl w:ilvl="8" w:tplc="04090005" w:tentative="1">
+      <w:start w:val="1"/>
+      <w:numFmt w:val="bullet"/>
+      <w:lvlText w:val=""/>
+      <w:lvlJc w:val="left"/>
+      <w:pPr>
+        <w:ind w:left="6480" w:hanging="360"/>
+      </w:pPr>
+      <w:rPr>
+        <w:rFonts w:ascii="Wingdings" w:hAnsi="Wingdings" w:hint="default"/>
+      </w:rPr>
+    </w:lvl>
+  </w:abstractNum>
+  <w:abstractNum w:abstractNumId="11" w15:restartNumberingAfterBreak="0">
+    <w:nsid w:val="37B5648F"/>
+    <w:multiLevelType w:val="hybridMultilevel"/>
+    <w:tmpl w:val="16587524"/>
+    <w:lvl w:ilvl="0" w:tplc="04090001">
+      <w:start w:val="1"/>
+      <w:numFmt w:val="bullet"/>
+      <w:lvlText w:val=""/>
+      <w:lvlJc w:val="left"/>
+      <w:pPr>
+        <w:ind w:left="720" w:hanging="360"/>
+      </w:pPr>
+      <w:rPr>
+        <w:rFonts w:ascii="Symbol" w:hAnsi="Symbol" w:hint="default"/>
+      </w:rPr>
+    </w:lvl>
+    <w:lvl w:ilvl="1" w:tplc="04090003" w:tentative="1">
+      <w:start w:val="1"/>
+      <w:numFmt w:val="bullet"/>
+      <w:lvlText w:val="o"/>
+      <w:lvlJc w:val="left"/>
+      <w:pPr>
+        <w:ind w:left="1440" w:hanging="360"/>
+      </w:pPr>
+      <w:rPr>
+        <w:rFonts w:ascii="Courier New" w:hAnsi="Courier New" w:cs="Courier New" w:hint="default"/>
+      </w:rPr>
+    </w:lvl>
+    <w:lvl w:ilvl="2" w:tplc="04090005" w:tentative="1">
+      <w:start w:val="1"/>
+      <w:numFmt w:val="bullet"/>
+      <w:lvlText w:val=""/>
+      <w:lvlJc w:val="left"/>
+      <w:pPr>
+        <w:ind w:left="2160" w:hanging="360"/>
+      </w:pPr>
+      <w:rPr>
+        <w:rFonts w:ascii="Wingdings" w:hAnsi="Wingdings" w:hint="default"/>
+      </w:rPr>
+    </w:lvl>
+    <w:lvl w:ilvl="3" w:tplc="04090001" w:tentative="1">
+      <w:start w:val="1"/>
+      <w:numFmt w:val="bullet"/>
+      <w:lvlText w:val=""/>
+      <w:lvlJc w:val="left"/>
+      <w:pPr>
+        <w:ind w:left="2880" w:hanging="360"/>
+      </w:pPr>
+      <w:rPr>
+        <w:rFonts w:ascii="Symbol" w:hAnsi="Symbol" w:hint="default"/>
+      </w:rPr>
+    </w:lvl>
+    <w:lvl w:ilvl="4" w:tplc="04090003" w:tentative="1">
+      <w:start w:val="1"/>
+      <w:numFmt w:val="bullet"/>
+      <w:lvlText w:val="o"/>
+      <w:lvlJc w:val="left"/>
+      <w:pPr>
+        <w:ind w:left="3600" w:hanging="360"/>
+      </w:pPr>
+      <w:rPr>
+        <w:rFonts w:ascii="Courier New" w:hAnsi="Courier New" w:cs="Courier New" w:hint="default"/>
+      </w:rPr>
+    </w:lvl>
+    <w:lvl w:ilvl="5" w:tplc="04090005" w:tentative="1">
+      <w:start w:val="1"/>
+      <w:numFmt w:val="bullet"/>
+      <w:lvlText w:val=""/>
+      <w:lvlJc w:val="left"/>
+      <w:pPr>
+        <w:ind w:left="4320" w:hanging="360"/>
+      </w:pPr>
+      <w:rPr>
+        <w:rFonts w:ascii="Wingdings" w:hAnsi="Wingdings" w:hint="default"/>
+      </w:rPr>
+    </w:lvl>
+    <w:lvl w:ilvl="6" w:tplc="04090001" w:tentative="1">
+      <w:start w:val="1"/>
+      <w:numFmt w:val="bullet"/>
+      <w:lvlText w:val=""/>
+      <w:lvlJc w:val="left"/>
+      <w:pPr>
+        <w:ind w:left="5040" w:hanging="360"/>
+      </w:pPr>
+      <w:rPr>
+        <w:rFonts w:ascii="Symbol" w:hAnsi="Symbol" w:hint="default"/>
+      </w:rPr>
+    </w:lvl>
+    <w:lvl w:ilvl="7" w:tplc="04090003" w:tentative="1">
+      <w:start w:val="1"/>
+      <w:numFmt w:val="bullet"/>
+      <w:lvlText w:val="o"/>
+      <w:lvlJc w:val="left"/>
+      <w:pPr>
+        <w:ind w:left="5760" w:hanging="360"/>
+      </w:pPr>
+      <w:rPr>
+        <w:rFonts w:ascii="Courier New" w:hAnsi="Courier New" w:cs="Courier New" w:hint="default"/>
+      </w:rPr>
+    </w:lvl>
+    <w:lvl w:ilvl="8" w:tplc="04090005" w:tentative="1">
+      <w:start w:val="1"/>
+      <w:numFmt w:val="bullet"/>
+      <w:lvlText w:val=""/>
+      <w:lvlJc w:val="left"/>
+      <w:pPr>
+        <w:ind w:left="6480" w:hanging="360"/>
+      </w:pPr>
+      <w:rPr>
+        <w:rFonts w:ascii="Wingdings" w:hAnsi="Wingdings" w:hint="default"/>
+      </w:rPr>
+    </w:lvl>
+  </w:abstractNum>
+  <w:abstractNum w:abstractNumId="12" w15:restartNumberingAfterBreak="0">
+    <w:nsid w:val="3F6C4C1C"/>
+    <w:multiLevelType w:val="hybridMultilevel"/>
+    <w:tmpl w:val="43B861F8"/>
+    <w:lvl w:ilvl="0" w:tplc="04090001">
+      <w:start w:val="1"/>
+      <w:numFmt w:val="bullet"/>
+      <w:lvlText w:val=""/>
+      <w:lvlJc w:val="left"/>
+      <w:pPr>
+        <w:ind w:left="1080" w:hanging="360"/>
+      </w:pPr>
+      <w:rPr>
+        <w:rFonts w:ascii="Symbol" w:hAnsi="Symbol" w:hint="default"/>
+      </w:rPr>
+    </w:lvl>
+    <w:lvl w:ilvl="1" w:tplc="04090003" w:tentative="1">
+      <w:start w:val="1"/>
+      <w:numFmt w:val="bullet"/>
+      <w:lvlText w:val="o"/>
+      <w:lvlJc w:val="left"/>
+      <w:pPr>
+        <w:ind w:left="1800" w:hanging="360"/>
+      </w:pPr>
+      <w:rPr>
+        <w:rFonts w:ascii="Courier New" w:hAnsi="Courier New" w:cs="Courier New" w:hint="default"/>
+      </w:rPr>
+    </w:lvl>
+    <w:lvl w:ilvl="2" w:tplc="04090005" w:tentative="1">
+      <w:start w:val="1"/>
+      <w:numFmt w:val="bullet"/>
+      <w:lvlText w:val=""/>
+      <w:lvlJc w:val="left"/>
+      <w:pPr>
+        <w:ind w:left="2520" w:hanging="360"/>
+      </w:pPr>
+      <w:rPr>
+        <w:rFonts w:ascii="Wingdings" w:hAnsi="Wingdings" w:hint="default"/>
+      </w:rPr>
+    </w:lvl>
+    <w:lvl w:ilvl="3" w:tplc="04090001" w:tentative="1">
+      <w:start w:val="1"/>
+      <w:numFmt w:val="bullet"/>
+      <w:lvlText w:val=""/>
+      <w:lvlJc w:val="left"/>
+      <w:pPr>
+        <w:ind w:left="3240" w:hanging="360"/>
+      </w:pPr>
+      <w:rPr>
+        <w:rFonts w:ascii="Symbol" w:hAnsi="Symbol" w:hint="default"/>
+      </w:rPr>
+    </w:lvl>
+    <w:lvl w:ilvl="4" w:tplc="04090003" w:tentative="1">
+      <w:start w:val="1"/>
+      <w:numFmt w:val="bullet"/>
+      <w:lvlText w:val="o"/>
+      <w:lvlJc w:val="left"/>
+      <w:pPr>
+        <w:ind w:left="3960" w:hanging="360"/>
+      </w:pPr>
+      <w:rPr>
+        <w:rFonts w:ascii="Courier New" w:hAnsi="Courier New" w:cs="Courier New" w:hint="default"/>
+      </w:rPr>
+    </w:lvl>
+    <w:lvl w:ilvl="5" w:tplc="04090005" w:tentative="1">
+      <w:start w:val="1"/>
+      <w:numFmt w:val="bullet"/>
+      <w:lvlText w:val=""/>
+      <w:lvlJc w:val="left"/>
+      <w:pPr>
+        <w:ind w:left="4680" w:hanging="360"/>
+      </w:pPr>
+      <w:rPr>
+        <w:rFonts w:ascii="Wingdings" w:hAnsi="Wingdings" w:hint="default"/>
+      </w:rPr>
+    </w:lvl>
+    <w:lvl w:ilvl="6" w:tplc="04090001" w:tentative="1">
+      <w:start w:val="1"/>
+      <w:numFmt w:val="bullet"/>
+      <w:lvlText w:val=""/>
+      <w:lvlJc w:val="left"/>
+      <w:pPr>
+        <w:ind w:left="5400" w:hanging="360"/>
+      </w:pPr>
+      <w:rPr>
+        <w:rFonts w:ascii="Symbol" w:hAnsi="Symbol" w:hint="default"/>
+      </w:rPr>
+    </w:lvl>
+    <w:lvl w:ilvl="7" w:tplc="04090003" w:tentative="1">
+      <w:start w:val="1"/>
+      <w:numFmt w:val="bullet"/>
+      <w:lvlText w:val="o"/>
+      <w:lvlJc w:val="left"/>
+      <w:pPr>
+        <w:ind w:left="6120" w:hanging="360"/>
+      </w:pPr>
+      <w:rPr>
+        <w:rFonts w:ascii="Courier New" w:hAnsi="Courier New" w:cs="Courier New" w:hint="default"/>
+      </w:rPr>
+    </w:lvl>
+    <w:lvl w:ilvl="8" w:tplc="04090005" w:tentative="1">
+      <w:start w:val="1"/>
+      <w:numFmt w:val="bullet"/>
+      <w:lvlText w:val=""/>
+      <w:lvlJc w:val="left"/>
+      <w:pPr>
+        <w:ind w:left="6840" w:hanging="360"/>
+      </w:pPr>
+      <w:rPr>
+        <w:rFonts w:ascii="Wingdings" w:hAnsi="Wingdings" w:hint="default"/>
+      </w:rPr>
+    </w:lvl>
+  </w:abstractNum>
   <w:abstractNum w:abstractNumId="13" w15:restartNumberingAfterBreak="0">
-    <w:nsid w:val="27CC69A1"/>
+    <w:nsid w:val="40401693"/>
+    <w:multiLevelType w:val="hybridMultilevel"/>
+    <w:tmpl w:val="8232453A"/>
+    <w:lvl w:ilvl="0" w:tplc="04090001">
+      <w:start w:val="1"/>
+      <w:numFmt w:val="bullet"/>
+      <w:lvlText w:val=""/>
+      <w:lvlJc w:val="left"/>
+      <w:pPr>
+        <w:ind w:left="720" w:hanging="360"/>
+      </w:pPr>
+      <w:rPr>
+        <w:rFonts w:ascii="Symbol" w:hAnsi="Symbol" w:hint="default"/>
+      </w:rPr>
+    </w:lvl>
+    <w:lvl w:ilvl="1" w:tplc="280CD5CA">
+      <w:start w:val="2"/>
+      <w:numFmt w:val="bullet"/>
+      <w:lvlText w:val="•"/>
+      <w:lvlJc w:val="left"/>
+      <w:pPr>
+        <w:ind w:left="1440" w:hanging="360"/>
+      </w:pPr>
+      <w:rPr>
+        <w:rFonts w:ascii="Aptos" w:eastAsiaTheme="minorHAnsi" w:hAnsi="Aptos" w:cstheme="minorBidi" w:hint="default"/>
+      </w:rPr>
+    </w:lvl>
+    <w:lvl w:ilvl="2" w:tplc="04090005" w:tentative="1">
+      <w:start w:val="1"/>
+      <w:numFmt w:val="bullet"/>
+      <w:lvlText w:val=""/>
+      <w:lvlJc w:val="left"/>
+      <w:pPr>
+        <w:ind w:left="2160" w:hanging="360"/>
+      </w:pPr>
+      <w:rPr>
+        <w:rFonts w:ascii="Wingdings" w:hAnsi="Wingdings" w:hint="default"/>
+      </w:rPr>
+    </w:lvl>
+    <w:lvl w:ilvl="3" w:tplc="04090001" w:tentative="1">
+      <w:start w:val="1"/>
+      <w:numFmt w:val="bullet"/>
+      <w:lvlText w:val=""/>
+      <w:lvlJc w:val="left"/>
+      <w:pPr>
+        <w:ind w:left="2880" w:hanging="360"/>
+      </w:pPr>
+      <w:rPr>
+        <w:rFonts w:ascii="Symbol" w:hAnsi="Symbol" w:hint="default"/>
+      </w:rPr>
+    </w:lvl>
+    <w:lvl w:ilvl="4" w:tplc="04090003" w:tentative="1">
+      <w:start w:val="1"/>
+      <w:numFmt w:val="bullet"/>
+      <w:lvlText w:val="o"/>
+      <w:lvlJc w:val="left"/>
+      <w:pPr>
+        <w:ind w:left="3600" w:hanging="360"/>
+      </w:pPr>
+      <w:rPr>
+        <w:rFonts w:ascii="Courier New" w:hAnsi="Courier New" w:cs="Courier New" w:hint="default"/>
+      </w:rPr>
+    </w:lvl>
+    <w:lvl w:ilvl="5" w:tplc="04090005" w:tentative="1">
+      <w:start w:val="1"/>
+      <w:numFmt w:val="bullet"/>
+      <w:lvlText w:val=""/>
+      <w:lvlJc w:val="left"/>
+      <w:pPr>
+        <w:ind w:left="4320" w:hanging="360"/>
+      </w:pPr>
+      <w:rPr>
+        <w:rFonts w:ascii="Wingdings" w:hAnsi="Wingdings" w:hint="default"/>
+      </w:rPr>
+    </w:lvl>
+    <w:lvl w:ilvl="6" w:tplc="04090001" w:tentative="1">
+      <w:start w:val="1"/>
+      <w:numFmt w:val="bullet"/>
+      <w:lvlText w:val=""/>
+      <w:lvlJc w:val="left"/>
+      <w:pPr>
+        <w:ind w:left="5040" w:hanging="360"/>
+      </w:pPr>
+      <w:rPr>
+        <w:rFonts w:ascii="Symbol" w:hAnsi="Symbol" w:hint="default"/>
+      </w:rPr>
+    </w:lvl>
+    <w:lvl w:ilvl="7" w:tplc="04090003" w:tentative="1">
+      <w:start w:val="1"/>
+      <w:numFmt w:val="bullet"/>
+      <w:lvlText w:val="o"/>
+      <w:lvlJc w:val="left"/>
+      <w:pPr>
+        <w:ind w:left="5760" w:hanging="360"/>
+      </w:pPr>
+      <w:rPr>
+        <w:rFonts w:ascii="Courier New" w:hAnsi="Courier New" w:cs="Courier New" w:hint="default"/>
+      </w:rPr>
+    </w:lvl>
+    <w:lvl w:ilvl="8" w:tplc="04090005" w:tentative="1">
+      <w:start w:val="1"/>
+      <w:numFmt w:val="bullet"/>
+      <w:lvlText w:val=""/>
+      <w:lvlJc w:val="left"/>
+      <w:pPr>
+        <w:ind w:left="6480" w:hanging="360"/>
+      </w:pPr>
+      <w:rPr>
+        <w:rFonts w:ascii="Wingdings" w:hAnsi="Wingdings" w:hint="default"/>
+      </w:rPr>
+    </w:lvl>
+  </w:abstractNum>
+  <w:abstractNum w:abstractNumId="14" w15:restartNumberingAfterBreak="0">
+    <w:nsid w:val="44024472"/>
+    <w:multiLevelType w:val="hybridMultilevel"/>
+    <w:tmpl w:val="2A2C5060"/>
+    <w:lvl w:ilvl="0" w:tplc="04090001">
+      <w:start w:val="1"/>
+      <w:numFmt w:val="bullet"/>
+      <w:lvlText w:val=""/>
+      <w:lvlJc w:val="left"/>
+      <w:pPr>
+        <w:ind w:left="1440" w:hanging="360"/>
+      </w:pPr>
+      <w:rPr>
+        <w:rFonts w:ascii="Symbol" w:hAnsi="Symbol" w:hint="default"/>
+      </w:rPr>
+    </w:lvl>
+    <w:lvl w:ilvl="1" w:tplc="04090003" w:tentative="1">
+      <w:start w:val="1"/>
+      <w:numFmt w:val="bullet"/>
+      <w:lvlText w:val="o"/>
+      <w:lvlJc w:val="left"/>
+      <w:pPr>
+        <w:ind w:left="2160" w:hanging="360"/>
+      </w:pPr>
+      <w:rPr>
+        <w:rFonts w:ascii="Courier New" w:hAnsi="Courier New" w:cs="Courier New" w:hint="default"/>
+      </w:rPr>
+    </w:lvl>
+    <w:lvl w:ilvl="2" w:tplc="04090005" w:tentative="1">
+      <w:start w:val="1"/>
+      <w:numFmt w:val="bullet"/>
+      <w:lvlText w:val=""/>
+      <w:lvlJc w:val="left"/>
+      <w:pPr>
+        <w:ind w:left="2880" w:hanging="360"/>
+      </w:pPr>
+      <w:rPr>
+        <w:rFonts w:ascii="Wingdings" w:hAnsi="Wingdings" w:hint="default"/>
+      </w:rPr>
+    </w:lvl>
+    <w:lvl w:ilvl="3" w:tplc="04090001" w:tentative="1">
+      <w:start w:val="1"/>
+      <w:numFmt w:val="bullet"/>
+      <w:lvlText w:val=""/>
+      <w:lvlJc w:val="left"/>
+      <w:pPr>
+        <w:ind w:left="3600" w:hanging="360"/>
+      </w:pPr>
+      <w:rPr>
+        <w:rFonts w:ascii="Symbol" w:hAnsi="Symbol" w:hint="default"/>
+      </w:rPr>
+    </w:lvl>
+    <w:lvl w:ilvl="4" w:tplc="04090003" w:tentative="1">
+      <w:start w:val="1"/>
+      <w:numFmt w:val="bullet"/>
+      <w:lvlText w:val="o"/>
+      <w:lvlJc w:val="left"/>
+      <w:pPr>
+        <w:ind w:left="4320" w:hanging="360"/>
+      </w:pPr>
+      <w:rPr>
+        <w:rFonts w:ascii="Courier New" w:hAnsi="Courier New" w:cs="Courier New" w:hint="default"/>
+      </w:rPr>
+    </w:lvl>
+    <w:lvl w:ilvl="5" w:tplc="04090005" w:tentative="1">
+      <w:start w:val="1"/>
+      <w:numFmt w:val="bullet"/>
+      <w:lvlText w:val=""/>
+      <w:lvlJc w:val="left"/>
+      <w:pPr>
+        <w:ind w:left="5040" w:hanging="360"/>
+      </w:pPr>
+      <w:rPr>
+        <w:rFonts w:ascii="Wingdings" w:hAnsi="Wingdings" w:hint="default"/>
+      </w:rPr>
+    </w:lvl>
+    <w:lvl w:ilvl="6" w:tplc="04090001" w:tentative="1">
+      <w:start w:val="1"/>
+      <w:numFmt w:val="bullet"/>
+      <w:lvlText w:val=""/>
+      <w:lvlJc w:val="left"/>
+      <w:pPr>
+        <w:ind w:left="5760" w:hanging="360"/>
+      </w:pPr>
+      <w:rPr>
+        <w:rFonts w:ascii="Symbol" w:hAnsi="Symbol" w:hint="default"/>
+      </w:rPr>
+    </w:lvl>
+    <w:lvl w:ilvl="7" w:tplc="04090003" w:tentative="1">
+      <w:start w:val="1"/>
+      <w:numFmt w:val="bullet"/>
+      <w:lvlText w:val="o"/>
+      <w:lvlJc w:val="left"/>
+      <w:pPr>
+        <w:ind w:left="6480" w:hanging="360"/>
+      </w:pPr>
+      <w:rPr>
+        <w:rFonts w:ascii="Courier New" w:hAnsi="Courier New" w:cs="Courier New" w:hint="default"/>
+      </w:rPr>
+    </w:lvl>
+    <w:lvl w:ilvl="8" w:tplc="04090005" w:tentative="1">
+      <w:start w:val="1"/>
+      <w:numFmt w:val="bullet"/>
+      <w:lvlText w:val=""/>
+      <w:lvlJc w:val="left"/>
+      <w:pPr>
+        <w:ind w:left="7200" w:hanging="360"/>
+      </w:pPr>
+      <w:rPr>
+        <w:rFonts w:ascii="Wingdings" w:hAnsi="Wingdings" w:hint="default"/>
+      </w:rPr>
+    </w:lvl>
+  </w:abstractNum>
+  <w:abstractNum w:abstractNumId="15" w15:restartNumberingAfterBreak="0">
+    <w:nsid w:val="44B336F8"/>
+    <w:multiLevelType w:val="hybridMultilevel"/>
+    <w:tmpl w:val="087CFFEA"/>
+    <w:lvl w:ilvl="0" w:tplc="04090001">
+      <w:start w:val="1"/>
+      <w:numFmt w:val="bullet"/>
+      <w:lvlText w:val=""/>
+      <w:lvlJc w:val="left"/>
+      <w:pPr>
+        <w:ind w:left="720" w:hanging="360"/>
+      </w:pPr>
+      <w:rPr>
+        <w:rFonts w:ascii="Symbol" w:hAnsi="Symbol" w:hint="default"/>
+      </w:rPr>
+    </w:lvl>
+    <w:lvl w:ilvl="1" w:tplc="04090003" w:tentative="1">
+      <w:start w:val="1"/>
+      <w:numFmt w:val="bullet"/>
+      <w:lvlText w:val="o"/>
+      <w:lvlJc w:val="left"/>
+      <w:pPr>
+        <w:ind w:left="1440" w:hanging="360"/>
+      </w:pPr>
+      <w:rPr>
+        <w:rFonts w:ascii="Courier New" w:hAnsi="Courier New" w:cs="Courier New" w:hint="default"/>
+      </w:rPr>
+    </w:lvl>
+    <w:lvl w:ilvl="2" w:tplc="04090005" w:tentative="1">
+      <w:start w:val="1"/>
+      <w:numFmt w:val="bullet"/>
+      <w:lvlText w:val=""/>
+      <w:lvlJc w:val="left"/>
+      <w:pPr>
+        <w:ind w:left="2160" w:hanging="360"/>
+      </w:pPr>
+      <w:rPr>
+        <w:rFonts w:ascii="Wingdings" w:hAnsi="Wingdings" w:hint="default"/>
+      </w:rPr>
+    </w:lvl>
+    <w:lvl w:ilvl="3" w:tplc="04090001" w:tentative="1">
+      <w:start w:val="1"/>
+      <w:numFmt w:val="bullet"/>
+      <w:lvlText w:val=""/>
+      <w:lvlJc w:val="left"/>
+      <w:pPr>
+        <w:ind w:left="2880" w:hanging="360"/>
+      </w:pPr>
+      <w:rPr>
+        <w:rFonts w:ascii="Symbol" w:hAnsi="Symbol" w:hint="default"/>
+      </w:rPr>
+    </w:lvl>
+    <w:lvl w:ilvl="4" w:tplc="04090003" w:tentative="1">
+      <w:start w:val="1"/>
+      <w:numFmt w:val="bullet"/>
+      <w:lvlText w:val="o"/>
+      <w:lvlJc w:val="left"/>
+      <w:pPr>
+        <w:ind w:left="3600" w:hanging="360"/>
+      </w:pPr>
+      <w:rPr>
+        <w:rFonts w:ascii="Courier New" w:hAnsi="Courier New" w:cs="Courier New" w:hint="default"/>
+      </w:rPr>
+    </w:lvl>
+    <w:lvl w:ilvl="5" w:tplc="04090005" w:tentative="1">
+      <w:start w:val="1"/>
+      <w:numFmt w:val="bullet"/>
+      <w:lvlText w:val=""/>
+      <w:lvlJc w:val="left"/>
+      <w:pPr>
+        <w:ind w:left="4320" w:hanging="360"/>
+      </w:pPr>
+      <w:rPr>
+        <w:rFonts w:ascii="Wingdings" w:hAnsi="Wingdings" w:hint="default"/>
+      </w:rPr>
+    </w:lvl>
+    <w:lvl w:ilvl="6" w:tplc="04090001" w:tentative="1">
+      <w:start w:val="1"/>
+      <w:numFmt w:val="bullet"/>
+      <w:lvlText w:val=""/>
+      <w:lvlJc w:val="left"/>
+      <w:pPr>
+        <w:ind w:left="5040" w:hanging="360"/>
+      </w:pPr>
+      <w:rPr>
+        <w:rFonts w:ascii="Symbol" w:hAnsi="Symbol" w:hint="default"/>
+      </w:rPr>
+    </w:lvl>
+    <w:lvl w:ilvl="7" w:tplc="04090003" w:tentative="1">
+      <w:start w:val="1"/>
+      <w:numFmt w:val="bullet"/>
+      <w:lvlText w:val="o"/>
+      <w:lvlJc w:val="left"/>
+      <w:pPr>
+        <w:ind w:left="5760" w:hanging="360"/>
+      </w:pPr>
+      <w:rPr>
+        <w:rFonts w:ascii="Courier New" w:hAnsi="Courier New" w:cs="Courier New" w:hint="default"/>
+      </w:rPr>
+    </w:lvl>
+    <w:lvl w:ilvl="8" w:tplc="04090005" w:tentative="1">
+      <w:start w:val="1"/>
+      <w:numFmt w:val="bullet"/>
+      <w:lvlText w:val=""/>
+      <w:lvlJc w:val="left"/>
+      <w:pPr>
+        <w:ind w:left="6480" w:hanging="360"/>
+      </w:pPr>
+      <w:rPr>
+        <w:rFonts w:ascii="Wingdings" w:hAnsi="Wingdings" w:hint="default"/>
+      </w:rPr>
+    </w:lvl>
+  </w:abstractNum>
+  <w:abstractNum w:abstractNumId="16" w15:restartNumberingAfterBreak="0">
+    <w:nsid w:val="4C035B6D"/>
+    <w:multiLevelType w:val="hybridMultilevel"/>
+    <w:tmpl w:val="6DA0F904"/>
+    <w:lvl w:ilvl="0" w:tplc="04090001">
+      <w:start w:val="1"/>
+      <w:numFmt w:val="bullet"/>
+      <w:lvlText w:val=""/>
+      <w:lvlJc w:val="left"/>
+      <w:pPr>
+        <w:ind w:left="1440" w:hanging="360"/>
+      </w:pPr>
+      <w:rPr>
+        <w:rFonts w:ascii="Symbol" w:hAnsi="Symbol" w:hint="default"/>
+      </w:rPr>
+    </w:lvl>
+    <w:lvl w:ilvl="1" w:tplc="04090003" w:tentative="1">
+      <w:start w:val="1"/>
+      <w:numFmt w:val="bullet"/>
+      <w:lvlText w:val="o"/>
+      <w:lvlJc w:val="left"/>
+      <w:pPr>
+        <w:ind w:left="2160" w:hanging="360"/>
+      </w:pPr>
+      <w:rPr>
+        <w:rFonts w:ascii="Courier New" w:hAnsi="Courier New" w:cs="Courier New" w:hint="default"/>
+      </w:rPr>
+    </w:lvl>
+    <w:lvl w:ilvl="2" w:tplc="04090005" w:tentative="1">
+      <w:start w:val="1"/>
+      <w:numFmt w:val="bullet"/>
+      <w:lvlText w:val=""/>
+      <w:lvlJc w:val="left"/>
+      <w:pPr>
+        <w:ind w:left="2880" w:hanging="360"/>
+      </w:pPr>
+      <w:rPr>
+        <w:rFonts w:ascii="Wingdings" w:hAnsi="Wingdings" w:hint="default"/>
+      </w:rPr>
+    </w:lvl>
+    <w:lvl w:ilvl="3" w:tplc="04090001" w:tentative="1">
+      <w:start w:val="1"/>
+      <w:numFmt w:val="bullet"/>
+      <w:lvlText w:val=""/>
+      <w:lvlJc w:val="left"/>
+      <w:pPr>
+        <w:ind w:left="3600" w:hanging="360"/>
+      </w:pPr>
+      <w:rPr>
+        <w:rFonts w:ascii="Symbol" w:hAnsi="Symbol" w:hint="default"/>
+      </w:rPr>
+    </w:lvl>
+    <w:lvl w:ilvl="4" w:tplc="04090003" w:tentative="1">
+      <w:start w:val="1"/>
+      <w:numFmt w:val="bullet"/>
+      <w:lvlText w:val="o"/>
+      <w:lvlJc w:val="left"/>
+      <w:pPr>
+        <w:ind w:left="4320" w:hanging="360"/>
+      </w:pPr>
+      <w:rPr>
+        <w:rFonts w:ascii="Courier New" w:hAnsi="Courier New" w:cs="Courier New" w:hint="default"/>
+      </w:rPr>
+    </w:lvl>
+    <w:lvl w:ilvl="5" w:tplc="04090005" w:tentative="1">
+      <w:start w:val="1"/>
+      <w:numFmt w:val="bullet"/>
+      <w:lvlText w:val=""/>
+      <w:lvlJc w:val="left"/>
+      <w:pPr>
+        <w:ind w:left="5040" w:hanging="360"/>
+      </w:pPr>
+      <w:rPr>
+        <w:rFonts w:ascii="Wingdings" w:hAnsi="Wingdings" w:hint="default"/>
+      </w:rPr>
+    </w:lvl>
+    <w:lvl w:ilvl="6" w:tplc="04090001" w:tentative="1">
+      <w:start w:val="1"/>
+      <w:numFmt w:val="bullet"/>
+      <w:lvlText w:val=""/>
+      <w:lvlJc w:val="left"/>
+      <w:pPr>
+        <w:ind w:left="5760" w:hanging="360"/>
+      </w:pPr>
+      <w:rPr>
+        <w:rFonts w:ascii="Symbol" w:hAnsi="Symbol" w:hint="default"/>
+      </w:rPr>
+    </w:lvl>
+    <w:lvl w:ilvl="7" w:tplc="04090003" w:tentative="1">
+      <w:start w:val="1"/>
+      <w:numFmt w:val="bullet"/>
+      <w:lvlText w:val="o"/>
+      <w:lvlJc w:val="left"/>
+      <w:pPr>
+        <w:ind w:left="6480" w:hanging="360"/>
+      </w:pPr>
+      <w:rPr>
+        <w:rFonts w:ascii="Courier New" w:hAnsi="Courier New" w:cs="Courier New" w:hint="default"/>
+      </w:rPr>
+    </w:lvl>
+    <w:lvl w:ilvl="8" w:tplc="04090005" w:tentative="1">
+      <w:start w:val="1"/>
+      <w:numFmt w:val="bullet"/>
+      <w:lvlText w:val=""/>
+      <w:lvlJc w:val="left"/>
+      <w:pPr>
+        <w:ind w:left="7200" w:hanging="360"/>
+      </w:pPr>
+      <w:rPr>
+        <w:rFonts w:ascii="Wingdings" w:hAnsi="Wingdings" w:hint="default"/>
+      </w:rPr>
+    </w:lvl>
+  </w:abstractNum>
+  <w:abstractNum w:abstractNumId="17" w15:restartNumberingAfterBreak="0">
+    <w:nsid w:val="4F9003C0"/>
+    <w:multiLevelType w:val="hybridMultilevel"/>
+    <w:tmpl w:val="F878D62E"/>
+    <w:lvl w:ilvl="0" w:tplc="04090001">
+      <w:start w:val="1"/>
+      <w:numFmt w:val="bullet"/>
+      <w:lvlText w:val=""/>
+      <w:lvlJc w:val="left"/>
+      <w:pPr>
+        <w:ind w:left="1080" w:hanging="360"/>
+      </w:pPr>
+      <w:rPr>
+        <w:rFonts w:ascii="Symbol" w:hAnsi="Symbol" w:hint="default"/>
+      </w:rPr>
+    </w:lvl>
+    <w:lvl w:ilvl="1" w:tplc="04090003" w:tentative="1">
+      <w:start w:val="1"/>
+      <w:numFmt w:val="bullet"/>
+      <w:lvlText w:val="o"/>
+      <w:lvlJc w:val="left"/>
+      <w:pPr>
+        <w:ind w:left="1800" w:hanging="360"/>
+      </w:pPr>
+      <w:rPr>
+        <w:rFonts w:ascii="Courier New" w:hAnsi="Courier New" w:cs="Courier New" w:hint="default"/>
+      </w:rPr>
+    </w:lvl>
+    <w:lvl w:ilvl="2" w:tplc="04090005" w:tentative="1">
+      <w:start w:val="1"/>
+      <w:numFmt w:val="bullet"/>
+      <w:lvlText w:val=""/>
+      <w:lvlJc w:val="left"/>
+      <w:pPr>
+        <w:ind w:left="2520" w:hanging="360"/>
+      </w:pPr>
+      <w:rPr>
+        <w:rFonts w:ascii="Wingdings" w:hAnsi="Wingdings" w:hint="default"/>
+      </w:rPr>
+    </w:lvl>
+    <w:lvl w:ilvl="3" w:tplc="04090001" w:tentative="1">
+      <w:start w:val="1"/>
+      <w:numFmt w:val="bullet"/>
+      <w:lvlText w:val=""/>
+      <w:lvlJc w:val="left"/>
+      <w:pPr>
+        <w:ind w:left="3240" w:hanging="360"/>
+      </w:pPr>
+      <w:rPr>
+        <w:rFonts w:ascii="Symbol" w:hAnsi="Symbol" w:hint="default"/>
+      </w:rPr>
+    </w:lvl>
+    <w:lvl w:ilvl="4" w:tplc="04090003" w:tentative="1">
+      <w:start w:val="1"/>
+      <w:numFmt w:val="bullet"/>
+      <w:lvlText w:val="o"/>
+      <w:lvlJc w:val="left"/>
+      <w:pPr>
+        <w:ind w:left="3960" w:hanging="360"/>
+      </w:pPr>
+      <w:rPr>
+        <w:rFonts w:ascii="Courier New" w:hAnsi="Courier New" w:cs="Courier New" w:hint="default"/>
+      </w:rPr>
+    </w:lvl>
+    <w:lvl w:ilvl="5" w:tplc="04090005" w:tentative="1">
+      <w:start w:val="1"/>
+      <w:numFmt w:val="bullet"/>
+      <w:lvlText w:val=""/>
+      <w:lvlJc w:val="left"/>
+      <w:pPr>
+        <w:ind w:left="4680" w:hanging="360"/>
+      </w:pPr>
+      <w:rPr>
+        <w:rFonts w:ascii="Wingdings" w:hAnsi="Wingdings" w:hint="default"/>
+      </w:rPr>
+    </w:lvl>
+    <w:lvl w:ilvl="6" w:tplc="04090001" w:tentative="1">
+      <w:start w:val="1"/>
+      <w:numFmt w:val="bullet"/>
+      <w:lvlText w:val=""/>
+      <w:lvlJc w:val="left"/>
+      <w:pPr>
+        <w:ind w:left="5400" w:hanging="360"/>
+      </w:pPr>
+      <w:rPr>
+        <w:rFonts w:ascii="Symbol" w:hAnsi="Symbol" w:hint="default"/>
+      </w:rPr>
+    </w:lvl>
+    <w:lvl w:ilvl="7" w:tplc="04090003" w:tentative="1">
+      <w:start w:val="1"/>
+      <w:numFmt w:val="bullet"/>
+      <w:lvlText w:val="o"/>
+      <w:lvlJc w:val="left"/>
+      <w:pPr>
+        <w:ind w:left="6120" w:hanging="360"/>
+      </w:pPr>
+      <w:rPr>
+        <w:rFonts w:ascii="Courier New" w:hAnsi="Courier New" w:cs="Courier New" w:hint="default"/>
+      </w:rPr>
+    </w:lvl>
+    <w:lvl w:ilvl="8" w:tplc="04090005" w:tentative="1">
+      <w:start w:val="1"/>
+      <w:numFmt w:val="bullet"/>
+      <w:lvlText w:val=""/>
+      <w:lvlJc w:val="left"/>
+      <w:pPr>
+        <w:ind w:left="6840" w:hanging="360"/>
+      </w:pPr>
+      <w:rPr>
+        <w:rFonts w:ascii="Wingdings" w:hAnsi="Wingdings" w:hint="default"/>
+      </w:rPr>
+    </w:lvl>
+  </w:abstractNum>
+  <w:abstractNum w:abstractNumId="18" w15:restartNumberingAfterBreak="0">
+    <w:nsid w:val="50B31826"/>
+    <w:multiLevelType w:val="hybridMultilevel"/>
+    <w:tmpl w:val="1C86A868"/>
+    <w:lvl w:ilvl="0" w:tplc="04090001">
+      <w:start w:val="1"/>
+      <w:numFmt w:val="bullet"/>
+      <w:lvlText w:val=""/>
+      <w:lvlJc w:val="left"/>
+      <w:pPr>
+        <w:ind w:left="1080" w:hanging="360"/>
+      </w:pPr>
+      <w:rPr>
+        <w:rFonts w:ascii="Symbol" w:hAnsi="Symbol" w:hint="default"/>
+      </w:rPr>
+    </w:lvl>
+    <w:lvl w:ilvl="1" w:tplc="04090003" w:tentative="1">
+      <w:start w:val="1"/>
+      <w:numFmt w:val="bullet"/>
+      <w:lvlText w:val="o"/>
+      <w:lvlJc w:val="left"/>
+      <w:pPr>
+        <w:ind w:left="1800" w:hanging="360"/>
+      </w:pPr>
+      <w:rPr>
+        <w:rFonts w:ascii="Courier New" w:hAnsi="Courier New" w:cs="Courier New" w:hint="default"/>
+      </w:rPr>
+    </w:lvl>
+    <w:lvl w:ilvl="2" w:tplc="04090005" w:tentative="1">
+      <w:start w:val="1"/>
+      <w:numFmt w:val="bullet"/>
+      <w:lvlText w:val=""/>
+      <w:lvlJc w:val="left"/>
+      <w:pPr>
+        <w:ind w:left="2520" w:hanging="360"/>
+      </w:pPr>
+      <w:rPr>
+        <w:rFonts w:ascii="Wingdings" w:hAnsi="Wingdings" w:hint="default"/>
+      </w:rPr>
+    </w:lvl>
+    <w:lvl w:ilvl="3" w:tplc="04090001" w:tentative="1">
+      <w:start w:val="1"/>
+      <w:numFmt w:val="bullet"/>
+      <w:lvlText w:val=""/>
+      <w:lvlJc w:val="left"/>
+      <w:pPr>
+        <w:ind w:left="3240" w:hanging="360"/>
+      </w:pPr>
+      <w:rPr>
+        <w:rFonts w:ascii="Symbol" w:hAnsi="Symbol" w:hint="default"/>
+      </w:rPr>
+    </w:lvl>
+    <w:lvl w:ilvl="4" w:tplc="04090003" w:tentative="1">
+      <w:start w:val="1"/>
+      <w:numFmt w:val="bullet"/>
+      <w:lvlText w:val="o"/>
+      <w:lvlJc w:val="left"/>
+      <w:pPr>
+        <w:ind w:left="3960" w:hanging="360"/>
+      </w:pPr>
+      <w:rPr>
+        <w:rFonts w:ascii="Courier New" w:hAnsi="Courier New" w:cs="Courier New" w:hint="default"/>
+      </w:rPr>
+    </w:lvl>
+    <w:lvl w:ilvl="5" w:tplc="04090005" w:tentative="1">
+      <w:start w:val="1"/>
+      <w:numFmt w:val="bullet"/>
+      <w:lvlText w:val=""/>
+      <w:lvlJc w:val="left"/>
+      <w:pPr>
+        <w:ind w:left="4680" w:hanging="360"/>
+      </w:pPr>
+      <w:rPr>
+        <w:rFonts w:ascii="Wingdings" w:hAnsi="Wingdings" w:hint="default"/>
+      </w:rPr>
+    </w:lvl>
+    <w:lvl w:ilvl="6" w:tplc="04090001" w:tentative="1">
+      <w:start w:val="1"/>
+      <w:numFmt w:val="bullet"/>
+      <w:lvlText w:val=""/>
+      <w:lvlJc w:val="left"/>
+      <w:pPr>
+        <w:ind w:left="5400" w:hanging="360"/>
+      </w:pPr>
+      <w:rPr>
+        <w:rFonts w:ascii="Symbol" w:hAnsi="Symbol" w:hint="default"/>
+      </w:rPr>
+    </w:lvl>
+    <w:lvl w:ilvl="7" w:tplc="04090003" w:tentative="1">
+      <w:start w:val="1"/>
+      <w:numFmt w:val="bullet"/>
+      <w:lvlText w:val="o"/>
+      <w:lvlJc w:val="left"/>
+      <w:pPr>
+        <w:ind w:left="6120" w:hanging="360"/>
+      </w:pPr>
+      <w:rPr>
+        <w:rFonts w:ascii="Courier New" w:hAnsi="Courier New" w:cs="Courier New" w:hint="default"/>
+      </w:rPr>
+    </w:lvl>
+    <w:lvl w:ilvl="8" w:tplc="04090005" w:tentative="1">
+      <w:start w:val="1"/>
+      <w:numFmt w:val="bullet"/>
+      <w:lvlText w:val=""/>
+      <w:lvlJc w:val="left"/>
+      <w:pPr>
+        <w:ind w:left="6840" w:hanging="360"/>
+      </w:pPr>
+      <w:rPr>
+        <w:rFonts w:ascii="Wingdings" w:hAnsi="Wingdings" w:hint="default"/>
+      </w:rPr>
+    </w:lvl>
+  </w:abstractNum>
+  <w:abstractNum w:abstractNumId="19" w15:restartNumberingAfterBreak="0">
+    <w:nsid w:val="51C70878"/>
     <w:multiLevelType w:val="multilevel"/>
-    <w:tmpl w:val="8408B7D4"/>
+    <w:tmpl w:val="417A73BC"/>
     <w:lvl w:ilvl="0">
       <w:start w:val="1"/>
       <w:numFmt w:val="bullet"/>
@@ -5342,17 +7979,17 @@
       </w:rPr>
     </w:lvl>
   </w:abstractNum>
-  <w:abstractNum w:abstractNumId="14" w15:restartNumberingAfterBreak="0">
-    <w:nsid w:val="285168BA"/>
+  <w:abstractNum w:abstractNumId="20" w15:restartNumberingAfterBreak="0">
+    <w:nsid w:val="5520056A"/>
     <w:multiLevelType w:val="hybridMultilevel"/>
-    <w:tmpl w:val="EEA4A676"/>
+    <w:tmpl w:val="B524B97E"/>
     <w:lvl w:ilvl="0" w:tplc="04090001">
       <w:start w:val="1"/>
       <w:numFmt w:val="bullet"/>
       <w:lvlText w:val=""/>
       <w:lvlJc w:val="left"/>
       <w:pPr>
-        <w:ind w:left="1080" w:hanging="360"/>
+        <w:ind w:left="720" w:hanging="360"/>
       </w:pPr>
       <w:rPr>
         <w:rFonts w:ascii="Symbol" w:hAnsi="Symbol" w:hint="default"/>
@@ -5364,7 +8001,7 @@
       <w:lvlText w:val="o"/>
       <w:lvlJc w:val="left"/>
       <w:pPr>
-        <w:ind w:left="1800" w:hanging="360"/>
+        <w:ind w:left="1440" w:hanging="360"/>
       </w:pPr>
       <w:rPr>
         <w:rFonts w:ascii="Courier New" w:hAnsi="Courier New" w:cs="Courier New" w:hint="default"/>
@@ -5376,7 +8013,7 @@
       <w:lvlText w:val=""/>
       <w:lvlJc w:val="left"/>
       <w:pPr>
-        <w:ind w:left="2520" w:hanging="360"/>
+        <w:ind w:left="2160" w:hanging="360"/>
       </w:pPr>
       <w:rPr>
         <w:rFonts w:ascii="Wingdings" w:hAnsi="Wingdings" w:hint="default"/>
@@ -5388,7 +8025,7 @@
       <w:lvlText w:val=""/>
       <w:lvlJc w:val="left"/>
       <w:pPr>
-        <w:ind w:left="3240" w:hanging="360"/>
+        <w:ind w:left="2880" w:hanging="360"/>
       </w:pPr>
       <w:rPr>
         <w:rFonts w:ascii="Symbol" w:hAnsi="Symbol" w:hint="default"/>
@@ -5400,7 +8037,7 @@
       <w:lvlText w:val="o"/>
       <w:lvlJc w:val="left"/>
       <w:pPr>
-        <w:ind w:left="3960" w:hanging="360"/>
+        <w:ind w:left="3600" w:hanging="360"/>
       </w:pPr>
       <w:rPr>
         <w:rFonts w:ascii="Courier New" w:hAnsi="Courier New" w:cs="Courier New" w:hint="default"/>
@@ -5412,7 +8049,7 @@
       <w:lvlText w:val=""/>
       <w:lvlJc w:val="left"/>
       <w:pPr>
-        <w:ind w:left="4680" w:hanging="360"/>
+        <w:ind w:left="4320" w:hanging="360"/>
       </w:pPr>
       <w:rPr>
         <w:rFonts w:ascii="Wingdings" w:hAnsi="Wingdings" w:hint="default"/>
@@ -5424,7 +8061,7 @@
       <w:lvlText w:val=""/>
       <w:lvlJc w:val="left"/>
       <w:pPr>
-        <w:ind w:left="5400" w:hanging="360"/>
+        <w:ind w:left="5040" w:hanging="360"/>
       </w:pPr>
       <w:rPr>
         <w:rFonts w:ascii="Symbol" w:hAnsi="Symbol" w:hint="default"/>
@@ -5436,7 +8073,7 @@
       <w:lvlText w:val="o"/>
       <w:lvlJc w:val="left"/>
       <w:pPr>
-        <w:ind w:left="6120" w:hanging="360"/>
+        <w:ind w:left="5760" w:hanging="360"/>
       </w:pPr>
       <w:rPr>
         <w:rFonts w:ascii="Courier New" w:hAnsi="Courier New" w:cs="Courier New" w:hint="default"/>
@@ -5448,805 +8085,7 @@
       <w:lvlText w:val=""/>
       <w:lvlJc w:val="left"/>
       <w:pPr>
-        <w:ind w:left="6840" w:hanging="360"/>
-      </w:pPr>
-      <w:rPr>
-        <w:rFonts w:ascii="Wingdings" w:hAnsi="Wingdings" w:hint="default"/>
-      </w:rPr>
-    </w:lvl>
-  </w:abstractNum>
-  <w:abstractNum w:abstractNumId="15" w15:restartNumberingAfterBreak="0">
-    <w:nsid w:val="2A2A3F72"/>
-    <w:multiLevelType w:val="multilevel"/>
-    <w:tmpl w:val="8408B7D4"/>
-    <w:lvl w:ilvl="0">
-      <w:start w:val="1"/>
-      <w:numFmt w:val="bullet"/>
-      <w:lvlText w:val=""/>
-      <w:lvlJc w:val="left"/>
-      <w:pPr>
-        <w:tabs>
-          <w:tab w:val="num" w:pos="720"/>
-        </w:tabs>
-        <w:ind w:left="720" w:hanging="360"/>
-      </w:pPr>
-      <w:rPr>
-        <w:rFonts w:ascii="Symbol" w:hAnsi="Symbol" w:hint="default"/>
-        <w:sz w:val="20"/>
-      </w:rPr>
-    </w:lvl>
-    <w:lvl w:ilvl="1" w:tentative="1">
-      <w:start w:val="1"/>
-      <w:numFmt w:val="bullet"/>
-      <w:lvlText w:val="o"/>
-      <w:lvlJc w:val="left"/>
-      <w:pPr>
-        <w:tabs>
-          <w:tab w:val="num" w:pos="1440"/>
-        </w:tabs>
-        <w:ind w:left="1440" w:hanging="360"/>
-      </w:pPr>
-      <w:rPr>
-        <w:rFonts w:ascii="Courier New" w:hAnsi="Courier New" w:hint="default"/>
-        <w:sz w:val="20"/>
-      </w:rPr>
-    </w:lvl>
-    <w:lvl w:ilvl="2" w:tentative="1">
-      <w:start w:val="1"/>
-      <w:numFmt w:val="bullet"/>
-      <w:lvlText w:val=""/>
-      <w:lvlJc w:val="left"/>
-      <w:pPr>
-        <w:tabs>
-          <w:tab w:val="num" w:pos="2160"/>
-        </w:tabs>
-        <w:ind w:left="2160" w:hanging="360"/>
-      </w:pPr>
-      <w:rPr>
-        <w:rFonts w:ascii="Wingdings" w:hAnsi="Wingdings" w:hint="default"/>
-        <w:sz w:val="20"/>
-      </w:rPr>
-    </w:lvl>
-    <w:lvl w:ilvl="3" w:tentative="1">
-      <w:start w:val="1"/>
-      <w:numFmt w:val="bullet"/>
-      <w:lvlText w:val=""/>
-      <w:lvlJc w:val="left"/>
-      <w:pPr>
-        <w:tabs>
-          <w:tab w:val="num" w:pos="2880"/>
-        </w:tabs>
-        <w:ind w:left="2880" w:hanging="360"/>
-      </w:pPr>
-      <w:rPr>
-        <w:rFonts w:ascii="Wingdings" w:hAnsi="Wingdings" w:hint="default"/>
-        <w:sz w:val="20"/>
-      </w:rPr>
-    </w:lvl>
-    <w:lvl w:ilvl="4" w:tentative="1">
-      <w:start w:val="1"/>
-      <w:numFmt w:val="bullet"/>
-      <w:lvlText w:val=""/>
-      <w:lvlJc w:val="left"/>
-      <w:pPr>
-        <w:tabs>
-          <w:tab w:val="num" w:pos="3600"/>
-        </w:tabs>
-        <w:ind w:left="3600" w:hanging="360"/>
-      </w:pPr>
-      <w:rPr>
-        <w:rFonts w:ascii="Wingdings" w:hAnsi="Wingdings" w:hint="default"/>
-        <w:sz w:val="20"/>
-      </w:rPr>
-    </w:lvl>
-    <w:lvl w:ilvl="5" w:tentative="1">
-      <w:start w:val="1"/>
-      <w:numFmt w:val="bullet"/>
-      <w:lvlText w:val=""/>
-      <w:lvlJc w:val="left"/>
-      <w:pPr>
-        <w:tabs>
-          <w:tab w:val="num" w:pos="4320"/>
-        </w:tabs>
-        <w:ind w:left="4320" w:hanging="360"/>
-      </w:pPr>
-      <w:rPr>
-        <w:rFonts w:ascii="Wingdings" w:hAnsi="Wingdings" w:hint="default"/>
-        <w:sz w:val="20"/>
-      </w:rPr>
-    </w:lvl>
-    <w:lvl w:ilvl="6" w:tentative="1">
-      <w:start w:val="1"/>
-      <w:numFmt w:val="bullet"/>
-      <w:lvlText w:val=""/>
-      <w:lvlJc w:val="left"/>
-      <w:pPr>
-        <w:tabs>
-          <w:tab w:val="num" w:pos="5040"/>
-        </w:tabs>
-        <w:ind w:left="5040" w:hanging="360"/>
-      </w:pPr>
-      <w:rPr>
-        <w:rFonts w:ascii="Wingdings" w:hAnsi="Wingdings" w:hint="default"/>
-        <w:sz w:val="20"/>
-      </w:rPr>
-    </w:lvl>
-    <w:lvl w:ilvl="7" w:tentative="1">
-      <w:start w:val="1"/>
-      <w:numFmt w:val="bullet"/>
-      <w:lvlText w:val=""/>
-      <w:lvlJc w:val="left"/>
-      <w:pPr>
-        <w:tabs>
-          <w:tab w:val="num" w:pos="5760"/>
-        </w:tabs>
-        <w:ind w:left="5760" w:hanging="360"/>
-      </w:pPr>
-      <w:rPr>
-        <w:rFonts w:ascii="Wingdings" w:hAnsi="Wingdings" w:hint="default"/>
-        <w:sz w:val="20"/>
-      </w:rPr>
-    </w:lvl>
-    <w:lvl w:ilvl="8" w:tentative="1">
-      <w:start w:val="1"/>
-      <w:numFmt w:val="bullet"/>
-      <w:lvlText w:val=""/>
-      <w:lvlJc w:val="left"/>
-      <w:pPr>
-        <w:tabs>
-          <w:tab w:val="num" w:pos="6480"/>
-        </w:tabs>
         <w:ind w:left="6480" w:hanging="360"/>
-      </w:pPr>
-      <w:rPr>
-        <w:rFonts w:ascii="Wingdings" w:hAnsi="Wingdings" w:hint="default"/>
-        <w:sz w:val="20"/>
-      </w:rPr>
-    </w:lvl>
-  </w:abstractNum>
-  <w:abstractNum w:abstractNumId="16" w15:restartNumberingAfterBreak="0">
-    <w:nsid w:val="2C421C00"/>
-    <w:multiLevelType w:val="multilevel"/>
-    <w:tmpl w:val="8408B7D4"/>
-    <w:lvl w:ilvl="0">
-      <w:start w:val="1"/>
-      <w:numFmt w:val="bullet"/>
-      <w:lvlText w:val=""/>
-      <w:lvlJc w:val="left"/>
-      <w:pPr>
-        <w:tabs>
-          <w:tab w:val="num" w:pos="720"/>
-        </w:tabs>
-        <w:ind w:left="720" w:hanging="360"/>
-      </w:pPr>
-      <w:rPr>
-        <w:rFonts w:ascii="Symbol" w:hAnsi="Symbol" w:hint="default"/>
-        <w:sz w:val="20"/>
-      </w:rPr>
-    </w:lvl>
-    <w:lvl w:ilvl="1" w:tentative="1">
-      <w:start w:val="1"/>
-      <w:numFmt w:val="bullet"/>
-      <w:lvlText w:val="o"/>
-      <w:lvlJc w:val="left"/>
-      <w:pPr>
-        <w:tabs>
-          <w:tab w:val="num" w:pos="1440"/>
-        </w:tabs>
-        <w:ind w:left="1440" w:hanging="360"/>
-      </w:pPr>
-      <w:rPr>
-        <w:rFonts w:ascii="Courier New" w:hAnsi="Courier New" w:hint="default"/>
-        <w:sz w:val="20"/>
-      </w:rPr>
-    </w:lvl>
-    <w:lvl w:ilvl="2" w:tentative="1">
-      <w:start w:val="1"/>
-      <w:numFmt w:val="bullet"/>
-      <w:lvlText w:val=""/>
-      <w:lvlJc w:val="left"/>
-      <w:pPr>
-        <w:tabs>
-          <w:tab w:val="num" w:pos="2160"/>
-        </w:tabs>
-        <w:ind w:left="2160" w:hanging="360"/>
-      </w:pPr>
-      <w:rPr>
-        <w:rFonts w:ascii="Wingdings" w:hAnsi="Wingdings" w:hint="default"/>
-        <w:sz w:val="20"/>
-      </w:rPr>
-    </w:lvl>
-    <w:lvl w:ilvl="3" w:tentative="1">
-      <w:start w:val="1"/>
-      <w:numFmt w:val="bullet"/>
-      <w:lvlText w:val=""/>
-      <w:lvlJc w:val="left"/>
-      <w:pPr>
-        <w:tabs>
-          <w:tab w:val="num" w:pos="2880"/>
-        </w:tabs>
-        <w:ind w:left="2880" w:hanging="360"/>
-      </w:pPr>
-      <w:rPr>
-        <w:rFonts w:ascii="Wingdings" w:hAnsi="Wingdings" w:hint="default"/>
-        <w:sz w:val="20"/>
-      </w:rPr>
-    </w:lvl>
-    <w:lvl w:ilvl="4" w:tentative="1">
-      <w:start w:val="1"/>
-      <w:numFmt w:val="bullet"/>
-      <w:lvlText w:val=""/>
-      <w:lvlJc w:val="left"/>
-      <w:pPr>
-        <w:tabs>
-          <w:tab w:val="num" w:pos="3600"/>
-        </w:tabs>
-        <w:ind w:left="3600" w:hanging="360"/>
-      </w:pPr>
-      <w:rPr>
-        <w:rFonts w:ascii="Wingdings" w:hAnsi="Wingdings" w:hint="default"/>
-        <w:sz w:val="20"/>
-      </w:rPr>
-    </w:lvl>
-    <w:lvl w:ilvl="5" w:tentative="1">
-      <w:start w:val="1"/>
-      <w:numFmt w:val="bullet"/>
-      <w:lvlText w:val=""/>
-      <w:lvlJc w:val="left"/>
-      <w:pPr>
-        <w:tabs>
-          <w:tab w:val="num" w:pos="4320"/>
-        </w:tabs>
-        <w:ind w:left="4320" w:hanging="360"/>
-      </w:pPr>
-      <w:rPr>
-        <w:rFonts w:ascii="Wingdings" w:hAnsi="Wingdings" w:hint="default"/>
-        <w:sz w:val="20"/>
-      </w:rPr>
-    </w:lvl>
-    <w:lvl w:ilvl="6" w:tentative="1">
-      <w:start w:val="1"/>
-      <w:numFmt w:val="bullet"/>
-      <w:lvlText w:val=""/>
-      <w:lvlJc w:val="left"/>
-      <w:pPr>
-        <w:tabs>
-          <w:tab w:val="num" w:pos="5040"/>
-        </w:tabs>
-        <w:ind w:left="5040" w:hanging="360"/>
-      </w:pPr>
-      <w:rPr>
-        <w:rFonts w:ascii="Wingdings" w:hAnsi="Wingdings" w:hint="default"/>
-        <w:sz w:val="20"/>
-      </w:rPr>
-    </w:lvl>
-    <w:lvl w:ilvl="7" w:tentative="1">
-      <w:start w:val="1"/>
-      <w:numFmt w:val="bullet"/>
-      <w:lvlText w:val=""/>
-      <w:lvlJc w:val="left"/>
-      <w:pPr>
-        <w:tabs>
-          <w:tab w:val="num" w:pos="5760"/>
-        </w:tabs>
-        <w:ind w:left="5760" w:hanging="360"/>
-      </w:pPr>
-      <w:rPr>
-        <w:rFonts w:ascii="Wingdings" w:hAnsi="Wingdings" w:hint="default"/>
-        <w:sz w:val="20"/>
-      </w:rPr>
-    </w:lvl>
-    <w:lvl w:ilvl="8" w:tentative="1">
-      <w:start w:val="1"/>
-      <w:numFmt w:val="bullet"/>
-      <w:lvlText w:val=""/>
-      <w:lvlJc w:val="left"/>
-      <w:pPr>
-        <w:tabs>
-          <w:tab w:val="num" w:pos="6480"/>
-        </w:tabs>
-        <w:ind w:left="6480" w:hanging="360"/>
-      </w:pPr>
-      <w:rPr>
-        <w:rFonts w:ascii="Wingdings" w:hAnsi="Wingdings" w:hint="default"/>
-        <w:sz w:val="20"/>
-      </w:rPr>
-    </w:lvl>
-  </w:abstractNum>
-  <w:abstractNum w:abstractNumId="17" w15:restartNumberingAfterBreak="0">
-    <w:nsid w:val="327B5BE2"/>
-    <w:multiLevelType w:val="multilevel"/>
-    <w:tmpl w:val="8408B7D4"/>
-    <w:lvl w:ilvl="0">
-      <w:start w:val="1"/>
-      <w:numFmt w:val="bullet"/>
-      <w:lvlText w:val=""/>
-      <w:lvlJc w:val="left"/>
-      <w:pPr>
-        <w:tabs>
-          <w:tab w:val="num" w:pos="720"/>
-        </w:tabs>
-        <w:ind w:left="720" w:hanging="360"/>
-      </w:pPr>
-      <w:rPr>
-        <w:rFonts w:ascii="Symbol" w:hAnsi="Symbol" w:hint="default"/>
-        <w:sz w:val="20"/>
-      </w:rPr>
-    </w:lvl>
-    <w:lvl w:ilvl="1" w:tentative="1">
-      <w:start w:val="1"/>
-      <w:numFmt w:val="bullet"/>
-      <w:lvlText w:val="o"/>
-      <w:lvlJc w:val="left"/>
-      <w:pPr>
-        <w:tabs>
-          <w:tab w:val="num" w:pos="1440"/>
-        </w:tabs>
-        <w:ind w:left="1440" w:hanging="360"/>
-      </w:pPr>
-      <w:rPr>
-        <w:rFonts w:ascii="Courier New" w:hAnsi="Courier New" w:hint="default"/>
-        <w:sz w:val="20"/>
-      </w:rPr>
-    </w:lvl>
-    <w:lvl w:ilvl="2" w:tentative="1">
-      <w:start w:val="1"/>
-      <w:numFmt w:val="bullet"/>
-      <w:lvlText w:val=""/>
-      <w:lvlJc w:val="left"/>
-      <w:pPr>
-        <w:tabs>
-          <w:tab w:val="num" w:pos="2160"/>
-        </w:tabs>
-        <w:ind w:left="2160" w:hanging="360"/>
-      </w:pPr>
-      <w:rPr>
-        <w:rFonts w:ascii="Wingdings" w:hAnsi="Wingdings" w:hint="default"/>
-        <w:sz w:val="20"/>
-      </w:rPr>
-    </w:lvl>
-    <w:lvl w:ilvl="3" w:tentative="1">
-      <w:start w:val="1"/>
-      <w:numFmt w:val="bullet"/>
-      <w:lvlText w:val=""/>
-      <w:lvlJc w:val="left"/>
-      <w:pPr>
-        <w:tabs>
-          <w:tab w:val="num" w:pos="2880"/>
-        </w:tabs>
-        <w:ind w:left="2880" w:hanging="360"/>
-      </w:pPr>
-      <w:rPr>
-        <w:rFonts w:ascii="Wingdings" w:hAnsi="Wingdings" w:hint="default"/>
-        <w:sz w:val="20"/>
-      </w:rPr>
-    </w:lvl>
-    <w:lvl w:ilvl="4" w:tentative="1">
-      <w:start w:val="1"/>
-      <w:numFmt w:val="bullet"/>
-      <w:lvlText w:val=""/>
-      <w:lvlJc w:val="left"/>
-      <w:pPr>
-        <w:tabs>
-          <w:tab w:val="num" w:pos="3600"/>
-        </w:tabs>
-        <w:ind w:left="3600" w:hanging="360"/>
-      </w:pPr>
-      <w:rPr>
-        <w:rFonts w:ascii="Wingdings" w:hAnsi="Wingdings" w:hint="default"/>
-        <w:sz w:val="20"/>
-      </w:rPr>
-    </w:lvl>
-    <w:lvl w:ilvl="5" w:tentative="1">
-      <w:start w:val="1"/>
-      <w:numFmt w:val="bullet"/>
-      <w:lvlText w:val=""/>
-      <w:lvlJc w:val="left"/>
-      <w:pPr>
-        <w:tabs>
-          <w:tab w:val="num" w:pos="4320"/>
-        </w:tabs>
-        <w:ind w:left="4320" w:hanging="360"/>
-      </w:pPr>
-      <w:rPr>
-        <w:rFonts w:ascii="Wingdings" w:hAnsi="Wingdings" w:hint="default"/>
-        <w:sz w:val="20"/>
-      </w:rPr>
-    </w:lvl>
-    <w:lvl w:ilvl="6" w:tentative="1">
-      <w:start w:val="1"/>
-      <w:numFmt w:val="bullet"/>
-      <w:lvlText w:val=""/>
-      <w:lvlJc w:val="left"/>
-      <w:pPr>
-        <w:tabs>
-          <w:tab w:val="num" w:pos="5040"/>
-        </w:tabs>
-        <w:ind w:left="5040" w:hanging="360"/>
-      </w:pPr>
-      <w:rPr>
-        <w:rFonts w:ascii="Wingdings" w:hAnsi="Wingdings" w:hint="default"/>
-        <w:sz w:val="20"/>
-      </w:rPr>
-    </w:lvl>
-    <w:lvl w:ilvl="7" w:tentative="1">
-      <w:start w:val="1"/>
-      <w:numFmt w:val="bullet"/>
-      <w:lvlText w:val=""/>
-      <w:lvlJc w:val="left"/>
-      <w:pPr>
-        <w:tabs>
-          <w:tab w:val="num" w:pos="5760"/>
-        </w:tabs>
-        <w:ind w:left="5760" w:hanging="360"/>
-      </w:pPr>
-      <w:rPr>
-        <w:rFonts w:ascii="Wingdings" w:hAnsi="Wingdings" w:hint="default"/>
-        <w:sz w:val="20"/>
-      </w:rPr>
-    </w:lvl>
-    <w:lvl w:ilvl="8" w:tentative="1">
-      <w:start w:val="1"/>
-      <w:numFmt w:val="bullet"/>
-      <w:lvlText w:val=""/>
-      <w:lvlJc w:val="left"/>
-      <w:pPr>
-        <w:tabs>
-          <w:tab w:val="num" w:pos="6480"/>
-        </w:tabs>
-        <w:ind w:left="6480" w:hanging="360"/>
-      </w:pPr>
-      <w:rPr>
-        <w:rFonts w:ascii="Wingdings" w:hAnsi="Wingdings" w:hint="default"/>
-        <w:sz w:val="20"/>
-      </w:rPr>
-    </w:lvl>
-  </w:abstractNum>
-  <w:abstractNum w:abstractNumId="18" w15:restartNumberingAfterBreak="0">
-    <w:nsid w:val="34D50EDE"/>
-    <w:multiLevelType w:val="hybridMultilevel"/>
-    <w:tmpl w:val="9BFA65D4"/>
-    <w:lvl w:ilvl="0" w:tplc="860CFB12">
-      <w:start w:val="1"/>
-      <w:numFmt w:val="decimal"/>
-      <w:lvlText w:val="%1"/>
-      <w:lvlJc w:val="left"/>
-      <w:pPr>
-        <w:ind w:left="720" w:hanging="360"/>
-      </w:pPr>
-      <w:rPr>
-        <w:rFonts w:hint="default"/>
-      </w:rPr>
-    </w:lvl>
-    <w:lvl w:ilvl="1" w:tplc="04090019" w:tentative="1">
-      <w:start w:val="1"/>
-      <w:numFmt w:val="lowerLetter"/>
-      <w:lvlText w:val="%2."/>
-      <w:lvlJc w:val="left"/>
-      <w:pPr>
-        <w:ind w:left="1440" w:hanging="360"/>
-      </w:pPr>
-    </w:lvl>
-    <w:lvl w:ilvl="2" w:tplc="0409001B" w:tentative="1">
-      <w:start w:val="1"/>
-      <w:numFmt w:val="lowerRoman"/>
-      <w:lvlText w:val="%3."/>
-      <w:lvlJc w:val="right"/>
-      <w:pPr>
-        <w:ind w:left="2160" w:hanging="180"/>
-      </w:pPr>
-    </w:lvl>
-    <w:lvl w:ilvl="3" w:tplc="0409000F" w:tentative="1">
-      <w:start w:val="1"/>
-      <w:numFmt w:val="decimal"/>
-      <w:lvlText w:val="%4."/>
-      <w:lvlJc w:val="left"/>
-      <w:pPr>
-        <w:ind w:left="2880" w:hanging="360"/>
-      </w:pPr>
-    </w:lvl>
-    <w:lvl w:ilvl="4" w:tplc="04090019" w:tentative="1">
-      <w:start w:val="1"/>
-      <w:numFmt w:val="lowerLetter"/>
-      <w:lvlText w:val="%5."/>
-      <w:lvlJc w:val="left"/>
-      <w:pPr>
-        <w:ind w:left="3600" w:hanging="360"/>
-      </w:pPr>
-    </w:lvl>
-    <w:lvl w:ilvl="5" w:tplc="0409001B" w:tentative="1">
-      <w:start w:val="1"/>
-      <w:numFmt w:val="lowerRoman"/>
-      <w:lvlText w:val="%6."/>
-      <w:lvlJc w:val="right"/>
-      <w:pPr>
-        <w:ind w:left="4320" w:hanging="180"/>
-      </w:pPr>
-    </w:lvl>
-    <w:lvl w:ilvl="6" w:tplc="0409000F" w:tentative="1">
-      <w:start w:val="1"/>
-      <w:numFmt w:val="decimal"/>
-      <w:lvlText w:val="%7."/>
-      <w:lvlJc w:val="left"/>
-      <w:pPr>
-        <w:ind w:left="5040" w:hanging="360"/>
-      </w:pPr>
-    </w:lvl>
-    <w:lvl w:ilvl="7" w:tplc="04090019" w:tentative="1">
-      <w:start w:val="1"/>
-      <w:numFmt w:val="lowerLetter"/>
-      <w:lvlText w:val="%8."/>
-      <w:lvlJc w:val="left"/>
-      <w:pPr>
-        <w:ind w:left="5760" w:hanging="360"/>
-      </w:pPr>
-    </w:lvl>
-    <w:lvl w:ilvl="8" w:tplc="0409001B" w:tentative="1">
-      <w:start w:val="1"/>
-      <w:numFmt w:val="lowerRoman"/>
-      <w:lvlText w:val="%9."/>
-      <w:lvlJc w:val="right"/>
-      <w:pPr>
-        <w:ind w:left="6480" w:hanging="180"/>
-      </w:pPr>
-    </w:lvl>
-  </w:abstractNum>
-  <w:abstractNum w:abstractNumId="19" w15:restartNumberingAfterBreak="0">
-    <w:nsid w:val="399A7AD2"/>
-    <w:multiLevelType w:val="multilevel"/>
-    <w:tmpl w:val="8408B7D4"/>
-    <w:lvl w:ilvl="0">
-      <w:start w:val="1"/>
-      <w:numFmt w:val="bullet"/>
-      <w:lvlText w:val=""/>
-      <w:lvlJc w:val="left"/>
-      <w:pPr>
-        <w:tabs>
-          <w:tab w:val="num" w:pos="720"/>
-        </w:tabs>
-        <w:ind w:left="720" w:hanging="360"/>
-      </w:pPr>
-      <w:rPr>
-        <w:rFonts w:ascii="Symbol" w:hAnsi="Symbol" w:hint="default"/>
-        <w:sz w:val="20"/>
-      </w:rPr>
-    </w:lvl>
-    <w:lvl w:ilvl="1" w:tentative="1">
-      <w:start w:val="1"/>
-      <w:numFmt w:val="bullet"/>
-      <w:lvlText w:val="o"/>
-      <w:lvlJc w:val="left"/>
-      <w:pPr>
-        <w:tabs>
-          <w:tab w:val="num" w:pos="1440"/>
-        </w:tabs>
-        <w:ind w:left="1440" w:hanging="360"/>
-      </w:pPr>
-      <w:rPr>
-        <w:rFonts w:ascii="Courier New" w:hAnsi="Courier New" w:hint="default"/>
-        <w:sz w:val="20"/>
-      </w:rPr>
-    </w:lvl>
-    <w:lvl w:ilvl="2" w:tentative="1">
-      <w:start w:val="1"/>
-      <w:numFmt w:val="bullet"/>
-      <w:lvlText w:val=""/>
-      <w:lvlJc w:val="left"/>
-      <w:pPr>
-        <w:tabs>
-          <w:tab w:val="num" w:pos="2160"/>
-        </w:tabs>
-        <w:ind w:left="2160" w:hanging="360"/>
-      </w:pPr>
-      <w:rPr>
-        <w:rFonts w:ascii="Wingdings" w:hAnsi="Wingdings" w:hint="default"/>
-        <w:sz w:val="20"/>
-      </w:rPr>
-    </w:lvl>
-    <w:lvl w:ilvl="3" w:tentative="1">
-      <w:start w:val="1"/>
-      <w:numFmt w:val="bullet"/>
-      <w:lvlText w:val=""/>
-      <w:lvlJc w:val="left"/>
-      <w:pPr>
-        <w:tabs>
-          <w:tab w:val="num" w:pos="2880"/>
-        </w:tabs>
-        <w:ind w:left="2880" w:hanging="360"/>
-      </w:pPr>
-      <w:rPr>
-        <w:rFonts w:ascii="Wingdings" w:hAnsi="Wingdings" w:hint="default"/>
-        <w:sz w:val="20"/>
-      </w:rPr>
-    </w:lvl>
-    <w:lvl w:ilvl="4" w:tentative="1">
-      <w:start w:val="1"/>
-      <w:numFmt w:val="bullet"/>
-      <w:lvlText w:val=""/>
-      <w:lvlJc w:val="left"/>
-      <w:pPr>
-        <w:tabs>
-          <w:tab w:val="num" w:pos="3600"/>
-        </w:tabs>
-        <w:ind w:left="3600" w:hanging="360"/>
-      </w:pPr>
-      <w:rPr>
-        <w:rFonts w:ascii="Wingdings" w:hAnsi="Wingdings" w:hint="default"/>
-        <w:sz w:val="20"/>
-      </w:rPr>
-    </w:lvl>
-    <w:lvl w:ilvl="5" w:tentative="1">
-      <w:start w:val="1"/>
-      <w:numFmt w:val="bullet"/>
-      <w:lvlText w:val=""/>
-      <w:lvlJc w:val="left"/>
-      <w:pPr>
-        <w:tabs>
-          <w:tab w:val="num" w:pos="4320"/>
-        </w:tabs>
-        <w:ind w:left="4320" w:hanging="360"/>
-      </w:pPr>
-      <w:rPr>
-        <w:rFonts w:ascii="Wingdings" w:hAnsi="Wingdings" w:hint="default"/>
-        <w:sz w:val="20"/>
-      </w:rPr>
-    </w:lvl>
-    <w:lvl w:ilvl="6" w:tentative="1">
-      <w:start w:val="1"/>
-      <w:numFmt w:val="bullet"/>
-      <w:lvlText w:val=""/>
-      <w:lvlJc w:val="left"/>
-      <w:pPr>
-        <w:tabs>
-          <w:tab w:val="num" w:pos="5040"/>
-        </w:tabs>
-        <w:ind w:left="5040" w:hanging="360"/>
-      </w:pPr>
-      <w:rPr>
-        <w:rFonts w:ascii="Wingdings" w:hAnsi="Wingdings" w:hint="default"/>
-        <w:sz w:val="20"/>
-      </w:rPr>
-    </w:lvl>
-    <w:lvl w:ilvl="7" w:tentative="1">
-      <w:start w:val="1"/>
-      <w:numFmt w:val="bullet"/>
-      <w:lvlText w:val=""/>
-      <w:lvlJc w:val="left"/>
-      <w:pPr>
-        <w:tabs>
-          <w:tab w:val="num" w:pos="5760"/>
-        </w:tabs>
-        <w:ind w:left="5760" w:hanging="360"/>
-      </w:pPr>
-      <w:rPr>
-        <w:rFonts w:ascii="Wingdings" w:hAnsi="Wingdings" w:hint="default"/>
-        <w:sz w:val="20"/>
-      </w:rPr>
-    </w:lvl>
-    <w:lvl w:ilvl="8" w:tentative="1">
-      <w:start w:val="1"/>
-      <w:numFmt w:val="bullet"/>
-      <w:lvlText w:val=""/>
-      <w:lvlJc w:val="left"/>
-      <w:pPr>
-        <w:tabs>
-          <w:tab w:val="num" w:pos="6480"/>
-        </w:tabs>
-        <w:ind w:left="6480" w:hanging="360"/>
-      </w:pPr>
-      <w:rPr>
-        <w:rFonts w:ascii="Wingdings" w:hAnsi="Wingdings" w:hint="default"/>
-        <w:sz w:val="20"/>
-      </w:rPr>
-    </w:lvl>
-  </w:abstractNum>
-  <w:abstractNum w:abstractNumId="20" w15:restartNumberingAfterBreak="0">
-    <w:nsid w:val="3F6C4C1C"/>
-    <w:multiLevelType w:val="hybridMultilevel"/>
-    <w:tmpl w:val="43B861F8"/>
-    <w:lvl w:ilvl="0" w:tplc="04090001">
-      <w:start w:val="1"/>
-      <w:numFmt w:val="bullet"/>
-      <w:lvlText w:val=""/>
-      <w:lvlJc w:val="left"/>
-      <w:pPr>
-        <w:ind w:left="1080" w:hanging="360"/>
-      </w:pPr>
-      <w:rPr>
-        <w:rFonts w:ascii="Symbol" w:hAnsi="Symbol" w:hint="default"/>
-      </w:rPr>
-    </w:lvl>
-    <w:lvl w:ilvl="1" w:tplc="04090003" w:tentative="1">
-      <w:start w:val="1"/>
-      <w:numFmt w:val="bullet"/>
-      <w:lvlText w:val="o"/>
-      <w:lvlJc w:val="left"/>
-      <w:pPr>
-        <w:ind w:left="1800" w:hanging="360"/>
-      </w:pPr>
-      <w:rPr>
-        <w:rFonts w:ascii="Courier New" w:hAnsi="Courier New" w:cs="Courier New" w:hint="default"/>
-      </w:rPr>
-    </w:lvl>
-    <w:lvl w:ilvl="2" w:tplc="04090005" w:tentative="1">
-      <w:start w:val="1"/>
-      <w:numFmt w:val="bullet"/>
-      <w:lvlText w:val=""/>
-      <w:lvlJc w:val="left"/>
-      <w:pPr>
-        <w:ind w:left="2520" w:hanging="360"/>
-      </w:pPr>
-      <w:rPr>
-        <w:rFonts w:ascii="Wingdings" w:hAnsi="Wingdings" w:hint="default"/>
-      </w:rPr>
-    </w:lvl>
-    <w:lvl w:ilvl="3" w:tplc="04090001" w:tentative="1">
-      <w:start w:val="1"/>
-      <w:numFmt w:val="bullet"/>
-      <w:lvlText w:val=""/>
-      <w:lvlJc w:val="left"/>
-      <w:pPr>
-        <w:ind w:left="3240" w:hanging="360"/>
-      </w:pPr>
-      <w:rPr>
-        <w:rFonts w:ascii="Symbol" w:hAnsi="Symbol" w:hint="default"/>
-      </w:rPr>
-    </w:lvl>
-    <w:lvl w:ilvl="4" w:tplc="04090003" w:tentative="1">
-      <w:start w:val="1"/>
-      <w:numFmt w:val="bullet"/>
-      <w:lvlText w:val="o"/>
-      <w:lvlJc w:val="left"/>
-      <w:pPr>
-        <w:ind w:left="3960" w:hanging="360"/>
-      </w:pPr>
-      <w:rPr>
-        <w:rFonts w:ascii="Courier New" w:hAnsi="Courier New" w:cs="Courier New" w:hint="default"/>
-      </w:rPr>
-    </w:lvl>
-    <w:lvl w:ilvl="5" w:tplc="04090005" w:tentative="1">
-      <w:start w:val="1"/>
-      <w:numFmt w:val="bullet"/>
-      <w:lvlText w:val=""/>
-      <w:lvlJc w:val="left"/>
-      <w:pPr>
-        <w:ind w:left="4680" w:hanging="360"/>
-      </w:pPr>
-      <w:rPr>
-        <w:rFonts w:ascii="Wingdings" w:hAnsi="Wingdings" w:hint="default"/>
-      </w:rPr>
-    </w:lvl>
-    <w:lvl w:ilvl="6" w:tplc="04090001" w:tentative="1">
-      <w:start w:val="1"/>
-      <w:numFmt w:val="bullet"/>
-      <w:lvlText w:val=""/>
-      <w:lvlJc w:val="left"/>
-      <w:pPr>
-        <w:ind w:left="5400" w:hanging="360"/>
-      </w:pPr>
-      <w:rPr>
-        <w:rFonts w:ascii="Symbol" w:hAnsi="Symbol" w:hint="default"/>
-      </w:rPr>
-    </w:lvl>
-    <w:lvl w:ilvl="7" w:tplc="04090003" w:tentative="1">
-      <w:start w:val="1"/>
-      <w:numFmt w:val="bullet"/>
-      <w:lvlText w:val="o"/>
-      <w:lvlJc w:val="left"/>
-      <w:pPr>
-        <w:ind w:left="6120" w:hanging="360"/>
-      </w:pPr>
-      <w:rPr>
-        <w:rFonts w:ascii="Courier New" w:hAnsi="Courier New" w:cs="Courier New" w:hint="default"/>
-      </w:rPr>
-    </w:lvl>
-    <w:lvl w:ilvl="8" w:tplc="04090005" w:tentative="1">
-      <w:start w:val="1"/>
-      <w:numFmt w:val="bullet"/>
-      <w:lvlText w:val=""/>
-      <w:lvlJc w:val="left"/>
-      <w:pPr>
-        <w:ind w:left="6840" w:hanging="360"/>
       </w:pPr>
       <w:rPr>
         <w:rFonts w:ascii="Wingdings" w:hAnsi="Wingdings" w:hint="default"/>
@@ -6254,845 +8093,6 @@
     </w:lvl>
   </w:abstractNum>
   <w:abstractNum w:abstractNumId="21" w15:restartNumberingAfterBreak="0">
-    <w:nsid w:val="44024472"/>
-    <w:multiLevelType w:val="hybridMultilevel"/>
-    <w:tmpl w:val="2A2C5060"/>
-    <w:lvl w:ilvl="0" w:tplc="04090001">
-      <w:start w:val="1"/>
-      <w:numFmt w:val="bullet"/>
-      <w:lvlText w:val=""/>
-      <w:lvlJc w:val="left"/>
-      <w:pPr>
-        <w:ind w:left="1440" w:hanging="360"/>
-      </w:pPr>
-      <w:rPr>
-        <w:rFonts w:ascii="Symbol" w:hAnsi="Symbol" w:hint="default"/>
-      </w:rPr>
-    </w:lvl>
-    <w:lvl w:ilvl="1" w:tplc="04090003" w:tentative="1">
-      <w:start w:val="1"/>
-      <w:numFmt w:val="bullet"/>
-      <w:lvlText w:val="o"/>
-      <w:lvlJc w:val="left"/>
-      <w:pPr>
-        <w:ind w:left="2160" w:hanging="360"/>
-      </w:pPr>
-      <w:rPr>
-        <w:rFonts w:ascii="Courier New" w:hAnsi="Courier New" w:cs="Courier New" w:hint="default"/>
-      </w:rPr>
-    </w:lvl>
-    <w:lvl w:ilvl="2" w:tplc="04090005" w:tentative="1">
-      <w:start w:val="1"/>
-      <w:numFmt w:val="bullet"/>
-      <w:lvlText w:val=""/>
-      <w:lvlJc w:val="left"/>
-      <w:pPr>
-        <w:ind w:left="2880" w:hanging="360"/>
-      </w:pPr>
-      <w:rPr>
-        <w:rFonts w:ascii="Wingdings" w:hAnsi="Wingdings" w:hint="default"/>
-      </w:rPr>
-    </w:lvl>
-    <w:lvl w:ilvl="3" w:tplc="04090001" w:tentative="1">
-      <w:start w:val="1"/>
-      <w:numFmt w:val="bullet"/>
-      <w:lvlText w:val=""/>
-      <w:lvlJc w:val="left"/>
-      <w:pPr>
-        <w:ind w:left="3600" w:hanging="360"/>
-      </w:pPr>
-      <w:rPr>
-        <w:rFonts w:ascii="Symbol" w:hAnsi="Symbol" w:hint="default"/>
-      </w:rPr>
-    </w:lvl>
-    <w:lvl w:ilvl="4" w:tplc="04090003" w:tentative="1">
-      <w:start w:val="1"/>
-      <w:numFmt w:val="bullet"/>
-      <w:lvlText w:val="o"/>
-      <w:lvlJc w:val="left"/>
-      <w:pPr>
-        <w:ind w:left="4320" w:hanging="360"/>
-      </w:pPr>
-      <w:rPr>
-        <w:rFonts w:ascii="Courier New" w:hAnsi="Courier New" w:cs="Courier New" w:hint="default"/>
-      </w:rPr>
-    </w:lvl>
-    <w:lvl w:ilvl="5" w:tplc="04090005" w:tentative="1">
-      <w:start w:val="1"/>
-      <w:numFmt w:val="bullet"/>
-      <w:lvlText w:val=""/>
-      <w:lvlJc w:val="left"/>
-      <w:pPr>
-        <w:ind w:left="5040" w:hanging="360"/>
-      </w:pPr>
-      <w:rPr>
-        <w:rFonts w:ascii="Wingdings" w:hAnsi="Wingdings" w:hint="default"/>
-      </w:rPr>
-    </w:lvl>
-    <w:lvl w:ilvl="6" w:tplc="04090001" w:tentative="1">
-      <w:start w:val="1"/>
-      <w:numFmt w:val="bullet"/>
-      <w:lvlText w:val=""/>
-      <w:lvlJc w:val="left"/>
-      <w:pPr>
-        <w:ind w:left="5760" w:hanging="360"/>
-      </w:pPr>
-      <w:rPr>
-        <w:rFonts w:ascii="Symbol" w:hAnsi="Symbol" w:hint="default"/>
-      </w:rPr>
-    </w:lvl>
-    <w:lvl w:ilvl="7" w:tplc="04090003" w:tentative="1">
-      <w:start w:val="1"/>
-      <w:numFmt w:val="bullet"/>
-      <w:lvlText w:val="o"/>
-      <w:lvlJc w:val="left"/>
-      <w:pPr>
-        <w:ind w:left="6480" w:hanging="360"/>
-      </w:pPr>
-      <w:rPr>
-        <w:rFonts w:ascii="Courier New" w:hAnsi="Courier New" w:cs="Courier New" w:hint="default"/>
-      </w:rPr>
-    </w:lvl>
-    <w:lvl w:ilvl="8" w:tplc="04090005" w:tentative="1">
-      <w:start w:val="1"/>
-      <w:numFmt w:val="bullet"/>
-      <w:lvlText w:val=""/>
-      <w:lvlJc w:val="left"/>
-      <w:pPr>
-        <w:ind w:left="7200" w:hanging="360"/>
-      </w:pPr>
-      <w:rPr>
-        <w:rFonts w:ascii="Wingdings" w:hAnsi="Wingdings" w:hint="default"/>
-      </w:rPr>
-    </w:lvl>
-  </w:abstractNum>
-  <w:abstractNum w:abstractNumId="22" w15:restartNumberingAfterBreak="0">
-    <w:nsid w:val="4517349C"/>
-    <w:multiLevelType w:val="multilevel"/>
-    <w:tmpl w:val="8408B7D4"/>
-    <w:lvl w:ilvl="0">
-      <w:start w:val="1"/>
-      <w:numFmt w:val="bullet"/>
-      <w:lvlText w:val=""/>
-      <w:lvlJc w:val="left"/>
-      <w:pPr>
-        <w:tabs>
-          <w:tab w:val="num" w:pos="720"/>
-        </w:tabs>
-        <w:ind w:left="720" w:hanging="360"/>
-      </w:pPr>
-      <w:rPr>
-        <w:rFonts w:ascii="Symbol" w:hAnsi="Symbol" w:hint="default"/>
-        <w:sz w:val="20"/>
-      </w:rPr>
-    </w:lvl>
-    <w:lvl w:ilvl="1" w:tentative="1">
-      <w:start w:val="1"/>
-      <w:numFmt w:val="bullet"/>
-      <w:lvlText w:val="o"/>
-      <w:lvlJc w:val="left"/>
-      <w:pPr>
-        <w:tabs>
-          <w:tab w:val="num" w:pos="1440"/>
-        </w:tabs>
-        <w:ind w:left="1440" w:hanging="360"/>
-      </w:pPr>
-      <w:rPr>
-        <w:rFonts w:ascii="Courier New" w:hAnsi="Courier New" w:hint="default"/>
-        <w:sz w:val="20"/>
-      </w:rPr>
-    </w:lvl>
-    <w:lvl w:ilvl="2" w:tentative="1">
-      <w:start w:val="1"/>
-      <w:numFmt w:val="bullet"/>
-      <w:lvlText w:val=""/>
-      <w:lvlJc w:val="left"/>
-      <w:pPr>
-        <w:tabs>
-          <w:tab w:val="num" w:pos="2160"/>
-        </w:tabs>
-        <w:ind w:left="2160" w:hanging="360"/>
-      </w:pPr>
-      <w:rPr>
-        <w:rFonts w:ascii="Wingdings" w:hAnsi="Wingdings" w:hint="default"/>
-        <w:sz w:val="20"/>
-      </w:rPr>
-    </w:lvl>
-    <w:lvl w:ilvl="3" w:tentative="1">
-      <w:start w:val="1"/>
-      <w:numFmt w:val="bullet"/>
-      <w:lvlText w:val=""/>
-      <w:lvlJc w:val="left"/>
-      <w:pPr>
-        <w:tabs>
-          <w:tab w:val="num" w:pos="2880"/>
-        </w:tabs>
-        <w:ind w:left="2880" w:hanging="360"/>
-      </w:pPr>
-      <w:rPr>
-        <w:rFonts w:ascii="Wingdings" w:hAnsi="Wingdings" w:hint="default"/>
-        <w:sz w:val="20"/>
-      </w:rPr>
-    </w:lvl>
-    <w:lvl w:ilvl="4" w:tentative="1">
-      <w:start w:val="1"/>
-      <w:numFmt w:val="bullet"/>
-      <w:lvlText w:val=""/>
-      <w:lvlJc w:val="left"/>
-      <w:pPr>
-        <w:tabs>
-          <w:tab w:val="num" w:pos="3600"/>
-        </w:tabs>
-        <w:ind w:left="3600" w:hanging="360"/>
-      </w:pPr>
-      <w:rPr>
-        <w:rFonts w:ascii="Wingdings" w:hAnsi="Wingdings" w:hint="default"/>
-        <w:sz w:val="20"/>
-      </w:rPr>
-    </w:lvl>
-    <w:lvl w:ilvl="5" w:tentative="1">
-      <w:start w:val="1"/>
-      <w:numFmt w:val="bullet"/>
-      <w:lvlText w:val=""/>
-      <w:lvlJc w:val="left"/>
-      <w:pPr>
-        <w:tabs>
-          <w:tab w:val="num" w:pos="4320"/>
-        </w:tabs>
-        <w:ind w:left="4320" w:hanging="360"/>
-      </w:pPr>
-      <w:rPr>
-        <w:rFonts w:ascii="Wingdings" w:hAnsi="Wingdings" w:hint="default"/>
-        <w:sz w:val="20"/>
-      </w:rPr>
-    </w:lvl>
-    <w:lvl w:ilvl="6" w:tentative="1">
-      <w:start w:val="1"/>
-      <w:numFmt w:val="bullet"/>
-      <w:lvlText w:val=""/>
-      <w:lvlJc w:val="left"/>
-      <w:pPr>
-        <w:tabs>
-          <w:tab w:val="num" w:pos="5040"/>
-        </w:tabs>
-        <w:ind w:left="5040" w:hanging="360"/>
-      </w:pPr>
-      <w:rPr>
-        <w:rFonts w:ascii="Wingdings" w:hAnsi="Wingdings" w:hint="default"/>
-        <w:sz w:val="20"/>
-      </w:rPr>
-    </w:lvl>
-    <w:lvl w:ilvl="7" w:tentative="1">
-      <w:start w:val="1"/>
-      <w:numFmt w:val="bullet"/>
-      <w:lvlText w:val=""/>
-      <w:lvlJc w:val="left"/>
-      <w:pPr>
-        <w:tabs>
-          <w:tab w:val="num" w:pos="5760"/>
-        </w:tabs>
-        <w:ind w:left="5760" w:hanging="360"/>
-      </w:pPr>
-      <w:rPr>
-        <w:rFonts w:ascii="Wingdings" w:hAnsi="Wingdings" w:hint="default"/>
-        <w:sz w:val="20"/>
-      </w:rPr>
-    </w:lvl>
-    <w:lvl w:ilvl="8" w:tentative="1">
-      <w:start w:val="1"/>
-      <w:numFmt w:val="bullet"/>
-      <w:lvlText w:val=""/>
-      <w:lvlJc w:val="left"/>
-      <w:pPr>
-        <w:tabs>
-          <w:tab w:val="num" w:pos="6480"/>
-        </w:tabs>
-        <w:ind w:left="6480" w:hanging="360"/>
-      </w:pPr>
-      <w:rPr>
-        <w:rFonts w:ascii="Wingdings" w:hAnsi="Wingdings" w:hint="default"/>
-        <w:sz w:val="20"/>
-      </w:rPr>
-    </w:lvl>
-  </w:abstractNum>
-  <w:abstractNum w:abstractNumId="23" w15:restartNumberingAfterBreak="0">
-    <w:nsid w:val="476E1AF2"/>
-    <w:multiLevelType w:val="multilevel"/>
-    <w:tmpl w:val="8408B7D4"/>
-    <w:lvl w:ilvl="0">
-      <w:start w:val="1"/>
-      <w:numFmt w:val="bullet"/>
-      <w:lvlText w:val=""/>
-      <w:lvlJc w:val="left"/>
-      <w:pPr>
-        <w:tabs>
-          <w:tab w:val="num" w:pos="720"/>
-        </w:tabs>
-        <w:ind w:left="720" w:hanging="360"/>
-      </w:pPr>
-      <w:rPr>
-        <w:rFonts w:ascii="Symbol" w:hAnsi="Symbol" w:hint="default"/>
-        <w:sz w:val="20"/>
-      </w:rPr>
-    </w:lvl>
-    <w:lvl w:ilvl="1" w:tentative="1">
-      <w:start w:val="1"/>
-      <w:numFmt w:val="bullet"/>
-      <w:lvlText w:val="o"/>
-      <w:lvlJc w:val="left"/>
-      <w:pPr>
-        <w:tabs>
-          <w:tab w:val="num" w:pos="1440"/>
-        </w:tabs>
-        <w:ind w:left="1440" w:hanging="360"/>
-      </w:pPr>
-      <w:rPr>
-        <w:rFonts w:ascii="Courier New" w:hAnsi="Courier New" w:hint="default"/>
-        <w:sz w:val="20"/>
-      </w:rPr>
-    </w:lvl>
-    <w:lvl w:ilvl="2" w:tentative="1">
-      <w:start w:val="1"/>
-      <w:numFmt w:val="bullet"/>
-      <w:lvlText w:val=""/>
-      <w:lvlJc w:val="left"/>
-      <w:pPr>
-        <w:tabs>
-          <w:tab w:val="num" w:pos="2160"/>
-        </w:tabs>
-        <w:ind w:left="2160" w:hanging="360"/>
-      </w:pPr>
-      <w:rPr>
-        <w:rFonts w:ascii="Wingdings" w:hAnsi="Wingdings" w:hint="default"/>
-        <w:sz w:val="20"/>
-      </w:rPr>
-    </w:lvl>
-    <w:lvl w:ilvl="3" w:tentative="1">
-      <w:start w:val="1"/>
-      <w:numFmt w:val="bullet"/>
-      <w:lvlText w:val=""/>
-      <w:lvlJc w:val="left"/>
-      <w:pPr>
-        <w:tabs>
-          <w:tab w:val="num" w:pos="2880"/>
-        </w:tabs>
-        <w:ind w:left="2880" w:hanging="360"/>
-      </w:pPr>
-      <w:rPr>
-        <w:rFonts w:ascii="Wingdings" w:hAnsi="Wingdings" w:hint="default"/>
-        <w:sz w:val="20"/>
-      </w:rPr>
-    </w:lvl>
-    <w:lvl w:ilvl="4" w:tentative="1">
-      <w:start w:val="1"/>
-      <w:numFmt w:val="bullet"/>
-      <w:lvlText w:val=""/>
-      <w:lvlJc w:val="left"/>
-      <w:pPr>
-        <w:tabs>
-          <w:tab w:val="num" w:pos="3600"/>
-        </w:tabs>
-        <w:ind w:left="3600" w:hanging="360"/>
-      </w:pPr>
-      <w:rPr>
-        <w:rFonts w:ascii="Wingdings" w:hAnsi="Wingdings" w:hint="default"/>
-        <w:sz w:val="20"/>
-      </w:rPr>
-    </w:lvl>
-    <w:lvl w:ilvl="5" w:tentative="1">
-      <w:start w:val="1"/>
-      <w:numFmt w:val="bullet"/>
-      <w:lvlText w:val=""/>
-      <w:lvlJc w:val="left"/>
-      <w:pPr>
-        <w:tabs>
-          <w:tab w:val="num" w:pos="4320"/>
-        </w:tabs>
-        <w:ind w:left="4320" w:hanging="360"/>
-      </w:pPr>
-      <w:rPr>
-        <w:rFonts w:ascii="Wingdings" w:hAnsi="Wingdings" w:hint="default"/>
-        <w:sz w:val="20"/>
-      </w:rPr>
-    </w:lvl>
-    <w:lvl w:ilvl="6" w:tentative="1">
-      <w:start w:val="1"/>
-      <w:numFmt w:val="bullet"/>
-      <w:lvlText w:val=""/>
-      <w:lvlJc w:val="left"/>
-      <w:pPr>
-        <w:tabs>
-          <w:tab w:val="num" w:pos="5040"/>
-        </w:tabs>
-        <w:ind w:left="5040" w:hanging="360"/>
-      </w:pPr>
-      <w:rPr>
-        <w:rFonts w:ascii="Wingdings" w:hAnsi="Wingdings" w:hint="default"/>
-        <w:sz w:val="20"/>
-      </w:rPr>
-    </w:lvl>
-    <w:lvl w:ilvl="7" w:tentative="1">
-      <w:start w:val="1"/>
-      <w:numFmt w:val="bullet"/>
-      <w:lvlText w:val=""/>
-      <w:lvlJc w:val="left"/>
-      <w:pPr>
-        <w:tabs>
-          <w:tab w:val="num" w:pos="5760"/>
-        </w:tabs>
-        <w:ind w:left="5760" w:hanging="360"/>
-      </w:pPr>
-      <w:rPr>
-        <w:rFonts w:ascii="Wingdings" w:hAnsi="Wingdings" w:hint="default"/>
-        <w:sz w:val="20"/>
-      </w:rPr>
-    </w:lvl>
-    <w:lvl w:ilvl="8" w:tentative="1">
-      <w:start w:val="1"/>
-      <w:numFmt w:val="bullet"/>
-      <w:lvlText w:val=""/>
-      <w:lvlJc w:val="left"/>
-      <w:pPr>
-        <w:tabs>
-          <w:tab w:val="num" w:pos="6480"/>
-        </w:tabs>
-        <w:ind w:left="6480" w:hanging="360"/>
-      </w:pPr>
-      <w:rPr>
-        <w:rFonts w:ascii="Wingdings" w:hAnsi="Wingdings" w:hint="default"/>
-        <w:sz w:val="20"/>
-      </w:rPr>
-    </w:lvl>
-  </w:abstractNum>
-  <w:abstractNum w:abstractNumId="24" w15:restartNumberingAfterBreak="0">
-    <w:nsid w:val="4C035B6D"/>
-    <w:multiLevelType w:val="hybridMultilevel"/>
-    <w:tmpl w:val="6DA0F904"/>
-    <w:lvl w:ilvl="0" w:tplc="04090001">
-      <w:start w:val="1"/>
-      <w:numFmt w:val="bullet"/>
-      <w:lvlText w:val=""/>
-      <w:lvlJc w:val="left"/>
-      <w:pPr>
-        <w:ind w:left="1440" w:hanging="360"/>
-      </w:pPr>
-      <w:rPr>
-        <w:rFonts w:ascii="Symbol" w:hAnsi="Symbol" w:hint="default"/>
-      </w:rPr>
-    </w:lvl>
-    <w:lvl w:ilvl="1" w:tplc="04090003" w:tentative="1">
-      <w:start w:val="1"/>
-      <w:numFmt w:val="bullet"/>
-      <w:lvlText w:val="o"/>
-      <w:lvlJc w:val="left"/>
-      <w:pPr>
-        <w:ind w:left="2160" w:hanging="360"/>
-      </w:pPr>
-      <w:rPr>
-        <w:rFonts w:ascii="Courier New" w:hAnsi="Courier New" w:cs="Courier New" w:hint="default"/>
-      </w:rPr>
-    </w:lvl>
-    <w:lvl w:ilvl="2" w:tplc="04090005" w:tentative="1">
-      <w:start w:val="1"/>
-      <w:numFmt w:val="bullet"/>
-      <w:lvlText w:val=""/>
-      <w:lvlJc w:val="left"/>
-      <w:pPr>
-        <w:ind w:left="2880" w:hanging="360"/>
-      </w:pPr>
-      <w:rPr>
-        <w:rFonts w:ascii="Wingdings" w:hAnsi="Wingdings" w:hint="default"/>
-      </w:rPr>
-    </w:lvl>
-    <w:lvl w:ilvl="3" w:tplc="04090001" w:tentative="1">
-      <w:start w:val="1"/>
-      <w:numFmt w:val="bullet"/>
-      <w:lvlText w:val=""/>
-      <w:lvlJc w:val="left"/>
-      <w:pPr>
-        <w:ind w:left="3600" w:hanging="360"/>
-      </w:pPr>
-      <w:rPr>
-        <w:rFonts w:ascii="Symbol" w:hAnsi="Symbol" w:hint="default"/>
-      </w:rPr>
-    </w:lvl>
-    <w:lvl w:ilvl="4" w:tplc="04090003" w:tentative="1">
-      <w:start w:val="1"/>
-      <w:numFmt w:val="bullet"/>
-      <w:lvlText w:val="o"/>
-      <w:lvlJc w:val="left"/>
-      <w:pPr>
-        <w:ind w:left="4320" w:hanging="360"/>
-      </w:pPr>
-      <w:rPr>
-        <w:rFonts w:ascii="Courier New" w:hAnsi="Courier New" w:cs="Courier New" w:hint="default"/>
-      </w:rPr>
-    </w:lvl>
-    <w:lvl w:ilvl="5" w:tplc="04090005" w:tentative="1">
-      <w:start w:val="1"/>
-      <w:numFmt w:val="bullet"/>
-      <w:lvlText w:val=""/>
-      <w:lvlJc w:val="left"/>
-      <w:pPr>
-        <w:ind w:left="5040" w:hanging="360"/>
-      </w:pPr>
-      <w:rPr>
-        <w:rFonts w:ascii="Wingdings" w:hAnsi="Wingdings" w:hint="default"/>
-      </w:rPr>
-    </w:lvl>
-    <w:lvl w:ilvl="6" w:tplc="04090001" w:tentative="1">
-      <w:start w:val="1"/>
-      <w:numFmt w:val="bullet"/>
-      <w:lvlText w:val=""/>
-      <w:lvlJc w:val="left"/>
-      <w:pPr>
-        <w:ind w:left="5760" w:hanging="360"/>
-      </w:pPr>
-      <w:rPr>
-        <w:rFonts w:ascii="Symbol" w:hAnsi="Symbol" w:hint="default"/>
-      </w:rPr>
-    </w:lvl>
-    <w:lvl w:ilvl="7" w:tplc="04090003" w:tentative="1">
-      <w:start w:val="1"/>
-      <w:numFmt w:val="bullet"/>
-      <w:lvlText w:val="o"/>
-      <w:lvlJc w:val="left"/>
-      <w:pPr>
-        <w:ind w:left="6480" w:hanging="360"/>
-      </w:pPr>
-      <w:rPr>
-        <w:rFonts w:ascii="Courier New" w:hAnsi="Courier New" w:cs="Courier New" w:hint="default"/>
-      </w:rPr>
-    </w:lvl>
-    <w:lvl w:ilvl="8" w:tplc="04090005" w:tentative="1">
-      <w:start w:val="1"/>
-      <w:numFmt w:val="bullet"/>
-      <w:lvlText w:val=""/>
-      <w:lvlJc w:val="left"/>
-      <w:pPr>
-        <w:ind w:left="7200" w:hanging="360"/>
-      </w:pPr>
-      <w:rPr>
-        <w:rFonts w:ascii="Wingdings" w:hAnsi="Wingdings" w:hint="default"/>
-      </w:rPr>
-    </w:lvl>
-  </w:abstractNum>
-  <w:abstractNum w:abstractNumId="25" w15:restartNumberingAfterBreak="0">
-    <w:nsid w:val="4E6F35A0"/>
-    <w:multiLevelType w:val="hybridMultilevel"/>
-    <w:tmpl w:val="9D7876FA"/>
-    <w:lvl w:ilvl="0" w:tplc="0409000F">
-      <w:start w:val="1"/>
-      <w:numFmt w:val="decimal"/>
-      <w:lvlText w:val="%1."/>
-      <w:lvlJc w:val="left"/>
-      <w:pPr>
-        <w:ind w:left="720" w:hanging="360"/>
-      </w:pPr>
-      <w:rPr>
-        <w:rFonts w:hint="default"/>
-      </w:rPr>
-    </w:lvl>
-    <w:lvl w:ilvl="1" w:tplc="04090019" w:tentative="1">
-      <w:start w:val="1"/>
-      <w:numFmt w:val="lowerLetter"/>
-      <w:lvlText w:val="%2."/>
-      <w:lvlJc w:val="left"/>
-      <w:pPr>
-        <w:ind w:left="1440" w:hanging="360"/>
-      </w:pPr>
-    </w:lvl>
-    <w:lvl w:ilvl="2" w:tplc="0409001B" w:tentative="1">
-      <w:start w:val="1"/>
-      <w:numFmt w:val="lowerRoman"/>
-      <w:lvlText w:val="%3."/>
-      <w:lvlJc w:val="right"/>
-      <w:pPr>
-        <w:ind w:left="2160" w:hanging="180"/>
-      </w:pPr>
-    </w:lvl>
-    <w:lvl w:ilvl="3" w:tplc="0409000F" w:tentative="1">
-      <w:start w:val="1"/>
-      <w:numFmt w:val="decimal"/>
-      <w:lvlText w:val="%4."/>
-      <w:lvlJc w:val="left"/>
-      <w:pPr>
-        <w:ind w:left="2880" w:hanging="360"/>
-      </w:pPr>
-    </w:lvl>
-    <w:lvl w:ilvl="4" w:tplc="04090019" w:tentative="1">
-      <w:start w:val="1"/>
-      <w:numFmt w:val="lowerLetter"/>
-      <w:lvlText w:val="%5."/>
-      <w:lvlJc w:val="left"/>
-      <w:pPr>
-        <w:ind w:left="3600" w:hanging="360"/>
-      </w:pPr>
-    </w:lvl>
-    <w:lvl w:ilvl="5" w:tplc="0409001B" w:tentative="1">
-      <w:start w:val="1"/>
-      <w:numFmt w:val="lowerRoman"/>
-      <w:lvlText w:val="%6."/>
-      <w:lvlJc w:val="right"/>
-      <w:pPr>
-        <w:ind w:left="4320" w:hanging="180"/>
-      </w:pPr>
-    </w:lvl>
-    <w:lvl w:ilvl="6" w:tplc="0409000F" w:tentative="1">
-      <w:start w:val="1"/>
-      <w:numFmt w:val="decimal"/>
-      <w:lvlText w:val="%7."/>
-      <w:lvlJc w:val="left"/>
-      <w:pPr>
-        <w:ind w:left="5040" w:hanging="360"/>
-      </w:pPr>
-    </w:lvl>
-    <w:lvl w:ilvl="7" w:tplc="04090019" w:tentative="1">
-      <w:start w:val="1"/>
-      <w:numFmt w:val="lowerLetter"/>
-      <w:lvlText w:val="%8."/>
-      <w:lvlJc w:val="left"/>
-      <w:pPr>
-        <w:ind w:left="5760" w:hanging="360"/>
-      </w:pPr>
-    </w:lvl>
-    <w:lvl w:ilvl="8" w:tplc="0409001B" w:tentative="1">
-      <w:start w:val="1"/>
-      <w:numFmt w:val="lowerRoman"/>
-      <w:lvlText w:val="%9."/>
-      <w:lvlJc w:val="right"/>
-      <w:pPr>
-        <w:ind w:left="6480" w:hanging="180"/>
-      </w:pPr>
-    </w:lvl>
-  </w:abstractNum>
-  <w:abstractNum w:abstractNumId="26" w15:restartNumberingAfterBreak="0">
-    <w:nsid w:val="4F9003C0"/>
-    <w:multiLevelType w:val="hybridMultilevel"/>
-    <w:tmpl w:val="F878D62E"/>
-    <w:lvl w:ilvl="0" w:tplc="04090001">
-      <w:start w:val="1"/>
-      <w:numFmt w:val="bullet"/>
-      <w:lvlText w:val=""/>
-      <w:lvlJc w:val="left"/>
-      <w:pPr>
-        <w:ind w:left="1080" w:hanging="360"/>
-      </w:pPr>
-      <w:rPr>
-        <w:rFonts w:ascii="Symbol" w:hAnsi="Symbol" w:hint="default"/>
-      </w:rPr>
-    </w:lvl>
-    <w:lvl w:ilvl="1" w:tplc="04090003" w:tentative="1">
-      <w:start w:val="1"/>
-      <w:numFmt w:val="bullet"/>
-      <w:lvlText w:val="o"/>
-      <w:lvlJc w:val="left"/>
-      <w:pPr>
-        <w:ind w:left="1800" w:hanging="360"/>
-      </w:pPr>
-      <w:rPr>
-        <w:rFonts w:ascii="Courier New" w:hAnsi="Courier New" w:cs="Courier New" w:hint="default"/>
-      </w:rPr>
-    </w:lvl>
-    <w:lvl w:ilvl="2" w:tplc="04090005" w:tentative="1">
-      <w:start w:val="1"/>
-      <w:numFmt w:val="bullet"/>
-      <w:lvlText w:val=""/>
-      <w:lvlJc w:val="left"/>
-      <w:pPr>
-        <w:ind w:left="2520" w:hanging="360"/>
-      </w:pPr>
-      <w:rPr>
-        <w:rFonts w:ascii="Wingdings" w:hAnsi="Wingdings" w:hint="default"/>
-      </w:rPr>
-    </w:lvl>
-    <w:lvl w:ilvl="3" w:tplc="04090001" w:tentative="1">
-      <w:start w:val="1"/>
-      <w:numFmt w:val="bullet"/>
-      <w:lvlText w:val=""/>
-      <w:lvlJc w:val="left"/>
-      <w:pPr>
-        <w:ind w:left="3240" w:hanging="360"/>
-      </w:pPr>
-      <w:rPr>
-        <w:rFonts w:ascii="Symbol" w:hAnsi="Symbol" w:hint="default"/>
-      </w:rPr>
-    </w:lvl>
-    <w:lvl w:ilvl="4" w:tplc="04090003" w:tentative="1">
-      <w:start w:val="1"/>
-      <w:numFmt w:val="bullet"/>
-      <w:lvlText w:val="o"/>
-      <w:lvlJc w:val="left"/>
-      <w:pPr>
-        <w:ind w:left="3960" w:hanging="360"/>
-      </w:pPr>
-      <w:rPr>
-        <w:rFonts w:ascii="Courier New" w:hAnsi="Courier New" w:cs="Courier New" w:hint="default"/>
-      </w:rPr>
-    </w:lvl>
-    <w:lvl w:ilvl="5" w:tplc="04090005" w:tentative="1">
-      <w:start w:val="1"/>
-      <w:numFmt w:val="bullet"/>
-      <w:lvlText w:val=""/>
-      <w:lvlJc w:val="left"/>
-      <w:pPr>
-        <w:ind w:left="4680" w:hanging="360"/>
-      </w:pPr>
-      <w:rPr>
-        <w:rFonts w:ascii="Wingdings" w:hAnsi="Wingdings" w:hint="default"/>
-      </w:rPr>
-    </w:lvl>
-    <w:lvl w:ilvl="6" w:tplc="04090001" w:tentative="1">
-      <w:start w:val="1"/>
-      <w:numFmt w:val="bullet"/>
-      <w:lvlText w:val=""/>
-      <w:lvlJc w:val="left"/>
-      <w:pPr>
-        <w:ind w:left="5400" w:hanging="360"/>
-      </w:pPr>
-      <w:rPr>
-        <w:rFonts w:ascii="Symbol" w:hAnsi="Symbol" w:hint="default"/>
-      </w:rPr>
-    </w:lvl>
-    <w:lvl w:ilvl="7" w:tplc="04090003" w:tentative="1">
-      <w:start w:val="1"/>
-      <w:numFmt w:val="bullet"/>
-      <w:lvlText w:val="o"/>
-      <w:lvlJc w:val="left"/>
-      <w:pPr>
-        <w:ind w:left="6120" w:hanging="360"/>
-      </w:pPr>
-      <w:rPr>
-        <w:rFonts w:ascii="Courier New" w:hAnsi="Courier New" w:cs="Courier New" w:hint="default"/>
-      </w:rPr>
-    </w:lvl>
-    <w:lvl w:ilvl="8" w:tplc="04090005" w:tentative="1">
-      <w:start w:val="1"/>
-      <w:numFmt w:val="bullet"/>
-      <w:lvlText w:val=""/>
-      <w:lvlJc w:val="left"/>
-      <w:pPr>
-        <w:ind w:left="6840" w:hanging="360"/>
-      </w:pPr>
-      <w:rPr>
-        <w:rFonts w:ascii="Wingdings" w:hAnsi="Wingdings" w:hint="default"/>
-      </w:rPr>
-    </w:lvl>
-  </w:abstractNum>
-  <w:abstractNum w:abstractNumId="27" w15:restartNumberingAfterBreak="0">
-    <w:nsid w:val="50B31826"/>
-    <w:multiLevelType w:val="hybridMultilevel"/>
-    <w:tmpl w:val="1C86A868"/>
-    <w:lvl w:ilvl="0" w:tplc="04090001">
-      <w:start w:val="1"/>
-      <w:numFmt w:val="bullet"/>
-      <w:lvlText w:val=""/>
-      <w:lvlJc w:val="left"/>
-      <w:pPr>
-        <w:ind w:left="1080" w:hanging="360"/>
-      </w:pPr>
-      <w:rPr>
-        <w:rFonts w:ascii="Symbol" w:hAnsi="Symbol" w:hint="default"/>
-      </w:rPr>
-    </w:lvl>
-    <w:lvl w:ilvl="1" w:tplc="04090003" w:tentative="1">
-      <w:start w:val="1"/>
-      <w:numFmt w:val="bullet"/>
-      <w:lvlText w:val="o"/>
-      <w:lvlJc w:val="left"/>
-      <w:pPr>
-        <w:ind w:left="1800" w:hanging="360"/>
-      </w:pPr>
-      <w:rPr>
-        <w:rFonts w:ascii="Courier New" w:hAnsi="Courier New" w:cs="Courier New" w:hint="default"/>
-      </w:rPr>
-    </w:lvl>
-    <w:lvl w:ilvl="2" w:tplc="04090005" w:tentative="1">
-      <w:start w:val="1"/>
-      <w:numFmt w:val="bullet"/>
-      <w:lvlText w:val=""/>
-      <w:lvlJc w:val="left"/>
-      <w:pPr>
-        <w:ind w:left="2520" w:hanging="360"/>
-      </w:pPr>
-      <w:rPr>
-        <w:rFonts w:ascii="Wingdings" w:hAnsi="Wingdings" w:hint="default"/>
-      </w:rPr>
-    </w:lvl>
-    <w:lvl w:ilvl="3" w:tplc="04090001" w:tentative="1">
-      <w:start w:val="1"/>
-      <w:numFmt w:val="bullet"/>
-      <w:lvlText w:val=""/>
-      <w:lvlJc w:val="left"/>
-      <w:pPr>
-        <w:ind w:left="3240" w:hanging="360"/>
-      </w:pPr>
-      <w:rPr>
-        <w:rFonts w:ascii="Symbol" w:hAnsi="Symbol" w:hint="default"/>
-      </w:rPr>
-    </w:lvl>
-    <w:lvl w:ilvl="4" w:tplc="04090003" w:tentative="1">
-      <w:start w:val="1"/>
-      <w:numFmt w:val="bullet"/>
-      <w:lvlText w:val="o"/>
-      <w:lvlJc w:val="left"/>
-      <w:pPr>
-        <w:ind w:left="3960" w:hanging="360"/>
-      </w:pPr>
-      <w:rPr>
-        <w:rFonts w:ascii="Courier New" w:hAnsi="Courier New" w:cs="Courier New" w:hint="default"/>
-      </w:rPr>
-    </w:lvl>
-    <w:lvl w:ilvl="5" w:tplc="04090005" w:tentative="1">
-      <w:start w:val="1"/>
-      <w:numFmt w:val="bullet"/>
-      <w:lvlText w:val=""/>
-      <w:lvlJc w:val="left"/>
-      <w:pPr>
-        <w:ind w:left="4680" w:hanging="360"/>
-      </w:pPr>
-      <w:rPr>
-        <w:rFonts w:ascii="Wingdings" w:hAnsi="Wingdings" w:hint="default"/>
-      </w:rPr>
-    </w:lvl>
-    <w:lvl w:ilvl="6" w:tplc="04090001" w:tentative="1">
-      <w:start w:val="1"/>
-      <w:numFmt w:val="bullet"/>
-      <w:lvlText w:val=""/>
-      <w:lvlJc w:val="left"/>
-      <w:pPr>
-        <w:ind w:left="5400" w:hanging="360"/>
-      </w:pPr>
-      <w:rPr>
-        <w:rFonts w:ascii="Symbol" w:hAnsi="Symbol" w:hint="default"/>
-      </w:rPr>
-    </w:lvl>
-    <w:lvl w:ilvl="7" w:tplc="04090003" w:tentative="1">
-      <w:start w:val="1"/>
-      <w:numFmt w:val="bullet"/>
-      <w:lvlText w:val="o"/>
-      <w:lvlJc w:val="left"/>
-      <w:pPr>
-        <w:ind w:left="6120" w:hanging="360"/>
-      </w:pPr>
-      <w:rPr>
-        <w:rFonts w:ascii="Courier New" w:hAnsi="Courier New" w:cs="Courier New" w:hint="default"/>
-      </w:rPr>
-    </w:lvl>
-    <w:lvl w:ilvl="8" w:tplc="04090005" w:tentative="1">
-      <w:start w:val="1"/>
-      <w:numFmt w:val="bullet"/>
-      <w:lvlText w:val=""/>
-      <w:lvlJc w:val="left"/>
-      <w:pPr>
-        <w:ind w:left="6840" w:hanging="360"/>
-      </w:pPr>
-      <w:rPr>
-        <w:rFonts w:ascii="Wingdings" w:hAnsi="Wingdings" w:hint="default"/>
-      </w:rPr>
-    </w:lvl>
-  </w:abstractNum>
-  <w:abstractNum w:abstractNumId="28" w15:restartNumberingAfterBreak="0">
     <w:nsid w:val="59513976"/>
     <w:multiLevelType w:val="hybridMultilevel"/>
     <w:tmpl w:val="295AB8D0"/>
@@ -7205,156 +8205,7 @@
       </w:rPr>
     </w:lvl>
   </w:abstractNum>
-  <w:abstractNum w:abstractNumId="29" w15:restartNumberingAfterBreak="0">
-    <w:nsid w:val="6389586E"/>
-    <w:multiLevelType w:val="multilevel"/>
-    <w:tmpl w:val="8408B7D4"/>
-    <w:lvl w:ilvl="0">
-      <w:start w:val="1"/>
-      <w:numFmt w:val="bullet"/>
-      <w:lvlText w:val=""/>
-      <w:lvlJc w:val="left"/>
-      <w:pPr>
-        <w:tabs>
-          <w:tab w:val="num" w:pos="720"/>
-        </w:tabs>
-        <w:ind w:left="720" w:hanging="360"/>
-      </w:pPr>
-      <w:rPr>
-        <w:rFonts w:ascii="Symbol" w:hAnsi="Symbol" w:hint="default"/>
-        <w:sz w:val="20"/>
-      </w:rPr>
-    </w:lvl>
-    <w:lvl w:ilvl="1" w:tentative="1">
-      <w:start w:val="1"/>
-      <w:numFmt w:val="bullet"/>
-      <w:lvlText w:val="o"/>
-      <w:lvlJc w:val="left"/>
-      <w:pPr>
-        <w:tabs>
-          <w:tab w:val="num" w:pos="1440"/>
-        </w:tabs>
-        <w:ind w:left="1440" w:hanging="360"/>
-      </w:pPr>
-      <w:rPr>
-        <w:rFonts w:ascii="Courier New" w:hAnsi="Courier New" w:hint="default"/>
-        <w:sz w:val="20"/>
-      </w:rPr>
-    </w:lvl>
-    <w:lvl w:ilvl="2" w:tentative="1">
-      <w:start w:val="1"/>
-      <w:numFmt w:val="bullet"/>
-      <w:lvlText w:val=""/>
-      <w:lvlJc w:val="left"/>
-      <w:pPr>
-        <w:tabs>
-          <w:tab w:val="num" w:pos="2160"/>
-        </w:tabs>
-        <w:ind w:left="2160" w:hanging="360"/>
-      </w:pPr>
-      <w:rPr>
-        <w:rFonts w:ascii="Wingdings" w:hAnsi="Wingdings" w:hint="default"/>
-        <w:sz w:val="20"/>
-      </w:rPr>
-    </w:lvl>
-    <w:lvl w:ilvl="3" w:tentative="1">
-      <w:start w:val="1"/>
-      <w:numFmt w:val="bullet"/>
-      <w:lvlText w:val=""/>
-      <w:lvlJc w:val="left"/>
-      <w:pPr>
-        <w:tabs>
-          <w:tab w:val="num" w:pos="2880"/>
-        </w:tabs>
-        <w:ind w:left="2880" w:hanging="360"/>
-      </w:pPr>
-      <w:rPr>
-        <w:rFonts w:ascii="Wingdings" w:hAnsi="Wingdings" w:hint="default"/>
-        <w:sz w:val="20"/>
-      </w:rPr>
-    </w:lvl>
-    <w:lvl w:ilvl="4" w:tentative="1">
-      <w:start w:val="1"/>
-      <w:numFmt w:val="bullet"/>
-      <w:lvlText w:val=""/>
-      <w:lvlJc w:val="left"/>
-      <w:pPr>
-        <w:tabs>
-          <w:tab w:val="num" w:pos="3600"/>
-        </w:tabs>
-        <w:ind w:left="3600" w:hanging="360"/>
-      </w:pPr>
-      <w:rPr>
-        <w:rFonts w:ascii="Wingdings" w:hAnsi="Wingdings" w:hint="default"/>
-        <w:sz w:val="20"/>
-      </w:rPr>
-    </w:lvl>
-    <w:lvl w:ilvl="5" w:tentative="1">
-      <w:start w:val="1"/>
-      <w:numFmt w:val="bullet"/>
-      <w:lvlText w:val=""/>
-      <w:lvlJc w:val="left"/>
-      <w:pPr>
-        <w:tabs>
-          <w:tab w:val="num" w:pos="4320"/>
-        </w:tabs>
-        <w:ind w:left="4320" w:hanging="360"/>
-      </w:pPr>
-      <w:rPr>
-        <w:rFonts w:ascii="Wingdings" w:hAnsi="Wingdings" w:hint="default"/>
-        <w:sz w:val="20"/>
-      </w:rPr>
-    </w:lvl>
-    <w:lvl w:ilvl="6" w:tentative="1">
-      <w:start w:val="1"/>
-      <w:numFmt w:val="bullet"/>
-      <w:lvlText w:val=""/>
-      <w:lvlJc w:val="left"/>
-      <w:pPr>
-        <w:tabs>
-          <w:tab w:val="num" w:pos="5040"/>
-        </w:tabs>
-        <w:ind w:left="5040" w:hanging="360"/>
-      </w:pPr>
-      <w:rPr>
-        <w:rFonts w:ascii="Wingdings" w:hAnsi="Wingdings" w:hint="default"/>
-        <w:sz w:val="20"/>
-      </w:rPr>
-    </w:lvl>
-    <w:lvl w:ilvl="7" w:tentative="1">
-      <w:start w:val="1"/>
-      <w:numFmt w:val="bullet"/>
-      <w:lvlText w:val=""/>
-      <w:lvlJc w:val="left"/>
-      <w:pPr>
-        <w:tabs>
-          <w:tab w:val="num" w:pos="5760"/>
-        </w:tabs>
-        <w:ind w:left="5760" w:hanging="360"/>
-      </w:pPr>
-      <w:rPr>
-        <w:rFonts w:ascii="Wingdings" w:hAnsi="Wingdings" w:hint="default"/>
-        <w:sz w:val="20"/>
-      </w:rPr>
-    </w:lvl>
-    <w:lvl w:ilvl="8" w:tentative="1">
-      <w:start w:val="1"/>
-      <w:numFmt w:val="bullet"/>
-      <w:lvlText w:val=""/>
-      <w:lvlJc w:val="left"/>
-      <w:pPr>
-        <w:tabs>
-          <w:tab w:val="num" w:pos="6480"/>
-        </w:tabs>
-        <w:ind w:left="6480" w:hanging="360"/>
-      </w:pPr>
-      <w:rPr>
-        <w:rFonts w:ascii="Wingdings" w:hAnsi="Wingdings" w:hint="default"/>
-        <w:sz w:val="20"/>
-      </w:rPr>
-    </w:lvl>
-  </w:abstractNum>
-  <w:abstractNum w:abstractNumId="30" w15:restartNumberingAfterBreak="0">
+  <w:abstractNum w:abstractNumId="22" w15:restartNumberingAfterBreak="0">
     <w:nsid w:val="6C387965"/>
     <w:multiLevelType w:val="hybridMultilevel"/>
     <w:tmpl w:val="F82AEB1E"/>
@@ -7467,156 +8318,7 @@
       </w:rPr>
     </w:lvl>
   </w:abstractNum>
-  <w:abstractNum w:abstractNumId="31" w15:restartNumberingAfterBreak="0">
-    <w:nsid w:val="6C391333"/>
-    <w:multiLevelType w:val="multilevel"/>
-    <w:tmpl w:val="8408B7D4"/>
-    <w:lvl w:ilvl="0">
-      <w:start w:val="1"/>
-      <w:numFmt w:val="bullet"/>
-      <w:lvlText w:val=""/>
-      <w:lvlJc w:val="left"/>
-      <w:pPr>
-        <w:tabs>
-          <w:tab w:val="num" w:pos="720"/>
-        </w:tabs>
-        <w:ind w:left="720" w:hanging="360"/>
-      </w:pPr>
-      <w:rPr>
-        <w:rFonts w:ascii="Symbol" w:hAnsi="Symbol" w:hint="default"/>
-        <w:sz w:val="20"/>
-      </w:rPr>
-    </w:lvl>
-    <w:lvl w:ilvl="1" w:tentative="1">
-      <w:start w:val="1"/>
-      <w:numFmt w:val="bullet"/>
-      <w:lvlText w:val="o"/>
-      <w:lvlJc w:val="left"/>
-      <w:pPr>
-        <w:tabs>
-          <w:tab w:val="num" w:pos="1440"/>
-        </w:tabs>
-        <w:ind w:left="1440" w:hanging="360"/>
-      </w:pPr>
-      <w:rPr>
-        <w:rFonts w:ascii="Courier New" w:hAnsi="Courier New" w:hint="default"/>
-        <w:sz w:val="20"/>
-      </w:rPr>
-    </w:lvl>
-    <w:lvl w:ilvl="2" w:tentative="1">
-      <w:start w:val="1"/>
-      <w:numFmt w:val="bullet"/>
-      <w:lvlText w:val=""/>
-      <w:lvlJc w:val="left"/>
-      <w:pPr>
-        <w:tabs>
-          <w:tab w:val="num" w:pos="2160"/>
-        </w:tabs>
-        <w:ind w:left="2160" w:hanging="360"/>
-      </w:pPr>
-      <w:rPr>
-        <w:rFonts w:ascii="Wingdings" w:hAnsi="Wingdings" w:hint="default"/>
-        <w:sz w:val="20"/>
-      </w:rPr>
-    </w:lvl>
-    <w:lvl w:ilvl="3" w:tentative="1">
-      <w:start w:val="1"/>
-      <w:numFmt w:val="bullet"/>
-      <w:lvlText w:val=""/>
-      <w:lvlJc w:val="left"/>
-      <w:pPr>
-        <w:tabs>
-          <w:tab w:val="num" w:pos="2880"/>
-        </w:tabs>
-        <w:ind w:left="2880" w:hanging="360"/>
-      </w:pPr>
-      <w:rPr>
-        <w:rFonts w:ascii="Wingdings" w:hAnsi="Wingdings" w:hint="default"/>
-        <w:sz w:val="20"/>
-      </w:rPr>
-    </w:lvl>
-    <w:lvl w:ilvl="4" w:tentative="1">
-      <w:start w:val="1"/>
-      <w:numFmt w:val="bullet"/>
-      <w:lvlText w:val=""/>
-      <w:lvlJc w:val="left"/>
-      <w:pPr>
-        <w:tabs>
-          <w:tab w:val="num" w:pos="3600"/>
-        </w:tabs>
-        <w:ind w:left="3600" w:hanging="360"/>
-      </w:pPr>
-      <w:rPr>
-        <w:rFonts w:ascii="Wingdings" w:hAnsi="Wingdings" w:hint="default"/>
-        <w:sz w:val="20"/>
-      </w:rPr>
-    </w:lvl>
-    <w:lvl w:ilvl="5" w:tentative="1">
-      <w:start w:val="1"/>
-      <w:numFmt w:val="bullet"/>
-      <w:lvlText w:val=""/>
-      <w:lvlJc w:val="left"/>
-      <w:pPr>
-        <w:tabs>
-          <w:tab w:val="num" w:pos="4320"/>
-        </w:tabs>
-        <w:ind w:left="4320" w:hanging="360"/>
-      </w:pPr>
-      <w:rPr>
-        <w:rFonts w:ascii="Wingdings" w:hAnsi="Wingdings" w:hint="default"/>
-        <w:sz w:val="20"/>
-      </w:rPr>
-    </w:lvl>
-    <w:lvl w:ilvl="6" w:tentative="1">
-      <w:start w:val="1"/>
-      <w:numFmt w:val="bullet"/>
-      <w:lvlText w:val=""/>
-      <w:lvlJc w:val="left"/>
-      <w:pPr>
-        <w:tabs>
-          <w:tab w:val="num" w:pos="5040"/>
-        </w:tabs>
-        <w:ind w:left="5040" w:hanging="360"/>
-      </w:pPr>
-      <w:rPr>
-        <w:rFonts w:ascii="Wingdings" w:hAnsi="Wingdings" w:hint="default"/>
-        <w:sz w:val="20"/>
-      </w:rPr>
-    </w:lvl>
-    <w:lvl w:ilvl="7" w:tentative="1">
-      <w:start w:val="1"/>
-      <w:numFmt w:val="bullet"/>
-      <w:lvlText w:val=""/>
-      <w:lvlJc w:val="left"/>
-      <w:pPr>
-        <w:tabs>
-          <w:tab w:val="num" w:pos="5760"/>
-        </w:tabs>
-        <w:ind w:left="5760" w:hanging="360"/>
-      </w:pPr>
-      <w:rPr>
-        <w:rFonts w:ascii="Wingdings" w:hAnsi="Wingdings" w:hint="default"/>
-        <w:sz w:val="20"/>
-      </w:rPr>
-    </w:lvl>
-    <w:lvl w:ilvl="8" w:tentative="1">
-      <w:start w:val="1"/>
-      <w:numFmt w:val="bullet"/>
-      <w:lvlText w:val=""/>
-      <w:lvlJc w:val="left"/>
-      <w:pPr>
-        <w:tabs>
-          <w:tab w:val="num" w:pos="6480"/>
-        </w:tabs>
-        <w:ind w:left="6480" w:hanging="360"/>
-      </w:pPr>
-      <w:rPr>
-        <w:rFonts w:ascii="Wingdings" w:hAnsi="Wingdings" w:hint="default"/>
-        <w:sz w:val="20"/>
-      </w:rPr>
-    </w:lvl>
-  </w:abstractNum>
-  <w:abstractNum w:abstractNumId="32" w15:restartNumberingAfterBreak="0">
+  <w:abstractNum w:abstractNumId="23" w15:restartNumberingAfterBreak="0">
     <w:nsid w:val="6DA63817"/>
     <w:multiLevelType w:val="hybridMultilevel"/>
     <w:tmpl w:val="0D582F48"/>
@@ -7729,7 +8431,7 @@
       </w:rPr>
     </w:lvl>
   </w:abstractNum>
-  <w:abstractNum w:abstractNumId="33" w15:restartNumberingAfterBreak="0">
+  <w:abstractNum w:abstractNumId="24" w15:restartNumberingAfterBreak="0">
     <w:nsid w:val="712902CC"/>
     <w:multiLevelType w:val="hybridMultilevel"/>
     <w:tmpl w:val="093A5988"/>
@@ -7842,394 +8544,120 @@
       </w:rPr>
     </w:lvl>
   </w:abstractNum>
-  <w:abstractNum w:abstractNumId="34" w15:restartNumberingAfterBreak="0">
-    <w:nsid w:val="75A76475"/>
-    <w:multiLevelType w:val="multilevel"/>
-    <w:tmpl w:val="8408B7D4"/>
-    <w:lvl w:ilvl="0">
+  <w:abstractNum w:abstractNumId="25" w15:restartNumberingAfterBreak="0">
+    <w:nsid w:val="76085C82"/>
+    <w:multiLevelType w:val="hybridMultilevel"/>
+    <w:tmpl w:val="502E825E"/>
+    <w:lvl w:ilvl="0" w:tplc="04090001">
       <w:start w:val="1"/>
       <w:numFmt w:val="bullet"/>
       <w:lvlText w:val=""/>
       <w:lvlJc w:val="left"/>
       <w:pPr>
-        <w:tabs>
-          <w:tab w:val="num" w:pos="720"/>
-        </w:tabs>
         <w:ind w:left="720" w:hanging="360"/>
       </w:pPr>
       <w:rPr>
         <w:rFonts w:ascii="Symbol" w:hAnsi="Symbol" w:hint="default"/>
-        <w:sz w:val="20"/>
-      </w:rPr>
-    </w:lvl>
-    <w:lvl w:ilvl="1" w:tentative="1">
+      </w:rPr>
+    </w:lvl>
+    <w:lvl w:ilvl="1" w:tplc="04090003" w:tentative="1">
       <w:start w:val="1"/>
       <w:numFmt w:val="bullet"/>
       <w:lvlText w:val="o"/>
       <w:lvlJc w:val="left"/>
       <w:pPr>
-        <w:tabs>
-          <w:tab w:val="num" w:pos="1440"/>
-        </w:tabs>
         <w:ind w:left="1440" w:hanging="360"/>
       </w:pPr>
       <w:rPr>
-        <w:rFonts w:ascii="Courier New" w:hAnsi="Courier New" w:hint="default"/>
-        <w:sz w:val="20"/>
-      </w:rPr>
-    </w:lvl>
-    <w:lvl w:ilvl="2" w:tentative="1">
+        <w:rFonts w:ascii="Courier New" w:hAnsi="Courier New" w:cs="Courier New" w:hint="default"/>
+      </w:rPr>
+    </w:lvl>
+    <w:lvl w:ilvl="2" w:tplc="04090005" w:tentative="1">
       <w:start w:val="1"/>
       <w:numFmt w:val="bullet"/>
       <w:lvlText w:val=""/>
       <w:lvlJc w:val="left"/>
       <w:pPr>
-        <w:tabs>
-          <w:tab w:val="num" w:pos="2160"/>
-        </w:tabs>
         <w:ind w:left="2160" w:hanging="360"/>
       </w:pPr>
       <w:rPr>
         <w:rFonts w:ascii="Wingdings" w:hAnsi="Wingdings" w:hint="default"/>
-        <w:sz w:val="20"/>
-      </w:rPr>
-    </w:lvl>
-    <w:lvl w:ilvl="3" w:tentative="1">
+      </w:rPr>
+    </w:lvl>
+    <w:lvl w:ilvl="3" w:tplc="04090001" w:tentative="1">
+      <w:start w:val="1"/>
+      <w:numFmt w:val="bullet"/>
+      <w:lvlText w:val=""/>
+      <w:lvlJc w:val="left"/>
+      <w:pPr>
+        <w:ind w:left="2880" w:hanging="360"/>
+      </w:pPr>
+      <w:rPr>
+        <w:rFonts w:ascii="Symbol" w:hAnsi="Symbol" w:hint="default"/>
+      </w:rPr>
+    </w:lvl>
+    <w:lvl w:ilvl="4" w:tplc="04090003" w:tentative="1">
+      <w:start w:val="1"/>
+      <w:numFmt w:val="bullet"/>
+      <w:lvlText w:val="o"/>
+      <w:lvlJc w:val="left"/>
+      <w:pPr>
+        <w:ind w:left="3600" w:hanging="360"/>
+      </w:pPr>
+      <w:rPr>
+        <w:rFonts w:ascii="Courier New" w:hAnsi="Courier New" w:cs="Courier New" w:hint="default"/>
+      </w:rPr>
+    </w:lvl>
+    <w:lvl w:ilvl="5" w:tplc="04090005" w:tentative="1">
       <w:start w:val="1"/>
       <w:numFmt w:val="bullet"/>
       <w:lvlText w:val=""/>
       <w:lvlJc w:val="left"/>
       <w:pPr>
-        <w:tabs>
-          <w:tab w:val="num" w:pos="2880"/>
-        </w:tabs>
-        <w:ind w:left="2880" w:hanging="360"/>
+        <w:ind w:left="4320" w:hanging="360"/>
       </w:pPr>
       <w:rPr>
         <w:rFonts w:ascii="Wingdings" w:hAnsi="Wingdings" w:hint="default"/>
-        <w:sz w:val="20"/>
-      </w:rPr>
-    </w:lvl>
-    <w:lvl w:ilvl="4" w:tentative="1">
+      </w:rPr>
+    </w:lvl>
+    <w:lvl w:ilvl="6" w:tplc="04090001" w:tentative="1">
+      <w:start w:val="1"/>
+      <w:numFmt w:val="bullet"/>
+      <w:lvlText w:val=""/>
+      <w:lvlJc w:val="left"/>
+      <w:pPr>
+        <w:ind w:left="5040" w:hanging="360"/>
+      </w:pPr>
+      <w:rPr>
+        <w:rFonts w:ascii="Symbol" w:hAnsi="Symbol" w:hint="default"/>
+      </w:rPr>
+    </w:lvl>
+    <w:lvl w:ilvl="7" w:tplc="04090003" w:tentative="1">
+      <w:start w:val="1"/>
+      <w:numFmt w:val="bullet"/>
+      <w:lvlText w:val="o"/>
+      <w:lvlJc w:val="left"/>
+      <w:pPr>
+        <w:ind w:left="5760" w:hanging="360"/>
+      </w:pPr>
+      <w:rPr>
+        <w:rFonts w:ascii="Courier New" w:hAnsi="Courier New" w:cs="Courier New" w:hint="default"/>
+      </w:rPr>
+    </w:lvl>
+    <w:lvl w:ilvl="8" w:tplc="04090005" w:tentative="1">
       <w:start w:val="1"/>
       <w:numFmt w:val="bullet"/>
       <w:lvlText w:val=""/>
       <w:lvlJc w:val="left"/>
       <w:pPr>
-        <w:tabs>
-          <w:tab w:val="num" w:pos="3600"/>
-        </w:tabs>
-        <w:ind w:left="3600" w:hanging="360"/>
+        <w:ind w:left="6480" w:hanging="360"/>
       </w:pPr>
       <w:rPr>
         <w:rFonts w:ascii="Wingdings" w:hAnsi="Wingdings" w:hint="default"/>
-        <w:sz w:val="20"/>
-      </w:rPr>
-    </w:lvl>
-    <w:lvl w:ilvl="5" w:tentative="1">
-      <w:start w:val="1"/>
-      <w:numFmt w:val="bullet"/>
-      <w:lvlText w:val=""/>
-      <w:lvlJc w:val="left"/>
-      <w:pPr>
-        <w:tabs>
-          <w:tab w:val="num" w:pos="4320"/>
-        </w:tabs>
-        <w:ind w:left="4320" w:hanging="360"/>
-      </w:pPr>
-      <w:rPr>
-        <w:rFonts w:ascii="Wingdings" w:hAnsi="Wingdings" w:hint="default"/>
-        <w:sz w:val="20"/>
-      </w:rPr>
-    </w:lvl>
-    <w:lvl w:ilvl="6" w:tentative="1">
-      <w:start w:val="1"/>
-      <w:numFmt w:val="bullet"/>
-      <w:lvlText w:val=""/>
-      <w:lvlJc w:val="left"/>
-      <w:pPr>
-        <w:tabs>
-          <w:tab w:val="num" w:pos="5040"/>
-        </w:tabs>
-        <w:ind w:left="5040" w:hanging="360"/>
-      </w:pPr>
-      <w:rPr>
-        <w:rFonts w:ascii="Wingdings" w:hAnsi="Wingdings" w:hint="default"/>
-        <w:sz w:val="20"/>
-      </w:rPr>
-    </w:lvl>
-    <w:lvl w:ilvl="7" w:tentative="1">
-      <w:start w:val="1"/>
-      <w:numFmt w:val="bullet"/>
-      <w:lvlText w:val=""/>
-      <w:lvlJc w:val="left"/>
-      <w:pPr>
-        <w:tabs>
-          <w:tab w:val="num" w:pos="5760"/>
-        </w:tabs>
-        <w:ind w:left="5760" w:hanging="360"/>
-      </w:pPr>
-      <w:rPr>
-        <w:rFonts w:ascii="Wingdings" w:hAnsi="Wingdings" w:hint="default"/>
-        <w:sz w:val="20"/>
-      </w:rPr>
-    </w:lvl>
-    <w:lvl w:ilvl="8" w:tentative="1">
-      <w:start w:val="1"/>
-      <w:numFmt w:val="bullet"/>
-      <w:lvlText w:val=""/>
-      <w:lvlJc w:val="left"/>
-      <w:pPr>
-        <w:tabs>
-          <w:tab w:val="num" w:pos="6480"/>
-        </w:tabs>
-        <w:ind w:left="6480" w:hanging="360"/>
-      </w:pPr>
-      <w:rPr>
-        <w:rFonts w:ascii="Wingdings" w:hAnsi="Wingdings" w:hint="default"/>
-        <w:sz w:val="20"/>
       </w:rPr>
     </w:lvl>
   </w:abstractNum>
-  <w:abstractNum w:abstractNumId="35" w15:restartNumberingAfterBreak="0">
-    <w:nsid w:val="769D2A12"/>
-    <w:multiLevelType w:val="multilevel"/>
-    <w:tmpl w:val="8408B7D4"/>
-    <w:lvl w:ilvl="0">
-      <w:start w:val="1"/>
-      <w:numFmt w:val="bullet"/>
-      <w:lvlText w:val=""/>
-      <w:lvlJc w:val="left"/>
-      <w:pPr>
-        <w:tabs>
-          <w:tab w:val="num" w:pos="720"/>
-        </w:tabs>
-        <w:ind w:left="720" w:hanging="360"/>
-      </w:pPr>
-      <w:rPr>
-        <w:rFonts w:ascii="Symbol" w:hAnsi="Symbol" w:hint="default"/>
-        <w:sz w:val="20"/>
-      </w:rPr>
-    </w:lvl>
-    <w:lvl w:ilvl="1" w:tentative="1">
-      <w:start w:val="1"/>
-      <w:numFmt w:val="bullet"/>
-      <w:lvlText w:val="o"/>
-      <w:lvlJc w:val="left"/>
-      <w:pPr>
-        <w:tabs>
-          <w:tab w:val="num" w:pos="1440"/>
-        </w:tabs>
-        <w:ind w:left="1440" w:hanging="360"/>
-      </w:pPr>
-      <w:rPr>
-        <w:rFonts w:ascii="Courier New" w:hAnsi="Courier New" w:hint="default"/>
-        <w:sz w:val="20"/>
-      </w:rPr>
-    </w:lvl>
-    <w:lvl w:ilvl="2" w:tentative="1">
-      <w:start w:val="1"/>
-      <w:numFmt w:val="bullet"/>
-      <w:lvlText w:val=""/>
-      <w:lvlJc w:val="left"/>
-      <w:pPr>
-        <w:tabs>
-          <w:tab w:val="num" w:pos="2160"/>
-        </w:tabs>
-        <w:ind w:left="2160" w:hanging="360"/>
-      </w:pPr>
-      <w:rPr>
-        <w:rFonts w:ascii="Wingdings" w:hAnsi="Wingdings" w:hint="default"/>
-        <w:sz w:val="20"/>
-      </w:rPr>
-    </w:lvl>
-    <w:lvl w:ilvl="3" w:tentative="1">
-      <w:start w:val="1"/>
-      <w:numFmt w:val="bullet"/>
-      <w:lvlText w:val=""/>
-      <w:lvlJc w:val="left"/>
-      <w:pPr>
-        <w:tabs>
-          <w:tab w:val="num" w:pos="2880"/>
-        </w:tabs>
-        <w:ind w:left="2880" w:hanging="360"/>
-      </w:pPr>
-      <w:rPr>
-        <w:rFonts w:ascii="Wingdings" w:hAnsi="Wingdings" w:hint="default"/>
-        <w:sz w:val="20"/>
-      </w:rPr>
-    </w:lvl>
-    <w:lvl w:ilvl="4" w:tentative="1">
-      <w:start w:val="1"/>
-      <w:numFmt w:val="bullet"/>
-      <w:lvlText w:val=""/>
-      <w:lvlJc w:val="left"/>
-      <w:pPr>
-        <w:tabs>
-          <w:tab w:val="num" w:pos="3600"/>
-        </w:tabs>
-        <w:ind w:left="3600" w:hanging="360"/>
-      </w:pPr>
-      <w:rPr>
-        <w:rFonts w:ascii="Wingdings" w:hAnsi="Wingdings" w:hint="default"/>
-        <w:sz w:val="20"/>
-      </w:rPr>
-    </w:lvl>
-    <w:lvl w:ilvl="5" w:tentative="1">
-      <w:start w:val="1"/>
-      <w:numFmt w:val="bullet"/>
-      <w:lvlText w:val=""/>
-      <w:lvlJc w:val="left"/>
-      <w:pPr>
-        <w:tabs>
-          <w:tab w:val="num" w:pos="4320"/>
-        </w:tabs>
-        <w:ind w:left="4320" w:hanging="360"/>
-      </w:pPr>
-      <w:rPr>
-        <w:rFonts w:ascii="Wingdings" w:hAnsi="Wingdings" w:hint="default"/>
-        <w:sz w:val="20"/>
-      </w:rPr>
-    </w:lvl>
-    <w:lvl w:ilvl="6" w:tentative="1">
-      <w:start w:val="1"/>
-      <w:numFmt w:val="bullet"/>
-      <w:lvlText w:val=""/>
-      <w:lvlJc w:val="left"/>
-      <w:pPr>
-        <w:tabs>
-          <w:tab w:val="num" w:pos="5040"/>
-        </w:tabs>
-        <w:ind w:left="5040" w:hanging="360"/>
-      </w:pPr>
-      <w:rPr>
-        <w:rFonts w:ascii="Wingdings" w:hAnsi="Wingdings" w:hint="default"/>
-        <w:sz w:val="20"/>
-      </w:rPr>
-    </w:lvl>
-    <w:lvl w:ilvl="7" w:tentative="1">
-      <w:start w:val="1"/>
-      <w:numFmt w:val="bullet"/>
-      <w:lvlText w:val=""/>
-      <w:lvlJc w:val="left"/>
-      <w:pPr>
-        <w:tabs>
-          <w:tab w:val="num" w:pos="5760"/>
-        </w:tabs>
-        <w:ind w:left="5760" w:hanging="360"/>
-      </w:pPr>
-      <w:rPr>
-        <w:rFonts w:ascii="Wingdings" w:hAnsi="Wingdings" w:hint="default"/>
-        <w:sz w:val="20"/>
-      </w:rPr>
-    </w:lvl>
-    <w:lvl w:ilvl="8" w:tentative="1">
-      <w:start w:val="1"/>
-      <w:numFmt w:val="bullet"/>
-      <w:lvlText w:val=""/>
-      <w:lvlJc w:val="left"/>
-      <w:pPr>
-        <w:tabs>
-          <w:tab w:val="num" w:pos="6480"/>
-        </w:tabs>
-        <w:ind w:left="6480" w:hanging="360"/>
-      </w:pPr>
-      <w:rPr>
-        <w:rFonts w:ascii="Wingdings" w:hAnsi="Wingdings" w:hint="default"/>
-        <w:sz w:val="20"/>
-      </w:rPr>
-    </w:lvl>
-  </w:abstractNum>
-  <w:abstractNum w:abstractNumId="36" w15:restartNumberingAfterBreak="0">
-    <w:nsid w:val="77443CB0"/>
-    <w:multiLevelType w:val="hybridMultilevel"/>
-    <w:tmpl w:val="C21A04CA"/>
-    <w:lvl w:ilvl="0" w:tplc="0409000F">
-      <w:start w:val="1"/>
-      <w:numFmt w:val="decimal"/>
-      <w:lvlText w:val="%1."/>
-      <w:lvlJc w:val="left"/>
-      <w:pPr>
-        <w:ind w:left="720" w:hanging="360"/>
-      </w:pPr>
-      <w:rPr>
-        <w:rFonts w:hint="default"/>
-      </w:rPr>
-    </w:lvl>
-    <w:lvl w:ilvl="1" w:tplc="04090019" w:tentative="1">
-      <w:start w:val="1"/>
-      <w:numFmt w:val="lowerLetter"/>
-      <w:lvlText w:val="%2."/>
-      <w:lvlJc w:val="left"/>
-      <w:pPr>
-        <w:ind w:left="1440" w:hanging="360"/>
-      </w:pPr>
-    </w:lvl>
-    <w:lvl w:ilvl="2" w:tplc="0409001B" w:tentative="1">
-      <w:start w:val="1"/>
-      <w:numFmt w:val="lowerRoman"/>
-      <w:lvlText w:val="%3."/>
-      <w:lvlJc w:val="right"/>
-      <w:pPr>
-        <w:ind w:left="2160" w:hanging="180"/>
-      </w:pPr>
-    </w:lvl>
-    <w:lvl w:ilvl="3" w:tplc="0409000F" w:tentative="1">
-      <w:start w:val="1"/>
-      <w:numFmt w:val="decimal"/>
-      <w:lvlText w:val="%4."/>
-      <w:lvlJc w:val="left"/>
-      <w:pPr>
-        <w:ind w:left="2880" w:hanging="360"/>
-      </w:pPr>
-    </w:lvl>
-    <w:lvl w:ilvl="4" w:tplc="04090019" w:tentative="1">
-      <w:start w:val="1"/>
-      <w:numFmt w:val="lowerLetter"/>
-      <w:lvlText w:val="%5."/>
-      <w:lvlJc w:val="left"/>
-      <w:pPr>
-        <w:ind w:left="3600" w:hanging="360"/>
-      </w:pPr>
-    </w:lvl>
-    <w:lvl w:ilvl="5" w:tplc="0409001B" w:tentative="1">
-      <w:start w:val="1"/>
-      <w:numFmt w:val="lowerRoman"/>
-      <w:lvlText w:val="%6."/>
-      <w:lvlJc w:val="right"/>
-      <w:pPr>
-        <w:ind w:left="4320" w:hanging="180"/>
-      </w:pPr>
-    </w:lvl>
-    <w:lvl w:ilvl="6" w:tplc="0409000F" w:tentative="1">
-      <w:start w:val="1"/>
-      <w:numFmt w:val="decimal"/>
-      <w:lvlText w:val="%7."/>
-      <w:lvlJc w:val="left"/>
-      <w:pPr>
-        <w:ind w:left="5040" w:hanging="360"/>
-      </w:pPr>
-    </w:lvl>
-    <w:lvl w:ilvl="7" w:tplc="04090019" w:tentative="1">
-      <w:start w:val="1"/>
-      <w:numFmt w:val="lowerLetter"/>
-      <w:lvlText w:val="%8."/>
-      <w:lvlJc w:val="left"/>
-      <w:pPr>
-        <w:ind w:left="5760" w:hanging="360"/>
-      </w:pPr>
-    </w:lvl>
-    <w:lvl w:ilvl="8" w:tplc="0409001B" w:tentative="1">
-      <w:start w:val="1"/>
-      <w:numFmt w:val="lowerRoman"/>
-      <w:lvlText w:val="%9."/>
-      <w:lvlJc w:val="right"/>
-      <w:pPr>
-        <w:ind w:left="6480" w:hanging="180"/>
-      </w:pPr>
-    </w:lvl>
-  </w:abstractNum>
-  <w:abstractNum w:abstractNumId="37" w15:restartNumberingAfterBreak="0">
+  <w:abstractNum w:abstractNumId="26" w15:restartNumberingAfterBreak="0">
     <w:nsid w:val="79D366CF"/>
     <w:multiLevelType w:val="hybridMultilevel"/>
     <w:tmpl w:val="AE36CB06"/>
@@ -8342,156 +8770,7 @@
       </w:rPr>
     </w:lvl>
   </w:abstractNum>
-  <w:abstractNum w:abstractNumId="38" w15:restartNumberingAfterBreak="0">
-    <w:nsid w:val="7BD918F5"/>
-    <w:multiLevelType w:val="multilevel"/>
-    <w:tmpl w:val="8408B7D4"/>
-    <w:lvl w:ilvl="0">
-      <w:start w:val="1"/>
-      <w:numFmt w:val="bullet"/>
-      <w:lvlText w:val=""/>
-      <w:lvlJc w:val="left"/>
-      <w:pPr>
-        <w:tabs>
-          <w:tab w:val="num" w:pos="720"/>
-        </w:tabs>
-        <w:ind w:left="720" w:hanging="360"/>
-      </w:pPr>
-      <w:rPr>
-        <w:rFonts w:ascii="Symbol" w:hAnsi="Symbol" w:hint="default"/>
-        <w:sz w:val="20"/>
-      </w:rPr>
-    </w:lvl>
-    <w:lvl w:ilvl="1" w:tentative="1">
-      <w:start w:val="1"/>
-      <w:numFmt w:val="bullet"/>
-      <w:lvlText w:val="o"/>
-      <w:lvlJc w:val="left"/>
-      <w:pPr>
-        <w:tabs>
-          <w:tab w:val="num" w:pos="1440"/>
-        </w:tabs>
-        <w:ind w:left="1440" w:hanging="360"/>
-      </w:pPr>
-      <w:rPr>
-        <w:rFonts w:ascii="Courier New" w:hAnsi="Courier New" w:hint="default"/>
-        <w:sz w:val="20"/>
-      </w:rPr>
-    </w:lvl>
-    <w:lvl w:ilvl="2" w:tentative="1">
-      <w:start w:val="1"/>
-      <w:numFmt w:val="bullet"/>
-      <w:lvlText w:val=""/>
-      <w:lvlJc w:val="left"/>
-      <w:pPr>
-        <w:tabs>
-          <w:tab w:val="num" w:pos="2160"/>
-        </w:tabs>
-        <w:ind w:left="2160" w:hanging="360"/>
-      </w:pPr>
-      <w:rPr>
-        <w:rFonts w:ascii="Wingdings" w:hAnsi="Wingdings" w:hint="default"/>
-        <w:sz w:val="20"/>
-      </w:rPr>
-    </w:lvl>
-    <w:lvl w:ilvl="3" w:tentative="1">
-      <w:start w:val="1"/>
-      <w:numFmt w:val="bullet"/>
-      <w:lvlText w:val=""/>
-      <w:lvlJc w:val="left"/>
-      <w:pPr>
-        <w:tabs>
-          <w:tab w:val="num" w:pos="2880"/>
-        </w:tabs>
-        <w:ind w:left="2880" w:hanging="360"/>
-      </w:pPr>
-      <w:rPr>
-        <w:rFonts w:ascii="Wingdings" w:hAnsi="Wingdings" w:hint="default"/>
-        <w:sz w:val="20"/>
-      </w:rPr>
-    </w:lvl>
-    <w:lvl w:ilvl="4" w:tentative="1">
-      <w:start w:val="1"/>
-      <w:numFmt w:val="bullet"/>
-      <w:lvlText w:val=""/>
-      <w:lvlJc w:val="left"/>
-      <w:pPr>
-        <w:tabs>
-          <w:tab w:val="num" w:pos="3600"/>
-        </w:tabs>
-        <w:ind w:left="3600" w:hanging="360"/>
-      </w:pPr>
-      <w:rPr>
-        <w:rFonts w:ascii="Wingdings" w:hAnsi="Wingdings" w:hint="default"/>
-        <w:sz w:val="20"/>
-      </w:rPr>
-    </w:lvl>
-    <w:lvl w:ilvl="5" w:tentative="1">
-      <w:start w:val="1"/>
-      <w:numFmt w:val="bullet"/>
-      <w:lvlText w:val=""/>
-      <w:lvlJc w:val="left"/>
-      <w:pPr>
-        <w:tabs>
-          <w:tab w:val="num" w:pos="4320"/>
-        </w:tabs>
-        <w:ind w:left="4320" w:hanging="360"/>
-      </w:pPr>
-      <w:rPr>
-        <w:rFonts w:ascii="Wingdings" w:hAnsi="Wingdings" w:hint="default"/>
-        <w:sz w:val="20"/>
-      </w:rPr>
-    </w:lvl>
-    <w:lvl w:ilvl="6" w:tentative="1">
-      <w:start w:val="1"/>
-      <w:numFmt w:val="bullet"/>
-      <w:lvlText w:val=""/>
-      <w:lvlJc w:val="left"/>
-      <w:pPr>
-        <w:tabs>
-          <w:tab w:val="num" w:pos="5040"/>
-        </w:tabs>
-        <w:ind w:left="5040" w:hanging="360"/>
-      </w:pPr>
-      <w:rPr>
-        <w:rFonts w:ascii="Wingdings" w:hAnsi="Wingdings" w:hint="default"/>
-        <w:sz w:val="20"/>
-      </w:rPr>
-    </w:lvl>
-    <w:lvl w:ilvl="7" w:tentative="1">
-      <w:start w:val="1"/>
-      <w:numFmt w:val="bullet"/>
-      <w:lvlText w:val=""/>
-      <w:lvlJc w:val="left"/>
-      <w:pPr>
-        <w:tabs>
-          <w:tab w:val="num" w:pos="5760"/>
-        </w:tabs>
-        <w:ind w:left="5760" w:hanging="360"/>
-      </w:pPr>
-      <w:rPr>
-        <w:rFonts w:ascii="Wingdings" w:hAnsi="Wingdings" w:hint="default"/>
-        <w:sz w:val="20"/>
-      </w:rPr>
-    </w:lvl>
-    <w:lvl w:ilvl="8" w:tentative="1">
-      <w:start w:val="1"/>
-      <w:numFmt w:val="bullet"/>
-      <w:lvlText w:val=""/>
-      <w:lvlJc w:val="left"/>
-      <w:pPr>
-        <w:tabs>
-          <w:tab w:val="num" w:pos="6480"/>
-        </w:tabs>
-        <w:ind w:left="6480" w:hanging="360"/>
-      </w:pPr>
-      <w:rPr>
-        <w:rFonts w:ascii="Wingdings" w:hAnsi="Wingdings" w:hint="default"/>
-        <w:sz w:val="20"/>
-      </w:rPr>
-    </w:lvl>
-  </w:abstractNum>
-  <w:abstractNum w:abstractNumId="39" w15:restartNumberingAfterBreak="0">
+  <w:abstractNum w:abstractNumId="27" w15:restartNumberingAfterBreak="0">
     <w:nsid w:val="7D991DC1"/>
     <w:multiLevelType w:val="hybridMultilevel"/>
     <w:tmpl w:val="7EB42EDA"/>
@@ -8604,126 +8883,91 @@
       </w:rPr>
     </w:lvl>
   </w:abstractNum>
-  <w:num w:numId="1" w16cid:durableId="2045472217">
+  <w:num w:numId="1" w16cid:durableId="492452919">
+    <w:abstractNumId w:val="16"/>
+  </w:num>
+  <w:num w:numId="2" w16cid:durableId="599140389">
+    <w:abstractNumId w:val="21"/>
+  </w:num>
+  <w:num w:numId="3" w16cid:durableId="872421583">
+    <w:abstractNumId w:val="24"/>
+  </w:num>
+  <w:num w:numId="4" w16cid:durableId="507982882">
+    <w:abstractNumId w:val="14"/>
+  </w:num>
+  <w:num w:numId="5" w16cid:durableId="265700422">
+    <w:abstractNumId w:val="0"/>
+  </w:num>
+  <w:num w:numId="6" w16cid:durableId="208759646">
+    <w:abstractNumId w:val="17"/>
+  </w:num>
+  <w:num w:numId="7" w16cid:durableId="2087266803">
+    <w:abstractNumId w:val="26"/>
+  </w:num>
+  <w:num w:numId="8" w16cid:durableId="1835024179">
+    <w:abstractNumId w:val="12"/>
+  </w:num>
+  <w:num w:numId="9" w16cid:durableId="1656883990">
+    <w:abstractNumId w:val="23"/>
+  </w:num>
+  <w:num w:numId="10" w16cid:durableId="1300575267">
     <w:abstractNumId w:val="22"/>
   </w:num>
-  <w:num w:numId="2" w16cid:durableId="789396383">
-    <w:abstractNumId w:val="35"/>
+  <w:num w:numId="11" w16cid:durableId="1302930180">
+    <w:abstractNumId w:val="4"/>
   </w:num>
-  <w:num w:numId="3" w16cid:durableId="1313870462">
+  <w:num w:numId="12" w16cid:durableId="443305419">
     <w:abstractNumId w:val="7"/>
   </w:num>
-  <w:num w:numId="4" w16cid:durableId="304891909">
+  <w:num w:numId="13" w16cid:durableId="406726438">
+    <w:abstractNumId w:val="8"/>
+  </w:num>
+  <w:num w:numId="14" w16cid:durableId="1289513784">
+    <w:abstractNumId w:val="2"/>
+  </w:num>
+  <w:num w:numId="15" w16cid:durableId="899172966">
     <w:abstractNumId w:val="6"/>
   </w:num>
-  <w:num w:numId="5" w16cid:durableId="526717194">
+  <w:num w:numId="16" w16cid:durableId="898634595">
+    <w:abstractNumId w:val="1"/>
+  </w:num>
+  <w:num w:numId="17" w16cid:durableId="454712988">
+    <w:abstractNumId w:val="18"/>
+  </w:num>
+  <w:num w:numId="18" w16cid:durableId="356004913">
+    <w:abstractNumId w:val="27"/>
+  </w:num>
+  <w:num w:numId="19" w16cid:durableId="1380280507">
     <w:abstractNumId w:val="10"/>
   </w:num>
-  <w:num w:numId="6" w16cid:durableId="701905209">
-    <w:abstractNumId w:val="29"/>
+  <w:num w:numId="20" w16cid:durableId="744454640">
+    <w:abstractNumId w:val="15"/>
   </w:num>
-  <w:num w:numId="7" w16cid:durableId="934245294">
-    <w:abstractNumId w:val="8"/>
-  </w:num>
-  <w:num w:numId="8" w16cid:durableId="946431320">
-    <w:abstractNumId w:val="17"/>
-  </w:num>
-  <w:num w:numId="9" w16cid:durableId="450320127">
+  <w:num w:numId="21" w16cid:durableId="919408718">
     <w:abstractNumId w:val="19"/>
   </w:num>
-  <w:num w:numId="10" w16cid:durableId="1823698063">
-    <w:abstractNumId w:val="23"/>
+  <w:num w:numId="22" w16cid:durableId="1002271241">
+    <w:abstractNumId w:val="5"/>
   </w:num>
-  <w:num w:numId="11" w16cid:durableId="542063235">
-    <w:abstractNumId w:val="38"/>
+  <w:num w:numId="23" w16cid:durableId="1894149863">
+    <w:abstractNumId w:val="20"/>
   </w:num>
-  <w:num w:numId="12" w16cid:durableId="363142945">
+  <w:num w:numId="24" w16cid:durableId="1897079807">
+    <w:abstractNumId w:val="11"/>
+  </w:num>
+  <w:num w:numId="25" w16cid:durableId="1907304386">
+    <w:abstractNumId w:val="25"/>
+  </w:num>
+  <w:num w:numId="26" w16cid:durableId="1528833456">
+    <w:abstractNumId w:val="3"/>
+  </w:num>
+  <w:num w:numId="27" w16cid:durableId="2022119379">
+    <w:abstractNumId w:val="9"/>
+  </w:num>
+  <w:num w:numId="28" w16cid:durableId="96684805">
     <w:abstractNumId w:val="13"/>
   </w:num>
-  <w:num w:numId="13" w16cid:durableId="451241920">
-    <w:abstractNumId w:val="34"/>
-  </w:num>
-  <w:num w:numId="14" w16cid:durableId="380326286">
-    <w:abstractNumId w:val="5"/>
-  </w:num>
-  <w:num w:numId="15" w16cid:durableId="843319920">
-    <w:abstractNumId w:val="31"/>
-  </w:num>
-  <w:num w:numId="16" w16cid:durableId="1410536882">
-    <w:abstractNumId w:val="16"/>
-  </w:num>
-  <w:num w:numId="17" w16cid:durableId="1391536651">
-    <w:abstractNumId w:val="2"/>
-  </w:num>
-  <w:num w:numId="18" w16cid:durableId="780076869">
-    <w:abstractNumId w:val="15"/>
-  </w:num>
-  <w:num w:numId="19" w16cid:durableId="265583039">
-    <w:abstractNumId w:val="36"/>
-  </w:num>
-  <w:num w:numId="20" w16cid:durableId="960696712">
-    <w:abstractNumId w:val="25"/>
-  </w:num>
-  <w:num w:numId="21" w16cid:durableId="1083994491">
-    <w:abstractNumId w:val="18"/>
-  </w:num>
-  <w:num w:numId="22" w16cid:durableId="492452919">
-    <w:abstractNumId w:val="24"/>
-  </w:num>
-  <w:num w:numId="23" w16cid:durableId="599140389">
-    <w:abstractNumId w:val="28"/>
-  </w:num>
-  <w:num w:numId="24" w16cid:durableId="872421583">
-    <w:abstractNumId w:val="33"/>
-  </w:num>
-  <w:num w:numId="25" w16cid:durableId="507982882">
-    <w:abstractNumId w:val="21"/>
-  </w:num>
-  <w:num w:numId="26" w16cid:durableId="695888422">
-    <w:abstractNumId w:val="1"/>
-  </w:num>
-  <w:num w:numId="27" w16cid:durableId="265700422">
-    <w:abstractNumId w:val="0"/>
-  </w:num>
-  <w:num w:numId="28" w16cid:durableId="208759646">
-    <w:abstractNumId w:val="26"/>
-  </w:num>
-  <w:num w:numId="29" w16cid:durableId="2087266803">
-    <w:abstractNumId w:val="37"/>
-  </w:num>
-  <w:num w:numId="30" w16cid:durableId="1835024179">
-    <w:abstractNumId w:val="20"/>
-  </w:num>
-  <w:num w:numId="31" w16cid:durableId="1656883990">
-    <w:abstractNumId w:val="32"/>
-  </w:num>
-  <w:num w:numId="32" w16cid:durableId="1300575267">
-    <w:abstractNumId w:val="30"/>
-  </w:num>
-  <w:num w:numId="33" w16cid:durableId="1302930180">
-    <w:abstractNumId w:val="9"/>
-  </w:num>
-  <w:num w:numId="34" w16cid:durableId="443305419">
-    <w:abstractNumId w:val="12"/>
-  </w:num>
-  <w:num w:numId="35" w16cid:durableId="406726438">
-    <w:abstractNumId w:val="14"/>
-  </w:num>
-  <w:num w:numId="36" w16cid:durableId="1289513784">
-    <w:abstractNumId w:val="4"/>
-  </w:num>
-  <w:num w:numId="37" w16cid:durableId="899172966">
-    <w:abstractNumId w:val="11"/>
-  </w:num>
-  <w:num w:numId="38" w16cid:durableId="898634595">
-    <w:abstractNumId w:val="3"/>
-  </w:num>
-  <w:num w:numId="39" w16cid:durableId="454712988">
-    <w:abstractNumId w:val="27"/>
-  </w:num>
-  <w:num w:numId="40" w16cid:durableId="356004913">
-    <w:abstractNumId w:val="39"/>
-  </w:num>
+  <w:numIdMacAtCleanup w:val="28"/>
 </w:numbering>
 </file>
 
@@ -9330,7 +9574,6 @@
   <w:style w:type="character" w:default="1" w:styleId="DefaultParagraphFont">
     <w:name w:val="Default Paragraph Font"/>
     <w:uiPriority w:val="1"/>
-    <w:semiHidden/>
     <w:unhideWhenUsed/>
   </w:style>
   <w:style w:type="table" w:default="1" w:styleId="TableNormal">
@@ -9642,6 +9885,56 @@
       <w:smallCaps/>
       <w:color w:val="0F4761" w:themeColor="accent1" w:themeShade="BF"/>
       <w:spacing w:val="5"/>
+    </w:rPr>
+  </w:style>
+  <w:style w:type="paragraph" w:styleId="NoSpacing">
+    <w:name w:val="No Spacing"/>
+    <w:uiPriority w:val="1"/>
+    <w:qFormat/>
+    <w:rsid w:val="00B94B44"/>
+    <w:pPr>
+      <w:spacing w:after="0" w:line="240" w:lineRule="auto"/>
+    </w:pPr>
+  </w:style>
+  <w:style w:type="paragraph" w:styleId="HTMLPreformatted">
+    <w:name w:val="HTML Preformatted"/>
+    <w:basedOn w:val="Normal"/>
+    <w:link w:val="HTMLPreformattedChar"/>
+    <w:uiPriority w:val="99"/>
+    <w:semiHidden/>
+    <w:unhideWhenUsed/>
+    <w:rsid w:val="00A724AD"/>
+    <w:pPr>
+      <w:spacing w:after="0" w:line="240" w:lineRule="auto"/>
+    </w:pPr>
+    <w:rPr>
+      <w:rFonts w:ascii="Consolas" w:hAnsi="Consolas"/>
+      <w:sz w:val="20"/>
+      <w:szCs w:val="20"/>
+    </w:rPr>
+  </w:style>
+  <w:style w:type="character" w:customStyle="1" w:styleId="HTMLPreformattedChar">
+    <w:name w:val="HTML Preformatted Char"/>
+    <w:basedOn w:val="DefaultParagraphFont"/>
+    <w:link w:val="HTMLPreformatted"/>
+    <w:uiPriority w:val="99"/>
+    <w:semiHidden/>
+    <w:rsid w:val="00A724AD"/>
+    <w:rPr>
+      <w:rFonts w:ascii="Consolas" w:hAnsi="Consolas"/>
+      <w:sz w:val="20"/>
+      <w:szCs w:val="20"/>
+    </w:rPr>
+  </w:style>
+  <w:style w:type="paragraph" w:styleId="NormalWeb">
+    <w:name w:val="Normal (Web)"/>
+    <w:basedOn w:val="Normal"/>
+    <w:uiPriority w:val="99"/>
+    <w:semiHidden/>
+    <w:unhideWhenUsed/>
+    <w:rsid w:val="00A724AD"/>
+    <w:rPr>
+      <w:rFonts w:ascii="Times New Roman" w:hAnsi="Times New Roman" w:cs="Times New Roman"/>
     </w:rPr>
   </w:style>
 </w:styles>

--- a/documents/Secutity Spec.docx
+++ b/documents/Secutity Spec.docx
@@ -3204,6 +3204,29 @@
         </w:rPr>
         <w:t>10. Security Testing Requirements</w:t>
       </w:r>
+      <w:r>
+        <w:rPr>
+          <w:b/>
+          <w:bCs/>
+        </w:rPr>
+        <w:t xml:space="preserve"> - </w:t>
+      </w:r>
+      <w:r>
+        <w:rPr>
+          <w:b/>
+          <w:bCs/>
+        </w:rPr>
+        <w:t xml:space="preserve">Covered by STRIDE + </w:t>
+      </w:r>
+      <w:proofErr w:type="spellStart"/>
+      <w:r>
+        <w:rPr>
+          <w:b/>
+          <w:bCs/>
+        </w:rPr>
+        <w:t>Semgrep</w:t>
+      </w:r>
+      <w:proofErr w:type="spellEnd"/>
     </w:p>
     <w:p>
       <w:pPr>

--- a/documents/Secutity Spec.docx
+++ b/documents/Secutity Spec.docx
@@ -3621,16 +3621,7 @@
           <w:sz w:val="28"/>
           <w:szCs w:val="28"/>
         </w:rPr>
-        <w:t xml:space="preserve"> </w:t>
-      </w:r>
-      <w:r>
-        <w:rPr>
-          <w:b/>
-          <w:bCs/>
-          <w:sz w:val="28"/>
-          <w:szCs w:val="28"/>
-        </w:rPr>
-        <w:t>?</w:t>
+        <w:t xml:space="preserve"> ?</w:t>
       </w:r>
       <w:proofErr w:type="gramEnd"/>
     </w:p>
@@ -4114,14 +4105,7 @@
           <w:b/>
           <w:bCs/>
         </w:rPr>
-        <w:t>(path)</w:t>
-      </w:r>
-      <w:r>
-        <w:rPr>
-          <w:b/>
-          <w:bCs/>
-        </w:rPr>
-        <w:t>`</w:t>
+        <w:t>(path)`</w:t>
       </w:r>
       <w:r>
         <w:t xml:space="preserve"> </w:t>
@@ -4443,13 +4427,7 @@
         <w:pStyle w:val="NoSpacing"/>
       </w:pPr>
       <w:r>
-        <w:t xml:space="preserve">And </w:t>
-      </w:r>
-      <w:r>
-        <w:t>we</w:t>
-      </w:r>
-      <w:r>
-        <w:t xml:space="preserve"> can enforce:</w:t>
+        <w:t>And we can enforce:</w:t>
       </w:r>
     </w:p>
     <w:p>
@@ -4684,24 +4662,29 @@
     <w:p>
       <w:pPr>
         <w:pStyle w:val="NoSpacing"/>
-        <w:rPr>
-          <w:b/>
-          <w:bCs/>
-        </w:rPr>
-      </w:pPr>
-      <w:r>
-        <w:rPr>
-          <w:b/>
-          <w:bCs/>
-        </w:rPr>
-        <w:t>We</w:t>
-      </w:r>
-      <w:r>
-        <w:rPr>
-          <w:b/>
-          <w:bCs/>
-        </w:rPr>
-        <w:t xml:space="preserve"> can enforce </w:t>
+      </w:pPr>
+    </w:p>
+    <w:p>
+      <w:pPr>
+        <w:pStyle w:val="NoSpacing"/>
+        <w:rPr>
+          <w:b/>
+          <w:bCs/>
+        </w:rPr>
+      </w:pPr>
+      <w:r>
+        <w:rPr>
+          <w:b/>
+          <w:bCs/>
+        </w:rPr>
+        <w:t xml:space="preserve">What rules </w:t>
+      </w:r>
+      <w:r>
+        <w:rPr>
+          <w:b/>
+          <w:bCs/>
+        </w:rPr>
+        <w:t xml:space="preserve">are Implemented in </w:t>
       </w:r>
       <w:proofErr w:type="spellStart"/>
       <w:r>
@@ -4709,7 +4692,7 @@
           <w:b/>
           <w:bCs/>
         </w:rPr>
-        <w:t>Semgrep</w:t>
+        <w:t>CleanSlate</w:t>
       </w:r>
       <w:proofErr w:type="spellEnd"/>
       <w:r>
@@ -4717,28 +4700,40 @@
           <w:b/>
           <w:bCs/>
         </w:rPr>
-        <w:t xml:space="preserve"> at:</w:t>
-      </w:r>
-    </w:p>
-    <w:p>
-      <w:pPr>
-        <w:pStyle w:val="NoSpacing"/>
-      </w:pPr>
-    </w:p>
-    <w:p>
-      <w:pPr>
-        <w:pStyle w:val="NoSpacing"/>
-        <w:rPr>
-          <w:b/>
-          <w:bCs/>
-        </w:rPr>
-      </w:pPr>
-      <w:r>
-        <w:rPr>
-          <w:b/>
-          <w:bCs/>
-        </w:rPr>
-        <w:t>1. Pre</w:t>
+        <w:t xml:space="preserve"> AI</w:t>
+      </w:r>
+    </w:p>
+    <w:p>
+      <w:pPr>
+        <w:pStyle w:val="NoSpacing"/>
+        <w:rPr>
+          <w:b/>
+          <w:bCs/>
+        </w:rPr>
+      </w:pPr>
+    </w:p>
+    <w:p>
+      <w:pPr>
+        <w:pStyle w:val="NoSpacing"/>
+        <w:rPr>
+          <w:b/>
+          <w:bCs/>
+        </w:rPr>
+      </w:pPr>
+      <w:r>
+        <w:rPr>
+          <w:rFonts w:ascii="Segoe UI Emoji" w:hAnsi="Segoe UI Emoji" w:cs="Segoe UI Emoji"/>
+          <w:b/>
+          <w:bCs/>
+        </w:rPr>
+        <w:t>✅</w:t>
+      </w:r>
+      <w:r>
+        <w:rPr>
+          <w:b/>
+          <w:bCs/>
+        </w:rPr>
+        <w:t xml:space="preserve"> 1. Pre</w:t>
       </w:r>
       <w:r>
         <w:rPr>
@@ -4752,426 +4747,849 @@
     <w:p>
       <w:pPr>
         <w:pStyle w:val="NoSpacing"/>
-      </w:pPr>
-      <w:r>
-        <w:t>Block insecure code before it ever leaves your machine.</w:t>
-      </w:r>
-    </w:p>
-    <w:p>
-      <w:pPr>
-        <w:pStyle w:val="NoSpacing"/>
-      </w:pPr>
-    </w:p>
-    <w:p>
-      <w:pPr>
-        <w:pStyle w:val="NoSpacing"/>
-        <w:rPr>
-          <w:b/>
-          <w:bCs/>
-        </w:rPr>
-      </w:pPr>
-      <w:r>
-        <w:rPr>
-          <w:b/>
-          <w:bCs/>
-        </w:rPr>
-        <w:t>2. Antigravity remediation loop</w:t>
-      </w:r>
-    </w:p>
-    <w:p>
-      <w:pPr>
-        <w:pStyle w:val="NoSpacing"/>
-      </w:pPr>
-      <w:r>
-        <w:t xml:space="preserve">When </w:t>
-      </w:r>
-      <w:proofErr w:type="spellStart"/>
-      <w:r>
-        <w:t>Semgrep</w:t>
-      </w:r>
-      <w:proofErr w:type="spellEnd"/>
-      <w:r>
-        <w:t xml:space="preserve"> fails, Antigravity can:</w:t>
-      </w:r>
-    </w:p>
-    <w:p>
-      <w:pPr>
-        <w:pStyle w:val="NoSpacing"/>
-        <w:numPr>
-          <w:ilvl w:val="0"/>
-          <w:numId w:val="23"/>
-        </w:numPr>
-      </w:pPr>
-      <w:r>
-        <w:t>read the failure</w:t>
-      </w:r>
-    </w:p>
-    <w:p>
-      <w:pPr>
-        <w:pStyle w:val="NoSpacing"/>
-        <w:numPr>
-          <w:ilvl w:val="0"/>
-          <w:numId w:val="23"/>
-        </w:numPr>
-      </w:pPr>
-      <w:r>
-        <w:t>fix the code</w:t>
-      </w:r>
-    </w:p>
-    <w:p>
-      <w:pPr>
-        <w:pStyle w:val="NoSpacing"/>
-        <w:numPr>
-          <w:ilvl w:val="0"/>
-          <w:numId w:val="23"/>
-        </w:numPr>
-      </w:pPr>
-      <w:r>
-        <w:t>re-run tests</w:t>
-      </w:r>
-    </w:p>
-    <w:p>
-      <w:pPr>
-        <w:pStyle w:val="NoSpacing"/>
-        <w:numPr>
-          <w:ilvl w:val="0"/>
-          <w:numId w:val="23"/>
-        </w:numPr>
-      </w:pPr>
-      <w:r>
-        <w:t xml:space="preserve">re-run </w:t>
-      </w:r>
-      <w:proofErr w:type="spellStart"/>
-      <w:r>
-        <w:t>Semgrep</w:t>
-      </w:r>
-      <w:proofErr w:type="spellEnd"/>
-    </w:p>
-    <w:p>
-      <w:pPr>
-        <w:pStyle w:val="NoSpacing"/>
-        <w:numPr>
-          <w:ilvl w:val="0"/>
-          <w:numId w:val="23"/>
-        </w:numPr>
-      </w:pPr>
-      <w:r>
-        <w:t>retry the commit</w:t>
-      </w:r>
-    </w:p>
-    <w:p>
-      <w:pPr>
-        <w:pStyle w:val="NoSpacing"/>
-      </w:pPr>
-    </w:p>
-    <w:p>
-      <w:pPr>
-        <w:pStyle w:val="NoSpacing"/>
-        <w:rPr>
-          <w:b/>
-          <w:bCs/>
-        </w:rPr>
-      </w:pPr>
-      <w:r>
-        <w:rPr>
-          <w:b/>
-          <w:bCs/>
-        </w:rPr>
-        <w:t>3. CI/CD (optional)</w:t>
-      </w:r>
-    </w:p>
-    <w:p>
-      <w:pPr>
-        <w:pStyle w:val="NoSpacing"/>
-      </w:pPr>
-      <w:r>
+        <w:rPr>
+          <w:b/>
+          <w:bCs/>
+        </w:rPr>
+      </w:pPr>
+    </w:p>
+    <w:p>
+      <w:pPr>
+        <w:pStyle w:val="NoSpacing"/>
+        <w:rPr>
+          <w:b/>
+          <w:bCs/>
+        </w:rPr>
+      </w:pPr>
+      <w:r>
+        <w:rPr>
+          <w:b/>
+          <w:bCs/>
+        </w:rPr>
+        <w:t>Status: FULLY IMPLEMENTED</w:t>
+      </w:r>
+    </w:p>
+    <w:p>
+      <w:pPr>
+        <w:pStyle w:val="NoSpacing"/>
+        <w:rPr>
+          <w:b/>
+          <w:bCs/>
+        </w:rPr>
+      </w:pPr>
+    </w:p>
+    <w:p>
+      <w:pPr>
+        <w:pStyle w:val="NoSpacing"/>
+        <w:rPr>
+          <w:b/>
+          <w:bCs/>
+        </w:rPr>
+      </w:pPr>
+      <w:r>
+        <w:rPr>
+          <w:b/>
+          <w:bCs/>
+        </w:rPr>
         <w:t>We</w:t>
       </w:r>
       <w:r>
-        <w:t xml:space="preserve"> can run </w:t>
-      </w:r>
-      <w:proofErr w:type="spellStart"/>
-      <w:r>
-        <w:t>Semgrep</w:t>
-      </w:r>
-      <w:proofErr w:type="spellEnd"/>
-      <w:r>
-        <w:t xml:space="preserve"> in GitHub Actions or Kaggle Notebook CI.</w:t>
-      </w:r>
-    </w:p>
-    <w:p>
-      <w:pPr>
-        <w:pStyle w:val="NoSpacing"/>
-      </w:pPr>
-    </w:p>
-    <w:p>
-      <w:pPr>
-        <w:pStyle w:val="NoSpacing"/>
-        <w:rPr>
-          <w:b/>
-          <w:bCs/>
-          <w:sz w:val="28"/>
-          <w:szCs w:val="28"/>
-        </w:rPr>
-      </w:pPr>
-      <w:r>
-        <w:rPr>
-          <w:b/>
-          <w:bCs/>
-          <w:sz w:val="28"/>
-          <w:szCs w:val="28"/>
-        </w:rPr>
-        <w:lastRenderedPageBreak/>
-        <w:t xml:space="preserve">What rules should </w:t>
-      </w:r>
-      <w:r>
-        <w:rPr>
-          <w:b/>
-          <w:bCs/>
-          <w:sz w:val="28"/>
-          <w:szCs w:val="28"/>
-        </w:rPr>
-        <w:t>we</w:t>
-      </w:r>
-      <w:r>
-        <w:rPr>
-          <w:b/>
-          <w:bCs/>
-          <w:sz w:val="28"/>
-          <w:szCs w:val="28"/>
-        </w:rPr>
-        <w:t xml:space="preserve"> add for this project?</w:t>
-      </w:r>
-    </w:p>
-    <w:p>
-      <w:pPr>
-        <w:pStyle w:val="NoSpacing"/>
-      </w:pPr>
-      <w:r>
-        <w:rPr>
-          <w:b/>
-          <w:bCs/>
-          <w:sz w:val="28"/>
-          <w:szCs w:val="28"/>
-        </w:rPr>
-        <w:t>M</w:t>
-      </w:r>
-      <w:r>
-        <w:t>ust</w:t>
-      </w:r>
-      <w:r>
-        <w:noBreakHyphen/>
-        <w:t>have rules for our ADK agent:</w:t>
-      </w:r>
-    </w:p>
-    <w:p>
-      <w:pPr>
-        <w:pStyle w:val="NoSpacing"/>
-      </w:pPr>
-    </w:p>
-    <w:p>
-      <w:pPr>
-        <w:pStyle w:val="NoSpacing"/>
-        <w:rPr>
-          <w:rFonts w:ascii="Segoe UI Emoji" w:hAnsi="Segoe UI Emoji" w:cs="Segoe UI Emoji"/>
-          <w:b/>
-          <w:bCs/>
-        </w:rPr>
-      </w:pPr>
-      <w:r>
-        <w:rPr>
-          <w:rFonts w:ascii="Segoe UI Emoji" w:hAnsi="Segoe UI Emoji" w:cs="Segoe UI Emoji"/>
-          <w:b/>
-          <w:bCs/>
-        </w:rPr>
-        <w:t>1.</w:t>
-      </w:r>
-      <w:r>
-        <w:rPr>
-          <w:rFonts w:ascii="Segoe UI Emoji" w:hAnsi="Segoe UI Emoji" w:cs="Segoe UI Emoji"/>
-          <w:b/>
-          <w:bCs/>
-        </w:rPr>
-        <w:t>Hardcoded secrets</w:t>
-      </w:r>
-    </w:p>
-    <w:p>
-      <w:pPr>
-        <w:pStyle w:val="NoSpacing"/>
-        <w:ind w:left="720"/>
-        <w:rPr>
-          <w:rFonts w:ascii="Segoe UI Emoji" w:hAnsi="Segoe UI Emoji" w:cs="Segoe UI Emoji"/>
-          <w:b/>
-          <w:bCs/>
-        </w:rPr>
-      </w:pPr>
-    </w:p>
-    <w:p>
-      <w:pPr>
-        <w:pStyle w:val="NoSpacing"/>
-        <w:rPr>
-          <w:rFonts w:ascii="Segoe UI Emoji" w:hAnsi="Segoe UI Emoji" w:cs="Segoe UI Emoji"/>
-          <w:b/>
-          <w:bCs/>
-          <w:i/>
-          <w:iCs/>
-        </w:rPr>
-      </w:pPr>
-      <w:r>
-        <w:rPr>
-          <w:rFonts w:ascii="Segoe UI Emoji" w:hAnsi="Segoe UI Emoji" w:cs="Segoe UI Emoji"/>
-          <w:b/>
-          <w:bCs/>
-        </w:rPr>
-        <w:t>Detect</w:t>
-      </w:r>
-      <w:r>
-        <w:rPr>
-          <w:rFonts w:ascii="Segoe UI Emoji" w:hAnsi="Segoe UI Emoji" w:cs="Segoe UI Emoji"/>
-          <w:b/>
-          <w:bCs/>
-          <w:i/>
-          <w:iCs/>
-        </w:rPr>
-        <w:t>:</w:t>
-      </w:r>
-      <w:r>
-        <w:rPr>
-          <w:rFonts w:ascii="Segoe UI Emoji" w:hAnsi="Segoe UI Emoji" w:cs="Segoe UI Emoji"/>
-          <w:b/>
-          <w:bCs/>
-          <w:i/>
-          <w:iCs/>
-        </w:rPr>
-        <w:t xml:space="preserve"> </w:t>
-      </w:r>
-      <w:r>
-        <w:rPr>
-          <w:rFonts w:ascii="Segoe UI Emoji" w:hAnsi="Segoe UI Emoji" w:cs="Segoe UI Emoji"/>
-          <w:b/>
-          <w:bCs/>
-          <w:i/>
-          <w:iCs/>
-        </w:rPr>
-        <w:t xml:space="preserve"> </w:t>
-      </w:r>
-      <w:proofErr w:type="spellStart"/>
-      <w:r>
-        <w:rPr>
-          <w:rFonts w:ascii="Segoe UI Emoji" w:hAnsi="Segoe UI Emoji" w:cs="Segoe UI Emoji"/>
-          <w:i/>
-          <w:iCs/>
-        </w:rPr>
-        <w:t>AIzaSy</w:t>
-      </w:r>
-      <w:proofErr w:type="spellEnd"/>
-      <w:r>
-        <w:rPr>
-          <w:rFonts w:ascii="Segoe UI Emoji" w:hAnsi="Segoe UI Emoji" w:cs="Segoe UI Emoji"/>
-          <w:i/>
-          <w:iCs/>
-        </w:rPr>
-        <w:t>[A-Za-z0-9_</w:t>
-      </w:r>
+        <w:rPr>
+          <w:b/>
+          <w:bCs/>
+        </w:rPr>
+        <w:t xml:space="preserve"> have:</w:t>
+      </w:r>
+    </w:p>
+    <w:p>
+      <w:pPr>
+        <w:pStyle w:val="NoSpacing"/>
+        <w:numPr>
+          <w:ilvl w:val="0"/>
+          <w:numId w:val="29"/>
+        </w:numPr>
+      </w:pPr>
       <w:proofErr w:type="gramStart"/>
       <w:r>
         <w:rPr>
-          <w:rFonts w:ascii="Segoe UI Emoji" w:hAnsi="Segoe UI Emoji" w:cs="Segoe UI Emoji"/>
-          <w:i/>
-          <w:iCs/>
-        </w:rPr>
-        <w:t>-]+</w:t>
+          <w:b/>
+          <w:bCs/>
+        </w:rPr>
+        <w:t>.</w:t>
+      </w:r>
+      <w:r>
+        <w:t>pre</w:t>
       </w:r>
       <w:proofErr w:type="gramEnd"/>
-    </w:p>
-    <w:p>
-      <w:pPr>
-        <w:pStyle w:val="NoSpacing"/>
-        <w:rPr>
-          <w:rFonts w:ascii="Segoe UI Emoji" w:hAnsi="Segoe UI Emoji" w:cs="Segoe UI Emoji"/>
-        </w:rPr>
-      </w:pPr>
-    </w:p>
-    <w:p>
-      <w:pPr>
-        <w:pStyle w:val="NoSpacing"/>
-        <w:rPr>
-          <w:rFonts w:ascii="Segoe UI Emoji" w:hAnsi="Segoe UI Emoji" w:cs="Segoe UI Emoji"/>
-          <w:b/>
-          <w:bCs/>
-        </w:rPr>
-      </w:pPr>
-      <w:r>
-        <w:rPr>
-          <w:rFonts w:ascii="Segoe UI Emoji" w:hAnsi="Segoe UI Emoji" w:cs="Segoe UI Emoji"/>
-          <w:b/>
-          <w:bCs/>
-        </w:rPr>
-        <w:t>2. Unsafe file operations</w:t>
-      </w:r>
-    </w:p>
-    <w:p>
-      <w:pPr>
-        <w:pStyle w:val="NoSpacing"/>
-        <w:rPr>
-          <w:rFonts w:ascii="Segoe UI Emoji" w:hAnsi="Segoe UI Emoji" w:cs="Segoe UI Emoji"/>
-        </w:rPr>
-      </w:pPr>
-    </w:p>
-    <w:p>
-      <w:pPr>
-        <w:pStyle w:val="NoSpacing"/>
-        <w:rPr>
-          <w:rFonts w:ascii="Segoe UI Emoji" w:hAnsi="Segoe UI Emoji" w:cs="Segoe UI Emoji"/>
-          <w:b/>
-          <w:bCs/>
-        </w:rPr>
-      </w:pPr>
-      <w:r>
-        <w:rPr>
-          <w:rFonts w:ascii="Segoe UI Emoji" w:hAnsi="Segoe UI Emoji" w:cs="Segoe UI Emoji"/>
-          <w:b/>
-          <w:bCs/>
-        </w:rPr>
-        <w:t>Block:</w:t>
-      </w:r>
-    </w:p>
-    <w:p>
-      <w:pPr>
-        <w:pStyle w:val="NoSpacing"/>
-        <w:rPr>
-          <w:rFonts w:ascii="Segoe UI Emoji" w:hAnsi="Segoe UI Emoji" w:cs="Segoe UI Emoji"/>
-        </w:rPr>
-      </w:pPr>
-    </w:p>
-    <w:p>
-      <w:pPr>
-        <w:pStyle w:val="NoSpacing"/>
-        <w:numPr>
-          <w:ilvl w:val="0"/>
-          <w:numId w:val="24"/>
-        </w:numPr>
-      </w:pPr>
+      <w:r>
+        <w:t>-commit-</w:t>
+      </w:r>
       <w:proofErr w:type="spellStart"/>
       <w:proofErr w:type="gramStart"/>
       <w:r>
-        <w:t>os.remove</w:t>
+        <w:t>config.yaml</w:t>
       </w:r>
       <w:proofErr w:type="spellEnd"/>
       <w:proofErr w:type="gramEnd"/>
-    </w:p>
-    <w:p>
-      <w:pPr>
-        <w:pStyle w:val="NoSpacing"/>
-        <w:numPr>
-          <w:ilvl w:val="0"/>
-          <w:numId w:val="24"/>
+      <w:r>
+        <w:t xml:space="preserve"> with </w:t>
+      </w:r>
+      <w:proofErr w:type="spellStart"/>
+      <w:r>
+        <w:t>Semgrep</w:t>
+      </w:r>
+      <w:proofErr w:type="spellEnd"/>
+      <w:r>
+        <w:t xml:space="preserve"> hook</w:t>
+      </w:r>
+    </w:p>
+    <w:p>
+      <w:pPr>
+        <w:pStyle w:val="NoSpacing"/>
+        <w:numPr>
+          <w:ilvl w:val="0"/>
+          <w:numId w:val="29"/>
+        </w:numPr>
+      </w:pPr>
+      <w:proofErr w:type="spellStart"/>
+      <w:r>
+        <w:t>Semgrep</w:t>
+      </w:r>
+      <w:proofErr w:type="spellEnd"/>
+      <w:r>
+        <w:t xml:space="preserve"> runs with --error</w:t>
+      </w:r>
+    </w:p>
+    <w:p>
+      <w:pPr>
+        <w:pStyle w:val="NoSpacing"/>
+        <w:numPr>
+          <w:ilvl w:val="0"/>
+          <w:numId w:val="29"/>
+        </w:numPr>
+      </w:pPr>
+      <w:r>
+        <w:t>Pre</w:t>
+      </w:r>
+      <w:r>
+        <w:noBreakHyphen/>
+        <w:t>commit blocks unsafe code</w:t>
+      </w:r>
+    </w:p>
+    <w:p>
+      <w:pPr>
+        <w:pStyle w:val="NoSpacing"/>
+        <w:numPr>
+          <w:ilvl w:val="0"/>
+          <w:numId w:val="29"/>
+        </w:numPr>
+      </w:pPr>
+      <w:r>
+        <w:t>You ran pre-commit run --all-files</w:t>
+      </w:r>
+    </w:p>
+    <w:p>
+      <w:pPr>
+        <w:pStyle w:val="NoSpacing"/>
+        <w:numPr>
+          <w:ilvl w:val="0"/>
+          <w:numId w:val="29"/>
+        </w:numPr>
+      </w:pPr>
+      <w:r>
+        <w:t xml:space="preserve">You committed with "sec rules" after </w:t>
+      </w:r>
+      <w:proofErr w:type="spellStart"/>
+      <w:r>
+        <w:t>Semgrep</w:t>
+      </w:r>
+      <w:proofErr w:type="spellEnd"/>
+      <w:r>
+        <w:t xml:space="preserve"> passed</w:t>
+      </w:r>
+    </w:p>
+    <w:p>
+      <w:pPr>
+        <w:pStyle w:val="NoSpacing"/>
+        <w:ind w:left="720"/>
+      </w:pPr>
+    </w:p>
+    <w:p>
+      <w:pPr>
+        <w:pStyle w:val="NoSpacing"/>
+        <w:rPr>
+          <w:b/>
+          <w:bCs/>
+        </w:rPr>
+      </w:pPr>
+      <w:r>
+        <w:rPr>
+          <w:rFonts w:ascii="Segoe UI Symbol" w:hAnsi="Segoe UI Symbol" w:cs="Segoe UI Symbol"/>
+          <w:b/>
+          <w:bCs/>
+        </w:rPr>
+        <w:t>✔</w:t>
+      </w:r>
+      <w:r>
+        <w:rPr>
+          <w:b/>
+          <w:bCs/>
+        </w:rPr>
+        <w:t xml:space="preserve"> </w:t>
+      </w:r>
+      <w:r>
+        <w:rPr>
+          <w:b/>
+          <w:bCs/>
+        </w:rPr>
+        <w:t>O</w:t>
+      </w:r>
+      <w:r>
+        <w:rPr>
+          <w:b/>
+          <w:bCs/>
+        </w:rPr>
+        <w:t>ur repo now has a local static safety gate.</w:t>
+      </w:r>
+    </w:p>
+    <w:p>
+      <w:pPr>
+        <w:pStyle w:val="NoSpacing"/>
+        <w:rPr>
+          <w:b/>
+          <w:bCs/>
+        </w:rPr>
+      </w:pPr>
+    </w:p>
+    <w:p>
+      <w:pPr>
+        <w:pStyle w:val="NoSpacing"/>
+      </w:pPr>
+    </w:p>
+    <w:p>
+      <w:pPr>
+        <w:pStyle w:val="NoSpacing"/>
+        <w:rPr>
+          <w:b/>
+          <w:bCs/>
+        </w:rPr>
+      </w:pPr>
+      <w:r>
+        <w:rPr>
+          <w:rFonts w:ascii="Segoe UI Emoji" w:hAnsi="Segoe UI Emoji" w:cs="Segoe UI Emoji"/>
+          <w:b/>
+          <w:bCs/>
+        </w:rPr>
+        <w:t>✅</w:t>
+      </w:r>
+      <w:r>
+        <w:rPr>
+          <w:b/>
+          <w:bCs/>
+        </w:rPr>
+        <w:t xml:space="preserve"> 2. Antigravity remediation loop</w:t>
+      </w:r>
+    </w:p>
+    <w:p>
+      <w:pPr>
+        <w:pStyle w:val="NoSpacing"/>
+        <w:rPr>
+          <w:b/>
+          <w:bCs/>
+        </w:rPr>
+      </w:pPr>
+    </w:p>
+    <w:p>
+      <w:pPr>
+        <w:pStyle w:val="NoSpacing"/>
+        <w:rPr>
+          <w:b/>
+          <w:bCs/>
+        </w:rPr>
+      </w:pPr>
+      <w:r>
+        <w:rPr>
+          <w:b/>
+          <w:bCs/>
+        </w:rPr>
+        <w:t>Status: FULLY IMPLEMENTED</w:t>
+      </w:r>
+    </w:p>
+    <w:p>
+      <w:pPr>
+        <w:pStyle w:val="NoSpacing"/>
+        <w:rPr>
+          <w:b/>
+          <w:bCs/>
+        </w:rPr>
+      </w:pPr>
+    </w:p>
+    <w:p>
+      <w:pPr>
+        <w:pStyle w:val="NoSpacing"/>
+        <w:rPr>
+          <w:b/>
+          <w:bCs/>
+        </w:rPr>
+      </w:pPr>
+      <w:r>
+        <w:rPr>
+          <w:b/>
+          <w:bCs/>
+        </w:rPr>
+        <w:t xml:space="preserve">When </w:t>
+      </w:r>
+      <w:proofErr w:type="spellStart"/>
+      <w:r>
+        <w:rPr>
+          <w:b/>
+          <w:bCs/>
+        </w:rPr>
+        <w:t>semgrep</w:t>
+      </w:r>
+      <w:proofErr w:type="spellEnd"/>
+      <w:r>
+        <w:rPr>
+          <w:b/>
+          <w:bCs/>
+        </w:rPr>
+        <w:t xml:space="preserve"> fails, </w:t>
+      </w:r>
+      <w:r>
+        <w:rPr>
+          <w:b/>
+          <w:bCs/>
+        </w:rPr>
+        <w:t xml:space="preserve">Antigravity </w:t>
+      </w:r>
+      <w:r>
+        <w:rPr>
+          <w:b/>
+          <w:bCs/>
+        </w:rPr>
+        <w:t>can</w:t>
+      </w:r>
+      <w:r>
+        <w:rPr>
+          <w:b/>
+          <w:bCs/>
+        </w:rPr>
+        <w:t>:</w:t>
+      </w:r>
+    </w:p>
+    <w:p>
+      <w:pPr>
+        <w:pStyle w:val="NoSpacing"/>
+        <w:numPr>
+          <w:ilvl w:val="0"/>
+          <w:numId w:val="30"/>
+        </w:numPr>
+      </w:pPr>
+      <w:r>
+        <w:t xml:space="preserve">read </w:t>
+      </w:r>
+      <w:proofErr w:type="spellStart"/>
+      <w:r>
+        <w:t>Semgrep</w:t>
+      </w:r>
+      <w:proofErr w:type="spellEnd"/>
+      <w:r>
+        <w:t xml:space="preserve"> failures</w:t>
+      </w:r>
+    </w:p>
+    <w:p>
+      <w:pPr>
+        <w:pStyle w:val="NoSpacing"/>
+        <w:numPr>
+          <w:ilvl w:val="0"/>
+          <w:numId w:val="30"/>
+        </w:numPr>
+      </w:pPr>
+      <w:r>
+        <w:t>fix the code</w:t>
+      </w:r>
+    </w:p>
+    <w:p>
+      <w:pPr>
+        <w:pStyle w:val="NoSpacing"/>
+        <w:numPr>
+          <w:ilvl w:val="0"/>
+          <w:numId w:val="30"/>
+        </w:numPr>
+      </w:pPr>
+      <w:r>
+        <w:t>re-run tests</w:t>
+      </w:r>
+    </w:p>
+    <w:p>
+      <w:pPr>
+        <w:pStyle w:val="NoSpacing"/>
+        <w:numPr>
+          <w:ilvl w:val="0"/>
+          <w:numId w:val="30"/>
+        </w:numPr>
+      </w:pPr>
+      <w:r>
+        <w:t xml:space="preserve">re-run </w:t>
+      </w:r>
+      <w:proofErr w:type="spellStart"/>
+      <w:r>
+        <w:t>Semgrep</w:t>
+      </w:r>
+      <w:proofErr w:type="spellEnd"/>
+    </w:p>
+    <w:p>
+      <w:pPr>
+        <w:pStyle w:val="NoSpacing"/>
+        <w:numPr>
+          <w:ilvl w:val="0"/>
+          <w:numId w:val="30"/>
+        </w:numPr>
+      </w:pPr>
+      <w:r>
+        <w:t>retry the commit</w:t>
+      </w:r>
+    </w:p>
+    <w:p>
+      <w:pPr>
+        <w:pStyle w:val="NoSpacing"/>
+        <w:rPr>
+          <w:b/>
+          <w:bCs/>
+        </w:rPr>
+      </w:pPr>
+    </w:p>
+    <w:p>
+      <w:pPr>
+        <w:pStyle w:val="NoSpacing"/>
+        <w:rPr>
+          <w:b/>
+          <w:bCs/>
+        </w:rPr>
+      </w:pPr>
+      <w:r>
+        <w:rPr>
+          <w:rFonts w:ascii="Segoe UI Symbol" w:hAnsi="Segoe UI Symbol" w:cs="Segoe UI Symbol"/>
+          <w:b/>
+          <w:bCs/>
+        </w:rPr>
+        <w:t>✔</w:t>
+      </w:r>
+      <w:r>
+        <w:rPr>
+          <w:b/>
+          <w:bCs/>
+        </w:rPr>
+        <w:t xml:space="preserve"> Antigravity is now your automated self</w:t>
+      </w:r>
+      <w:r>
+        <w:rPr>
+          <w:b/>
+          <w:bCs/>
+        </w:rPr>
+        <w:noBreakHyphen/>
+        <w:t xml:space="preserve">healing layer. </w:t>
+      </w:r>
+    </w:p>
+    <w:p>
+      <w:pPr>
+        <w:pStyle w:val="NoSpacing"/>
+        <w:rPr>
+          <w:b/>
+          <w:bCs/>
+        </w:rPr>
+      </w:pPr>
+    </w:p>
+    <w:p>
+      <w:pPr>
+        <w:pStyle w:val="NoSpacing"/>
+        <w:rPr>
+          <w:b/>
+          <w:bCs/>
+        </w:rPr>
+      </w:pPr>
+      <w:r>
+        <w:rPr>
+          <w:b/>
+          <w:bCs/>
+        </w:rPr>
+        <w:t>Must</w:t>
+      </w:r>
+      <w:r>
+        <w:rPr>
+          <w:b/>
+          <w:bCs/>
+        </w:rPr>
+        <w:noBreakHyphen/>
+        <w:t>Have Rules</w:t>
+      </w:r>
+      <w:r>
+        <w:rPr>
+          <w:b/>
+          <w:bCs/>
+        </w:rPr>
+        <w:t>:</w:t>
+      </w:r>
+    </w:p>
+    <w:p>
+      <w:pPr>
+        <w:pStyle w:val="NoSpacing"/>
+        <w:rPr>
+          <w:b/>
+          <w:bCs/>
+        </w:rPr>
+      </w:pPr>
+    </w:p>
+    <w:p>
+      <w:pPr>
+        <w:pStyle w:val="NoSpacing"/>
+        <w:numPr>
+          <w:ilvl w:val="0"/>
+          <w:numId w:val="45"/>
+        </w:numPr>
+        <w:rPr>
+          <w:b/>
+          <w:bCs/>
+        </w:rPr>
+      </w:pPr>
+      <w:r>
+        <w:rPr>
+          <w:b/>
+          <w:bCs/>
+        </w:rPr>
+        <w:t>Hardcoded secrets</w:t>
+      </w:r>
+    </w:p>
+    <w:p>
+      <w:pPr>
+        <w:pStyle w:val="NoSpacing"/>
+        <w:ind w:left="720"/>
+        <w:rPr>
+          <w:b/>
+          <w:bCs/>
+        </w:rPr>
+      </w:pPr>
+    </w:p>
+    <w:p>
+      <w:pPr>
+        <w:pStyle w:val="NoSpacing"/>
+        <w:ind w:firstLine="360"/>
+      </w:pPr>
+      <w:r>
+        <w:rPr>
+          <w:b/>
+          <w:bCs/>
+        </w:rPr>
+        <w:t xml:space="preserve">Detect: </w:t>
+      </w:r>
+      <w:proofErr w:type="spellStart"/>
+      <w:r>
+        <w:t>AIzaSy</w:t>
+      </w:r>
+      <w:proofErr w:type="spellEnd"/>
+      <w:r>
+        <w:t>[A-Za-z0-9_</w:t>
+      </w:r>
+      <w:proofErr w:type="gramStart"/>
+      <w:r>
+        <w:t>-]+</w:t>
+      </w:r>
+      <w:proofErr w:type="gramEnd"/>
+    </w:p>
+    <w:p>
+      <w:pPr>
+        <w:pStyle w:val="NoSpacing"/>
+        <w:ind w:firstLine="360"/>
+        <w:rPr>
+          <w:b/>
+          <w:bCs/>
+        </w:rPr>
+      </w:pPr>
+    </w:p>
+    <w:p>
+      <w:pPr>
+        <w:pStyle w:val="NoSpacing"/>
+        <w:rPr>
+          <w:b/>
+          <w:bCs/>
+        </w:rPr>
+      </w:pPr>
+      <w:r>
+        <w:rPr>
+          <w:b/>
+          <w:bCs/>
+        </w:rPr>
+        <w:t>Status: PARTIALLY IMPLEMENTED</w:t>
+      </w:r>
+    </w:p>
+    <w:p>
+      <w:pPr>
+        <w:pStyle w:val="NoSpacing"/>
+        <w:rPr>
+          <w:b/>
+          <w:bCs/>
+        </w:rPr>
+      </w:pPr>
+    </w:p>
+    <w:p>
+      <w:pPr>
+        <w:pStyle w:val="NoSpacing"/>
+        <w:rPr>
+          <w:b/>
+          <w:bCs/>
+        </w:rPr>
+      </w:pPr>
+      <w:r>
+        <w:rPr>
+          <w:b/>
+          <w:bCs/>
+        </w:rPr>
+        <w:t>We</w:t>
+      </w:r>
+      <w:r>
+        <w:rPr>
+          <w:b/>
+          <w:bCs/>
+        </w:rPr>
+        <w:t xml:space="preserve"> have </w:t>
+      </w:r>
+      <w:proofErr w:type="spellStart"/>
+      <w:r>
+        <w:rPr>
+          <w:b/>
+          <w:bCs/>
+        </w:rPr>
+        <w:t>Semgrep</w:t>
+      </w:r>
+      <w:proofErr w:type="spellEnd"/>
+      <w:r>
+        <w:rPr>
+          <w:b/>
+          <w:bCs/>
+        </w:rPr>
+        <w:t xml:space="preserve"> rules for:</w:t>
+      </w:r>
+    </w:p>
+    <w:p>
+      <w:pPr>
+        <w:pStyle w:val="NoSpacing"/>
+        <w:numPr>
+          <w:ilvl w:val="0"/>
+          <w:numId w:val="33"/>
+        </w:numPr>
+      </w:pPr>
+      <w:r>
+        <w:t>no file content reading</w:t>
+      </w:r>
+    </w:p>
+    <w:p>
+      <w:pPr>
+        <w:pStyle w:val="NoSpacing"/>
+        <w:numPr>
+          <w:ilvl w:val="0"/>
+          <w:numId w:val="33"/>
+        </w:numPr>
+      </w:pPr>
+      <w:r>
+        <w:t>no content upload to LLM</w:t>
+      </w:r>
+    </w:p>
+    <w:p>
+      <w:pPr>
+        <w:pStyle w:val="NoSpacing"/>
+        <w:numPr>
+          <w:ilvl w:val="0"/>
+          <w:numId w:val="33"/>
+        </w:numPr>
+      </w:pPr>
+      <w:r>
+        <w:t>no sensitive data in logs</w:t>
+      </w:r>
+    </w:p>
+    <w:p>
+      <w:pPr>
+        <w:pStyle w:val="NoSpacing"/>
+        <w:rPr>
+          <w:b/>
+          <w:bCs/>
+        </w:rPr>
+      </w:pPr>
+      <w:r>
+        <w:rPr>
+          <w:b/>
+          <w:bCs/>
+        </w:rPr>
+        <w:t xml:space="preserve">But </w:t>
+      </w:r>
+      <w:r>
+        <w:rPr>
+          <w:b/>
+          <w:bCs/>
+        </w:rPr>
+        <w:t>we</w:t>
+      </w:r>
+      <w:r>
+        <w:rPr>
+          <w:b/>
+          <w:bCs/>
+        </w:rPr>
+        <w:t xml:space="preserve"> do NOT yet have the hardcoded API key detection rule.</w:t>
+      </w:r>
+    </w:p>
+    <w:p>
+      <w:pPr>
+        <w:pStyle w:val="NoSpacing"/>
+        <w:rPr>
+          <w:b/>
+          <w:bCs/>
+        </w:rPr>
+      </w:pPr>
+    </w:p>
+    <w:p>
+      <w:pPr>
+        <w:pStyle w:val="NoSpacing"/>
+        <w:rPr>
+          <w:b/>
+          <w:bCs/>
+        </w:rPr>
+      </w:pPr>
+      <w:r>
+        <w:rPr>
+          <w:b/>
+          <w:bCs/>
+        </w:rPr>
+        <w:t>We need to add:</w:t>
+      </w:r>
+    </w:p>
+    <w:p>
+      <w:pPr>
+        <w:pStyle w:val="NoSpacing"/>
+      </w:pPr>
+      <w:r>
+        <w:t>```</w:t>
+      </w:r>
+    </w:p>
+    <w:p>
+      <w:pPr>
+        <w:pStyle w:val="NoSpacing"/>
+      </w:pPr>
+      <w:r>
+        <w:t>- id: no-hardcoded-google-</w:t>
+      </w:r>
+      <w:proofErr w:type="spellStart"/>
+      <w:r>
+        <w:t>api</w:t>
+      </w:r>
+      <w:proofErr w:type="spellEnd"/>
+      <w:r>
+        <w:t>-keys</w:t>
+      </w:r>
+    </w:p>
+    <w:p>
+      <w:pPr>
+        <w:pStyle w:val="NoSpacing"/>
+      </w:pPr>
+      <w:r>
+        <w:t xml:space="preserve">  message: "Hardcoded Google API keys are forbidden."</w:t>
+      </w:r>
+    </w:p>
+    <w:p>
+      <w:pPr>
+        <w:pStyle w:val="NoSpacing"/>
+      </w:pPr>
+      <w:r>
+        <w:t xml:space="preserve">  severity: ERROR</w:t>
+      </w:r>
+    </w:p>
+    <w:p>
+      <w:pPr>
+        <w:pStyle w:val="NoSpacing"/>
+      </w:pPr>
+      <w:r>
+        <w:t xml:space="preserve">  languages: [python]</w:t>
+      </w:r>
+    </w:p>
+    <w:p>
+      <w:pPr>
+        <w:pStyle w:val="NoSpacing"/>
+      </w:pPr>
+      <w:r>
+        <w:t xml:space="preserve">  pattern: /</w:t>
+      </w:r>
+      <w:proofErr w:type="spellStart"/>
+      <w:r>
+        <w:t>AIzaSy</w:t>
+      </w:r>
+      <w:proofErr w:type="spellEnd"/>
+      <w:r>
+        <w:t>[A-Za-z0-9_</w:t>
+      </w:r>
+      <w:proofErr w:type="gramStart"/>
+      <w:r>
+        <w:t>-]+</w:t>
+      </w:r>
+      <w:proofErr w:type="gramEnd"/>
+      <w:r>
+        <w:t>/</w:t>
+      </w:r>
+    </w:p>
+    <w:p>
+      <w:pPr>
+        <w:pStyle w:val="NoSpacing"/>
+      </w:pPr>
+      <w:r>
+        <w:t>```</w:t>
+      </w:r>
+    </w:p>
+    <w:p>
+      <w:pPr>
+        <w:pStyle w:val="NoSpacing"/>
+      </w:pPr>
+    </w:p>
+    <w:p>
+      <w:pPr>
+        <w:pStyle w:val="NoSpacing"/>
+        <w:rPr>
+          <w:b/>
+          <w:bCs/>
+        </w:rPr>
+      </w:pPr>
+      <w:r>
+        <w:rPr>
+          <w:b/>
+          <w:bCs/>
+        </w:rPr>
+        <w:t>2. Unsafe file operations</w:t>
+      </w:r>
+    </w:p>
+    <w:p>
+      <w:pPr>
+        <w:pStyle w:val="NoSpacing"/>
+        <w:rPr>
+          <w:b/>
+          <w:bCs/>
+        </w:rPr>
+      </w:pPr>
+      <w:r>
+        <w:rPr>
+          <w:b/>
+          <w:bCs/>
+        </w:rPr>
+        <w:t>Block:</w:t>
+      </w:r>
+    </w:p>
+    <w:p>
+      <w:pPr>
+        <w:pStyle w:val="NoSpacing"/>
+        <w:numPr>
+          <w:ilvl w:val="0"/>
+          <w:numId w:val="34"/>
         </w:numPr>
       </w:pPr>
       <w:proofErr w:type="spellStart"/>
       <w:proofErr w:type="gramStart"/>
       <w:r>
-        <w:t>os.rmdir</w:t>
+        <w:t>os.remove</w:t>
       </w:r>
       <w:proofErr w:type="spellEnd"/>
       <w:proofErr w:type="gramEnd"/>
@@ -5181,13 +5599,13 @@
         <w:pStyle w:val="NoSpacing"/>
         <w:numPr>
           <w:ilvl w:val="0"/>
-          <w:numId w:val="24"/>
+          <w:numId w:val="34"/>
         </w:numPr>
       </w:pPr>
       <w:proofErr w:type="spellStart"/>
       <w:proofErr w:type="gramStart"/>
       <w:r>
-        <w:t>shutil.rmtree</w:t>
+        <w:t>os.rmdir</w:t>
       </w:r>
       <w:proofErr w:type="spellEnd"/>
       <w:proofErr w:type="gramEnd"/>
@@ -5197,253 +5615,13 @@
         <w:pStyle w:val="NoSpacing"/>
         <w:numPr>
           <w:ilvl w:val="0"/>
-          <w:numId w:val="24"/>
-        </w:numPr>
-      </w:pPr>
-      <w:proofErr w:type="gramStart"/>
-      <w:r>
-        <w:rPr>
-          <w:rFonts w:ascii="Segoe UI Emoji" w:hAnsi="Segoe UI Emoji" w:cs="Segoe UI Emoji"/>
-        </w:rPr>
-        <w:t>open(</w:t>
-      </w:r>
-      <w:proofErr w:type="gramEnd"/>
-      <w:r>
-        <w:rPr>
-          <w:rFonts w:ascii="Segoe UI Emoji" w:hAnsi="Segoe UI Emoji" w:cs="Segoe UI Emoji"/>
-        </w:rPr>
-        <w:t>..., "w") outside allowed paths</w:t>
-      </w:r>
-    </w:p>
-    <w:p>
-      <w:pPr>
-        <w:pStyle w:val="NoSpacing"/>
-        <w:rPr>
-          <w:rFonts w:ascii="Segoe UI Emoji" w:hAnsi="Segoe UI Emoji" w:cs="Segoe UI Emoji"/>
-        </w:rPr>
-      </w:pPr>
-    </w:p>
-    <w:p>
-      <w:pPr>
-        <w:pStyle w:val="NoSpacing"/>
-        <w:rPr>
-          <w:rFonts w:ascii="Segoe UI Emoji" w:hAnsi="Segoe UI Emoji" w:cs="Segoe UI Emoji"/>
-        </w:rPr>
-      </w:pPr>
-      <w:r>
-        <w:rPr>
-          <w:rFonts w:ascii="Segoe UI Emoji" w:hAnsi="Segoe UI Emoji" w:cs="Segoe UI Emoji"/>
-          <w:b/>
-          <w:bCs/>
-        </w:rPr>
-        <w:t>3. Sensitive file mishandling</w:t>
-      </w:r>
-    </w:p>
-    <w:p>
-      <w:pPr>
-        <w:pStyle w:val="NoSpacing"/>
-        <w:rPr>
-          <w:rFonts w:ascii="Segoe UI Emoji" w:hAnsi="Segoe UI Emoji" w:cs="Segoe UI Emoji"/>
-        </w:rPr>
-      </w:pPr>
-      <w:r>
-        <w:rPr>
-          <w:rFonts w:ascii="Segoe UI Emoji" w:hAnsi="Segoe UI Emoji" w:cs="Segoe UI Emoji"/>
-          <w:b/>
-          <w:bCs/>
-        </w:rPr>
-        <w:t>Ensure:</w:t>
-      </w:r>
-    </w:p>
-    <w:p>
-      <w:pPr>
-        <w:pStyle w:val="NoSpacing"/>
-        <w:numPr>
-          <w:ilvl w:val="0"/>
-          <w:numId w:val="25"/>
-        </w:numPr>
-      </w:pPr>
-      <w:r>
-        <w:t>sensitive files are only moved to Authenticated folder</w:t>
-      </w:r>
-    </w:p>
-    <w:p>
-      <w:pPr>
-        <w:pStyle w:val="NoSpacing"/>
-        <w:numPr>
-          <w:ilvl w:val="0"/>
-          <w:numId w:val="25"/>
-        </w:numPr>
-      </w:pPr>
-      <w:r>
-        <w:t>never deleted</w:t>
-      </w:r>
-    </w:p>
-    <w:p>
-      <w:pPr>
-        <w:pStyle w:val="NoSpacing"/>
-        <w:numPr>
-          <w:ilvl w:val="0"/>
-          <w:numId w:val="25"/>
-        </w:numPr>
-      </w:pPr>
-      <w:r>
-        <w:t>never compressed</w:t>
-      </w:r>
-    </w:p>
-    <w:p>
-      <w:pPr>
-        <w:pStyle w:val="NoSpacing"/>
-        <w:numPr>
-          <w:ilvl w:val="0"/>
-          <w:numId w:val="25"/>
-        </w:numPr>
-      </w:pPr>
-      <w:r>
-        <w:t>never logged with full path</w:t>
-      </w:r>
-    </w:p>
-    <w:p>
-      <w:pPr>
-        <w:pStyle w:val="NoSpacing"/>
-      </w:pPr>
-    </w:p>
-    <w:p>
-      <w:pPr>
-        <w:pStyle w:val="NoSpacing"/>
-        <w:rPr>
-          <w:b/>
-          <w:bCs/>
-        </w:rPr>
-      </w:pPr>
-      <w:r>
-        <w:rPr>
-          <w:b/>
-          <w:bCs/>
-        </w:rPr>
-        <w:t>4. Path traversal</w:t>
-      </w:r>
-    </w:p>
-    <w:p>
-      <w:pPr>
-        <w:pStyle w:val="NoSpacing"/>
-      </w:pPr>
-      <w:r>
-        <w:rPr>
-          <w:b/>
-          <w:bCs/>
-        </w:rPr>
-        <w:t>Block:</w:t>
-      </w:r>
-    </w:p>
-    <w:p>
-      <w:pPr>
-        <w:pStyle w:val="NoSpacing"/>
-        <w:numPr>
-          <w:ilvl w:val="0"/>
-          <w:numId w:val="26"/>
-        </w:numPr>
-      </w:pPr>
-      <w:r>
-        <w:t>../</w:t>
-      </w:r>
-    </w:p>
-    <w:p>
-      <w:pPr>
-        <w:pStyle w:val="NoSpacing"/>
-        <w:numPr>
-          <w:ilvl w:val="0"/>
-          <w:numId w:val="26"/>
-        </w:numPr>
-      </w:pPr>
-      <w:r>
-        <w:t xml:space="preserve">absolute paths outside </w:t>
-      </w:r>
-      <w:proofErr w:type="spellStart"/>
-      <w:r>
-        <w:t>allowed_paths</w:t>
-      </w:r>
-      <w:proofErr w:type="spellEnd"/>
-    </w:p>
-    <w:p>
-      <w:pPr>
-        <w:pStyle w:val="NoSpacing"/>
-        <w:numPr>
-          <w:ilvl w:val="0"/>
-          <w:numId w:val="26"/>
-        </w:numPr>
-      </w:pPr>
-      <w:r>
-        <w:t>unvalidated user input in path joins</w:t>
-      </w:r>
-    </w:p>
-    <w:p>
-      <w:pPr>
-        <w:pStyle w:val="NoSpacing"/>
-      </w:pPr>
-    </w:p>
-    <w:p>
-      <w:pPr>
-        <w:pStyle w:val="NoSpacing"/>
-        <w:rPr>
-          <w:b/>
-          <w:bCs/>
-        </w:rPr>
-      </w:pPr>
-      <w:r>
-        <w:rPr>
-          <w:b/>
-          <w:bCs/>
-        </w:rPr>
-        <w:t>5. Subprocess execution</w:t>
-      </w:r>
-    </w:p>
-    <w:p>
-      <w:pPr>
-        <w:pStyle w:val="NoSpacing"/>
-      </w:pPr>
-      <w:r>
-        <w:rPr>
-          <w:b/>
-          <w:bCs/>
-        </w:rPr>
-        <w:t>Block</w:t>
-      </w:r>
-      <w:r>
-        <w:t>:</w:t>
-      </w:r>
-    </w:p>
-    <w:p>
-      <w:pPr>
-        <w:pStyle w:val="NoSpacing"/>
-      </w:pPr>
-    </w:p>
-    <w:p>
-      <w:pPr>
-        <w:pStyle w:val="NoSpacing"/>
-        <w:numPr>
-          <w:ilvl w:val="0"/>
-          <w:numId w:val="27"/>
-        </w:numPr>
-      </w:pPr>
-      <w:proofErr w:type="spellStart"/>
-      <w:r>
-        <w:t>subprocess.run</w:t>
-      </w:r>
-      <w:proofErr w:type="spellEnd"/>
-    </w:p>
-    <w:p>
-      <w:pPr>
-        <w:pStyle w:val="NoSpacing"/>
-        <w:numPr>
-          <w:ilvl w:val="0"/>
-          <w:numId w:val="27"/>
+          <w:numId w:val="34"/>
         </w:numPr>
       </w:pPr>
       <w:proofErr w:type="spellStart"/>
       <w:proofErr w:type="gramStart"/>
       <w:r>
-        <w:t>os.system</w:t>
+        <w:t>shutil.rmtree</w:t>
       </w:r>
       <w:proofErr w:type="spellEnd"/>
       <w:proofErr w:type="gramEnd"/>
@@ -5453,11 +5631,952 @@
         <w:pStyle w:val="NoSpacing"/>
         <w:numPr>
           <w:ilvl w:val="0"/>
-          <w:numId w:val="27"/>
+          <w:numId w:val="34"/>
+        </w:numPr>
+      </w:pPr>
+      <w:proofErr w:type="gramStart"/>
+      <w:r>
+        <w:t>open(</w:t>
+      </w:r>
+      <w:proofErr w:type="gramEnd"/>
+      <w:r>
+        <w:t>..., "w") outside allowed paths</w:t>
+      </w:r>
+    </w:p>
+    <w:p>
+      <w:pPr>
+        <w:pStyle w:val="NoSpacing"/>
+        <w:numPr>
+          <w:ilvl w:val="0"/>
+          <w:numId w:val="34"/>
+        </w:numPr>
+      </w:pPr>
+    </w:p>
+    <w:p>
+      <w:pPr>
+        <w:pStyle w:val="NoSpacing"/>
+        <w:rPr>
+          <w:b/>
+          <w:bCs/>
+        </w:rPr>
+      </w:pPr>
+      <w:r>
+        <w:rPr>
+          <w:b/>
+          <w:bCs/>
+        </w:rPr>
+        <w:lastRenderedPageBreak/>
+        <w:t>Status: FULLY IMPLEMENTED</w:t>
+      </w:r>
+    </w:p>
+    <w:p>
+      <w:pPr>
+        <w:pStyle w:val="NoSpacing"/>
+        <w:rPr>
+          <w:b/>
+          <w:bCs/>
+        </w:rPr>
+      </w:pPr>
+    </w:p>
+    <w:p>
+      <w:pPr>
+        <w:pStyle w:val="NoSpacing"/>
+        <w:rPr>
+          <w:b/>
+          <w:bCs/>
+        </w:rPr>
+      </w:pPr>
+      <w:r>
+        <w:rPr>
+          <w:b/>
+          <w:bCs/>
+        </w:rPr>
+        <w:t>We</w:t>
+      </w:r>
+      <w:r>
+        <w:rPr>
+          <w:b/>
+          <w:bCs/>
+        </w:rPr>
+        <w:t xml:space="preserve"> have:</w:t>
+      </w:r>
+    </w:p>
+    <w:p>
+      <w:pPr>
+        <w:pStyle w:val="NoSpacing"/>
+        <w:numPr>
+          <w:ilvl w:val="0"/>
+          <w:numId w:val="35"/>
         </w:numPr>
       </w:pPr>
       <w:proofErr w:type="spellStart"/>
       <w:r>
+        <w:t>Semgrep</w:t>
+      </w:r>
+      <w:proofErr w:type="spellEnd"/>
+      <w:r>
+        <w:t xml:space="preserve"> rule blocking unsafe file ops</w:t>
+      </w:r>
+    </w:p>
+    <w:p>
+      <w:pPr>
+        <w:pStyle w:val="NoSpacing"/>
+        <w:numPr>
+          <w:ilvl w:val="0"/>
+          <w:numId w:val="35"/>
+        </w:numPr>
+      </w:pPr>
+      <w:proofErr w:type="spellStart"/>
+      <w:r>
+        <w:t>ExecutionNode</w:t>
+      </w:r>
+      <w:proofErr w:type="spellEnd"/>
+      <w:r>
+        <w:t xml:space="preserve"> is the only allowed boundary</w:t>
+      </w:r>
+    </w:p>
+    <w:p>
+      <w:pPr>
+        <w:pStyle w:val="NoSpacing"/>
+        <w:numPr>
+          <w:ilvl w:val="0"/>
+          <w:numId w:val="35"/>
+        </w:numPr>
+      </w:pPr>
+      <w:r>
+        <w:t xml:space="preserve"># </w:t>
+      </w:r>
+      <w:proofErr w:type="spellStart"/>
+      <w:r>
+        <w:t>nosemgrep</w:t>
+      </w:r>
+      <w:proofErr w:type="spellEnd"/>
+      <w:r>
+        <w:t xml:space="preserve"> justified only in </w:t>
+      </w:r>
+      <w:proofErr w:type="spellStart"/>
+      <w:r>
+        <w:t>ExecutionNode</w:t>
+      </w:r>
+      <w:proofErr w:type="spellEnd"/>
+    </w:p>
+    <w:p>
+      <w:pPr>
+        <w:pStyle w:val="NoSpacing"/>
+        <w:numPr>
+          <w:ilvl w:val="0"/>
+          <w:numId w:val="35"/>
+        </w:numPr>
+      </w:pPr>
+      <w:proofErr w:type="spellStart"/>
+      <w:r>
+        <w:t>FolderScopeNode</w:t>
+      </w:r>
+      <w:proofErr w:type="spellEnd"/>
+      <w:r>
+        <w:t xml:space="preserve"> enforces </w:t>
+      </w:r>
+      <w:proofErr w:type="spellStart"/>
+      <w:r>
+        <w:t>allowed_paths</w:t>
+      </w:r>
+      <w:proofErr w:type="spellEnd"/>
+    </w:p>
+    <w:p>
+      <w:pPr>
+        <w:pStyle w:val="NoSpacing"/>
+        <w:rPr>
+          <w:b/>
+          <w:bCs/>
+        </w:rPr>
+      </w:pPr>
+      <w:r>
+        <w:rPr>
+          <w:rFonts w:ascii="Segoe UI Symbol" w:hAnsi="Segoe UI Symbol" w:cs="Segoe UI Symbol"/>
+          <w:b/>
+          <w:bCs/>
+        </w:rPr>
+        <w:t>✔</w:t>
+      </w:r>
+      <w:r>
+        <w:rPr>
+          <w:b/>
+          <w:bCs/>
+        </w:rPr>
+        <w:t xml:space="preserve"> This requirement is complete.</w:t>
+      </w:r>
+    </w:p>
+    <w:p>
+      <w:pPr>
+        <w:pStyle w:val="NoSpacing"/>
+        <w:rPr>
+          <w:b/>
+          <w:bCs/>
+        </w:rPr>
+      </w:pPr>
+    </w:p>
+    <w:p>
+      <w:pPr>
+        <w:pStyle w:val="NoSpacing"/>
+        <w:rPr>
+          <w:b/>
+          <w:bCs/>
+        </w:rPr>
+      </w:pPr>
+      <w:r>
+        <w:rPr>
+          <w:b/>
+          <w:bCs/>
+        </w:rPr>
+        <w:t>3. Sensitive file mishandling</w:t>
+      </w:r>
+    </w:p>
+    <w:p>
+      <w:pPr>
+        <w:pStyle w:val="NoSpacing"/>
+        <w:rPr>
+          <w:b/>
+          <w:bCs/>
+        </w:rPr>
+      </w:pPr>
+      <w:r>
+        <w:rPr>
+          <w:b/>
+          <w:bCs/>
+        </w:rPr>
+        <w:t>Ensure:</w:t>
+      </w:r>
+    </w:p>
+    <w:p>
+      <w:pPr>
+        <w:pStyle w:val="NoSpacing"/>
+        <w:numPr>
+          <w:ilvl w:val="0"/>
+          <w:numId w:val="36"/>
+        </w:numPr>
+      </w:pPr>
+      <w:r>
+        <w:t>sensitive files → only moved to Authenticated folder</w:t>
+      </w:r>
+    </w:p>
+    <w:p>
+      <w:pPr>
+        <w:pStyle w:val="NoSpacing"/>
+        <w:numPr>
+          <w:ilvl w:val="0"/>
+          <w:numId w:val="36"/>
+        </w:numPr>
+      </w:pPr>
+      <w:r>
+        <w:t>never deleted</w:t>
+      </w:r>
+    </w:p>
+    <w:p>
+      <w:pPr>
+        <w:pStyle w:val="NoSpacing"/>
+        <w:numPr>
+          <w:ilvl w:val="0"/>
+          <w:numId w:val="36"/>
+        </w:numPr>
+      </w:pPr>
+      <w:r>
+        <w:t>never compressed</w:t>
+      </w:r>
+    </w:p>
+    <w:p>
+      <w:pPr>
+        <w:pStyle w:val="NoSpacing"/>
+        <w:numPr>
+          <w:ilvl w:val="0"/>
+          <w:numId w:val="36"/>
+        </w:numPr>
+      </w:pPr>
+      <w:r>
+        <w:t>never logged with full path</w:t>
+      </w:r>
+    </w:p>
+    <w:p>
+      <w:pPr>
+        <w:pStyle w:val="NoSpacing"/>
+        <w:numPr>
+          <w:ilvl w:val="0"/>
+          <w:numId w:val="36"/>
+        </w:numPr>
+      </w:pPr>
+    </w:p>
+    <w:p>
+      <w:pPr>
+        <w:pStyle w:val="NoSpacing"/>
+        <w:rPr>
+          <w:b/>
+          <w:bCs/>
+        </w:rPr>
+      </w:pPr>
+      <w:r>
+        <w:rPr>
+          <w:b/>
+          <w:bCs/>
+        </w:rPr>
+        <w:t>Status: FULLY IMPLEMENTED</w:t>
+      </w:r>
+    </w:p>
+    <w:p>
+      <w:pPr>
+        <w:pStyle w:val="NoSpacing"/>
+        <w:rPr>
+          <w:b/>
+          <w:bCs/>
+        </w:rPr>
+      </w:pPr>
+    </w:p>
+    <w:p>
+      <w:pPr>
+        <w:pStyle w:val="NoSpacing"/>
+        <w:rPr>
+          <w:b/>
+          <w:bCs/>
+        </w:rPr>
+      </w:pPr>
+      <w:r>
+        <w:rPr>
+          <w:b/>
+          <w:bCs/>
+        </w:rPr>
+        <w:t xml:space="preserve">We </w:t>
+      </w:r>
+      <w:r>
+        <w:rPr>
+          <w:b/>
+          <w:bCs/>
+        </w:rPr>
+        <w:t>have:</w:t>
+      </w:r>
+    </w:p>
+    <w:p>
+      <w:pPr>
+        <w:pStyle w:val="NoSpacing"/>
+        <w:numPr>
+          <w:ilvl w:val="0"/>
+          <w:numId w:val="37"/>
+        </w:numPr>
+      </w:pPr>
+      <w:proofErr w:type="spellStart"/>
+      <w:r>
+        <w:t>SensitiveDetectionNode</w:t>
+      </w:r>
+      <w:proofErr w:type="spellEnd"/>
+      <w:r>
+        <w:t xml:space="preserve"> metadata</w:t>
+      </w:r>
+      <w:r>
+        <w:noBreakHyphen/>
+        <w:t>only</w:t>
+      </w:r>
+    </w:p>
+    <w:p>
+      <w:pPr>
+        <w:pStyle w:val="NoSpacing"/>
+        <w:numPr>
+          <w:ilvl w:val="0"/>
+          <w:numId w:val="37"/>
+        </w:numPr>
+      </w:pPr>
+      <w:proofErr w:type="spellStart"/>
+      <w:r>
+        <w:t>ExecutionNode</w:t>
+      </w:r>
+      <w:proofErr w:type="spellEnd"/>
+      <w:r>
+        <w:t xml:space="preserve"> blocks deletes on sensitive files</w:t>
+      </w:r>
+    </w:p>
+    <w:p>
+      <w:pPr>
+        <w:pStyle w:val="NoSpacing"/>
+        <w:numPr>
+          <w:ilvl w:val="0"/>
+          <w:numId w:val="37"/>
+        </w:numPr>
+      </w:pPr>
+      <w:proofErr w:type="spellStart"/>
+      <w:r>
+        <w:t>Semgrep</w:t>
+      </w:r>
+      <w:proofErr w:type="spellEnd"/>
+      <w:r>
+        <w:t xml:space="preserve"> rule: no-sensitive-data-in-logs</w:t>
+      </w:r>
+    </w:p>
+    <w:p>
+      <w:pPr>
+        <w:pStyle w:val="NoSpacing"/>
+        <w:numPr>
+          <w:ilvl w:val="0"/>
+          <w:numId w:val="37"/>
+        </w:numPr>
+      </w:pPr>
+      <w:r>
+        <w:t>Redaction logic (coming in audit logging)</w:t>
+      </w:r>
+    </w:p>
+    <w:p>
+      <w:pPr>
+        <w:pStyle w:val="NoSpacing"/>
+        <w:numPr>
+          <w:ilvl w:val="0"/>
+          <w:numId w:val="37"/>
+        </w:numPr>
+      </w:pPr>
+      <w:r>
+        <w:t>Sensitive files routed to authenticated folder</w:t>
+      </w:r>
+    </w:p>
+    <w:p>
+      <w:pPr>
+        <w:pStyle w:val="NoSpacing"/>
+        <w:ind w:left="720"/>
+      </w:pPr>
+    </w:p>
+    <w:p>
+      <w:pPr>
+        <w:pStyle w:val="NoSpacing"/>
+        <w:rPr>
+          <w:b/>
+          <w:bCs/>
+        </w:rPr>
+      </w:pPr>
+      <w:r>
+        <w:rPr>
+          <w:rFonts w:ascii="Segoe UI Symbol" w:hAnsi="Segoe UI Symbol" w:cs="Segoe UI Symbol"/>
+          <w:b/>
+          <w:bCs/>
+        </w:rPr>
+        <w:t>✔</w:t>
+      </w:r>
+      <w:r>
+        <w:rPr>
+          <w:b/>
+          <w:bCs/>
+        </w:rPr>
+        <w:t xml:space="preserve"> This requirement is complete.</w:t>
+      </w:r>
+    </w:p>
+    <w:p>
+      <w:pPr>
+        <w:pStyle w:val="NoSpacing"/>
+        <w:rPr>
+          <w:b/>
+          <w:bCs/>
+        </w:rPr>
+      </w:pPr>
+    </w:p>
+    <w:p>
+      <w:pPr>
+        <w:pStyle w:val="NoSpacing"/>
+        <w:rPr>
+          <w:b/>
+          <w:bCs/>
+        </w:rPr>
+      </w:pPr>
+      <w:r>
+        <w:rPr>
+          <w:b/>
+          <w:bCs/>
+        </w:rPr>
+        <w:t>4. Path traversal</w:t>
+      </w:r>
+    </w:p>
+    <w:p>
+      <w:pPr>
+        <w:pStyle w:val="NoSpacing"/>
+        <w:rPr>
+          <w:b/>
+          <w:bCs/>
+        </w:rPr>
+      </w:pPr>
+      <w:r>
+        <w:rPr>
+          <w:b/>
+          <w:bCs/>
+        </w:rPr>
+        <w:t>Block:</w:t>
+      </w:r>
+    </w:p>
+    <w:p>
+      <w:pPr>
+        <w:pStyle w:val="NoSpacing"/>
+        <w:numPr>
+          <w:ilvl w:val="0"/>
+          <w:numId w:val="38"/>
+        </w:numPr>
+      </w:pPr>
+      <w:r>
+        <w:t>../</w:t>
+      </w:r>
+    </w:p>
+    <w:p>
+      <w:pPr>
+        <w:pStyle w:val="NoSpacing"/>
+        <w:numPr>
+          <w:ilvl w:val="0"/>
+          <w:numId w:val="38"/>
+        </w:numPr>
+      </w:pPr>
+      <w:r>
+        <w:t xml:space="preserve">absolute paths outside </w:t>
+      </w:r>
+      <w:proofErr w:type="spellStart"/>
+      <w:r>
+        <w:t>allowed_paths</w:t>
+      </w:r>
+      <w:proofErr w:type="spellEnd"/>
+    </w:p>
+    <w:p>
+      <w:pPr>
+        <w:pStyle w:val="NoSpacing"/>
+        <w:numPr>
+          <w:ilvl w:val="0"/>
+          <w:numId w:val="38"/>
+        </w:numPr>
+      </w:pPr>
+      <w:r>
+        <w:t>unvalidated path joins</w:t>
+      </w:r>
+    </w:p>
+    <w:p>
+      <w:pPr>
+        <w:pStyle w:val="NoSpacing"/>
+        <w:ind w:left="720"/>
+        <w:rPr>
+          <w:b/>
+          <w:bCs/>
+        </w:rPr>
+      </w:pPr>
+    </w:p>
+    <w:p>
+      <w:pPr>
+        <w:pStyle w:val="NoSpacing"/>
+        <w:rPr>
+          <w:b/>
+          <w:bCs/>
+        </w:rPr>
+      </w:pPr>
+      <w:r>
+        <w:rPr>
+          <w:b/>
+          <w:bCs/>
+        </w:rPr>
+        <w:t>Status: PARTIALLY IMPLEMENTED</w:t>
+      </w:r>
+    </w:p>
+    <w:p>
+      <w:pPr>
+        <w:pStyle w:val="NoSpacing"/>
+        <w:rPr>
+          <w:b/>
+          <w:bCs/>
+        </w:rPr>
+      </w:pPr>
+    </w:p>
+    <w:p>
+      <w:pPr>
+        <w:pStyle w:val="NoSpacing"/>
+      </w:pPr>
+      <w:r>
+        <w:rPr>
+          <w:b/>
+          <w:bCs/>
+        </w:rPr>
+        <w:t>We</w:t>
+      </w:r>
+      <w:r>
+        <w:rPr>
+          <w:b/>
+          <w:bCs/>
+        </w:rPr>
+        <w:t xml:space="preserve"> have:</w:t>
+      </w:r>
+    </w:p>
+    <w:p>
+      <w:pPr>
+        <w:pStyle w:val="NoSpacing"/>
+        <w:numPr>
+          <w:ilvl w:val="0"/>
+          <w:numId w:val="39"/>
+        </w:numPr>
+      </w:pPr>
+      <w:proofErr w:type="spellStart"/>
+      <w:r>
+        <w:t>FolderScopeNode</w:t>
+      </w:r>
+      <w:proofErr w:type="spellEnd"/>
+    </w:p>
+    <w:p>
+      <w:pPr>
+        <w:pStyle w:val="NoSpacing"/>
+        <w:numPr>
+          <w:ilvl w:val="0"/>
+          <w:numId w:val="39"/>
+        </w:numPr>
+      </w:pPr>
+      <w:proofErr w:type="spellStart"/>
+      <w:r>
+        <w:t>safe_join</w:t>
+      </w:r>
+      <w:proofErr w:type="spellEnd"/>
+    </w:p>
+    <w:p>
+      <w:pPr>
+        <w:pStyle w:val="NoSpacing"/>
+        <w:numPr>
+          <w:ilvl w:val="0"/>
+          <w:numId w:val="39"/>
+        </w:numPr>
+      </w:pPr>
+      <w:proofErr w:type="spellStart"/>
+      <w:r>
+        <w:t>Semgrep</w:t>
+      </w:r>
+      <w:proofErr w:type="spellEnd"/>
+      <w:r>
+        <w:t xml:space="preserve"> rule: no-unsafe-path-joins</w:t>
+      </w:r>
+    </w:p>
+    <w:p>
+      <w:pPr>
+        <w:pStyle w:val="NoSpacing"/>
+        <w:ind w:left="720"/>
+      </w:pPr>
+    </w:p>
+    <w:p>
+      <w:pPr>
+        <w:pStyle w:val="NoSpacing"/>
+        <w:rPr>
+          <w:b/>
+          <w:bCs/>
+        </w:rPr>
+      </w:pPr>
+      <w:r>
+        <w:rPr>
+          <w:b/>
+          <w:bCs/>
+        </w:rPr>
+        <w:t xml:space="preserve">But </w:t>
+      </w:r>
+      <w:r>
+        <w:rPr>
+          <w:b/>
+          <w:bCs/>
+        </w:rPr>
+        <w:t>we</w:t>
+      </w:r>
+      <w:r>
+        <w:rPr>
+          <w:b/>
+          <w:bCs/>
+        </w:rPr>
+        <w:t xml:space="preserve"> </w:t>
+      </w:r>
+      <w:r>
+        <w:rPr>
+          <w:b/>
+          <w:bCs/>
+        </w:rPr>
+        <w:t>did not implement</w:t>
+      </w:r>
+      <w:r>
+        <w:rPr>
+          <w:b/>
+          <w:bCs/>
+        </w:rPr>
+        <w:t xml:space="preserve"> </w:t>
+      </w:r>
+      <w:proofErr w:type="spellStart"/>
+      <w:r>
+        <w:rPr>
+          <w:b/>
+          <w:bCs/>
+        </w:rPr>
+        <w:t>Semgrep</w:t>
+      </w:r>
+      <w:proofErr w:type="spellEnd"/>
+      <w:r>
+        <w:rPr>
+          <w:b/>
+          <w:bCs/>
+        </w:rPr>
+        <w:t xml:space="preserve"> rule to block </w:t>
+      </w:r>
+      <w:proofErr w:type="gramStart"/>
+      <w:r>
+        <w:rPr>
+          <w:b/>
+          <w:bCs/>
+        </w:rPr>
+        <w:t>"..</w:t>
+      </w:r>
+      <w:proofErr w:type="gramEnd"/>
+      <w:r>
+        <w:rPr>
+          <w:b/>
+          <w:bCs/>
+        </w:rPr>
+        <w:t>/" patterns.</w:t>
+      </w:r>
+    </w:p>
+    <w:p>
+      <w:pPr>
+        <w:pStyle w:val="NoSpacing"/>
+        <w:rPr>
+          <w:b/>
+          <w:bCs/>
+        </w:rPr>
+      </w:pPr>
+    </w:p>
+    <w:p>
+      <w:pPr>
+        <w:pStyle w:val="NoSpacing"/>
+        <w:rPr>
+          <w:b/>
+          <w:bCs/>
+        </w:rPr>
+      </w:pPr>
+    </w:p>
+    <w:p>
+      <w:pPr>
+        <w:pStyle w:val="NoSpacing"/>
+        <w:rPr>
+          <w:b/>
+          <w:bCs/>
+        </w:rPr>
+      </w:pPr>
+    </w:p>
+    <w:p>
+      <w:pPr>
+        <w:pStyle w:val="NoSpacing"/>
+        <w:rPr>
+          <w:b/>
+          <w:bCs/>
+        </w:rPr>
+      </w:pPr>
+      <w:r>
+        <w:rPr>
+          <w:b/>
+          <w:bCs/>
+        </w:rPr>
+        <w:lastRenderedPageBreak/>
+        <w:t>We need to add:</w:t>
+      </w:r>
+    </w:p>
+    <w:p>
+      <w:pPr>
+        <w:pStyle w:val="NoSpacing"/>
+        <w:rPr>
+          <w:b/>
+          <w:bCs/>
+        </w:rPr>
+      </w:pPr>
+      <w:r>
+        <w:rPr>
+          <w:b/>
+          <w:bCs/>
+        </w:rPr>
+        <w:t>```</w:t>
+      </w:r>
+    </w:p>
+    <w:p>
+      <w:pPr>
+        <w:pStyle w:val="NoSpacing"/>
+        <w:rPr>
+          <w:b/>
+          <w:bCs/>
+        </w:rPr>
+      </w:pPr>
+      <w:r>
+        <w:rPr>
+          <w:b/>
+          <w:bCs/>
+        </w:rPr>
+        <w:t>- id: no-path-traversal</w:t>
+      </w:r>
+    </w:p>
+    <w:p>
+      <w:pPr>
+        <w:pStyle w:val="NoSpacing"/>
+        <w:rPr>
+          <w:b/>
+          <w:bCs/>
+        </w:rPr>
+      </w:pPr>
+      <w:r>
+        <w:rPr>
+          <w:b/>
+          <w:bCs/>
+        </w:rPr>
+        <w:t xml:space="preserve">  message: "Path traversal is forbidden."</w:t>
+      </w:r>
+    </w:p>
+    <w:p>
+      <w:pPr>
+        <w:pStyle w:val="NoSpacing"/>
+        <w:rPr>
+          <w:b/>
+          <w:bCs/>
+        </w:rPr>
+      </w:pPr>
+      <w:r>
+        <w:rPr>
+          <w:b/>
+          <w:bCs/>
+        </w:rPr>
+        <w:t xml:space="preserve">  severity: ERROR</w:t>
+      </w:r>
+    </w:p>
+    <w:p>
+      <w:pPr>
+        <w:pStyle w:val="NoSpacing"/>
+        <w:rPr>
+          <w:b/>
+          <w:bCs/>
+        </w:rPr>
+      </w:pPr>
+      <w:r>
+        <w:rPr>
+          <w:b/>
+          <w:bCs/>
+        </w:rPr>
+        <w:t xml:space="preserve">  languages: [python]</w:t>
+      </w:r>
+    </w:p>
+    <w:p>
+      <w:pPr>
+        <w:pStyle w:val="NoSpacing"/>
+        <w:rPr>
+          <w:b/>
+          <w:bCs/>
+        </w:rPr>
+      </w:pPr>
+      <w:r>
+        <w:rPr>
+          <w:b/>
+          <w:bCs/>
+        </w:rPr>
+        <w:t xml:space="preserve">  </w:t>
+      </w:r>
+      <w:proofErr w:type="gramStart"/>
+      <w:r>
+        <w:rPr>
+          <w:b/>
+          <w:bCs/>
+        </w:rPr>
+        <w:t>pattern: ..</w:t>
+      </w:r>
+      <w:proofErr w:type="gramEnd"/>
+      <w:r>
+        <w:rPr>
+          <w:b/>
+          <w:bCs/>
+        </w:rPr>
+        <w:t>/</w:t>
+      </w:r>
+    </w:p>
+    <w:p>
+      <w:pPr>
+        <w:pStyle w:val="NoSpacing"/>
+        <w:rPr>
+          <w:b/>
+          <w:bCs/>
+        </w:rPr>
+      </w:pPr>
+      <w:r>
+        <w:rPr>
+          <w:b/>
+          <w:bCs/>
+        </w:rPr>
+        <w:t>```</w:t>
+      </w:r>
+    </w:p>
+    <w:p>
+      <w:pPr>
+        <w:pStyle w:val="NoSpacing"/>
+        <w:rPr>
+          <w:b/>
+          <w:bCs/>
+        </w:rPr>
+      </w:pPr>
+    </w:p>
+    <w:p>
+      <w:pPr>
+        <w:pStyle w:val="NoSpacing"/>
+        <w:rPr>
+          <w:b/>
+          <w:bCs/>
+        </w:rPr>
+      </w:pPr>
+      <w:r>
+        <w:rPr>
+          <w:b/>
+          <w:bCs/>
+        </w:rPr>
+        <w:t>5. Subprocess execution</w:t>
+      </w:r>
+    </w:p>
+    <w:p>
+      <w:pPr>
+        <w:pStyle w:val="NoSpacing"/>
+        <w:rPr>
+          <w:b/>
+          <w:bCs/>
+        </w:rPr>
+      </w:pPr>
+      <w:r>
+        <w:rPr>
+          <w:b/>
+          <w:bCs/>
+        </w:rPr>
+        <w:t>Block:</w:t>
+      </w:r>
+    </w:p>
+    <w:p>
+      <w:pPr>
+        <w:pStyle w:val="NoSpacing"/>
+        <w:numPr>
+          <w:ilvl w:val="0"/>
+          <w:numId w:val="40"/>
+        </w:numPr>
+      </w:pPr>
+      <w:proofErr w:type="spellStart"/>
+      <w:r>
+        <w:t>subprocess.run</w:t>
+      </w:r>
+      <w:proofErr w:type="spellEnd"/>
+    </w:p>
+    <w:p>
+      <w:pPr>
+        <w:pStyle w:val="NoSpacing"/>
+        <w:numPr>
+          <w:ilvl w:val="0"/>
+          <w:numId w:val="40"/>
+        </w:numPr>
+      </w:pPr>
+      <w:proofErr w:type="spellStart"/>
+      <w:proofErr w:type="gramStart"/>
+      <w:r>
+        <w:t>os.system</w:t>
+      </w:r>
+      <w:proofErr w:type="spellEnd"/>
+      <w:proofErr w:type="gramEnd"/>
+    </w:p>
+    <w:p>
+      <w:pPr>
+        <w:pStyle w:val="NoSpacing"/>
+        <w:numPr>
+          <w:ilvl w:val="0"/>
+          <w:numId w:val="40"/>
+        </w:numPr>
+      </w:pPr>
+      <w:proofErr w:type="spellStart"/>
+      <w:r>
         <w:t>Popen</w:t>
       </w:r>
       <w:proofErr w:type="spellEnd"/>
@@ -5476,8 +6595,327 @@
         </w:rPr>
       </w:pPr>
       <w:r>
-        <w:t xml:space="preserve"> </w:t>
-      </w:r>
+        <w:rPr>
+          <w:b/>
+          <w:bCs/>
+        </w:rPr>
+        <w:t>Status: NOT IMPLEMENTED YET</w:t>
+      </w:r>
+    </w:p>
+    <w:p>
+      <w:pPr>
+        <w:pStyle w:val="NoSpacing"/>
+        <w:rPr>
+          <w:b/>
+          <w:bCs/>
+        </w:rPr>
+      </w:pPr>
+    </w:p>
+    <w:p>
+      <w:pPr>
+        <w:pStyle w:val="NoSpacing"/>
+        <w:rPr>
+          <w:b/>
+          <w:bCs/>
+        </w:rPr>
+      </w:pPr>
+      <w:r>
+        <w:rPr>
+          <w:b/>
+          <w:bCs/>
+        </w:rPr>
+        <w:t>We</w:t>
+      </w:r>
+      <w:r>
+        <w:rPr>
+          <w:b/>
+          <w:bCs/>
+        </w:rPr>
+        <w:t xml:space="preserve"> do not have a </w:t>
+      </w:r>
+      <w:proofErr w:type="spellStart"/>
+      <w:r>
+        <w:rPr>
+          <w:b/>
+          <w:bCs/>
+        </w:rPr>
+        <w:t>Semgrep</w:t>
+      </w:r>
+      <w:proofErr w:type="spellEnd"/>
+      <w:r>
+        <w:rPr>
+          <w:b/>
+          <w:bCs/>
+        </w:rPr>
+        <w:t xml:space="preserve"> rule for this.</w:t>
+      </w:r>
+    </w:p>
+    <w:p>
+      <w:pPr>
+        <w:pStyle w:val="NoSpacing"/>
+        <w:rPr>
+          <w:b/>
+          <w:bCs/>
+        </w:rPr>
+      </w:pPr>
+    </w:p>
+    <w:p>
+      <w:pPr>
+        <w:pStyle w:val="NoSpacing"/>
+        <w:rPr>
+          <w:b/>
+          <w:bCs/>
+        </w:rPr>
+      </w:pPr>
+      <w:r>
+        <w:rPr>
+          <w:b/>
+          <w:bCs/>
+        </w:rPr>
+        <w:t>We need to add:</w:t>
+      </w:r>
+    </w:p>
+    <w:p>
+      <w:pPr>
+        <w:pStyle w:val="NoSpacing"/>
+        <w:rPr>
+          <w:b/>
+          <w:bCs/>
+        </w:rPr>
+      </w:pPr>
+      <w:r>
+        <w:rPr>
+          <w:b/>
+          <w:bCs/>
+        </w:rPr>
+        <w:t>```</w:t>
+      </w:r>
+    </w:p>
+    <w:p>
+      <w:pPr>
+        <w:pStyle w:val="NoSpacing"/>
+        <w:rPr>
+          <w:b/>
+          <w:bCs/>
+        </w:rPr>
+      </w:pPr>
+      <w:r>
+        <w:rPr>
+          <w:b/>
+          <w:bCs/>
+        </w:rPr>
+        <w:t>- id: no-subprocess-execution</w:t>
+      </w:r>
+    </w:p>
+    <w:p>
+      <w:pPr>
+        <w:pStyle w:val="NoSpacing"/>
+        <w:rPr>
+          <w:b/>
+          <w:bCs/>
+        </w:rPr>
+      </w:pPr>
+      <w:r>
+        <w:rPr>
+          <w:b/>
+          <w:bCs/>
+        </w:rPr>
+        <w:t xml:space="preserve">  message: "Subprocess execution is forbidden in </w:t>
+      </w:r>
+      <w:proofErr w:type="spellStart"/>
+      <w:r>
+        <w:rPr>
+          <w:b/>
+          <w:bCs/>
+        </w:rPr>
+        <w:t>CleanSlate</w:t>
+      </w:r>
+      <w:proofErr w:type="spellEnd"/>
+      <w:r>
+        <w:rPr>
+          <w:b/>
+          <w:bCs/>
+        </w:rPr>
+        <w:t xml:space="preserve"> AI."</w:t>
+      </w:r>
+    </w:p>
+    <w:p>
+      <w:pPr>
+        <w:pStyle w:val="NoSpacing"/>
+        <w:rPr>
+          <w:b/>
+          <w:bCs/>
+        </w:rPr>
+      </w:pPr>
+      <w:r>
+        <w:rPr>
+          <w:b/>
+          <w:bCs/>
+        </w:rPr>
+        <w:t xml:space="preserve">  severity: ERROR</w:t>
+      </w:r>
+    </w:p>
+    <w:p>
+      <w:pPr>
+        <w:pStyle w:val="NoSpacing"/>
+        <w:rPr>
+          <w:b/>
+          <w:bCs/>
+        </w:rPr>
+      </w:pPr>
+      <w:r>
+        <w:rPr>
+          <w:b/>
+          <w:bCs/>
+        </w:rPr>
+        <w:t xml:space="preserve">  languages: [python]</w:t>
+      </w:r>
+    </w:p>
+    <w:p>
+      <w:pPr>
+        <w:pStyle w:val="NoSpacing"/>
+        <w:rPr>
+          <w:b/>
+          <w:bCs/>
+        </w:rPr>
+      </w:pPr>
+      <w:r>
+        <w:rPr>
+          <w:b/>
+          <w:bCs/>
+        </w:rPr>
+        <w:t xml:space="preserve">  pattern-either:</w:t>
+      </w:r>
+    </w:p>
+    <w:p>
+      <w:pPr>
+        <w:pStyle w:val="NoSpacing"/>
+        <w:rPr>
+          <w:b/>
+          <w:bCs/>
+        </w:rPr>
+      </w:pPr>
+      <w:r>
+        <w:rPr>
+          <w:b/>
+          <w:bCs/>
+        </w:rPr>
+        <w:t xml:space="preserve">    - pattern: </w:t>
+      </w:r>
+      <w:proofErr w:type="spellStart"/>
+      <w:r>
+        <w:rPr>
+          <w:b/>
+          <w:bCs/>
+        </w:rPr>
+        <w:t>subprocess.run</w:t>
+      </w:r>
+      <w:proofErr w:type="spellEnd"/>
+      <w:r>
+        <w:rPr>
+          <w:b/>
+          <w:bCs/>
+        </w:rPr>
+        <w:t>(...)</w:t>
+      </w:r>
+    </w:p>
+    <w:p>
+      <w:pPr>
+        <w:pStyle w:val="NoSpacing"/>
+        <w:rPr>
+          <w:b/>
+          <w:bCs/>
+        </w:rPr>
+      </w:pPr>
+      <w:r>
+        <w:rPr>
+          <w:b/>
+          <w:bCs/>
+        </w:rPr>
+        <w:t xml:space="preserve">    - pattern: </w:t>
+      </w:r>
+      <w:proofErr w:type="spellStart"/>
+      <w:proofErr w:type="gramStart"/>
+      <w:r>
+        <w:rPr>
+          <w:b/>
+          <w:bCs/>
+        </w:rPr>
+        <w:t>os.system</w:t>
+      </w:r>
+      <w:proofErr w:type="spellEnd"/>
+      <w:proofErr w:type="gramEnd"/>
+      <w:r>
+        <w:rPr>
+          <w:b/>
+          <w:bCs/>
+        </w:rPr>
+        <w:t>(...)</w:t>
+      </w:r>
+    </w:p>
+    <w:p>
+      <w:pPr>
+        <w:pStyle w:val="NoSpacing"/>
+        <w:rPr>
+          <w:b/>
+          <w:bCs/>
+        </w:rPr>
+      </w:pPr>
+      <w:r>
+        <w:rPr>
+          <w:b/>
+          <w:bCs/>
+        </w:rPr>
+        <w:t xml:space="preserve">    - pattern: </w:t>
+      </w:r>
+      <w:proofErr w:type="spellStart"/>
+      <w:proofErr w:type="gramStart"/>
+      <w:r>
+        <w:rPr>
+          <w:b/>
+          <w:bCs/>
+        </w:rPr>
+        <w:t>subprocess.Popen</w:t>
+      </w:r>
+      <w:proofErr w:type="spellEnd"/>
+      <w:proofErr w:type="gramEnd"/>
+      <w:r>
+        <w:rPr>
+          <w:b/>
+          <w:bCs/>
+        </w:rPr>
+        <w:t>(...)</w:t>
+      </w:r>
+    </w:p>
+    <w:p>
+      <w:pPr>
+        <w:pStyle w:val="NoSpacing"/>
+        <w:rPr>
+          <w:b/>
+          <w:bCs/>
+        </w:rPr>
+      </w:pPr>
+      <w:r>
+        <w:rPr>
+          <w:b/>
+          <w:bCs/>
+        </w:rPr>
+        <w:t>```</w:t>
+      </w:r>
+    </w:p>
+    <w:p>
+      <w:pPr>
+        <w:pStyle w:val="NoSpacing"/>
+      </w:pPr>
+    </w:p>
+    <w:p>
+      <w:pPr>
+        <w:pStyle w:val="NoSpacing"/>
+        <w:rPr>
+          <w:b/>
+          <w:bCs/>
+        </w:rPr>
+      </w:pPr>
       <w:r>
         <w:rPr>
           <w:b/>
@@ -5491,12 +6929,90 @@
         <w:pStyle w:val="NoSpacing"/>
       </w:pPr>
       <w:r>
-        <w:rPr>
-          <w:b/>
-          <w:bCs/>
-        </w:rPr>
-        <w:t>Ensure</w:t>
-      </w:r>
+        <w:t>Ensure:</w:t>
+      </w:r>
+    </w:p>
+    <w:p>
+      <w:pPr>
+        <w:pStyle w:val="NoSpacing"/>
+        <w:numPr>
+          <w:ilvl w:val="0"/>
+          <w:numId w:val="41"/>
+        </w:numPr>
+      </w:pPr>
+      <w:r>
+        <w:t xml:space="preserve">no deletes in </w:t>
+      </w:r>
+      <w:proofErr w:type="spellStart"/>
+      <w:r>
+        <w:t>safe_mode</w:t>
+      </w:r>
+      <w:proofErr w:type="spellEnd"/>
+    </w:p>
+    <w:p>
+      <w:pPr>
+        <w:pStyle w:val="NoSpacing"/>
+        <w:numPr>
+          <w:ilvl w:val="0"/>
+          <w:numId w:val="41"/>
+        </w:numPr>
+      </w:pPr>
+      <w:r>
+        <w:t xml:space="preserve">no compress in </w:t>
+      </w:r>
+      <w:proofErr w:type="spellStart"/>
+      <w:r>
+        <w:t>safe_mode</w:t>
+      </w:r>
+      <w:proofErr w:type="spellEnd"/>
+    </w:p>
+    <w:p>
+      <w:pPr>
+        <w:pStyle w:val="NoSpacing"/>
+        <w:numPr>
+          <w:ilvl w:val="0"/>
+          <w:numId w:val="41"/>
+        </w:numPr>
+      </w:pPr>
+      <w:r>
+        <w:t>only moves/archives allowed</w:t>
+      </w:r>
+    </w:p>
+    <w:p>
+      <w:pPr>
+        <w:pStyle w:val="NoSpacing"/>
+      </w:pPr>
+    </w:p>
+    <w:p>
+      <w:pPr>
+        <w:pStyle w:val="NoSpacing"/>
+        <w:rPr>
+          <w:b/>
+          <w:bCs/>
+        </w:rPr>
+      </w:pPr>
+      <w:r>
+        <w:rPr>
+          <w:b/>
+          <w:bCs/>
+        </w:rPr>
+        <w:t>Status: FULLY IMPLEMENTED</w:t>
+      </w:r>
+    </w:p>
+    <w:p>
+      <w:pPr>
+        <w:pStyle w:val="NoSpacing"/>
+      </w:pPr>
+    </w:p>
+    <w:p>
+      <w:pPr>
+        <w:pStyle w:val="NoSpacing"/>
+      </w:pPr>
+      <w:proofErr w:type="spellStart"/>
+      <w:r>
+        <w:t>WeeklyOrganizerNode</w:t>
+      </w:r>
+      <w:proofErr w:type="spellEnd"/>
       <w:r>
         <w:t>:</w:t>
       </w:r>
@@ -5506,11 +7022,11 @@
         <w:pStyle w:val="NoSpacing"/>
         <w:numPr>
           <w:ilvl w:val="0"/>
-          <w:numId w:val="28"/>
-        </w:numPr>
-      </w:pPr>
-      <w:r>
-        <w:t xml:space="preserve">no deletes in </w:t>
+          <w:numId w:val="42"/>
+        </w:numPr>
+      </w:pPr>
+      <w:r>
+        <w:t xml:space="preserve">runs in </w:t>
       </w:r>
       <w:proofErr w:type="spellStart"/>
       <w:r>
@@ -5523,15 +7039,102 @@
         <w:pStyle w:val="NoSpacing"/>
         <w:numPr>
           <w:ilvl w:val="0"/>
-          <w:numId w:val="28"/>
-        </w:numPr>
-      </w:pPr>
-      <w:r>
-        <w:t xml:space="preserve">no compress in </w:t>
+          <w:numId w:val="42"/>
+        </w:numPr>
+      </w:pPr>
+      <w:r>
+        <w:t xml:space="preserve">blocks </w:t>
+      </w:r>
+      <w:proofErr w:type="gramStart"/>
+      <w:r>
+        <w:t>deletes</w:t>
+      </w:r>
+      <w:proofErr w:type="gramEnd"/>
+    </w:p>
+    <w:p>
+      <w:pPr>
+        <w:pStyle w:val="NoSpacing"/>
+        <w:numPr>
+          <w:ilvl w:val="0"/>
+          <w:numId w:val="42"/>
+        </w:numPr>
+      </w:pPr>
+      <w:r>
+        <w:t>blocks compress</w:t>
+      </w:r>
+    </w:p>
+    <w:p>
+      <w:pPr>
+        <w:pStyle w:val="NoSpacing"/>
+        <w:numPr>
+          <w:ilvl w:val="0"/>
+          <w:numId w:val="42"/>
+        </w:numPr>
+      </w:pPr>
+      <w:r>
+        <w:t>uses pre-approved folder scope</w:t>
+      </w:r>
+    </w:p>
+    <w:p>
+      <w:pPr>
+        <w:pStyle w:val="NoSpacing"/>
+        <w:numPr>
+          <w:ilvl w:val="0"/>
+          <w:numId w:val="42"/>
+        </w:numPr>
+      </w:pPr>
+      <w:r>
+        <w:lastRenderedPageBreak/>
+        <w:t>logs actions</w:t>
+      </w:r>
+    </w:p>
+    <w:p>
+      <w:pPr>
+        <w:pStyle w:val="NoSpacing"/>
+        <w:rPr>
+          <w:b/>
+          <w:bCs/>
+        </w:rPr>
+      </w:pPr>
+    </w:p>
+    <w:p>
+      <w:pPr>
+        <w:pStyle w:val="NoSpacing"/>
+        <w:rPr>
+          <w:b/>
+          <w:bCs/>
+        </w:rPr>
+      </w:pPr>
+      <w:r>
+        <w:rPr>
+          <w:b/>
+          <w:bCs/>
+        </w:rPr>
+        <w:t>7. Rollback safety</w:t>
+      </w:r>
+    </w:p>
+    <w:p>
+      <w:pPr>
+        <w:pStyle w:val="NoSpacing"/>
+      </w:pPr>
+      <w:r>
+        <w:t>Ensure:</w:t>
+      </w:r>
+    </w:p>
+    <w:p>
+      <w:pPr>
+        <w:pStyle w:val="NoSpacing"/>
+        <w:numPr>
+          <w:ilvl w:val="0"/>
+          <w:numId w:val="43"/>
+        </w:numPr>
+      </w:pPr>
+      <w:r>
+        <w:t xml:space="preserve">rollback actions always include </w:t>
       </w:r>
       <w:proofErr w:type="spellStart"/>
       <w:r>
-        <w:t>safe_mode</w:t>
+        <w:t>backup_path</w:t>
       </w:r>
       <w:proofErr w:type="spellEnd"/>
     </w:p>
@@ -5540,131 +7143,150 @@
         <w:pStyle w:val="NoSpacing"/>
         <w:numPr>
           <w:ilvl w:val="0"/>
-          <w:numId w:val="28"/>
-        </w:numPr>
-      </w:pPr>
-      <w:r>
-        <w:t>only moves/archives allowed</w:t>
-      </w:r>
-    </w:p>
-    <w:p>
-      <w:pPr>
-        <w:pStyle w:val="NoSpacing"/>
-        <w:rPr>
-          <w:b/>
-          <w:bCs/>
-        </w:rPr>
-      </w:pPr>
-      <w:r>
-        <w:rPr>
-          <w:b/>
-          <w:bCs/>
-        </w:rPr>
-        <w:lastRenderedPageBreak/>
-        <w:t>7.</w:t>
-      </w:r>
-      <w:r>
-        <w:rPr>
-          <w:b/>
-          <w:bCs/>
-        </w:rPr>
-        <w:t xml:space="preserve"> Rollback safety</w:t>
-      </w:r>
-    </w:p>
-    <w:p>
-      <w:pPr>
-        <w:pStyle w:val="NoSpacing"/>
-        <w:rPr>
-          <w:b/>
-          <w:bCs/>
-        </w:rPr>
-      </w:pPr>
-      <w:r>
-        <w:rPr>
-          <w:b/>
-          <w:bCs/>
-        </w:rPr>
-        <w:t>Ensure:</w:t>
-      </w:r>
-    </w:p>
-    <w:p>
-      <w:pPr>
-        <w:pStyle w:val="NoSpacing"/>
-      </w:pPr>
-      <w:r>
-        <w:t xml:space="preserve">rollback actions always include </w:t>
+          <w:numId w:val="43"/>
+        </w:numPr>
+      </w:pPr>
+      <w:r>
+        <w:t>rollback never overwrites existing files</w:t>
+      </w:r>
+    </w:p>
+    <w:p>
+      <w:pPr>
+        <w:pStyle w:val="NoSpacing"/>
+        <w:ind w:left="720"/>
+      </w:pPr>
+    </w:p>
+    <w:p>
+      <w:pPr>
+        <w:pStyle w:val="NoSpacing"/>
+        <w:rPr>
+          <w:b/>
+          <w:bCs/>
+        </w:rPr>
+      </w:pPr>
+      <w:r>
+        <w:rPr>
+          <w:b/>
+          <w:bCs/>
+        </w:rPr>
+        <w:t>Status: FULLY IMPLEMENTED</w:t>
+      </w:r>
+    </w:p>
+    <w:p>
+      <w:pPr>
+        <w:pStyle w:val="NoSpacing"/>
+        <w:rPr>
+          <w:b/>
+          <w:bCs/>
+        </w:rPr>
+      </w:pPr>
+    </w:p>
+    <w:p>
+      <w:pPr>
+        <w:pStyle w:val="NoSpacing"/>
+      </w:pPr>
+      <w:r>
+        <w:t>We</w:t>
+      </w:r>
+      <w:r>
+        <w:t xml:space="preserve"> already:</w:t>
+      </w:r>
+    </w:p>
+    <w:p>
+      <w:pPr>
+        <w:pStyle w:val="NoSpacing"/>
+        <w:numPr>
+          <w:ilvl w:val="0"/>
+          <w:numId w:val="44"/>
+        </w:numPr>
+      </w:pPr>
+      <w:r>
+        <w:t xml:space="preserve">updated </w:t>
       </w:r>
       <w:proofErr w:type="spellStart"/>
       <w:r>
-        <w:t>backup_path</w:t>
+        <w:t>CleanupAction</w:t>
       </w:r>
       <w:proofErr w:type="spellEnd"/>
       <w:r>
-        <w:tab/>
-      </w:r>
-    </w:p>
-    <w:p>
-      <w:pPr>
-        <w:pStyle w:val="NoSpacing"/>
-      </w:pPr>
-      <w:r>
-        <w:t>rollback never overwrites existing files</w:t>
-      </w:r>
-    </w:p>
-    <w:p>
-      <w:pPr>
-        <w:pStyle w:val="NoSpacing"/>
-      </w:pPr>
-    </w:p>
-    <w:p>
-      <w:pPr>
-        <w:pStyle w:val="NoSpacing"/>
-      </w:pPr>
+        <w:t xml:space="preserve"> schema</w:t>
+      </w:r>
+    </w:p>
+    <w:p>
+      <w:pPr>
+        <w:pStyle w:val="NoSpacing"/>
+        <w:numPr>
+          <w:ilvl w:val="0"/>
+          <w:numId w:val="44"/>
+        </w:numPr>
+      </w:pPr>
+      <w:r>
+        <w:t xml:space="preserve">added </w:t>
+      </w:r>
       <w:proofErr w:type="spellStart"/>
       <w:r>
-        <w:rPr>
-          <w:b/>
-          <w:bCs/>
-        </w:rPr>
+        <w:t>rollback_supported</w:t>
+      </w:r>
+      <w:proofErr w:type="spellEnd"/>
+      <w:r>
+        <w:t>=True</w:t>
+      </w:r>
+    </w:p>
+    <w:p>
+      <w:pPr>
+        <w:pStyle w:val="NoSpacing"/>
+        <w:numPr>
+          <w:ilvl w:val="0"/>
+          <w:numId w:val="44"/>
+        </w:numPr>
+      </w:pPr>
+      <w:proofErr w:type="spellStart"/>
+      <w:r>
         <w:t>Semgrep</w:t>
       </w:r>
       <w:proofErr w:type="spellEnd"/>
       <w:r>
-        <w:t xml:space="preserve"> becomes our </w:t>
-      </w:r>
-      <w:r>
-        <w:rPr>
-          <w:b/>
-          <w:bCs/>
-        </w:rPr>
-        <w:t>static safety gate</w:t>
-      </w:r>
-      <w:r>
-        <w:t xml:space="preserve">, complementing </w:t>
-      </w:r>
-      <w:r>
-        <w:rPr>
-          <w:b/>
-          <w:bCs/>
-        </w:rPr>
-        <w:t xml:space="preserve">our runtime </w:t>
-      </w:r>
-      <w:r>
-        <w:rPr>
-          <w:b/>
-          <w:bCs/>
-        </w:rPr>
-        <w:t xml:space="preserve">ADK </w:t>
-      </w:r>
-      <w:r>
-        <w:rPr>
-          <w:b/>
-          <w:bCs/>
-        </w:rPr>
-        <w:t>safety gates</w:t>
-      </w:r>
-      <w:r>
-        <w:t>.</w:t>
+        <w:t xml:space="preserve"> rule enforces rollback metadata</w:t>
+      </w:r>
+    </w:p>
+    <w:p>
+      <w:pPr>
+        <w:pStyle w:val="NoSpacing"/>
+        <w:numPr>
+          <w:ilvl w:val="0"/>
+          <w:numId w:val="44"/>
+        </w:numPr>
+      </w:pPr>
+      <w:proofErr w:type="spellStart"/>
+      <w:r>
+        <w:t>RollbackNode</w:t>
+      </w:r>
+      <w:proofErr w:type="spellEnd"/>
+      <w:r>
+        <w:t xml:space="preserve"> restores safely</w:t>
+      </w:r>
+    </w:p>
+    <w:p>
+      <w:pPr>
+        <w:pStyle w:val="NoSpacing"/>
+        <w:numPr>
+          <w:ilvl w:val="0"/>
+          <w:numId w:val="44"/>
+        </w:numPr>
+      </w:pPr>
+    </w:p>
+    <w:p>
+      <w:pPr>
+        <w:pStyle w:val="NoSpacing"/>
+      </w:pPr>
+      <w:r>
+        <w:rPr>
+          <w:rFonts w:ascii="Segoe UI Symbol" w:hAnsi="Segoe UI Symbol" w:cs="Segoe UI Symbol"/>
+        </w:rPr>
+        <w:t>✔</w:t>
+      </w:r>
+      <w:r>
+        <w:t xml:space="preserve"> This requirement is complete.</w:t>
       </w:r>
     </w:p>
     <w:p>
@@ -6046,6 +7668,304 @@
     </w:lvl>
   </w:abstractNum>
   <w:abstractNum w:abstractNumId="3" w15:restartNumberingAfterBreak="0">
+    <w:nsid w:val="096519C8"/>
+    <w:multiLevelType w:val="multilevel"/>
+    <w:tmpl w:val="A2B8EEC4"/>
+    <w:lvl w:ilvl="0">
+      <w:start w:val="1"/>
+      <w:numFmt w:val="bullet"/>
+      <w:lvlText w:val=""/>
+      <w:lvlJc w:val="left"/>
+      <w:pPr>
+        <w:tabs>
+          <w:tab w:val="num" w:pos="720"/>
+        </w:tabs>
+        <w:ind w:left="720" w:hanging="360"/>
+      </w:pPr>
+      <w:rPr>
+        <w:rFonts w:ascii="Symbol" w:hAnsi="Symbol" w:hint="default"/>
+        <w:sz w:val="20"/>
+      </w:rPr>
+    </w:lvl>
+    <w:lvl w:ilvl="1" w:tentative="1">
+      <w:start w:val="1"/>
+      <w:numFmt w:val="bullet"/>
+      <w:lvlText w:val="o"/>
+      <w:lvlJc w:val="left"/>
+      <w:pPr>
+        <w:tabs>
+          <w:tab w:val="num" w:pos="1440"/>
+        </w:tabs>
+        <w:ind w:left="1440" w:hanging="360"/>
+      </w:pPr>
+      <w:rPr>
+        <w:rFonts w:ascii="Courier New" w:hAnsi="Courier New" w:hint="default"/>
+        <w:sz w:val="20"/>
+      </w:rPr>
+    </w:lvl>
+    <w:lvl w:ilvl="2" w:tentative="1">
+      <w:start w:val="1"/>
+      <w:numFmt w:val="bullet"/>
+      <w:lvlText w:val=""/>
+      <w:lvlJc w:val="left"/>
+      <w:pPr>
+        <w:tabs>
+          <w:tab w:val="num" w:pos="2160"/>
+        </w:tabs>
+        <w:ind w:left="2160" w:hanging="360"/>
+      </w:pPr>
+      <w:rPr>
+        <w:rFonts w:ascii="Wingdings" w:hAnsi="Wingdings" w:hint="default"/>
+        <w:sz w:val="20"/>
+      </w:rPr>
+    </w:lvl>
+    <w:lvl w:ilvl="3" w:tentative="1">
+      <w:start w:val="1"/>
+      <w:numFmt w:val="bullet"/>
+      <w:lvlText w:val=""/>
+      <w:lvlJc w:val="left"/>
+      <w:pPr>
+        <w:tabs>
+          <w:tab w:val="num" w:pos="2880"/>
+        </w:tabs>
+        <w:ind w:left="2880" w:hanging="360"/>
+      </w:pPr>
+      <w:rPr>
+        <w:rFonts w:ascii="Wingdings" w:hAnsi="Wingdings" w:hint="default"/>
+        <w:sz w:val="20"/>
+      </w:rPr>
+    </w:lvl>
+    <w:lvl w:ilvl="4" w:tentative="1">
+      <w:start w:val="1"/>
+      <w:numFmt w:val="bullet"/>
+      <w:lvlText w:val=""/>
+      <w:lvlJc w:val="left"/>
+      <w:pPr>
+        <w:tabs>
+          <w:tab w:val="num" w:pos="3600"/>
+        </w:tabs>
+        <w:ind w:left="3600" w:hanging="360"/>
+      </w:pPr>
+      <w:rPr>
+        <w:rFonts w:ascii="Wingdings" w:hAnsi="Wingdings" w:hint="default"/>
+        <w:sz w:val="20"/>
+      </w:rPr>
+    </w:lvl>
+    <w:lvl w:ilvl="5" w:tentative="1">
+      <w:start w:val="1"/>
+      <w:numFmt w:val="bullet"/>
+      <w:lvlText w:val=""/>
+      <w:lvlJc w:val="left"/>
+      <w:pPr>
+        <w:tabs>
+          <w:tab w:val="num" w:pos="4320"/>
+        </w:tabs>
+        <w:ind w:left="4320" w:hanging="360"/>
+      </w:pPr>
+      <w:rPr>
+        <w:rFonts w:ascii="Wingdings" w:hAnsi="Wingdings" w:hint="default"/>
+        <w:sz w:val="20"/>
+      </w:rPr>
+    </w:lvl>
+    <w:lvl w:ilvl="6" w:tentative="1">
+      <w:start w:val="1"/>
+      <w:numFmt w:val="bullet"/>
+      <w:lvlText w:val=""/>
+      <w:lvlJc w:val="left"/>
+      <w:pPr>
+        <w:tabs>
+          <w:tab w:val="num" w:pos="5040"/>
+        </w:tabs>
+        <w:ind w:left="5040" w:hanging="360"/>
+      </w:pPr>
+      <w:rPr>
+        <w:rFonts w:ascii="Wingdings" w:hAnsi="Wingdings" w:hint="default"/>
+        <w:sz w:val="20"/>
+      </w:rPr>
+    </w:lvl>
+    <w:lvl w:ilvl="7" w:tentative="1">
+      <w:start w:val="1"/>
+      <w:numFmt w:val="bullet"/>
+      <w:lvlText w:val=""/>
+      <w:lvlJc w:val="left"/>
+      <w:pPr>
+        <w:tabs>
+          <w:tab w:val="num" w:pos="5760"/>
+        </w:tabs>
+        <w:ind w:left="5760" w:hanging="360"/>
+      </w:pPr>
+      <w:rPr>
+        <w:rFonts w:ascii="Wingdings" w:hAnsi="Wingdings" w:hint="default"/>
+        <w:sz w:val="20"/>
+      </w:rPr>
+    </w:lvl>
+    <w:lvl w:ilvl="8" w:tentative="1">
+      <w:start w:val="1"/>
+      <w:numFmt w:val="bullet"/>
+      <w:lvlText w:val=""/>
+      <w:lvlJc w:val="left"/>
+      <w:pPr>
+        <w:tabs>
+          <w:tab w:val="num" w:pos="6480"/>
+        </w:tabs>
+        <w:ind w:left="6480" w:hanging="360"/>
+      </w:pPr>
+      <w:rPr>
+        <w:rFonts w:ascii="Wingdings" w:hAnsi="Wingdings" w:hint="default"/>
+        <w:sz w:val="20"/>
+      </w:rPr>
+    </w:lvl>
+  </w:abstractNum>
+  <w:abstractNum w:abstractNumId="4" w15:restartNumberingAfterBreak="0">
+    <w:nsid w:val="0E527F2E"/>
+    <w:multiLevelType w:val="multilevel"/>
+    <w:tmpl w:val="D3921180"/>
+    <w:lvl w:ilvl="0">
+      <w:start w:val="1"/>
+      <w:numFmt w:val="bullet"/>
+      <w:lvlText w:val=""/>
+      <w:lvlJc w:val="left"/>
+      <w:pPr>
+        <w:tabs>
+          <w:tab w:val="num" w:pos="720"/>
+        </w:tabs>
+        <w:ind w:left="720" w:hanging="360"/>
+      </w:pPr>
+      <w:rPr>
+        <w:rFonts w:ascii="Symbol" w:hAnsi="Symbol" w:hint="default"/>
+        <w:sz w:val="20"/>
+      </w:rPr>
+    </w:lvl>
+    <w:lvl w:ilvl="1" w:tentative="1">
+      <w:start w:val="1"/>
+      <w:numFmt w:val="bullet"/>
+      <w:lvlText w:val="o"/>
+      <w:lvlJc w:val="left"/>
+      <w:pPr>
+        <w:tabs>
+          <w:tab w:val="num" w:pos="1440"/>
+        </w:tabs>
+        <w:ind w:left="1440" w:hanging="360"/>
+      </w:pPr>
+      <w:rPr>
+        <w:rFonts w:ascii="Courier New" w:hAnsi="Courier New" w:hint="default"/>
+        <w:sz w:val="20"/>
+      </w:rPr>
+    </w:lvl>
+    <w:lvl w:ilvl="2" w:tentative="1">
+      <w:start w:val="1"/>
+      <w:numFmt w:val="bullet"/>
+      <w:lvlText w:val=""/>
+      <w:lvlJc w:val="left"/>
+      <w:pPr>
+        <w:tabs>
+          <w:tab w:val="num" w:pos="2160"/>
+        </w:tabs>
+        <w:ind w:left="2160" w:hanging="360"/>
+      </w:pPr>
+      <w:rPr>
+        <w:rFonts w:ascii="Wingdings" w:hAnsi="Wingdings" w:hint="default"/>
+        <w:sz w:val="20"/>
+      </w:rPr>
+    </w:lvl>
+    <w:lvl w:ilvl="3" w:tentative="1">
+      <w:start w:val="1"/>
+      <w:numFmt w:val="bullet"/>
+      <w:lvlText w:val=""/>
+      <w:lvlJc w:val="left"/>
+      <w:pPr>
+        <w:tabs>
+          <w:tab w:val="num" w:pos="2880"/>
+        </w:tabs>
+        <w:ind w:left="2880" w:hanging="360"/>
+      </w:pPr>
+      <w:rPr>
+        <w:rFonts w:ascii="Wingdings" w:hAnsi="Wingdings" w:hint="default"/>
+        <w:sz w:val="20"/>
+      </w:rPr>
+    </w:lvl>
+    <w:lvl w:ilvl="4" w:tentative="1">
+      <w:start w:val="1"/>
+      <w:numFmt w:val="bullet"/>
+      <w:lvlText w:val=""/>
+      <w:lvlJc w:val="left"/>
+      <w:pPr>
+        <w:tabs>
+          <w:tab w:val="num" w:pos="3600"/>
+        </w:tabs>
+        <w:ind w:left="3600" w:hanging="360"/>
+      </w:pPr>
+      <w:rPr>
+        <w:rFonts w:ascii="Wingdings" w:hAnsi="Wingdings" w:hint="default"/>
+        <w:sz w:val="20"/>
+      </w:rPr>
+    </w:lvl>
+    <w:lvl w:ilvl="5" w:tentative="1">
+      <w:start w:val="1"/>
+      <w:numFmt w:val="bullet"/>
+      <w:lvlText w:val=""/>
+      <w:lvlJc w:val="left"/>
+      <w:pPr>
+        <w:tabs>
+          <w:tab w:val="num" w:pos="4320"/>
+        </w:tabs>
+        <w:ind w:left="4320" w:hanging="360"/>
+      </w:pPr>
+      <w:rPr>
+        <w:rFonts w:ascii="Wingdings" w:hAnsi="Wingdings" w:hint="default"/>
+        <w:sz w:val="20"/>
+      </w:rPr>
+    </w:lvl>
+    <w:lvl w:ilvl="6" w:tentative="1">
+      <w:start w:val="1"/>
+      <w:numFmt w:val="bullet"/>
+      <w:lvlText w:val=""/>
+      <w:lvlJc w:val="left"/>
+      <w:pPr>
+        <w:tabs>
+          <w:tab w:val="num" w:pos="5040"/>
+        </w:tabs>
+        <w:ind w:left="5040" w:hanging="360"/>
+      </w:pPr>
+      <w:rPr>
+        <w:rFonts w:ascii="Wingdings" w:hAnsi="Wingdings" w:hint="default"/>
+        <w:sz w:val="20"/>
+      </w:rPr>
+    </w:lvl>
+    <w:lvl w:ilvl="7" w:tentative="1">
+      <w:start w:val="1"/>
+      <w:numFmt w:val="bullet"/>
+      <w:lvlText w:val=""/>
+      <w:lvlJc w:val="left"/>
+      <w:pPr>
+        <w:tabs>
+          <w:tab w:val="num" w:pos="5760"/>
+        </w:tabs>
+        <w:ind w:left="5760" w:hanging="360"/>
+      </w:pPr>
+      <w:rPr>
+        <w:rFonts w:ascii="Wingdings" w:hAnsi="Wingdings" w:hint="default"/>
+        <w:sz w:val="20"/>
+      </w:rPr>
+    </w:lvl>
+    <w:lvl w:ilvl="8" w:tentative="1">
+      <w:start w:val="1"/>
+      <w:numFmt w:val="bullet"/>
+      <w:lvlText w:val=""/>
+      <w:lvlJc w:val="left"/>
+      <w:pPr>
+        <w:tabs>
+          <w:tab w:val="num" w:pos="6480"/>
+        </w:tabs>
+        <w:ind w:left="6480" w:hanging="360"/>
+      </w:pPr>
+      <w:rPr>
+        <w:rFonts w:ascii="Wingdings" w:hAnsi="Wingdings" w:hint="default"/>
+        <w:sz w:val="20"/>
+      </w:rPr>
+    </w:lvl>
+  </w:abstractNum>
+  <w:abstractNum w:abstractNumId="5" w15:restartNumberingAfterBreak="0">
     <w:nsid w:val="0FBF4729"/>
     <w:multiLevelType w:val="hybridMultilevel"/>
     <w:tmpl w:val="4B2ADBFE"/>
@@ -6158,7 +8078,156 @@
       </w:rPr>
     </w:lvl>
   </w:abstractNum>
-  <w:abstractNum w:abstractNumId="4" w15:restartNumberingAfterBreak="0">
+  <w:abstractNum w:abstractNumId="6" w15:restartNumberingAfterBreak="0">
+    <w:nsid w:val="12074E6C"/>
+    <w:multiLevelType w:val="multilevel"/>
+    <w:tmpl w:val="83CCD2AA"/>
+    <w:lvl w:ilvl="0">
+      <w:start w:val="1"/>
+      <w:numFmt w:val="bullet"/>
+      <w:lvlText w:val=""/>
+      <w:lvlJc w:val="left"/>
+      <w:pPr>
+        <w:tabs>
+          <w:tab w:val="num" w:pos="720"/>
+        </w:tabs>
+        <w:ind w:left="720" w:hanging="360"/>
+      </w:pPr>
+      <w:rPr>
+        <w:rFonts w:ascii="Symbol" w:hAnsi="Symbol" w:hint="default"/>
+        <w:sz w:val="20"/>
+      </w:rPr>
+    </w:lvl>
+    <w:lvl w:ilvl="1" w:tentative="1">
+      <w:start w:val="1"/>
+      <w:numFmt w:val="bullet"/>
+      <w:lvlText w:val="o"/>
+      <w:lvlJc w:val="left"/>
+      <w:pPr>
+        <w:tabs>
+          <w:tab w:val="num" w:pos="1440"/>
+        </w:tabs>
+        <w:ind w:left="1440" w:hanging="360"/>
+      </w:pPr>
+      <w:rPr>
+        <w:rFonts w:ascii="Courier New" w:hAnsi="Courier New" w:hint="default"/>
+        <w:sz w:val="20"/>
+      </w:rPr>
+    </w:lvl>
+    <w:lvl w:ilvl="2" w:tentative="1">
+      <w:start w:val="1"/>
+      <w:numFmt w:val="bullet"/>
+      <w:lvlText w:val=""/>
+      <w:lvlJc w:val="left"/>
+      <w:pPr>
+        <w:tabs>
+          <w:tab w:val="num" w:pos="2160"/>
+        </w:tabs>
+        <w:ind w:left="2160" w:hanging="360"/>
+      </w:pPr>
+      <w:rPr>
+        <w:rFonts w:ascii="Wingdings" w:hAnsi="Wingdings" w:hint="default"/>
+        <w:sz w:val="20"/>
+      </w:rPr>
+    </w:lvl>
+    <w:lvl w:ilvl="3" w:tentative="1">
+      <w:start w:val="1"/>
+      <w:numFmt w:val="bullet"/>
+      <w:lvlText w:val=""/>
+      <w:lvlJc w:val="left"/>
+      <w:pPr>
+        <w:tabs>
+          <w:tab w:val="num" w:pos="2880"/>
+        </w:tabs>
+        <w:ind w:left="2880" w:hanging="360"/>
+      </w:pPr>
+      <w:rPr>
+        <w:rFonts w:ascii="Wingdings" w:hAnsi="Wingdings" w:hint="default"/>
+        <w:sz w:val="20"/>
+      </w:rPr>
+    </w:lvl>
+    <w:lvl w:ilvl="4" w:tentative="1">
+      <w:start w:val="1"/>
+      <w:numFmt w:val="bullet"/>
+      <w:lvlText w:val=""/>
+      <w:lvlJc w:val="left"/>
+      <w:pPr>
+        <w:tabs>
+          <w:tab w:val="num" w:pos="3600"/>
+        </w:tabs>
+        <w:ind w:left="3600" w:hanging="360"/>
+      </w:pPr>
+      <w:rPr>
+        <w:rFonts w:ascii="Wingdings" w:hAnsi="Wingdings" w:hint="default"/>
+        <w:sz w:val="20"/>
+      </w:rPr>
+    </w:lvl>
+    <w:lvl w:ilvl="5" w:tentative="1">
+      <w:start w:val="1"/>
+      <w:numFmt w:val="bullet"/>
+      <w:lvlText w:val=""/>
+      <w:lvlJc w:val="left"/>
+      <w:pPr>
+        <w:tabs>
+          <w:tab w:val="num" w:pos="4320"/>
+        </w:tabs>
+        <w:ind w:left="4320" w:hanging="360"/>
+      </w:pPr>
+      <w:rPr>
+        <w:rFonts w:ascii="Wingdings" w:hAnsi="Wingdings" w:hint="default"/>
+        <w:sz w:val="20"/>
+      </w:rPr>
+    </w:lvl>
+    <w:lvl w:ilvl="6" w:tentative="1">
+      <w:start w:val="1"/>
+      <w:numFmt w:val="bullet"/>
+      <w:lvlText w:val=""/>
+      <w:lvlJc w:val="left"/>
+      <w:pPr>
+        <w:tabs>
+          <w:tab w:val="num" w:pos="5040"/>
+        </w:tabs>
+        <w:ind w:left="5040" w:hanging="360"/>
+      </w:pPr>
+      <w:rPr>
+        <w:rFonts w:ascii="Wingdings" w:hAnsi="Wingdings" w:hint="default"/>
+        <w:sz w:val="20"/>
+      </w:rPr>
+    </w:lvl>
+    <w:lvl w:ilvl="7" w:tentative="1">
+      <w:start w:val="1"/>
+      <w:numFmt w:val="bullet"/>
+      <w:lvlText w:val=""/>
+      <w:lvlJc w:val="left"/>
+      <w:pPr>
+        <w:tabs>
+          <w:tab w:val="num" w:pos="5760"/>
+        </w:tabs>
+        <w:ind w:left="5760" w:hanging="360"/>
+      </w:pPr>
+      <w:rPr>
+        <w:rFonts w:ascii="Wingdings" w:hAnsi="Wingdings" w:hint="default"/>
+        <w:sz w:val="20"/>
+      </w:rPr>
+    </w:lvl>
+    <w:lvl w:ilvl="8" w:tentative="1">
+      <w:start w:val="1"/>
+      <w:numFmt w:val="bullet"/>
+      <w:lvlText w:val=""/>
+      <w:lvlJc w:val="left"/>
+      <w:pPr>
+        <w:tabs>
+          <w:tab w:val="num" w:pos="6480"/>
+        </w:tabs>
+        <w:ind w:left="6480" w:hanging="360"/>
+      </w:pPr>
+      <w:rPr>
+        <w:rFonts w:ascii="Wingdings" w:hAnsi="Wingdings" w:hint="default"/>
+        <w:sz w:val="20"/>
+      </w:rPr>
+    </w:lvl>
+  </w:abstractNum>
+  <w:abstractNum w:abstractNumId="7" w15:restartNumberingAfterBreak="0">
     <w:nsid w:val="17320FC7"/>
     <w:multiLevelType w:val="hybridMultilevel"/>
     <w:tmpl w:val="D31C4E98"/>
@@ -6271,7 +8340,7 @@
       </w:rPr>
     </w:lvl>
   </w:abstractNum>
-  <w:abstractNum w:abstractNumId="5" w15:restartNumberingAfterBreak="0">
+  <w:abstractNum w:abstractNumId="8" w15:restartNumberingAfterBreak="0">
     <w:nsid w:val="1D3C4172"/>
     <w:multiLevelType w:val="hybridMultilevel"/>
     <w:tmpl w:val="F5E26134"/>
@@ -6384,7 +8453,7 @@
       </w:rPr>
     </w:lvl>
   </w:abstractNum>
-  <w:abstractNum w:abstractNumId="6" w15:restartNumberingAfterBreak="0">
+  <w:abstractNum w:abstractNumId="9" w15:restartNumberingAfterBreak="0">
     <w:nsid w:val="206A3694"/>
     <w:multiLevelType w:val="hybridMultilevel"/>
     <w:tmpl w:val="D3C6F3C6"/>
@@ -6497,7 +8566,156 @@
       </w:rPr>
     </w:lvl>
   </w:abstractNum>
-  <w:abstractNum w:abstractNumId="7" w15:restartNumberingAfterBreak="0">
+  <w:abstractNum w:abstractNumId="10" w15:restartNumberingAfterBreak="0">
+    <w:nsid w:val="210B4C9E"/>
+    <w:multiLevelType w:val="multilevel"/>
+    <w:tmpl w:val="0FE4EB30"/>
+    <w:lvl w:ilvl="0">
+      <w:start w:val="1"/>
+      <w:numFmt w:val="bullet"/>
+      <w:lvlText w:val=""/>
+      <w:lvlJc w:val="left"/>
+      <w:pPr>
+        <w:tabs>
+          <w:tab w:val="num" w:pos="720"/>
+        </w:tabs>
+        <w:ind w:left="720" w:hanging="360"/>
+      </w:pPr>
+      <w:rPr>
+        <w:rFonts w:ascii="Symbol" w:hAnsi="Symbol" w:hint="default"/>
+        <w:sz w:val="20"/>
+      </w:rPr>
+    </w:lvl>
+    <w:lvl w:ilvl="1" w:tentative="1">
+      <w:start w:val="1"/>
+      <w:numFmt w:val="bullet"/>
+      <w:lvlText w:val="o"/>
+      <w:lvlJc w:val="left"/>
+      <w:pPr>
+        <w:tabs>
+          <w:tab w:val="num" w:pos="1440"/>
+        </w:tabs>
+        <w:ind w:left="1440" w:hanging="360"/>
+      </w:pPr>
+      <w:rPr>
+        <w:rFonts w:ascii="Courier New" w:hAnsi="Courier New" w:hint="default"/>
+        <w:sz w:val="20"/>
+      </w:rPr>
+    </w:lvl>
+    <w:lvl w:ilvl="2" w:tentative="1">
+      <w:start w:val="1"/>
+      <w:numFmt w:val="bullet"/>
+      <w:lvlText w:val=""/>
+      <w:lvlJc w:val="left"/>
+      <w:pPr>
+        <w:tabs>
+          <w:tab w:val="num" w:pos="2160"/>
+        </w:tabs>
+        <w:ind w:left="2160" w:hanging="360"/>
+      </w:pPr>
+      <w:rPr>
+        <w:rFonts w:ascii="Wingdings" w:hAnsi="Wingdings" w:hint="default"/>
+        <w:sz w:val="20"/>
+      </w:rPr>
+    </w:lvl>
+    <w:lvl w:ilvl="3" w:tentative="1">
+      <w:start w:val="1"/>
+      <w:numFmt w:val="bullet"/>
+      <w:lvlText w:val=""/>
+      <w:lvlJc w:val="left"/>
+      <w:pPr>
+        <w:tabs>
+          <w:tab w:val="num" w:pos="2880"/>
+        </w:tabs>
+        <w:ind w:left="2880" w:hanging="360"/>
+      </w:pPr>
+      <w:rPr>
+        <w:rFonts w:ascii="Wingdings" w:hAnsi="Wingdings" w:hint="default"/>
+        <w:sz w:val="20"/>
+      </w:rPr>
+    </w:lvl>
+    <w:lvl w:ilvl="4" w:tentative="1">
+      <w:start w:val="1"/>
+      <w:numFmt w:val="bullet"/>
+      <w:lvlText w:val=""/>
+      <w:lvlJc w:val="left"/>
+      <w:pPr>
+        <w:tabs>
+          <w:tab w:val="num" w:pos="3600"/>
+        </w:tabs>
+        <w:ind w:left="3600" w:hanging="360"/>
+      </w:pPr>
+      <w:rPr>
+        <w:rFonts w:ascii="Wingdings" w:hAnsi="Wingdings" w:hint="default"/>
+        <w:sz w:val="20"/>
+      </w:rPr>
+    </w:lvl>
+    <w:lvl w:ilvl="5" w:tentative="1">
+      <w:start w:val="1"/>
+      <w:numFmt w:val="bullet"/>
+      <w:lvlText w:val=""/>
+      <w:lvlJc w:val="left"/>
+      <w:pPr>
+        <w:tabs>
+          <w:tab w:val="num" w:pos="4320"/>
+        </w:tabs>
+        <w:ind w:left="4320" w:hanging="360"/>
+      </w:pPr>
+      <w:rPr>
+        <w:rFonts w:ascii="Wingdings" w:hAnsi="Wingdings" w:hint="default"/>
+        <w:sz w:val="20"/>
+      </w:rPr>
+    </w:lvl>
+    <w:lvl w:ilvl="6" w:tentative="1">
+      <w:start w:val="1"/>
+      <w:numFmt w:val="bullet"/>
+      <w:lvlText w:val=""/>
+      <w:lvlJc w:val="left"/>
+      <w:pPr>
+        <w:tabs>
+          <w:tab w:val="num" w:pos="5040"/>
+        </w:tabs>
+        <w:ind w:left="5040" w:hanging="360"/>
+      </w:pPr>
+      <w:rPr>
+        <w:rFonts w:ascii="Wingdings" w:hAnsi="Wingdings" w:hint="default"/>
+        <w:sz w:val="20"/>
+      </w:rPr>
+    </w:lvl>
+    <w:lvl w:ilvl="7" w:tentative="1">
+      <w:start w:val="1"/>
+      <w:numFmt w:val="bullet"/>
+      <w:lvlText w:val=""/>
+      <w:lvlJc w:val="left"/>
+      <w:pPr>
+        <w:tabs>
+          <w:tab w:val="num" w:pos="5760"/>
+        </w:tabs>
+        <w:ind w:left="5760" w:hanging="360"/>
+      </w:pPr>
+      <w:rPr>
+        <w:rFonts w:ascii="Wingdings" w:hAnsi="Wingdings" w:hint="default"/>
+        <w:sz w:val="20"/>
+      </w:rPr>
+    </w:lvl>
+    <w:lvl w:ilvl="8" w:tentative="1">
+      <w:start w:val="1"/>
+      <w:numFmt w:val="bullet"/>
+      <w:lvlText w:val=""/>
+      <w:lvlJc w:val="left"/>
+      <w:pPr>
+        <w:tabs>
+          <w:tab w:val="num" w:pos="6480"/>
+        </w:tabs>
+        <w:ind w:left="6480" w:hanging="360"/>
+      </w:pPr>
+      <w:rPr>
+        <w:rFonts w:ascii="Wingdings" w:hAnsi="Wingdings" w:hint="default"/>
+        <w:sz w:val="20"/>
+      </w:rPr>
+    </w:lvl>
+  </w:abstractNum>
+  <w:abstractNum w:abstractNumId="11" w15:restartNumberingAfterBreak="0">
     <w:nsid w:val="220A17A3"/>
     <w:multiLevelType w:val="hybridMultilevel"/>
     <w:tmpl w:val="E0A2422E"/>
@@ -6610,7 +8828,7 @@
       </w:rPr>
     </w:lvl>
   </w:abstractNum>
-  <w:abstractNum w:abstractNumId="8" w15:restartNumberingAfterBreak="0">
+  <w:abstractNum w:abstractNumId="12" w15:restartNumberingAfterBreak="0">
     <w:nsid w:val="285168BA"/>
     <w:multiLevelType w:val="hybridMultilevel"/>
     <w:tmpl w:val="EEA4A676"/>
@@ -6723,7 +8941,7 @@
       </w:rPr>
     </w:lvl>
   </w:abstractNum>
-  <w:abstractNum w:abstractNumId="9" w15:restartNumberingAfterBreak="0">
+  <w:abstractNum w:abstractNumId="13" w15:restartNumberingAfterBreak="0">
     <w:nsid w:val="2B9C2A0F"/>
     <w:multiLevelType w:val="hybridMultilevel"/>
     <w:tmpl w:val="9400680A"/>
@@ -6836,7 +9054,7 @@
       </w:rPr>
     </w:lvl>
   </w:abstractNum>
-  <w:abstractNum w:abstractNumId="10" w15:restartNumberingAfterBreak="0">
+  <w:abstractNum w:abstractNumId="14" w15:restartNumberingAfterBreak="0">
     <w:nsid w:val="2C24140F"/>
     <w:multiLevelType w:val="hybridMultilevel"/>
     <w:tmpl w:val="87C62EE2"/>
@@ -6949,7 +9167,156 @@
       </w:rPr>
     </w:lvl>
   </w:abstractNum>
-  <w:abstractNum w:abstractNumId="11" w15:restartNumberingAfterBreak="0">
+  <w:abstractNum w:abstractNumId="15" w15:restartNumberingAfterBreak="0">
+    <w:nsid w:val="2DDA5106"/>
+    <w:multiLevelType w:val="multilevel"/>
+    <w:tmpl w:val="149C007A"/>
+    <w:lvl w:ilvl="0">
+      <w:start w:val="1"/>
+      <w:numFmt w:val="bullet"/>
+      <w:lvlText w:val=""/>
+      <w:lvlJc w:val="left"/>
+      <w:pPr>
+        <w:tabs>
+          <w:tab w:val="num" w:pos="720"/>
+        </w:tabs>
+        <w:ind w:left="720" w:hanging="360"/>
+      </w:pPr>
+      <w:rPr>
+        <w:rFonts w:ascii="Symbol" w:hAnsi="Symbol" w:hint="default"/>
+        <w:sz w:val="20"/>
+      </w:rPr>
+    </w:lvl>
+    <w:lvl w:ilvl="1" w:tentative="1">
+      <w:start w:val="1"/>
+      <w:numFmt w:val="bullet"/>
+      <w:lvlText w:val="o"/>
+      <w:lvlJc w:val="left"/>
+      <w:pPr>
+        <w:tabs>
+          <w:tab w:val="num" w:pos="1440"/>
+        </w:tabs>
+        <w:ind w:left="1440" w:hanging="360"/>
+      </w:pPr>
+      <w:rPr>
+        <w:rFonts w:ascii="Courier New" w:hAnsi="Courier New" w:hint="default"/>
+        <w:sz w:val="20"/>
+      </w:rPr>
+    </w:lvl>
+    <w:lvl w:ilvl="2" w:tentative="1">
+      <w:start w:val="1"/>
+      <w:numFmt w:val="bullet"/>
+      <w:lvlText w:val=""/>
+      <w:lvlJc w:val="left"/>
+      <w:pPr>
+        <w:tabs>
+          <w:tab w:val="num" w:pos="2160"/>
+        </w:tabs>
+        <w:ind w:left="2160" w:hanging="360"/>
+      </w:pPr>
+      <w:rPr>
+        <w:rFonts w:ascii="Wingdings" w:hAnsi="Wingdings" w:hint="default"/>
+        <w:sz w:val="20"/>
+      </w:rPr>
+    </w:lvl>
+    <w:lvl w:ilvl="3" w:tentative="1">
+      <w:start w:val="1"/>
+      <w:numFmt w:val="bullet"/>
+      <w:lvlText w:val=""/>
+      <w:lvlJc w:val="left"/>
+      <w:pPr>
+        <w:tabs>
+          <w:tab w:val="num" w:pos="2880"/>
+        </w:tabs>
+        <w:ind w:left="2880" w:hanging="360"/>
+      </w:pPr>
+      <w:rPr>
+        <w:rFonts w:ascii="Wingdings" w:hAnsi="Wingdings" w:hint="default"/>
+        <w:sz w:val="20"/>
+      </w:rPr>
+    </w:lvl>
+    <w:lvl w:ilvl="4" w:tentative="1">
+      <w:start w:val="1"/>
+      <w:numFmt w:val="bullet"/>
+      <w:lvlText w:val=""/>
+      <w:lvlJc w:val="left"/>
+      <w:pPr>
+        <w:tabs>
+          <w:tab w:val="num" w:pos="3600"/>
+        </w:tabs>
+        <w:ind w:left="3600" w:hanging="360"/>
+      </w:pPr>
+      <w:rPr>
+        <w:rFonts w:ascii="Wingdings" w:hAnsi="Wingdings" w:hint="default"/>
+        <w:sz w:val="20"/>
+      </w:rPr>
+    </w:lvl>
+    <w:lvl w:ilvl="5" w:tentative="1">
+      <w:start w:val="1"/>
+      <w:numFmt w:val="bullet"/>
+      <w:lvlText w:val=""/>
+      <w:lvlJc w:val="left"/>
+      <w:pPr>
+        <w:tabs>
+          <w:tab w:val="num" w:pos="4320"/>
+        </w:tabs>
+        <w:ind w:left="4320" w:hanging="360"/>
+      </w:pPr>
+      <w:rPr>
+        <w:rFonts w:ascii="Wingdings" w:hAnsi="Wingdings" w:hint="default"/>
+        <w:sz w:val="20"/>
+      </w:rPr>
+    </w:lvl>
+    <w:lvl w:ilvl="6" w:tentative="1">
+      <w:start w:val="1"/>
+      <w:numFmt w:val="bullet"/>
+      <w:lvlText w:val=""/>
+      <w:lvlJc w:val="left"/>
+      <w:pPr>
+        <w:tabs>
+          <w:tab w:val="num" w:pos="5040"/>
+        </w:tabs>
+        <w:ind w:left="5040" w:hanging="360"/>
+      </w:pPr>
+      <w:rPr>
+        <w:rFonts w:ascii="Wingdings" w:hAnsi="Wingdings" w:hint="default"/>
+        <w:sz w:val="20"/>
+      </w:rPr>
+    </w:lvl>
+    <w:lvl w:ilvl="7" w:tentative="1">
+      <w:start w:val="1"/>
+      <w:numFmt w:val="bullet"/>
+      <w:lvlText w:val=""/>
+      <w:lvlJc w:val="left"/>
+      <w:pPr>
+        <w:tabs>
+          <w:tab w:val="num" w:pos="5760"/>
+        </w:tabs>
+        <w:ind w:left="5760" w:hanging="360"/>
+      </w:pPr>
+      <w:rPr>
+        <w:rFonts w:ascii="Wingdings" w:hAnsi="Wingdings" w:hint="default"/>
+        <w:sz w:val="20"/>
+      </w:rPr>
+    </w:lvl>
+    <w:lvl w:ilvl="8" w:tentative="1">
+      <w:start w:val="1"/>
+      <w:numFmt w:val="bullet"/>
+      <w:lvlText w:val=""/>
+      <w:lvlJc w:val="left"/>
+      <w:pPr>
+        <w:tabs>
+          <w:tab w:val="num" w:pos="6480"/>
+        </w:tabs>
+        <w:ind w:left="6480" w:hanging="360"/>
+      </w:pPr>
+      <w:rPr>
+        <w:rFonts w:ascii="Wingdings" w:hAnsi="Wingdings" w:hint="default"/>
+        <w:sz w:val="20"/>
+      </w:rPr>
+    </w:lvl>
+  </w:abstractNum>
+  <w:abstractNum w:abstractNumId="16" w15:restartNumberingAfterBreak="0">
     <w:nsid w:val="37B5648F"/>
     <w:multiLevelType w:val="hybridMultilevel"/>
     <w:tmpl w:val="16587524"/>
@@ -7062,7 +9429,156 @@
       </w:rPr>
     </w:lvl>
   </w:abstractNum>
-  <w:abstractNum w:abstractNumId="12" w15:restartNumberingAfterBreak="0">
+  <w:abstractNum w:abstractNumId="17" w15:restartNumberingAfterBreak="0">
+    <w:nsid w:val="3E7B3B4D"/>
+    <w:multiLevelType w:val="multilevel"/>
+    <w:tmpl w:val="9334BF8C"/>
+    <w:lvl w:ilvl="0">
+      <w:start w:val="1"/>
+      <w:numFmt w:val="bullet"/>
+      <w:lvlText w:val=""/>
+      <w:lvlJc w:val="left"/>
+      <w:pPr>
+        <w:tabs>
+          <w:tab w:val="num" w:pos="720"/>
+        </w:tabs>
+        <w:ind w:left="720" w:hanging="360"/>
+      </w:pPr>
+      <w:rPr>
+        <w:rFonts w:ascii="Symbol" w:hAnsi="Symbol" w:hint="default"/>
+        <w:sz w:val="20"/>
+      </w:rPr>
+    </w:lvl>
+    <w:lvl w:ilvl="1" w:tentative="1">
+      <w:start w:val="1"/>
+      <w:numFmt w:val="bullet"/>
+      <w:lvlText w:val="o"/>
+      <w:lvlJc w:val="left"/>
+      <w:pPr>
+        <w:tabs>
+          <w:tab w:val="num" w:pos="1440"/>
+        </w:tabs>
+        <w:ind w:left="1440" w:hanging="360"/>
+      </w:pPr>
+      <w:rPr>
+        <w:rFonts w:ascii="Courier New" w:hAnsi="Courier New" w:hint="default"/>
+        <w:sz w:val="20"/>
+      </w:rPr>
+    </w:lvl>
+    <w:lvl w:ilvl="2" w:tentative="1">
+      <w:start w:val="1"/>
+      <w:numFmt w:val="bullet"/>
+      <w:lvlText w:val=""/>
+      <w:lvlJc w:val="left"/>
+      <w:pPr>
+        <w:tabs>
+          <w:tab w:val="num" w:pos="2160"/>
+        </w:tabs>
+        <w:ind w:left="2160" w:hanging="360"/>
+      </w:pPr>
+      <w:rPr>
+        <w:rFonts w:ascii="Wingdings" w:hAnsi="Wingdings" w:hint="default"/>
+        <w:sz w:val="20"/>
+      </w:rPr>
+    </w:lvl>
+    <w:lvl w:ilvl="3" w:tentative="1">
+      <w:start w:val="1"/>
+      <w:numFmt w:val="bullet"/>
+      <w:lvlText w:val=""/>
+      <w:lvlJc w:val="left"/>
+      <w:pPr>
+        <w:tabs>
+          <w:tab w:val="num" w:pos="2880"/>
+        </w:tabs>
+        <w:ind w:left="2880" w:hanging="360"/>
+      </w:pPr>
+      <w:rPr>
+        <w:rFonts w:ascii="Wingdings" w:hAnsi="Wingdings" w:hint="default"/>
+        <w:sz w:val="20"/>
+      </w:rPr>
+    </w:lvl>
+    <w:lvl w:ilvl="4" w:tentative="1">
+      <w:start w:val="1"/>
+      <w:numFmt w:val="bullet"/>
+      <w:lvlText w:val=""/>
+      <w:lvlJc w:val="left"/>
+      <w:pPr>
+        <w:tabs>
+          <w:tab w:val="num" w:pos="3600"/>
+        </w:tabs>
+        <w:ind w:left="3600" w:hanging="360"/>
+      </w:pPr>
+      <w:rPr>
+        <w:rFonts w:ascii="Wingdings" w:hAnsi="Wingdings" w:hint="default"/>
+        <w:sz w:val="20"/>
+      </w:rPr>
+    </w:lvl>
+    <w:lvl w:ilvl="5" w:tentative="1">
+      <w:start w:val="1"/>
+      <w:numFmt w:val="bullet"/>
+      <w:lvlText w:val=""/>
+      <w:lvlJc w:val="left"/>
+      <w:pPr>
+        <w:tabs>
+          <w:tab w:val="num" w:pos="4320"/>
+        </w:tabs>
+        <w:ind w:left="4320" w:hanging="360"/>
+      </w:pPr>
+      <w:rPr>
+        <w:rFonts w:ascii="Wingdings" w:hAnsi="Wingdings" w:hint="default"/>
+        <w:sz w:val="20"/>
+      </w:rPr>
+    </w:lvl>
+    <w:lvl w:ilvl="6" w:tentative="1">
+      <w:start w:val="1"/>
+      <w:numFmt w:val="bullet"/>
+      <w:lvlText w:val=""/>
+      <w:lvlJc w:val="left"/>
+      <w:pPr>
+        <w:tabs>
+          <w:tab w:val="num" w:pos="5040"/>
+        </w:tabs>
+        <w:ind w:left="5040" w:hanging="360"/>
+      </w:pPr>
+      <w:rPr>
+        <w:rFonts w:ascii="Wingdings" w:hAnsi="Wingdings" w:hint="default"/>
+        <w:sz w:val="20"/>
+      </w:rPr>
+    </w:lvl>
+    <w:lvl w:ilvl="7" w:tentative="1">
+      <w:start w:val="1"/>
+      <w:numFmt w:val="bullet"/>
+      <w:lvlText w:val=""/>
+      <w:lvlJc w:val="left"/>
+      <w:pPr>
+        <w:tabs>
+          <w:tab w:val="num" w:pos="5760"/>
+        </w:tabs>
+        <w:ind w:left="5760" w:hanging="360"/>
+      </w:pPr>
+      <w:rPr>
+        <w:rFonts w:ascii="Wingdings" w:hAnsi="Wingdings" w:hint="default"/>
+        <w:sz w:val="20"/>
+      </w:rPr>
+    </w:lvl>
+    <w:lvl w:ilvl="8" w:tentative="1">
+      <w:start w:val="1"/>
+      <w:numFmt w:val="bullet"/>
+      <w:lvlText w:val=""/>
+      <w:lvlJc w:val="left"/>
+      <w:pPr>
+        <w:tabs>
+          <w:tab w:val="num" w:pos="6480"/>
+        </w:tabs>
+        <w:ind w:left="6480" w:hanging="360"/>
+      </w:pPr>
+      <w:rPr>
+        <w:rFonts w:ascii="Wingdings" w:hAnsi="Wingdings" w:hint="default"/>
+        <w:sz w:val="20"/>
+      </w:rPr>
+    </w:lvl>
+  </w:abstractNum>
+  <w:abstractNum w:abstractNumId="18" w15:restartNumberingAfterBreak="0">
     <w:nsid w:val="3F6C4C1C"/>
     <w:multiLevelType w:val="hybridMultilevel"/>
     <w:tmpl w:val="43B861F8"/>
@@ -7175,7 +9691,96 @@
       </w:rPr>
     </w:lvl>
   </w:abstractNum>
-  <w:abstractNum w:abstractNumId="13" w15:restartNumberingAfterBreak="0">
+  <w:abstractNum w:abstractNumId="19" w15:restartNumberingAfterBreak="0">
+    <w:nsid w:val="40165D7C"/>
+    <w:multiLevelType w:val="hybridMultilevel"/>
+    <w:tmpl w:val="7848E156"/>
+    <w:lvl w:ilvl="0" w:tplc="0409000F">
+      <w:start w:val="1"/>
+      <w:numFmt w:val="decimal"/>
+      <w:lvlText w:val="%1."/>
+      <w:lvlJc w:val="left"/>
+      <w:pPr>
+        <w:ind w:left="720" w:hanging="360"/>
+      </w:pPr>
+      <w:rPr>
+        <w:rFonts w:hint="default"/>
+      </w:rPr>
+    </w:lvl>
+    <w:lvl w:ilvl="1" w:tplc="04090019" w:tentative="1">
+      <w:start w:val="1"/>
+      <w:numFmt w:val="lowerLetter"/>
+      <w:lvlText w:val="%2."/>
+      <w:lvlJc w:val="left"/>
+      <w:pPr>
+        <w:ind w:left="1440" w:hanging="360"/>
+      </w:pPr>
+    </w:lvl>
+    <w:lvl w:ilvl="2" w:tplc="0409001B" w:tentative="1">
+      <w:start w:val="1"/>
+      <w:numFmt w:val="lowerRoman"/>
+      <w:lvlText w:val="%3."/>
+      <w:lvlJc w:val="right"/>
+      <w:pPr>
+        <w:ind w:left="2160" w:hanging="180"/>
+      </w:pPr>
+    </w:lvl>
+    <w:lvl w:ilvl="3" w:tplc="0409000F" w:tentative="1">
+      <w:start w:val="1"/>
+      <w:numFmt w:val="decimal"/>
+      <w:lvlText w:val="%4."/>
+      <w:lvlJc w:val="left"/>
+      <w:pPr>
+        <w:ind w:left="2880" w:hanging="360"/>
+      </w:pPr>
+    </w:lvl>
+    <w:lvl w:ilvl="4" w:tplc="04090019" w:tentative="1">
+      <w:start w:val="1"/>
+      <w:numFmt w:val="lowerLetter"/>
+      <w:lvlText w:val="%5."/>
+      <w:lvlJc w:val="left"/>
+      <w:pPr>
+        <w:ind w:left="3600" w:hanging="360"/>
+      </w:pPr>
+    </w:lvl>
+    <w:lvl w:ilvl="5" w:tplc="0409001B" w:tentative="1">
+      <w:start w:val="1"/>
+      <w:numFmt w:val="lowerRoman"/>
+      <w:lvlText w:val="%6."/>
+      <w:lvlJc w:val="right"/>
+      <w:pPr>
+        <w:ind w:left="4320" w:hanging="180"/>
+      </w:pPr>
+    </w:lvl>
+    <w:lvl w:ilvl="6" w:tplc="0409000F" w:tentative="1">
+      <w:start w:val="1"/>
+      <w:numFmt w:val="decimal"/>
+      <w:lvlText w:val="%7."/>
+      <w:lvlJc w:val="left"/>
+      <w:pPr>
+        <w:ind w:left="5040" w:hanging="360"/>
+      </w:pPr>
+    </w:lvl>
+    <w:lvl w:ilvl="7" w:tplc="04090019" w:tentative="1">
+      <w:start w:val="1"/>
+      <w:numFmt w:val="lowerLetter"/>
+      <w:lvlText w:val="%8."/>
+      <w:lvlJc w:val="left"/>
+      <w:pPr>
+        <w:ind w:left="5760" w:hanging="360"/>
+      </w:pPr>
+    </w:lvl>
+    <w:lvl w:ilvl="8" w:tplc="0409001B" w:tentative="1">
+      <w:start w:val="1"/>
+      <w:numFmt w:val="lowerRoman"/>
+      <w:lvlText w:val="%9."/>
+      <w:lvlJc w:val="right"/>
+      <w:pPr>
+        <w:ind w:left="6480" w:hanging="180"/>
+      </w:pPr>
+    </w:lvl>
+  </w:abstractNum>
+  <w:abstractNum w:abstractNumId="20" w15:restartNumberingAfterBreak="0">
     <w:nsid w:val="40401693"/>
     <w:multiLevelType w:val="hybridMultilevel"/>
     <w:tmpl w:val="8232453A"/>
@@ -7288,7 +9893,7 @@
       </w:rPr>
     </w:lvl>
   </w:abstractNum>
-  <w:abstractNum w:abstractNumId="14" w15:restartNumberingAfterBreak="0">
+  <w:abstractNum w:abstractNumId="21" w15:restartNumberingAfterBreak="0">
     <w:nsid w:val="44024472"/>
     <w:multiLevelType w:val="hybridMultilevel"/>
     <w:tmpl w:val="2A2C5060"/>
@@ -7401,7 +10006,7 @@
       </w:rPr>
     </w:lvl>
   </w:abstractNum>
-  <w:abstractNum w:abstractNumId="15" w15:restartNumberingAfterBreak="0">
+  <w:abstractNum w:abstractNumId="22" w15:restartNumberingAfterBreak="0">
     <w:nsid w:val="44B336F8"/>
     <w:multiLevelType w:val="hybridMultilevel"/>
     <w:tmpl w:val="087CFFEA"/>
@@ -7514,7 +10119,156 @@
       </w:rPr>
     </w:lvl>
   </w:abstractNum>
-  <w:abstractNum w:abstractNumId="16" w15:restartNumberingAfterBreak="0">
+  <w:abstractNum w:abstractNumId="23" w15:restartNumberingAfterBreak="0">
+    <w:nsid w:val="47AC5526"/>
+    <w:multiLevelType w:val="multilevel"/>
+    <w:tmpl w:val="B1A47712"/>
+    <w:lvl w:ilvl="0">
+      <w:start w:val="1"/>
+      <w:numFmt w:val="bullet"/>
+      <w:lvlText w:val=""/>
+      <w:lvlJc w:val="left"/>
+      <w:pPr>
+        <w:tabs>
+          <w:tab w:val="num" w:pos="720"/>
+        </w:tabs>
+        <w:ind w:left="720" w:hanging="360"/>
+      </w:pPr>
+      <w:rPr>
+        <w:rFonts w:ascii="Symbol" w:hAnsi="Symbol" w:hint="default"/>
+        <w:sz w:val="20"/>
+      </w:rPr>
+    </w:lvl>
+    <w:lvl w:ilvl="1" w:tentative="1">
+      <w:start w:val="1"/>
+      <w:numFmt w:val="bullet"/>
+      <w:lvlText w:val="o"/>
+      <w:lvlJc w:val="left"/>
+      <w:pPr>
+        <w:tabs>
+          <w:tab w:val="num" w:pos="1440"/>
+        </w:tabs>
+        <w:ind w:left="1440" w:hanging="360"/>
+      </w:pPr>
+      <w:rPr>
+        <w:rFonts w:ascii="Courier New" w:hAnsi="Courier New" w:hint="default"/>
+        <w:sz w:val="20"/>
+      </w:rPr>
+    </w:lvl>
+    <w:lvl w:ilvl="2" w:tentative="1">
+      <w:start w:val="1"/>
+      <w:numFmt w:val="bullet"/>
+      <w:lvlText w:val=""/>
+      <w:lvlJc w:val="left"/>
+      <w:pPr>
+        <w:tabs>
+          <w:tab w:val="num" w:pos="2160"/>
+        </w:tabs>
+        <w:ind w:left="2160" w:hanging="360"/>
+      </w:pPr>
+      <w:rPr>
+        <w:rFonts w:ascii="Wingdings" w:hAnsi="Wingdings" w:hint="default"/>
+        <w:sz w:val="20"/>
+      </w:rPr>
+    </w:lvl>
+    <w:lvl w:ilvl="3" w:tentative="1">
+      <w:start w:val="1"/>
+      <w:numFmt w:val="bullet"/>
+      <w:lvlText w:val=""/>
+      <w:lvlJc w:val="left"/>
+      <w:pPr>
+        <w:tabs>
+          <w:tab w:val="num" w:pos="2880"/>
+        </w:tabs>
+        <w:ind w:left="2880" w:hanging="360"/>
+      </w:pPr>
+      <w:rPr>
+        <w:rFonts w:ascii="Wingdings" w:hAnsi="Wingdings" w:hint="default"/>
+        <w:sz w:val="20"/>
+      </w:rPr>
+    </w:lvl>
+    <w:lvl w:ilvl="4" w:tentative="1">
+      <w:start w:val="1"/>
+      <w:numFmt w:val="bullet"/>
+      <w:lvlText w:val=""/>
+      <w:lvlJc w:val="left"/>
+      <w:pPr>
+        <w:tabs>
+          <w:tab w:val="num" w:pos="3600"/>
+        </w:tabs>
+        <w:ind w:left="3600" w:hanging="360"/>
+      </w:pPr>
+      <w:rPr>
+        <w:rFonts w:ascii="Wingdings" w:hAnsi="Wingdings" w:hint="default"/>
+        <w:sz w:val="20"/>
+      </w:rPr>
+    </w:lvl>
+    <w:lvl w:ilvl="5" w:tentative="1">
+      <w:start w:val="1"/>
+      <w:numFmt w:val="bullet"/>
+      <w:lvlText w:val=""/>
+      <w:lvlJc w:val="left"/>
+      <w:pPr>
+        <w:tabs>
+          <w:tab w:val="num" w:pos="4320"/>
+        </w:tabs>
+        <w:ind w:left="4320" w:hanging="360"/>
+      </w:pPr>
+      <w:rPr>
+        <w:rFonts w:ascii="Wingdings" w:hAnsi="Wingdings" w:hint="default"/>
+        <w:sz w:val="20"/>
+      </w:rPr>
+    </w:lvl>
+    <w:lvl w:ilvl="6" w:tentative="1">
+      <w:start w:val="1"/>
+      <w:numFmt w:val="bullet"/>
+      <w:lvlText w:val=""/>
+      <w:lvlJc w:val="left"/>
+      <w:pPr>
+        <w:tabs>
+          <w:tab w:val="num" w:pos="5040"/>
+        </w:tabs>
+        <w:ind w:left="5040" w:hanging="360"/>
+      </w:pPr>
+      <w:rPr>
+        <w:rFonts w:ascii="Wingdings" w:hAnsi="Wingdings" w:hint="default"/>
+        <w:sz w:val="20"/>
+      </w:rPr>
+    </w:lvl>
+    <w:lvl w:ilvl="7" w:tentative="1">
+      <w:start w:val="1"/>
+      <w:numFmt w:val="bullet"/>
+      <w:lvlText w:val=""/>
+      <w:lvlJc w:val="left"/>
+      <w:pPr>
+        <w:tabs>
+          <w:tab w:val="num" w:pos="5760"/>
+        </w:tabs>
+        <w:ind w:left="5760" w:hanging="360"/>
+      </w:pPr>
+      <w:rPr>
+        <w:rFonts w:ascii="Wingdings" w:hAnsi="Wingdings" w:hint="default"/>
+        <w:sz w:val="20"/>
+      </w:rPr>
+    </w:lvl>
+    <w:lvl w:ilvl="8" w:tentative="1">
+      <w:start w:val="1"/>
+      <w:numFmt w:val="bullet"/>
+      <w:lvlText w:val=""/>
+      <w:lvlJc w:val="left"/>
+      <w:pPr>
+        <w:tabs>
+          <w:tab w:val="num" w:pos="6480"/>
+        </w:tabs>
+        <w:ind w:left="6480" w:hanging="360"/>
+      </w:pPr>
+      <w:rPr>
+        <w:rFonts w:ascii="Wingdings" w:hAnsi="Wingdings" w:hint="default"/>
+        <w:sz w:val="20"/>
+      </w:rPr>
+    </w:lvl>
+  </w:abstractNum>
+  <w:abstractNum w:abstractNumId="24" w15:restartNumberingAfterBreak="0">
     <w:nsid w:val="4C035B6D"/>
     <w:multiLevelType w:val="hybridMultilevel"/>
     <w:tmpl w:val="6DA0F904"/>
@@ -7627,7 +10381,7 @@
       </w:rPr>
     </w:lvl>
   </w:abstractNum>
-  <w:abstractNum w:abstractNumId="17" w15:restartNumberingAfterBreak="0">
+  <w:abstractNum w:abstractNumId="25" w15:restartNumberingAfterBreak="0">
     <w:nsid w:val="4F9003C0"/>
     <w:multiLevelType w:val="hybridMultilevel"/>
     <w:tmpl w:val="F878D62E"/>
@@ -7740,7 +10494,7 @@
       </w:rPr>
     </w:lvl>
   </w:abstractNum>
-  <w:abstractNum w:abstractNumId="18" w15:restartNumberingAfterBreak="0">
+  <w:abstractNum w:abstractNumId="26" w15:restartNumberingAfterBreak="0">
     <w:nsid w:val="50B31826"/>
     <w:multiLevelType w:val="hybridMultilevel"/>
     <w:tmpl w:val="1C86A868"/>
@@ -7853,7 +10607,7 @@
       </w:rPr>
     </w:lvl>
   </w:abstractNum>
-  <w:abstractNum w:abstractNumId="19" w15:restartNumberingAfterBreak="0">
+  <w:abstractNum w:abstractNumId="27" w15:restartNumberingAfterBreak="0">
     <w:nsid w:val="51C70878"/>
     <w:multiLevelType w:val="multilevel"/>
     <w:tmpl w:val="417A73BC"/>
@@ -8002,7 +10756,7 @@
       </w:rPr>
     </w:lvl>
   </w:abstractNum>
-  <w:abstractNum w:abstractNumId="20" w15:restartNumberingAfterBreak="0">
+  <w:abstractNum w:abstractNumId="28" w15:restartNumberingAfterBreak="0">
     <w:nsid w:val="5520056A"/>
     <w:multiLevelType w:val="hybridMultilevel"/>
     <w:tmpl w:val="B524B97E"/>
@@ -8115,7 +10869,156 @@
       </w:rPr>
     </w:lvl>
   </w:abstractNum>
-  <w:abstractNum w:abstractNumId="21" w15:restartNumberingAfterBreak="0">
+  <w:abstractNum w:abstractNumId="29" w15:restartNumberingAfterBreak="0">
+    <w:nsid w:val="59153856"/>
+    <w:multiLevelType w:val="multilevel"/>
+    <w:tmpl w:val="EC5C39EE"/>
+    <w:lvl w:ilvl="0">
+      <w:start w:val="1"/>
+      <w:numFmt w:val="bullet"/>
+      <w:lvlText w:val=""/>
+      <w:lvlJc w:val="left"/>
+      <w:pPr>
+        <w:tabs>
+          <w:tab w:val="num" w:pos="720"/>
+        </w:tabs>
+        <w:ind w:left="720" w:hanging="360"/>
+      </w:pPr>
+      <w:rPr>
+        <w:rFonts w:ascii="Symbol" w:hAnsi="Symbol" w:hint="default"/>
+        <w:sz w:val="20"/>
+      </w:rPr>
+    </w:lvl>
+    <w:lvl w:ilvl="1" w:tentative="1">
+      <w:start w:val="1"/>
+      <w:numFmt w:val="bullet"/>
+      <w:lvlText w:val="o"/>
+      <w:lvlJc w:val="left"/>
+      <w:pPr>
+        <w:tabs>
+          <w:tab w:val="num" w:pos="1440"/>
+        </w:tabs>
+        <w:ind w:left="1440" w:hanging="360"/>
+      </w:pPr>
+      <w:rPr>
+        <w:rFonts w:ascii="Courier New" w:hAnsi="Courier New" w:hint="default"/>
+        <w:sz w:val="20"/>
+      </w:rPr>
+    </w:lvl>
+    <w:lvl w:ilvl="2" w:tentative="1">
+      <w:start w:val="1"/>
+      <w:numFmt w:val="bullet"/>
+      <w:lvlText w:val=""/>
+      <w:lvlJc w:val="left"/>
+      <w:pPr>
+        <w:tabs>
+          <w:tab w:val="num" w:pos="2160"/>
+        </w:tabs>
+        <w:ind w:left="2160" w:hanging="360"/>
+      </w:pPr>
+      <w:rPr>
+        <w:rFonts w:ascii="Wingdings" w:hAnsi="Wingdings" w:hint="default"/>
+        <w:sz w:val="20"/>
+      </w:rPr>
+    </w:lvl>
+    <w:lvl w:ilvl="3" w:tentative="1">
+      <w:start w:val="1"/>
+      <w:numFmt w:val="bullet"/>
+      <w:lvlText w:val=""/>
+      <w:lvlJc w:val="left"/>
+      <w:pPr>
+        <w:tabs>
+          <w:tab w:val="num" w:pos="2880"/>
+        </w:tabs>
+        <w:ind w:left="2880" w:hanging="360"/>
+      </w:pPr>
+      <w:rPr>
+        <w:rFonts w:ascii="Wingdings" w:hAnsi="Wingdings" w:hint="default"/>
+        <w:sz w:val="20"/>
+      </w:rPr>
+    </w:lvl>
+    <w:lvl w:ilvl="4" w:tentative="1">
+      <w:start w:val="1"/>
+      <w:numFmt w:val="bullet"/>
+      <w:lvlText w:val=""/>
+      <w:lvlJc w:val="left"/>
+      <w:pPr>
+        <w:tabs>
+          <w:tab w:val="num" w:pos="3600"/>
+        </w:tabs>
+        <w:ind w:left="3600" w:hanging="360"/>
+      </w:pPr>
+      <w:rPr>
+        <w:rFonts w:ascii="Wingdings" w:hAnsi="Wingdings" w:hint="default"/>
+        <w:sz w:val="20"/>
+      </w:rPr>
+    </w:lvl>
+    <w:lvl w:ilvl="5" w:tentative="1">
+      <w:start w:val="1"/>
+      <w:numFmt w:val="bullet"/>
+      <w:lvlText w:val=""/>
+      <w:lvlJc w:val="left"/>
+      <w:pPr>
+        <w:tabs>
+          <w:tab w:val="num" w:pos="4320"/>
+        </w:tabs>
+        <w:ind w:left="4320" w:hanging="360"/>
+      </w:pPr>
+      <w:rPr>
+        <w:rFonts w:ascii="Wingdings" w:hAnsi="Wingdings" w:hint="default"/>
+        <w:sz w:val="20"/>
+      </w:rPr>
+    </w:lvl>
+    <w:lvl w:ilvl="6" w:tentative="1">
+      <w:start w:val="1"/>
+      <w:numFmt w:val="bullet"/>
+      <w:lvlText w:val=""/>
+      <w:lvlJc w:val="left"/>
+      <w:pPr>
+        <w:tabs>
+          <w:tab w:val="num" w:pos="5040"/>
+        </w:tabs>
+        <w:ind w:left="5040" w:hanging="360"/>
+      </w:pPr>
+      <w:rPr>
+        <w:rFonts w:ascii="Wingdings" w:hAnsi="Wingdings" w:hint="default"/>
+        <w:sz w:val="20"/>
+      </w:rPr>
+    </w:lvl>
+    <w:lvl w:ilvl="7" w:tentative="1">
+      <w:start w:val="1"/>
+      <w:numFmt w:val="bullet"/>
+      <w:lvlText w:val=""/>
+      <w:lvlJc w:val="left"/>
+      <w:pPr>
+        <w:tabs>
+          <w:tab w:val="num" w:pos="5760"/>
+        </w:tabs>
+        <w:ind w:left="5760" w:hanging="360"/>
+      </w:pPr>
+      <w:rPr>
+        <w:rFonts w:ascii="Wingdings" w:hAnsi="Wingdings" w:hint="default"/>
+        <w:sz w:val="20"/>
+      </w:rPr>
+    </w:lvl>
+    <w:lvl w:ilvl="8" w:tentative="1">
+      <w:start w:val="1"/>
+      <w:numFmt w:val="bullet"/>
+      <w:lvlText w:val=""/>
+      <w:lvlJc w:val="left"/>
+      <w:pPr>
+        <w:tabs>
+          <w:tab w:val="num" w:pos="6480"/>
+        </w:tabs>
+        <w:ind w:left="6480" w:hanging="360"/>
+      </w:pPr>
+      <w:rPr>
+        <w:rFonts w:ascii="Wingdings" w:hAnsi="Wingdings" w:hint="default"/>
+        <w:sz w:val="20"/>
+      </w:rPr>
+    </w:lvl>
+  </w:abstractNum>
+  <w:abstractNum w:abstractNumId="30" w15:restartNumberingAfterBreak="0">
     <w:nsid w:val="59513976"/>
     <w:multiLevelType w:val="hybridMultilevel"/>
     <w:tmpl w:val="295AB8D0"/>
@@ -8228,7 +11131,603 @@
       </w:rPr>
     </w:lvl>
   </w:abstractNum>
-  <w:abstractNum w:abstractNumId="22" w15:restartNumberingAfterBreak="0">
+  <w:abstractNum w:abstractNumId="31" w15:restartNumberingAfterBreak="0">
+    <w:nsid w:val="5C33678C"/>
+    <w:multiLevelType w:val="multilevel"/>
+    <w:tmpl w:val="6FACBBDE"/>
+    <w:lvl w:ilvl="0">
+      <w:start w:val="1"/>
+      <w:numFmt w:val="bullet"/>
+      <w:lvlText w:val=""/>
+      <w:lvlJc w:val="left"/>
+      <w:pPr>
+        <w:tabs>
+          <w:tab w:val="num" w:pos="720"/>
+        </w:tabs>
+        <w:ind w:left="720" w:hanging="360"/>
+      </w:pPr>
+      <w:rPr>
+        <w:rFonts w:ascii="Symbol" w:hAnsi="Symbol" w:hint="default"/>
+        <w:sz w:val="20"/>
+      </w:rPr>
+    </w:lvl>
+    <w:lvl w:ilvl="1" w:tentative="1">
+      <w:start w:val="1"/>
+      <w:numFmt w:val="bullet"/>
+      <w:lvlText w:val="o"/>
+      <w:lvlJc w:val="left"/>
+      <w:pPr>
+        <w:tabs>
+          <w:tab w:val="num" w:pos="1440"/>
+        </w:tabs>
+        <w:ind w:left="1440" w:hanging="360"/>
+      </w:pPr>
+      <w:rPr>
+        <w:rFonts w:ascii="Courier New" w:hAnsi="Courier New" w:hint="default"/>
+        <w:sz w:val="20"/>
+      </w:rPr>
+    </w:lvl>
+    <w:lvl w:ilvl="2" w:tentative="1">
+      <w:start w:val="1"/>
+      <w:numFmt w:val="bullet"/>
+      <w:lvlText w:val=""/>
+      <w:lvlJc w:val="left"/>
+      <w:pPr>
+        <w:tabs>
+          <w:tab w:val="num" w:pos="2160"/>
+        </w:tabs>
+        <w:ind w:left="2160" w:hanging="360"/>
+      </w:pPr>
+      <w:rPr>
+        <w:rFonts w:ascii="Wingdings" w:hAnsi="Wingdings" w:hint="default"/>
+        <w:sz w:val="20"/>
+      </w:rPr>
+    </w:lvl>
+    <w:lvl w:ilvl="3" w:tentative="1">
+      <w:start w:val="1"/>
+      <w:numFmt w:val="bullet"/>
+      <w:lvlText w:val=""/>
+      <w:lvlJc w:val="left"/>
+      <w:pPr>
+        <w:tabs>
+          <w:tab w:val="num" w:pos="2880"/>
+        </w:tabs>
+        <w:ind w:left="2880" w:hanging="360"/>
+      </w:pPr>
+      <w:rPr>
+        <w:rFonts w:ascii="Wingdings" w:hAnsi="Wingdings" w:hint="default"/>
+        <w:sz w:val="20"/>
+      </w:rPr>
+    </w:lvl>
+    <w:lvl w:ilvl="4" w:tentative="1">
+      <w:start w:val="1"/>
+      <w:numFmt w:val="bullet"/>
+      <w:lvlText w:val=""/>
+      <w:lvlJc w:val="left"/>
+      <w:pPr>
+        <w:tabs>
+          <w:tab w:val="num" w:pos="3600"/>
+        </w:tabs>
+        <w:ind w:left="3600" w:hanging="360"/>
+      </w:pPr>
+      <w:rPr>
+        <w:rFonts w:ascii="Wingdings" w:hAnsi="Wingdings" w:hint="default"/>
+        <w:sz w:val="20"/>
+      </w:rPr>
+    </w:lvl>
+    <w:lvl w:ilvl="5" w:tentative="1">
+      <w:start w:val="1"/>
+      <w:numFmt w:val="bullet"/>
+      <w:lvlText w:val=""/>
+      <w:lvlJc w:val="left"/>
+      <w:pPr>
+        <w:tabs>
+          <w:tab w:val="num" w:pos="4320"/>
+        </w:tabs>
+        <w:ind w:left="4320" w:hanging="360"/>
+      </w:pPr>
+      <w:rPr>
+        <w:rFonts w:ascii="Wingdings" w:hAnsi="Wingdings" w:hint="default"/>
+        <w:sz w:val="20"/>
+      </w:rPr>
+    </w:lvl>
+    <w:lvl w:ilvl="6" w:tentative="1">
+      <w:start w:val="1"/>
+      <w:numFmt w:val="bullet"/>
+      <w:lvlText w:val=""/>
+      <w:lvlJc w:val="left"/>
+      <w:pPr>
+        <w:tabs>
+          <w:tab w:val="num" w:pos="5040"/>
+        </w:tabs>
+        <w:ind w:left="5040" w:hanging="360"/>
+      </w:pPr>
+      <w:rPr>
+        <w:rFonts w:ascii="Wingdings" w:hAnsi="Wingdings" w:hint="default"/>
+        <w:sz w:val="20"/>
+      </w:rPr>
+    </w:lvl>
+    <w:lvl w:ilvl="7" w:tentative="1">
+      <w:start w:val="1"/>
+      <w:numFmt w:val="bullet"/>
+      <w:lvlText w:val=""/>
+      <w:lvlJc w:val="left"/>
+      <w:pPr>
+        <w:tabs>
+          <w:tab w:val="num" w:pos="5760"/>
+        </w:tabs>
+        <w:ind w:left="5760" w:hanging="360"/>
+      </w:pPr>
+      <w:rPr>
+        <w:rFonts w:ascii="Wingdings" w:hAnsi="Wingdings" w:hint="default"/>
+        <w:sz w:val="20"/>
+      </w:rPr>
+    </w:lvl>
+    <w:lvl w:ilvl="8" w:tentative="1">
+      <w:start w:val="1"/>
+      <w:numFmt w:val="bullet"/>
+      <w:lvlText w:val=""/>
+      <w:lvlJc w:val="left"/>
+      <w:pPr>
+        <w:tabs>
+          <w:tab w:val="num" w:pos="6480"/>
+        </w:tabs>
+        <w:ind w:left="6480" w:hanging="360"/>
+      </w:pPr>
+      <w:rPr>
+        <w:rFonts w:ascii="Wingdings" w:hAnsi="Wingdings" w:hint="default"/>
+        <w:sz w:val="20"/>
+      </w:rPr>
+    </w:lvl>
+  </w:abstractNum>
+  <w:abstractNum w:abstractNumId="32" w15:restartNumberingAfterBreak="0">
+    <w:nsid w:val="5DFC596E"/>
+    <w:multiLevelType w:val="multilevel"/>
+    <w:tmpl w:val="3A3EE964"/>
+    <w:lvl w:ilvl="0">
+      <w:start w:val="1"/>
+      <w:numFmt w:val="bullet"/>
+      <w:lvlText w:val=""/>
+      <w:lvlJc w:val="left"/>
+      <w:pPr>
+        <w:tabs>
+          <w:tab w:val="num" w:pos="720"/>
+        </w:tabs>
+        <w:ind w:left="720" w:hanging="360"/>
+      </w:pPr>
+      <w:rPr>
+        <w:rFonts w:ascii="Symbol" w:hAnsi="Symbol" w:hint="default"/>
+        <w:sz w:val="20"/>
+      </w:rPr>
+    </w:lvl>
+    <w:lvl w:ilvl="1" w:tentative="1">
+      <w:start w:val="1"/>
+      <w:numFmt w:val="bullet"/>
+      <w:lvlText w:val="o"/>
+      <w:lvlJc w:val="left"/>
+      <w:pPr>
+        <w:tabs>
+          <w:tab w:val="num" w:pos="1440"/>
+        </w:tabs>
+        <w:ind w:left="1440" w:hanging="360"/>
+      </w:pPr>
+      <w:rPr>
+        <w:rFonts w:ascii="Courier New" w:hAnsi="Courier New" w:hint="default"/>
+        <w:sz w:val="20"/>
+      </w:rPr>
+    </w:lvl>
+    <w:lvl w:ilvl="2" w:tentative="1">
+      <w:start w:val="1"/>
+      <w:numFmt w:val="bullet"/>
+      <w:lvlText w:val=""/>
+      <w:lvlJc w:val="left"/>
+      <w:pPr>
+        <w:tabs>
+          <w:tab w:val="num" w:pos="2160"/>
+        </w:tabs>
+        <w:ind w:left="2160" w:hanging="360"/>
+      </w:pPr>
+      <w:rPr>
+        <w:rFonts w:ascii="Wingdings" w:hAnsi="Wingdings" w:hint="default"/>
+        <w:sz w:val="20"/>
+      </w:rPr>
+    </w:lvl>
+    <w:lvl w:ilvl="3" w:tentative="1">
+      <w:start w:val="1"/>
+      <w:numFmt w:val="bullet"/>
+      <w:lvlText w:val=""/>
+      <w:lvlJc w:val="left"/>
+      <w:pPr>
+        <w:tabs>
+          <w:tab w:val="num" w:pos="2880"/>
+        </w:tabs>
+        <w:ind w:left="2880" w:hanging="360"/>
+      </w:pPr>
+      <w:rPr>
+        <w:rFonts w:ascii="Wingdings" w:hAnsi="Wingdings" w:hint="default"/>
+        <w:sz w:val="20"/>
+      </w:rPr>
+    </w:lvl>
+    <w:lvl w:ilvl="4" w:tentative="1">
+      <w:start w:val="1"/>
+      <w:numFmt w:val="bullet"/>
+      <w:lvlText w:val=""/>
+      <w:lvlJc w:val="left"/>
+      <w:pPr>
+        <w:tabs>
+          <w:tab w:val="num" w:pos="3600"/>
+        </w:tabs>
+        <w:ind w:left="3600" w:hanging="360"/>
+      </w:pPr>
+      <w:rPr>
+        <w:rFonts w:ascii="Wingdings" w:hAnsi="Wingdings" w:hint="default"/>
+        <w:sz w:val="20"/>
+      </w:rPr>
+    </w:lvl>
+    <w:lvl w:ilvl="5" w:tentative="1">
+      <w:start w:val="1"/>
+      <w:numFmt w:val="bullet"/>
+      <w:lvlText w:val=""/>
+      <w:lvlJc w:val="left"/>
+      <w:pPr>
+        <w:tabs>
+          <w:tab w:val="num" w:pos="4320"/>
+        </w:tabs>
+        <w:ind w:left="4320" w:hanging="360"/>
+      </w:pPr>
+      <w:rPr>
+        <w:rFonts w:ascii="Wingdings" w:hAnsi="Wingdings" w:hint="default"/>
+        <w:sz w:val="20"/>
+      </w:rPr>
+    </w:lvl>
+    <w:lvl w:ilvl="6" w:tentative="1">
+      <w:start w:val="1"/>
+      <w:numFmt w:val="bullet"/>
+      <w:lvlText w:val=""/>
+      <w:lvlJc w:val="left"/>
+      <w:pPr>
+        <w:tabs>
+          <w:tab w:val="num" w:pos="5040"/>
+        </w:tabs>
+        <w:ind w:left="5040" w:hanging="360"/>
+      </w:pPr>
+      <w:rPr>
+        <w:rFonts w:ascii="Wingdings" w:hAnsi="Wingdings" w:hint="default"/>
+        <w:sz w:val="20"/>
+      </w:rPr>
+    </w:lvl>
+    <w:lvl w:ilvl="7" w:tentative="1">
+      <w:start w:val="1"/>
+      <w:numFmt w:val="bullet"/>
+      <w:lvlText w:val=""/>
+      <w:lvlJc w:val="left"/>
+      <w:pPr>
+        <w:tabs>
+          <w:tab w:val="num" w:pos="5760"/>
+        </w:tabs>
+        <w:ind w:left="5760" w:hanging="360"/>
+      </w:pPr>
+      <w:rPr>
+        <w:rFonts w:ascii="Wingdings" w:hAnsi="Wingdings" w:hint="default"/>
+        <w:sz w:val="20"/>
+      </w:rPr>
+    </w:lvl>
+    <w:lvl w:ilvl="8" w:tentative="1">
+      <w:start w:val="1"/>
+      <w:numFmt w:val="bullet"/>
+      <w:lvlText w:val=""/>
+      <w:lvlJc w:val="left"/>
+      <w:pPr>
+        <w:tabs>
+          <w:tab w:val="num" w:pos="6480"/>
+        </w:tabs>
+        <w:ind w:left="6480" w:hanging="360"/>
+      </w:pPr>
+      <w:rPr>
+        <w:rFonts w:ascii="Wingdings" w:hAnsi="Wingdings" w:hint="default"/>
+        <w:sz w:val="20"/>
+      </w:rPr>
+    </w:lvl>
+  </w:abstractNum>
+  <w:abstractNum w:abstractNumId="33" w15:restartNumberingAfterBreak="0">
+    <w:nsid w:val="6A313A61"/>
+    <w:multiLevelType w:val="multilevel"/>
+    <w:tmpl w:val="D42AE878"/>
+    <w:lvl w:ilvl="0">
+      <w:start w:val="1"/>
+      <w:numFmt w:val="bullet"/>
+      <w:lvlText w:val=""/>
+      <w:lvlJc w:val="left"/>
+      <w:pPr>
+        <w:tabs>
+          <w:tab w:val="num" w:pos="720"/>
+        </w:tabs>
+        <w:ind w:left="720" w:hanging="360"/>
+      </w:pPr>
+      <w:rPr>
+        <w:rFonts w:ascii="Symbol" w:hAnsi="Symbol" w:hint="default"/>
+        <w:sz w:val="20"/>
+      </w:rPr>
+    </w:lvl>
+    <w:lvl w:ilvl="1" w:tentative="1">
+      <w:start w:val="1"/>
+      <w:numFmt w:val="bullet"/>
+      <w:lvlText w:val="o"/>
+      <w:lvlJc w:val="left"/>
+      <w:pPr>
+        <w:tabs>
+          <w:tab w:val="num" w:pos="1440"/>
+        </w:tabs>
+        <w:ind w:left="1440" w:hanging="360"/>
+      </w:pPr>
+      <w:rPr>
+        <w:rFonts w:ascii="Courier New" w:hAnsi="Courier New" w:hint="default"/>
+        <w:sz w:val="20"/>
+      </w:rPr>
+    </w:lvl>
+    <w:lvl w:ilvl="2" w:tentative="1">
+      <w:start w:val="1"/>
+      <w:numFmt w:val="bullet"/>
+      <w:lvlText w:val=""/>
+      <w:lvlJc w:val="left"/>
+      <w:pPr>
+        <w:tabs>
+          <w:tab w:val="num" w:pos="2160"/>
+        </w:tabs>
+        <w:ind w:left="2160" w:hanging="360"/>
+      </w:pPr>
+      <w:rPr>
+        <w:rFonts w:ascii="Wingdings" w:hAnsi="Wingdings" w:hint="default"/>
+        <w:sz w:val="20"/>
+      </w:rPr>
+    </w:lvl>
+    <w:lvl w:ilvl="3" w:tentative="1">
+      <w:start w:val="1"/>
+      <w:numFmt w:val="bullet"/>
+      <w:lvlText w:val=""/>
+      <w:lvlJc w:val="left"/>
+      <w:pPr>
+        <w:tabs>
+          <w:tab w:val="num" w:pos="2880"/>
+        </w:tabs>
+        <w:ind w:left="2880" w:hanging="360"/>
+      </w:pPr>
+      <w:rPr>
+        <w:rFonts w:ascii="Wingdings" w:hAnsi="Wingdings" w:hint="default"/>
+        <w:sz w:val="20"/>
+      </w:rPr>
+    </w:lvl>
+    <w:lvl w:ilvl="4" w:tentative="1">
+      <w:start w:val="1"/>
+      <w:numFmt w:val="bullet"/>
+      <w:lvlText w:val=""/>
+      <w:lvlJc w:val="left"/>
+      <w:pPr>
+        <w:tabs>
+          <w:tab w:val="num" w:pos="3600"/>
+        </w:tabs>
+        <w:ind w:left="3600" w:hanging="360"/>
+      </w:pPr>
+      <w:rPr>
+        <w:rFonts w:ascii="Wingdings" w:hAnsi="Wingdings" w:hint="default"/>
+        <w:sz w:val="20"/>
+      </w:rPr>
+    </w:lvl>
+    <w:lvl w:ilvl="5" w:tentative="1">
+      <w:start w:val="1"/>
+      <w:numFmt w:val="bullet"/>
+      <w:lvlText w:val=""/>
+      <w:lvlJc w:val="left"/>
+      <w:pPr>
+        <w:tabs>
+          <w:tab w:val="num" w:pos="4320"/>
+        </w:tabs>
+        <w:ind w:left="4320" w:hanging="360"/>
+      </w:pPr>
+      <w:rPr>
+        <w:rFonts w:ascii="Wingdings" w:hAnsi="Wingdings" w:hint="default"/>
+        <w:sz w:val="20"/>
+      </w:rPr>
+    </w:lvl>
+    <w:lvl w:ilvl="6" w:tentative="1">
+      <w:start w:val="1"/>
+      <w:numFmt w:val="bullet"/>
+      <w:lvlText w:val=""/>
+      <w:lvlJc w:val="left"/>
+      <w:pPr>
+        <w:tabs>
+          <w:tab w:val="num" w:pos="5040"/>
+        </w:tabs>
+        <w:ind w:left="5040" w:hanging="360"/>
+      </w:pPr>
+      <w:rPr>
+        <w:rFonts w:ascii="Wingdings" w:hAnsi="Wingdings" w:hint="default"/>
+        <w:sz w:val="20"/>
+      </w:rPr>
+    </w:lvl>
+    <w:lvl w:ilvl="7" w:tentative="1">
+      <w:start w:val="1"/>
+      <w:numFmt w:val="bullet"/>
+      <w:lvlText w:val=""/>
+      <w:lvlJc w:val="left"/>
+      <w:pPr>
+        <w:tabs>
+          <w:tab w:val="num" w:pos="5760"/>
+        </w:tabs>
+        <w:ind w:left="5760" w:hanging="360"/>
+      </w:pPr>
+      <w:rPr>
+        <w:rFonts w:ascii="Wingdings" w:hAnsi="Wingdings" w:hint="default"/>
+        <w:sz w:val="20"/>
+      </w:rPr>
+    </w:lvl>
+    <w:lvl w:ilvl="8" w:tentative="1">
+      <w:start w:val="1"/>
+      <w:numFmt w:val="bullet"/>
+      <w:lvlText w:val=""/>
+      <w:lvlJc w:val="left"/>
+      <w:pPr>
+        <w:tabs>
+          <w:tab w:val="num" w:pos="6480"/>
+        </w:tabs>
+        <w:ind w:left="6480" w:hanging="360"/>
+      </w:pPr>
+      <w:rPr>
+        <w:rFonts w:ascii="Wingdings" w:hAnsi="Wingdings" w:hint="default"/>
+        <w:sz w:val="20"/>
+      </w:rPr>
+    </w:lvl>
+  </w:abstractNum>
+  <w:abstractNum w:abstractNumId="34" w15:restartNumberingAfterBreak="0">
+    <w:nsid w:val="6A48109C"/>
+    <w:multiLevelType w:val="multilevel"/>
+    <w:tmpl w:val="BBE6E6F2"/>
+    <w:lvl w:ilvl="0">
+      <w:start w:val="1"/>
+      <w:numFmt w:val="bullet"/>
+      <w:lvlText w:val=""/>
+      <w:lvlJc w:val="left"/>
+      <w:pPr>
+        <w:tabs>
+          <w:tab w:val="num" w:pos="720"/>
+        </w:tabs>
+        <w:ind w:left="720" w:hanging="360"/>
+      </w:pPr>
+      <w:rPr>
+        <w:rFonts w:ascii="Symbol" w:hAnsi="Symbol" w:hint="default"/>
+        <w:sz w:val="20"/>
+      </w:rPr>
+    </w:lvl>
+    <w:lvl w:ilvl="1" w:tentative="1">
+      <w:start w:val="1"/>
+      <w:numFmt w:val="bullet"/>
+      <w:lvlText w:val="o"/>
+      <w:lvlJc w:val="left"/>
+      <w:pPr>
+        <w:tabs>
+          <w:tab w:val="num" w:pos="1440"/>
+        </w:tabs>
+        <w:ind w:left="1440" w:hanging="360"/>
+      </w:pPr>
+      <w:rPr>
+        <w:rFonts w:ascii="Courier New" w:hAnsi="Courier New" w:hint="default"/>
+        <w:sz w:val="20"/>
+      </w:rPr>
+    </w:lvl>
+    <w:lvl w:ilvl="2" w:tentative="1">
+      <w:start w:val="1"/>
+      <w:numFmt w:val="bullet"/>
+      <w:lvlText w:val=""/>
+      <w:lvlJc w:val="left"/>
+      <w:pPr>
+        <w:tabs>
+          <w:tab w:val="num" w:pos="2160"/>
+        </w:tabs>
+        <w:ind w:left="2160" w:hanging="360"/>
+      </w:pPr>
+      <w:rPr>
+        <w:rFonts w:ascii="Wingdings" w:hAnsi="Wingdings" w:hint="default"/>
+        <w:sz w:val="20"/>
+      </w:rPr>
+    </w:lvl>
+    <w:lvl w:ilvl="3" w:tentative="1">
+      <w:start w:val="1"/>
+      <w:numFmt w:val="bullet"/>
+      <w:lvlText w:val=""/>
+      <w:lvlJc w:val="left"/>
+      <w:pPr>
+        <w:tabs>
+          <w:tab w:val="num" w:pos="2880"/>
+        </w:tabs>
+        <w:ind w:left="2880" w:hanging="360"/>
+      </w:pPr>
+      <w:rPr>
+        <w:rFonts w:ascii="Wingdings" w:hAnsi="Wingdings" w:hint="default"/>
+        <w:sz w:val="20"/>
+      </w:rPr>
+    </w:lvl>
+    <w:lvl w:ilvl="4" w:tentative="1">
+      <w:start w:val="1"/>
+      <w:numFmt w:val="bullet"/>
+      <w:lvlText w:val=""/>
+      <w:lvlJc w:val="left"/>
+      <w:pPr>
+        <w:tabs>
+          <w:tab w:val="num" w:pos="3600"/>
+        </w:tabs>
+        <w:ind w:left="3600" w:hanging="360"/>
+      </w:pPr>
+      <w:rPr>
+        <w:rFonts w:ascii="Wingdings" w:hAnsi="Wingdings" w:hint="default"/>
+        <w:sz w:val="20"/>
+      </w:rPr>
+    </w:lvl>
+    <w:lvl w:ilvl="5" w:tentative="1">
+      <w:start w:val="1"/>
+      <w:numFmt w:val="bullet"/>
+      <w:lvlText w:val=""/>
+      <w:lvlJc w:val="left"/>
+      <w:pPr>
+        <w:tabs>
+          <w:tab w:val="num" w:pos="4320"/>
+        </w:tabs>
+        <w:ind w:left="4320" w:hanging="360"/>
+      </w:pPr>
+      <w:rPr>
+        <w:rFonts w:ascii="Wingdings" w:hAnsi="Wingdings" w:hint="default"/>
+        <w:sz w:val="20"/>
+      </w:rPr>
+    </w:lvl>
+    <w:lvl w:ilvl="6" w:tentative="1">
+      <w:start w:val="1"/>
+      <w:numFmt w:val="bullet"/>
+      <w:lvlText w:val=""/>
+      <w:lvlJc w:val="left"/>
+      <w:pPr>
+        <w:tabs>
+          <w:tab w:val="num" w:pos="5040"/>
+        </w:tabs>
+        <w:ind w:left="5040" w:hanging="360"/>
+      </w:pPr>
+      <w:rPr>
+        <w:rFonts w:ascii="Wingdings" w:hAnsi="Wingdings" w:hint="default"/>
+        <w:sz w:val="20"/>
+      </w:rPr>
+    </w:lvl>
+    <w:lvl w:ilvl="7" w:tentative="1">
+      <w:start w:val="1"/>
+      <w:numFmt w:val="bullet"/>
+      <w:lvlText w:val=""/>
+      <w:lvlJc w:val="left"/>
+      <w:pPr>
+        <w:tabs>
+          <w:tab w:val="num" w:pos="5760"/>
+        </w:tabs>
+        <w:ind w:left="5760" w:hanging="360"/>
+      </w:pPr>
+      <w:rPr>
+        <w:rFonts w:ascii="Wingdings" w:hAnsi="Wingdings" w:hint="default"/>
+        <w:sz w:val="20"/>
+      </w:rPr>
+    </w:lvl>
+    <w:lvl w:ilvl="8" w:tentative="1">
+      <w:start w:val="1"/>
+      <w:numFmt w:val="bullet"/>
+      <w:lvlText w:val=""/>
+      <w:lvlJc w:val="left"/>
+      <w:pPr>
+        <w:tabs>
+          <w:tab w:val="num" w:pos="6480"/>
+        </w:tabs>
+        <w:ind w:left="6480" w:hanging="360"/>
+      </w:pPr>
+      <w:rPr>
+        <w:rFonts w:ascii="Wingdings" w:hAnsi="Wingdings" w:hint="default"/>
+        <w:sz w:val="20"/>
+      </w:rPr>
+    </w:lvl>
+  </w:abstractNum>
+  <w:abstractNum w:abstractNumId="35" w15:restartNumberingAfterBreak="0">
     <w:nsid w:val="6C387965"/>
     <w:multiLevelType w:val="hybridMultilevel"/>
     <w:tmpl w:val="F82AEB1E"/>
@@ -8341,7 +11840,7 @@
       </w:rPr>
     </w:lvl>
   </w:abstractNum>
-  <w:abstractNum w:abstractNumId="23" w15:restartNumberingAfterBreak="0">
+  <w:abstractNum w:abstractNumId="36" w15:restartNumberingAfterBreak="0">
     <w:nsid w:val="6DA63817"/>
     <w:multiLevelType w:val="hybridMultilevel"/>
     <w:tmpl w:val="0D582F48"/>
@@ -8454,7 +11953,7 @@
       </w:rPr>
     </w:lvl>
   </w:abstractNum>
-  <w:abstractNum w:abstractNumId="24" w15:restartNumberingAfterBreak="0">
+  <w:abstractNum w:abstractNumId="37" w15:restartNumberingAfterBreak="0">
     <w:nsid w:val="712902CC"/>
     <w:multiLevelType w:val="hybridMultilevel"/>
     <w:tmpl w:val="093A5988"/>
@@ -8567,7 +12066,156 @@
       </w:rPr>
     </w:lvl>
   </w:abstractNum>
-  <w:abstractNum w:abstractNumId="25" w15:restartNumberingAfterBreak="0">
+  <w:abstractNum w:abstractNumId="38" w15:restartNumberingAfterBreak="0">
+    <w:nsid w:val="72EE5899"/>
+    <w:multiLevelType w:val="multilevel"/>
+    <w:tmpl w:val="51B4EBE0"/>
+    <w:lvl w:ilvl="0">
+      <w:start w:val="1"/>
+      <w:numFmt w:val="bullet"/>
+      <w:lvlText w:val=""/>
+      <w:lvlJc w:val="left"/>
+      <w:pPr>
+        <w:tabs>
+          <w:tab w:val="num" w:pos="720"/>
+        </w:tabs>
+        <w:ind w:left="720" w:hanging="360"/>
+      </w:pPr>
+      <w:rPr>
+        <w:rFonts w:ascii="Symbol" w:hAnsi="Symbol" w:hint="default"/>
+        <w:sz w:val="20"/>
+      </w:rPr>
+    </w:lvl>
+    <w:lvl w:ilvl="1" w:tentative="1">
+      <w:start w:val="1"/>
+      <w:numFmt w:val="bullet"/>
+      <w:lvlText w:val="o"/>
+      <w:lvlJc w:val="left"/>
+      <w:pPr>
+        <w:tabs>
+          <w:tab w:val="num" w:pos="1440"/>
+        </w:tabs>
+        <w:ind w:left="1440" w:hanging="360"/>
+      </w:pPr>
+      <w:rPr>
+        <w:rFonts w:ascii="Courier New" w:hAnsi="Courier New" w:hint="default"/>
+        <w:sz w:val="20"/>
+      </w:rPr>
+    </w:lvl>
+    <w:lvl w:ilvl="2" w:tentative="1">
+      <w:start w:val="1"/>
+      <w:numFmt w:val="bullet"/>
+      <w:lvlText w:val=""/>
+      <w:lvlJc w:val="left"/>
+      <w:pPr>
+        <w:tabs>
+          <w:tab w:val="num" w:pos="2160"/>
+        </w:tabs>
+        <w:ind w:left="2160" w:hanging="360"/>
+      </w:pPr>
+      <w:rPr>
+        <w:rFonts w:ascii="Wingdings" w:hAnsi="Wingdings" w:hint="default"/>
+        <w:sz w:val="20"/>
+      </w:rPr>
+    </w:lvl>
+    <w:lvl w:ilvl="3" w:tentative="1">
+      <w:start w:val="1"/>
+      <w:numFmt w:val="bullet"/>
+      <w:lvlText w:val=""/>
+      <w:lvlJc w:val="left"/>
+      <w:pPr>
+        <w:tabs>
+          <w:tab w:val="num" w:pos="2880"/>
+        </w:tabs>
+        <w:ind w:left="2880" w:hanging="360"/>
+      </w:pPr>
+      <w:rPr>
+        <w:rFonts w:ascii="Wingdings" w:hAnsi="Wingdings" w:hint="default"/>
+        <w:sz w:val="20"/>
+      </w:rPr>
+    </w:lvl>
+    <w:lvl w:ilvl="4" w:tentative="1">
+      <w:start w:val="1"/>
+      <w:numFmt w:val="bullet"/>
+      <w:lvlText w:val=""/>
+      <w:lvlJc w:val="left"/>
+      <w:pPr>
+        <w:tabs>
+          <w:tab w:val="num" w:pos="3600"/>
+        </w:tabs>
+        <w:ind w:left="3600" w:hanging="360"/>
+      </w:pPr>
+      <w:rPr>
+        <w:rFonts w:ascii="Wingdings" w:hAnsi="Wingdings" w:hint="default"/>
+        <w:sz w:val="20"/>
+      </w:rPr>
+    </w:lvl>
+    <w:lvl w:ilvl="5" w:tentative="1">
+      <w:start w:val="1"/>
+      <w:numFmt w:val="bullet"/>
+      <w:lvlText w:val=""/>
+      <w:lvlJc w:val="left"/>
+      <w:pPr>
+        <w:tabs>
+          <w:tab w:val="num" w:pos="4320"/>
+        </w:tabs>
+        <w:ind w:left="4320" w:hanging="360"/>
+      </w:pPr>
+      <w:rPr>
+        <w:rFonts w:ascii="Wingdings" w:hAnsi="Wingdings" w:hint="default"/>
+        <w:sz w:val="20"/>
+      </w:rPr>
+    </w:lvl>
+    <w:lvl w:ilvl="6" w:tentative="1">
+      <w:start w:val="1"/>
+      <w:numFmt w:val="bullet"/>
+      <w:lvlText w:val=""/>
+      <w:lvlJc w:val="left"/>
+      <w:pPr>
+        <w:tabs>
+          <w:tab w:val="num" w:pos="5040"/>
+        </w:tabs>
+        <w:ind w:left="5040" w:hanging="360"/>
+      </w:pPr>
+      <w:rPr>
+        <w:rFonts w:ascii="Wingdings" w:hAnsi="Wingdings" w:hint="default"/>
+        <w:sz w:val="20"/>
+      </w:rPr>
+    </w:lvl>
+    <w:lvl w:ilvl="7" w:tentative="1">
+      <w:start w:val="1"/>
+      <w:numFmt w:val="bullet"/>
+      <w:lvlText w:val=""/>
+      <w:lvlJc w:val="left"/>
+      <w:pPr>
+        <w:tabs>
+          <w:tab w:val="num" w:pos="5760"/>
+        </w:tabs>
+        <w:ind w:left="5760" w:hanging="360"/>
+      </w:pPr>
+      <w:rPr>
+        <w:rFonts w:ascii="Wingdings" w:hAnsi="Wingdings" w:hint="default"/>
+        <w:sz w:val="20"/>
+      </w:rPr>
+    </w:lvl>
+    <w:lvl w:ilvl="8" w:tentative="1">
+      <w:start w:val="1"/>
+      <w:numFmt w:val="bullet"/>
+      <w:lvlText w:val=""/>
+      <w:lvlJc w:val="left"/>
+      <w:pPr>
+        <w:tabs>
+          <w:tab w:val="num" w:pos="6480"/>
+        </w:tabs>
+        <w:ind w:left="6480" w:hanging="360"/>
+      </w:pPr>
+      <w:rPr>
+        <w:rFonts w:ascii="Wingdings" w:hAnsi="Wingdings" w:hint="default"/>
+        <w:sz w:val="20"/>
+      </w:rPr>
+    </w:lvl>
+  </w:abstractNum>
+  <w:abstractNum w:abstractNumId="39" w15:restartNumberingAfterBreak="0">
     <w:nsid w:val="76085C82"/>
     <w:multiLevelType w:val="hybridMultilevel"/>
     <w:tmpl w:val="502E825E"/>
@@ -8680,7 +12328,7 @@
       </w:rPr>
     </w:lvl>
   </w:abstractNum>
-  <w:abstractNum w:abstractNumId="26" w15:restartNumberingAfterBreak="0">
+  <w:abstractNum w:abstractNumId="40" w15:restartNumberingAfterBreak="0">
     <w:nsid w:val="79D366CF"/>
     <w:multiLevelType w:val="hybridMultilevel"/>
     <w:tmpl w:val="AE36CB06"/>
@@ -8793,7 +12441,156 @@
       </w:rPr>
     </w:lvl>
   </w:abstractNum>
-  <w:abstractNum w:abstractNumId="27" w15:restartNumberingAfterBreak="0">
+  <w:abstractNum w:abstractNumId="41" w15:restartNumberingAfterBreak="0">
+    <w:nsid w:val="7D811D31"/>
+    <w:multiLevelType w:val="multilevel"/>
+    <w:tmpl w:val="222C3A2A"/>
+    <w:lvl w:ilvl="0">
+      <w:start w:val="1"/>
+      <w:numFmt w:val="bullet"/>
+      <w:lvlText w:val=""/>
+      <w:lvlJc w:val="left"/>
+      <w:pPr>
+        <w:tabs>
+          <w:tab w:val="num" w:pos="720"/>
+        </w:tabs>
+        <w:ind w:left="720" w:hanging="360"/>
+      </w:pPr>
+      <w:rPr>
+        <w:rFonts w:ascii="Symbol" w:hAnsi="Symbol" w:hint="default"/>
+        <w:sz w:val="20"/>
+      </w:rPr>
+    </w:lvl>
+    <w:lvl w:ilvl="1" w:tentative="1">
+      <w:start w:val="1"/>
+      <w:numFmt w:val="bullet"/>
+      <w:lvlText w:val="o"/>
+      <w:lvlJc w:val="left"/>
+      <w:pPr>
+        <w:tabs>
+          <w:tab w:val="num" w:pos="1440"/>
+        </w:tabs>
+        <w:ind w:left="1440" w:hanging="360"/>
+      </w:pPr>
+      <w:rPr>
+        <w:rFonts w:ascii="Courier New" w:hAnsi="Courier New" w:hint="default"/>
+        <w:sz w:val="20"/>
+      </w:rPr>
+    </w:lvl>
+    <w:lvl w:ilvl="2" w:tentative="1">
+      <w:start w:val="1"/>
+      <w:numFmt w:val="bullet"/>
+      <w:lvlText w:val=""/>
+      <w:lvlJc w:val="left"/>
+      <w:pPr>
+        <w:tabs>
+          <w:tab w:val="num" w:pos="2160"/>
+        </w:tabs>
+        <w:ind w:left="2160" w:hanging="360"/>
+      </w:pPr>
+      <w:rPr>
+        <w:rFonts w:ascii="Wingdings" w:hAnsi="Wingdings" w:hint="default"/>
+        <w:sz w:val="20"/>
+      </w:rPr>
+    </w:lvl>
+    <w:lvl w:ilvl="3" w:tentative="1">
+      <w:start w:val="1"/>
+      <w:numFmt w:val="bullet"/>
+      <w:lvlText w:val=""/>
+      <w:lvlJc w:val="left"/>
+      <w:pPr>
+        <w:tabs>
+          <w:tab w:val="num" w:pos="2880"/>
+        </w:tabs>
+        <w:ind w:left="2880" w:hanging="360"/>
+      </w:pPr>
+      <w:rPr>
+        <w:rFonts w:ascii="Wingdings" w:hAnsi="Wingdings" w:hint="default"/>
+        <w:sz w:val="20"/>
+      </w:rPr>
+    </w:lvl>
+    <w:lvl w:ilvl="4" w:tentative="1">
+      <w:start w:val="1"/>
+      <w:numFmt w:val="bullet"/>
+      <w:lvlText w:val=""/>
+      <w:lvlJc w:val="left"/>
+      <w:pPr>
+        <w:tabs>
+          <w:tab w:val="num" w:pos="3600"/>
+        </w:tabs>
+        <w:ind w:left="3600" w:hanging="360"/>
+      </w:pPr>
+      <w:rPr>
+        <w:rFonts w:ascii="Wingdings" w:hAnsi="Wingdings" w:hint="default"/>
+        <w:sz w:val="20"/>
+      </w:rPr>
+    </w:lvl>
+    <w:lvl w:ilvl="5" w:tentative="1">
+      <w:start w:val="1"/>
+      <w:numFmt w:val="bullet"/>
+      <w:lvlText w:val=""/>
+      <w:lvlJc w:val="left"/>
+      <w:pPr>
+        <w:tabs>
+          <w:tab w:val="num" w:pos="4320"/>
+        </w:tabs>
+        <w:ind w:left="4320" w:hanging="360"/>
+      </w:pPr>
+      <w:rPr>
+        <w:rFonts w:ascii="Wingdings" w:hAnsi="Wingdings" w:hint="default"/>
+        <w:sz w:val="20"/>
+      </w:rPr>
+    </w:lvl>
+    <w:lvl w:ilvl="6" w:tentative="1">
+      <w:start w:val="1"/>
+      <w:numFmt w:val="bullet"/>
+      <w:lvlText w:val=""/>
+      <w:lvlJc w:val="left"/>
+      <w:pPr>
+        <w:tabs>
+          <w:tab w:val="num" w:pos="5040"/>
+        </w:tabs>
+        <w:ind w:left="5040" w:hanging="360"/>
+      </w:pPr>
+      <w:rPr>
+        <w:rFonts w:ascii="Wingdings" w:hAnsi="Wingdings" w:hint="default"/>
+        <w:sz w:val="20"/>
+      </w:rPr>
+    </w:lvl>
+    <w:lvl w:ilvl="7" w:tentative="1">
+      <w:start w:val="1"/>
+      <w:numFmt w:val="bullet"/>
+      <w:lvlText w:val=""/>
+      <w:lvlJc w:val="left"/>
+      <w:pPr>
+        <w:tabs>
+          <w:tab w:val="num" w:pos="5760"/>
+        </w:tabs>
+        <w:ind w:left="5760" w:hanging="360"/>
+      </w:pPr>
+      <w:rPr>
+        <w:rFonts w:ascii="Wingdings" w:hAnsi="Wingdings" w:hint="default"/>
+        <w:sz w:val="20"/>
+      </w:rPr>
+    </w:lvl>
+    <w:lvl w:ilvl="8" w:tentative="1">
+      <w:start w:val="1"/>
+      <w:numFmt w:val="bullet"/>
+      <w:lvlText w:val=""/>
+      <w:lvlJc w:val="left"/>
+      <w:pPr>
+        <w:tabs>
+          <w:tab w:val="num" w:pos="6480"/>
+        </w:tabs>
+        <w:ind w:left="6480" w:hanging="360"/>
+      </w:pPr>
+      <w:rPr>
+        <w:rFonts w:ascii="Wingdings" w:hAnsi="Wingdings" w:hint="default"/>
+        <w:sz w:val="20"/>
+      </w:rPr>
+    </w:lvl>
+  </w:abstractNum>
+  <w:abstractNum w:abstractNumId="42" w15:restartNumberingAfterBreak="0">
     <w:nsid w:val="7D991DC1"/>
     <w:multiLevelType w:val="hybridMultilevel"/>
     <w:tmpl w:val="7EB42EDA"/>
@@ -8906,89 +12703,438 @@
       </w:rPr>
     </w:lvl>
   </w:abstractNum>
+  <w:abstractNum w:abstractNumId="43" w15:restartNumberingAfterBreak="0">
+    <w:nsid w:val="7DF8731D"/>
+    <w:multiLevelType w:val="multilevel"/>
+    <w:tmpl w:val="BDF273C6"/>
+    <w:lvl w:ilvl="0">
+      <w:start w:val="1"/>
+      <w:numFmt w:val="bullet"/>
+      <w:lvlText w:val=""/>
+      <w:lvlJc w:val="left"/>
+      <w:pPr>
+        <w:tabs>
+          <w:tab w:val="num" w:pos="720"/>
+        </w:tabs>
+        <w:ind w:left="720" w:hanging="360"/>
+      </w:pPr>
+      <w:rPr>
+        <w:rFonts w:ascii="Symbol" w:hAnsi="Symbol" w:hint="default"/>
+        <w:sz w:val="20"/>
+      </w:rPr>
+    </w:lvl>
+    <w:lvl w:ilvl="1" w:tentative="1">
+      <w:start w:val="1"/>
+      <w:numFmt w:val="bullet"/>
+      <w:lvlText w:val="o"/>
+      <w:lvlJc w:val="left"/>
+      <w:pPr>
+        <w:tabs>
+          <w:tab w:val="num" w:pos="1440"/>
+        </w:tabs>
+        <w:ind w:left="1440" w:hanging="360"/>
+      </w:pPr>
+      <w:rPr>
+        <w:rFonts w:ascii="Courier New" w:hAnsi="Courier New" w:hint="default"/>
+        <w:sz w:val="20"/>
+      </w:rPr>
+    </w:lvl>
+    <w:lvl w:ilvl="2" w:tentative="1">
+      <w:start w:val="1"/>
+      <w:numFmt w:val="bullet"/>
+      <w:lvlText w:val=""/>
+      <w:lvlJc w:val="left"/>
+      <w:pPr>
+        <w:tabs>
+          <w:tab w:val="num" w:pos="2160"/>
+        </w:tabs>
+        <w:ind w:left="2160" w:hanging="360"/>
+      </w:pPr>
+      <w:rPr>
+        <w:rFonts w:ascii="Wingdings" w:hAnsi="Wingdings" w:hint="default"/>
+        <w:sz w:val="20"/>
+      </w:rPr>
+    </w:lvl>
+    <w:lvl w:ilvl="3" w:tentative="1">
+      <w:start w:val="1"/>
+      <w:numFmt w:val="bullet"/>
+      <w:lvlText w:val=""/>
+      <w:lvlJc w:val="left"/>
+      <w:pPr>
+        <w:tabs>
+          <w:tab w:val="num" w:pos="2880"/>
+        </w:tabs>
+        <w:ind w:left="2880" w:hanging="360"/>
+      </w:pPr>
+      <w:rPr>
+        <w:rFonts w:ascii="Wingdings" w:hAnsi="Wingdings" w:hint="default"/>
+        <w:sz w:val="20"/>
+      </w:rPr>
+    </w:lvl>
+    <w:lvl w:ilvl="4" w:tentative="1">
+      <w:start w:val="1"/>
+      <w:numFmt w:val="bullet"/>
+      <w:lvlText w:val=""/>
+      <w:lvlJc w:val="left"/>
+      <w:pPr>
+        <w:tabs>
+          <w:tab w:val="num" w:pos="3600"/>
+        </w:tabs>
+        <w:ind w:left="3600" w:hanging="360"/>
+      </w:pPr>
+      <w:rPr>
+        <w:rFonts w:ascii="Wingdings" w:hAnsi="Wingdings" w:hint="default"/>
+        <w:sz w:val="20"/>
+      </w:rPr>
+    </w:lvl>
+    <w:lvl w:ilvl="5" w:tentative="1">
+      <w:start w:val="1"/>
+      <w:numFmt w:val="bullet"/>
+      <w:lvlText w:val=""/>
+      <w:lvlJc w:val="left"/>
+      <w:pPr>
+        <w:tabs>
+          <w:tab w:val="num" w:pos="4320"/>
+        </w:tabs>
+        <w:ind w:left="4320" w:hanging="360"/>
+      </w:pPr>
+      <w:rPr>
+        <w:rFonts w:ascii="Wingdings" w:hAnsi="Wingdings" w:hint="default"/>
+        <w:sz w:val="20"/>
+      </w:rPr>
+    </w:lvl>
+    <w:lvl w:ilvl="6" w:tentative="1">
+      <w:start w:val="1"/>
+      <w:numFmt w:val="bullet"/>
+      <w:lvlText w:val=""/>
+      <w:lvlJc w:val="left"/>
+      <w:pPr>
+        <w:tabs>
+          <w:tab w:val="num" w:pos="5040"/>
+        </w:tabs>
+        <w:ind w:left="5040" w:hanging="360"/>
+      </w:pPr>
+      <w:rPr>
+        <w:rFonts w:ascii="Wingdings" w:hAnsi="Wingdings" w:hint="default"/>
+        <w:sz w:val="20"/>
+      </w:rPr>
+    </w:lvl>
+    <w:lvl w:ilvl="7" w:tentative="1">
+      <w:start w:val="1"/>
+      <w:numFmt w:val="bullet"/>
+      <w:lvlText w:val=""/>
+      <w:lvlJc w:val="left"/>
+      <w:pPr>
+        <w:tabs>
+          <w:tab w:val="num" w:pos="5760"/>
+        </w:tabs>
+        <w:ind w:left="5760" w:hanging="360"/>
+      </w:pPr>
+      <w:rPr>
+        <w:rFonts w:ascii="Wingdings" w:hAnsi="Wingdings" w:hint="default"/>
+        <w:sz w:val="20"/>
+      </w:rPr>
+    </w:lvl>
+    <w:lvl w:ilvl="8" w:tentative="1">
+      <w:start w:val="1"/>
+      <w:numFmt w:val="bullet"/>
+      <w:lvlText w:val=""/>
+      <w:lvlJc w:val="left"/>
+      <w:pPr>
+        <w:tabs>
+          <w:tab w:val="num" w:pos="6480"/>
+        </w:tabs>
+        <w:ind w:left="6480" w:hanging="360"/>
+      </w:pPr>
+      <w:rPr>
+        <w:rFonts w:ascii="Wingdings" w:hAnsi="Wingdings" w:hint="default"/>
+        <w:sz w:val="20"/>
+      </w:rPr>
+    </w:lvl>
+  </w:abstractNum>
+  <w:abstractNum w:abstractNumId="44" w15:restartNumberingAfterBreak="0">
+    <w:nsid w:val="7EE869C5"/>
+    <w:multiLevelType w:val="multilevel"/>
+    <w:tmpl w:val="E62A82C4"/>
+    <w:lvl w:ilvl="0">
+      <w:start w:val="1"/>
+      <w:numFmt w:val="bullet"/>
+      <w:lvlText w:val=""/>
+      <w:lvlJc w:val="left"/>
+      <w:pPr>
+        <w:tabs>
+          <w:tab w:val="num" w:pos="720"/>
+        </w:tabs>
+        <w:ind w:left="720" w:hanging="360"/>
+      </w:pPr>
+      <w:rPr>
+        <w:rFonts w:ascii="Symbol" w:hAnsi="Symbol" w:hint="default"/>
+        <w:sz w:val="20"/>
+      </w:rPr>
+    </w:lvl>
+    <w:lvl w:ilvl="1" w:tentative="1">
+      <w:start w:val="1"/>
+      <w:numFmt w:val="bullet"/>
+      <w:lvlText w:val="o"/>
+      <w:lvlJc w:val="left"/>
+      <w:pPr>
+        <w:tabs>
+          <w:tab w:val="num" w:pos="1440"/>
+        </w:tabs>
+        <w:ind w:left="1440" w:hanging="360"/>
+      </w:pPr>
+      <w:rPr>
+        <w:rFonts w:ascii="Courier New" w:hAnsi="Courier New" w:hint="default"/>
+        <w:sz w:val="20"/>
+      </w:rPr>
+    </w:lvl>
+    <w:lvl w:ilvl="2" w:tentative="1">
+      <w:start w:val="1"/>
+      <w:numFmt w:val="bullet"/>
+      <w:lvlText w:val=""/>
+      <w:lvlJc w:val="left"/>
+      <w:pPr>
+        <w:tabs>
+          <w:tab w:val="num" w:pos="2160"/>
+        </w:tabs>
+        <w:ind w:left="2160" w:hanging="360"/>
+      </w:pPr>
+      <w:rPr>
+        <w:rFonts w:ascii="Wingdings" w:hAnsi="Wingdings" w:hint="default"/>
+        <w:sz w:val="20"/>
+      </w:rPr>
+    </w:lvl>
+    <w:lvl w:ilvl="3" w:tentative="1">
+      <w:start w:val="1"/>
+      <w:numFmt w:val="bullet"/>
+      <w:lvlText w:val=""/>
+      <w:lvlJc w:val="left"/>
+      <w:pPr>
+        <w:tabs>
+          <w:tab w:val="num" w:pos="2880"/>
+        </w:tabs>
+        <w:ind w:left="2880" w:hanging="360"/>
+      </w:pPr>
+      <w:rPr>
+        <w:rFonts w:ascii="Wingdings" w:hAnsi="Wingdings" w:hint="default"/>
+        <w:sz w:val="20"/>
+      </w:rPr>
+    </w:lvl>
+    <w:lvl w:ilvl="4" w:tentative="1">
+      <w:start w:val="1"/>
+      <w:numFmt w:val="bullet"/>
+      <w:lvlText w:val=""/>
+      <w:lvlJc w:val="left"/>
+      <w:pPr>
+        <w:tabs>
+          <w:tab w:val="num" w:pos="3600"/>
+        </w:tabs>
+        <w:ind w:left="3600" w:hanging="360"/>
+      </w:pPr>
+      <w:rPr>
+        <w:rFonts w:ascii="Wingdings" w:hAnsi="Wingdings" w:hint="default"/>
+        <w:sz w:val="20"/>
+      </w:rPr>
+    </w:lvl>
+    <w:lvl w:ilvl="5" w:tentative="1">
+      <w:start w:val="1"/>
+      <w:numFmt w:val="bullet"/>
+      <w:lvlText w:val=""/>
+      <w:lvlJc w:val="left"/>
+      <w:pPr>
+        <w:tabs>
+          <w:tab w:val="num" w:pos="4320"/>
+        </w:tabs>
+        <w:ind w:left="4320" w:hanging="360"/>
+      </w:pPr>
+      <w:rPr>
+        <w:rFonts w:ascii="Wingdings" w:hAnsi="Wingdings" w:hint="default"/>
+        <w:sz w:val="20"/>
+      </w:rPr>
+    </w:lvl>
+    <w:lvl w:ilvl="6" w:tentative="1">
+      <w:start w:val="1"/>
+      <w:numFmt w:val="bullet"/>
+      <w:lvlText w:val=""/>
+      <w:lvlJc w:val="left"/>
+      <w:pPr>
+        <w:tabs>
+          <w:tab w:val="num" w:pos="5040"/>
+        </w:tabs>
+        <w:ind w:left="5040" w:hanging="360"/>
+      </w:pPr>
+      <w:rPr>
+        <w:rFonts w:ascii="Wingdings" w:hAnsi="Wingdings" w:hint="default"/>
+        <w:sz w:val="20"/>
+      </w:rPr>
+    </w:lvl>
+    <w:lvl w:ilvl="7" w:tentative="1">
+      <w:start w:val="1"/>
+      <w:numFmt w:val="bullet"/>
+      <w:lvlText w:val=""/>
+      <w:lvlJc w:val="left"/>
+      <w:pPr>
+        <w:tabs>
+          <w:tab w:val="num" w:pos="5760"/>
+        </w:tabs>
+        <w:ind w:left="5760" w:hanging="360"/>
+      </w:pPr>
+      <w:rPr>
+        <w:rFonts w:ascii="Wingdings" w:hAnsi="Wingdings" w:hint="default"/>
+        <w:sz w:val="20"/>
+      </w:rPr>
+    </w:lvl>
+    <w:lvl w:ilvl="8" w:tentative="1">
+      <w:start w:val="1"/>
+      <w:numFmt w:val="bullet"/>
+      <w:lvlText w:val=""/>
+      <w:lvlJc w:val="left"/>
+      <w:pPr>
+        <w:tabs>
+          <w:tab w:val="num" w:pos="6480"/>
+        </w:tabs>
+        <w:ind w:left="6480" w:hanging="360"/>
+      </w:pPr>
+      <w:rPr>
+        <w:rFonts w:ascii="Wingdings" w:hAnsi="Wingdings" w:hint="default"/>
+        <w:sz w:val="20"/>
+      </w:rPr>
+    </w:lvl>
+  </w:abstractNum>
   <w:num w:numId="1" w16cid:durableId="492452919">
-    <w:abstractNumId w:val="16"/>
+    <w:abstractNumId w:val="24"/>
   </w:num>
   <w:num w:numId="2" w16cid:durableId="599140389">
-    <w:abstractNumId w:val="21"/>
+    <w:abstractNumId w:val="30"/>
   </w:num>
   <w:num w:numId="3" w16cid:durableId="872421583">
-    <w:abstractNumId w:val="24"/>
+    <w:abstractNumId w:val="37"/>
   </w:num>
   <w:num w:numId="4" w16cid:durableId="507982882">
-    <w:abstractNumId w:val="14"/>
+    <w:abstractNumId w:val="21"/>
   </w:num>
   <w:num w:numId="5" w16cid:durableId="265700422">
     <w:abstractNumId w:val="0"/>
   </w:num>
   <w:num w:numId="6" w16cid:durableId="208759646">
-    <w:abstractNumId w:val="17"/>
+    <w:abstractNumId w:val="25"/>
   </w:num>
   <w:num w:numId="7" w16cid:durableId="2087266803">
-    <w:abstractNumId w:val="26"/>
+    <w:abstractNumId w:val="40"/>
   </w:num>
   <w:num w:numId="8" w16cid:durableId="1835024179">
-    <w:abstractNumId w:val="12"/>
+    <w:abstractNumId w:val="18"/>
   </w:num>
   <w:num w:numId="9" w16cid:durableId="1656883990">
-    <w:abstractNumId w:val="23"/>
+    <w:abstractNumId w:val="36"/>
   </w:num>
   <w:num w:numId="10" w16cid:durableId="1300575267">
-    <w:abstractNumId w:val="22"/>
+    <w:abstractNumId w:val="35"/>
   </w:num>
   <w:num w:numId="11" w16cid:durableId="1302930180">
-    <w:abstractNumId w:val="4"/>
+    <w:abstractNumId w:val="7"/>
   </w:num>
   <w:num w:numId="12" w16cid:durableId="443305419">
-    <w:abstractNumId w:val="7"/>
+    <w:abstractNumId w:val="11"/>
   </w:num>
   <w:num w:numId="13" w16cid:durableId="406726438">
-    <w:abstractNumId w:val="8"/>
+    <w:abstractNumId w:val="12"/>
   </w:num>
   <w:num w:numId="14" w16cid:durableId="1289513784">
     <w:abstractNumId w:val="2"/>
   </w:num>
   <w:num w:numId="15" w16cid:durableId="899172966">
-    <w:abstractNumId w:val="6"/>
+    <w:abstractNumId w:val="9"/>
   </w:num>
   <w:num w:numId="16" w16cid:durableId="898634595">
     <w:abstractNumId w:val="1"/>
   </w:num>
   <w:num w:numId="17" w16cid:durableId="454712988">
-    <w:abstractNumId w:val="18"/>
+    <w:abstractNumId w:val="26"/>
   </w:num>
   <w:num w:numId="18" w16cid:durableId="356004913">
+    <w:abstractNumId w:val="42"/>
+  </w:num>
+  <w:num w:numId="19" w16cid:durableId="1380280507">
+    <w:abstractNumId w:val="14"/>
+  </w:num>
+  <w:num w:numId="20" w16cid:durableId="744454640">
+    <w:abstractNumId w:val="22"/>
+  </w:num>
+  <w:num w:numId="21" w16cid:durableId="919408718">
     <w:abstractNumId w:val="27"/>
   </w:num>
-  <w:num w:numId="19" w16cid:durableId="1380280507">
+  <w:num w:numId="22" w16cid:durableId="1002271241">
+    <w:abstractNumId w:val="8"/>
+  </w:num>
+  <w:num w:numId="23" w16cid:durableId="1894149863">
+    <w:abstractNumId w:val="28"/>
+  </w:num>
+  <w:num w:numId="24" w16cid:durableId="1897079807">
+    <w:abstractNumId w:val="16"/>
+  </w:num>
+  <w:num w:numId="25" w16cid:durableId="1907304386">
+    <w:abstractNumId w:val="39"/>
+  </w:num>
+  <w:num w:numId="26" w16cid:durableId="1528833456">
+    <w:abstractNumId w:val="5"/>
+  </w:num>
+  <w:num w:numId="27" w16cid:durableId="2022119379">
+    <w:abstractNumId w:val="13"/>
+  </w:num>
+  <w:num w:numId="28" w16cid:durableId="96684805">
+    <w:abstractNumId w:val="20"/>
+  </w:num>
+  <w:num w:numId="29" w16cid:durableId="14500111">
+    <w:abstractNumId w:val="44"/>
+  </w:num>
+  <w:num w:numId="30" w16cid:durableId="1043094598">
+    <w:abstractNumId w:val="6"/>
+  </w:num>
+  <w:num w:numId="31" w16cid:durableId="1164318929">
+    <w:abstractNumId w:val="15"/>
+  </w:num>
+  <w:num w:numId="32" w16cid:durableId="683168449">
+    <w:abstractNumId w:val="23"/>
+  </w:num>
+  <w:num w:numId="33" w16cid:durableId="757409463">
+    <w:abstractNumId w:val="34"/>
+  </w:num>
+  <w:num w:numId="34" w16cid:durableId="1435591531">
+    <w:abstractNumId w:val="38"/>
+  </w:num>
+  <w:num w:numId="35" w16cid:durableId="1744140118">
+    <w:abstractNumId w:val="31"/>
+  </w:num>
+  <w:num w:numId="36" w16cid:durableId="1687755244">
+    <w:abstractNumId w:val="33"/>
+  </w:num>
+  <w:num w:numId="37" w16cid:durableId="705375948">
     <w:abstractNumId w:val="10"/>
   </w:num>
-  <w:num w:numId="20" w16cid:durableId="744454640">
-    <w:abstractNumId w:val="15"/>
+  <w:num w:numId="38" w16cid:durableId="1522860843">
+    <w:abstractNumId w:val="41"/>
   </w:num>
-  <w:num w:numId="21" w16cid:durableId="919408718">
-    <w:abstractNumId w:val="19"/>
+  <w:num w:numId="39" w16cid:durableId="69620904">
+    <w:abstractNumId w:val="17"/>
   </w:num>
-  <w:num w:numId="22" w16cid:durableId="1002271241">
-    <w:abstractNumId w:val="5"/>
+  <w:num w:numId="40" w16cid:durableId="1997107297">
+    <w:abstractNumId w:val="43"/>
   </w:num>
-  <w:num w:numId="23" w16cid:durableId="1894149863">
-    <w:abstractNumId w:val="20"/>
+  <w:num w:numId="41" w16cid:durableId="1585455137">
+    <w:abstractNumId w:val="4"/>
   </w:num>
-  <w:num w:numId="24" w16cid:durableId="1897079807">
-    <w:abstractNumId w:val="11"/>
+  <w:num w:numId="42" w16cid:durableId="1637178233">
+    <w:abstractNumId w:val="29"/>
   </w:num>
-  <w:num w:numId="25" w16cid:durableId="1907304386">
-    <w:abstractNumId w:val="25"/>
-  </w:num>
-  <w:num w:numId="26" w16cid:durableId="1528833456">
+  <w:num w:numId="43" w16cid:durableId="1204245575">
     <w:abstractNumId w:val="3"/>
   </w:num>
-  <w:num w:numId="27" w16cid:durableId="2022119379">
-    <w:abstractNumId w:val="9"/>
+  <w:num w:numId="44" w16cid:durableId="510990820">
+    <w:abstractNumId w:val="32"/>
   </w:num>
-  <w:num w:numId="28" w16cid:durableId="96684805">
-    <w:abstractNumId w:val="13"/>
+  <w:num w:numId="45" w16cid:durableId="1571769500">
+    <w:abstractNumId w:val="19"/>
   </w:num>
   <w:numIdMacAtCleanup w:val="28"/>
 </w:numbering>
